--- a/3_Documentazione/documentazione progetto.docx
+++ b/3_Documentazione/documentazione progetto.docx
@@ -2806,7 +2806,12 @@
     </w:p>
     <w:p>
       <w:r>
-        <w:t xml:space="preserve">In questo capitolo raccogliere le informazioni relative al progetto, ad esempio: </w:t>
+        <w:t>In questo progetto l’allievo Matteo Molteni, della sezione Informatica: sviluppo applicazioni della Scuola d’Arti e Mestieri, sotto la supervisione del docente Geo Petrini, creerà un applicativo web per la raccolta digitale delle famose carte da gioco dei Pokémon.</w:t>
+      </w:r>
+    </w:p>
+    <w:p>
+      <w:r>
+        <w:t xml:space="preserve">Il progetto iniziato il 4 di settembre 2026 con termine </w:t>
       </w:r>
     </w:p>
     <w:p>
@@ -3752,6 +3757,7 @@
         <w:rPr>
           <w:lang w:val="it-CH"/>
         </w:rPr>
+        <w:lastRenderedPageBreak/>
         <w:t>Scopo</w:t>
       </w:r>
       <w:bookmarkEnd w:id="4"/>
@@ -4848,10 +4854,7 @@
               <w:t xml:space="preserve">Si necessita </w:t>
             </w:r>
             <w:r>
-              <w:t>di un</w:t>
-            </w:r>
-            <w:r>
-              <w:t>a pagina di benvenuto</w:t>
+              <w:t>di una pagina di benvenuto</w:t>
             </w:r>
           </w:p>
         </w:tc>
@@ -5645,10 +5648,7 @@
               <w:t xml:space="preserve">Si necessita </w:t>
             </w:r>
             <w:r>
-              <w:t xml:space="preserve">di </w:t>
-            </w:r>
-            <w:r>
-              <w:t>creare un file JSON per salvare i pokémon</w:t>
+              <w:t>di creare un file JSON per salvare i pokémon</w:t>
             </w:r>
           </w:p>
         </w:tc>
@@ -5754,16 +5754,7 @@
           </w:tcPr>
           <w:p>
             <w:r>
-              <w:t xml:space="preserve">Si necessita di </w:t>
-            </w:r>
-            <w:r>
-              <w:t xml:space="preserve">creare </w:t>
-            </w:r>
-            <w:r>
-              <w:t>una pagina</w:t>
-            </w:r>
-            <w:r>
-              <w:t xml:space="preserve"> per ogni pokémon aggiunto</w:t>
+              <w:t>Si necessita di creare una pagina per ogni pokémon aggiunto</w:t>
             </w:r>
           </w:p>
         </w:tc>
@@ -6095,10 +6086,7 @@
           </w:tcPr>
           <w:p>
             <w:r>
-              <w:t xml:space="preserve">Si </w:t>
-            </w:r>
-            <w:r>
-              <w:t xml:space="preserve">deve poter confrontare i dati del DB con </w:t>
+              <w:t xml:space="preserve">Si deve poter confrontare i dati del DB con </w:t>
             </w:r>
             <w:r>
               <w:t>i campi del log in</w:t>
@@ -6370,10 +6358,7 @@
               <w:t xml:space="preserve">Creazione </w:t>
             </w:r>
             <w:r>
-              <w:t xml:space="preserve">della </w:t>
-            </w:r>
-            <w:r>
-              <w:t>pagina di valutazione della carta</w:t>
+              <w:t>della pagina di valutazione della carta</w:t>
             </w:r>
           </w:p>
         </w:tc>
@@ -6407,28 +6392,7 @@
           </w:tcPr>
           <w:p>
             <w:r>
-              <w:t>Si necessita del Req-0</w:t>
-            </w:r>
-            <w:r>
-              <w:t>4</w:t>
-            </w:r>
-            <w:r>
-              <w:t xml:space="preserve"> e de</w:t>
-            </w:r>
-            <w:r>
-              <w:t>l</w:t>
-            </w:r>
-            <w:r>
-              <w:t xml:space="preserve"> sotto requisit</w:t>
-            </w:r>
-            <w:r>
-              <w:t>o</w:t>
-            </w:r>
-            <w:r>
-              <w:t xml:space="preserve"> Req-03 00</w:t>
-            </w:r>
-            <w:r>
-              <w:t>5</w:t>
+              <w:t>Si necessita del Req-04 e del sotto requisito Req-03 005</w:t>
             </w:r>
           </w:p>
         </w:tc>
@@ -6484,10 +6448,7 @@
               <w:t xml:space="preserve">Si </w:t>
             </w:r>
             <w:r>
-              <w:t xml:space="preserve">deve poter </w:t>
-            </w:r>
-            <w:r>
-              <w:t>selezionare la carta</w:t>
+              <w:t>deve poter selezionare la carta</w:t>
             </w:r>
           </w:p>
         </w:tc>
@@ -6519,10 +6480,7 @@
           </w:tcPr>
           <w:p>
             <w:r>
-              <w:t xml:space="preserve">Si deve poter </w:t>
-            </w:r>
-            <w:r>
-              <w:t>vedere il prezzo medio</w:t>
+              <w:t>Si deve poter vedere il prezzo medio</w:t>
             </w:r>
           </w:p>
         </w:tc>
@@ -6554,10 +6512,7 @@
           </w:tcPr>
           <w:p>
             <w:r>
-              <w:t xml:space="preserve">Si </w:t>
-            </w:r>
-            <w:r>
-              <w:t>deve vedere il costo in CHF, convertire € in CHF</w:t>
+              <w:t>Si deve vedere il costo in CHF, convertire € in CHF</w:t>
             </w:r>
           </w:p>
         </w:tc>
@@ -6589,10 +6544,7 @@
           </w:tcPr>
           <w:p>
             <w:r>
-              <w:t xml:space="preserve">Si </w:t>
-            </w:r>
-            <w:r>
-              <w:t>deve poter visualizzare il costo totale delle carte selez</w:t>
+              <w:t>Si deve poter visualizzare il costo totale delle carte selez</w:t>
             </w:r>
             <w:r>
               <w:t>i</w:t>
@@ -9539,7 +9491,7 @@
                 <v:stroke joinstyle="miter"/>
                 <v:path gradientshapeok="t" o:connecttype="rect"/>
               </v:shapetype>
-              <v:shape id="Casella di testo 19" o:spid="_x0000_s1026" type="#_x0000_t202" style="position:absolute;margin-left:145.25pt;margin-top:158.65pt;width:405.95pt;height:40.95pt;rotation:-30;z-index:251659264;visibility:visible;mso-wrap-style:square;mso-height-percent:0;mso-wrap-distance-left:9pt;mso-wrap-distance-top:0;mso-wrap-distance-right:9pt;mso-wrap-distance-bottom:0;mso-position-horizontal:absolute;mso-position-horizontal-relative:text;mso-position-vertical:absolute;mso-position-vertical-relative:text;mso-height-percent:0;mso-height-relative:margin;v-text-anchor:top" o:gfxdata="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" fillcolor="white [3201]" strokeweight=".5pt">
+              <v:shape id="Casella di testo 19" o:spid="_x0000_s1026" type="#_x0000_t202" style="position:absolute;margin-left:145.25pt;margin-top:158.65pt;width:405.95pt;height:40.95pt;rotation:-30;z-index:251659264;visibility:visible;mso-wrap-style:square;mso-height-percent:0;mso-wrap-distance-left:9pt;mso-wrap-distance-top:0;mso-wrap-distance-right:9pt;mso-wrap-distance-bottom:0;mso-position-horizontal:absolute;mso-position-horizontal-relative:text;mso-position-vertical:absolute;mso-position-vertical-relative:text;mso-height-percent:0;mso-height-relative:margin;v-text-anchor:top" o:gfxdata="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" fillcolor="white [3201]" strokeweight=".5pt">
                 <v:fill opacity="27499f"/>
                 <v:textbox>
                   <w:txbxContent>
@@ -11327,7 +11279,7 @@
         <w:noProof/>
         <w:sz w:val="20"/>
       </w:rPr>
-      <w:t>18.01.2023</w:t>
+      <w:t>11.09.2026</w:t>
     </w:r>
     <w:r>
       <w:rPr>
@@ -11555,7 +11507,7 @@
         <w:noProof/>
         <w:sz w:val="20"/>
       </w:rPr>
-      <w:t>18.01.2023</w:t>
+      <w:t>11.09.2026</w:t>
     </w:r>
     <w:r>
       <w:rPr>

--- a/3_Documentazione/documentazione progetto.docx
+++ b/3_Documentazione/documentazione progetto.docx
@@ -6563,6 +6563,338 @@
         </w:rPr>
       </w:pPr>
     </w:p>
+    <w:tbl>
+      <w:tblPr>
+        <w:tblW w:w="9644" w:type="dxa"/>
+        <w:tblInd w:w="-8" w:type="dxa"/>
+        <w:tblBorders>
+          <w:top w:val="single" w:sz="2" w:space="0" w:color="auto"/>
+          <w:left w:val="single" w:sz="2" w:space="0" w:color="auto"/>
+          <w:bottom w:val="single" w:sz="2" w:space="0" w:color="auto"/>
+          <w:right w:val="single" w:sz="2" w:space="0" w:color="auto"/>
+          <w:insideH w:val="single" w:sz="2" w:space="0" w:color="auto"/>
+          <w:insideV w:val="single" w:sz="2" w:space="0" w:color="auto"/>
+        </w:tblBorders>
+        <w:tblLayout w:type="fixed"/>
+        <w:tblCellMar>
+          <w:top w:w="57" w:type="dxa"/>
+          <w:bottom w:w="57" w:type="dxa"/>
+        </w:tblCellMar>
+        <w:tblLook w:val="00A0" w:firstRow="1" w:lastRow="0" w:firstColumn="1" w:lastColumn="0" w:noHBand="0" w:noVBand="0"/>
+      </w:tblPr>
+      <w:tblGrid>
+        <w:gridCol w:w="1519"/>
+        <w:gridCol w:w="3497"/>
+        <w:gridCol w:w="1417"/>
+        <w:gridCol w:w="567"/>
+        <w:gridCol w:w="1299"/>
+        <w:gridCol w:w="1345"/>
+      </w:tblGrid>
+      <w:tr>
+        <w:tc>
+          <w:tcPr>
+            <w:tcW w:w="1519" w:type="dxa"/>
+            <w:shd w:val="clear" w:color="auto" w:fill="D9D9D9" w:themeFill="background1" w:themeFillShade="D9"/>
+          </w:tcPr>
+          <w:p>
+            <w:pPr>
+              <w:rPr>
+                <w:b/>
+                <w:bCs/>
+              </w:rPr>
+            </w:pPr>
+            <w:r>
+              <w:rPr>
+                <w:b/>
+                <w:bCs/>
+              </w:rPr>
+              <w:t>Requisito</w:t>
+            </w:r>
+          </w:p>
+        </w:tc>
+        <w:tc>
+          <w:tcPr>
+            <w:tcW w:w="3497" w:type="dxa"/>
+          </w:tcPr>
+          <w:p>
+            <w:r>
+              <w:t>R</w:t>
+            </w:r>
+            <w:r>
+              <w:t>eq</w:t>
+            </w:r>
+            <w:r>
+              <w:t>-0</w:t>
+            </w:r>
+            <w:r>
+              <w:t>8</w:t>
+            </w:r>
+          </w:p>
+        </w:tc>
+        <w:tc>
+          <w:tcPr>
+            <w:tcW w:w="1417" w:type="dxa"/>
+            <w:shd w:val="clear" w:color="auto" w:fill="D9D9D9" w:themeFill="background1" w:themeFillShade="D9"/>
+          </w:tcPr>
+          <w:p>
+            <w:r>
+              <w:rPr>
+                <w:b/>
+                <w:bCs/>
+              </w:rPr>
+              <w:t>Priorità</w:t>
+            </w:r>
+          </w:p>
+        </w:tc>
+        <w:tc>
+          <w:tcPr>
+            <w:tcW w:w="567" w:type="dxa"/>
+          </w:tcPr>
+          <w:p>
+            <w:pPr>
+              <w:jc w:val="right"/>
+            </w:pPr>
+            <w:r>
+              <w:t>2</w:t>
+            </w:r>
+          </w:p>
+        </w:tc>
+        <w:tc>
+          <w:tcPr>
+            <w:tcW w:w="1299" w:type="dxa"/>
+            <w:shd w:val="clear" w:color="auto" w:fill="D9D9D9" w:themeFill="background1" w:themeFillShade="D9"/>
+          </w:tcPr>
+          <w:p>
+            <w:r>
+              <w:rPr>
+                <w:b/>
+                <w:bCs/>
+              </w:rPr>
+              <w:t>Versione</w:t>
+            </w:r>
+          </w:p>
+        </w:tc>
+        <w:tc>
+          <w:tcPr>
+            <w:tcW w:w="1345" w:type="dxa"/>
+          </w:tcPr>
+          <w:p>
+            <w:pPr>
+              <w:jc w:val="right"/>
+            </w:pPr>
+            <w:r>
+              <w:t>1.0</w:t>
+            </w:r>
+          </w:p>
+        </w:tc>
+      </w:tr>
+      <w:tr>
+        <w:tc>
+          <w:tcPr>
+            <w:tcW w:w="1519" w:type="dxa"/>
+            <w:shd w:val="clear" w:color="auto" w:fill="D9D9D9" w:themeFill="background1" w:themeFillShade="D9"/>
+          </w:tcPr>
+          <w:p>
+            <w:pPr>
+              <w:rPr>
+                <w:b/>
+                <w:bCs/>
+              </w:rPr>
+            </w:pPr>
+            <w:r>
+              <w:rPr>
+                <w:b/>
+                <w:bCs/>
+              </w:rPr>
+              <w:t>Nome</w:t>
+            </w:r>
+          </w:p>
+        </w:tc>
+        <w:tc>
+          <w:tcPr>
+            <w:tcW w:w="8125" w:type="dxa"/>
+            <w:gridSpan w:val="5"/>
+          </w:tcPr>
+          <w:p>
+            <w:r>
+              <w:t xml:space="preserve">Creazione </w:t>
+            </w:r>
+            <w:r>
+              <w:t xml:space="preserve">della pagina </w:t>
+            </w:r>
+            <w:r>
+              <w:t>modifica del profilo</w:t>
+            </w:r>
+          </w:p>
+        </w:tc>
+      </w:tr>
+      <w:tr>
+        <w:tc>
+          <w:tcPr>
+            <w:tcW w:w="1519" w:type="dxa"/>
+            <w:shd w:val="clear" w:color="auto" w:fill="D9D9D9" w:themeFill="background1" w:themeFillShade="D9"/>
+          </w:tcPr>
+          <w:p>
+            <w:pPr>
+              <w:rPr>
+                <w:b/>
+                <w:bCs/>
+              </w:rPr>
+            </w:pPr>
+            <w:r>
+              <w:rPr>
+                <w:b/>
+                <w:bCs/>
+              </w:rPr>
+              <w:t>Note</w:t>
+            </w:r>
+          </w:p>
+        </w:tc>
+        <w:tc>
+          <w:tcPr>
+            <w:tcW w:w="8125" w:type="dxa"/>
+            <w:gridSpan w:val="5"/>
+          </w:tcPr>
+          <w:p>
+            <w:r>
+              <w:t>Si necessita del Req-0</w:t>
+            </w:r>
+            <w:r>
+              <w:t>6</w:t>
+            </w:r>
+          </w:p>
+        </w:tc>
+      </w:tr>
+      <w:tr>
+        <w:tc>
+          <w:tcPr>
+            <w:tcW w:w="9644" w:type="dxa"/>
+            <w:gridSpan w:val="6"/>
+          </w:tcPr>
+          <w:p>
+            <w:pPr>
+              <w:rPr>
+                <w:b/>
+              </w:rPr>
+            </w:pPr>
+            <w:r>
+              <w:rPr>
+                <w:b/>
+              </w:rPr>
+              <w:t>Sotto requisiti</w:t>
+            </w:r>
+          </w:p>
+        </w:tc>
+      </w:tr>
+      <w:tr>
+        <w:tc>
+          <w:tcPr>
+            <w:tcW w:w="1519" w:type="dxa"/>
+            <w:shd w:val="clear" w:color="auto" w:fill="D9D9D9" w:themeFill="background1" w:themeFillShade="D9"/>
+          </w:tcPr>
+          <w:p>
+            <w:pPr>
+              <w:rPr>
+                <w:b/>
+              </w:rPr>
+            </w:pPr>
+            <w:r>
+              <w:rPr>
+                <w:b/>
+              </w:rPr>
+              <w:t>001</w:t>
+            </w:r>
+          </w:p>
+        </w:tc>
+        <w:tc>
+          <w:tcPr>
+            <w:tcW w:w="8125" w:type="dxa"/>
+            <w:gridSpan w:val="5"/>
+          </w:tcPr>
+          <w:p>
+            <w:r>
+              <w:t xml:space="preserve">Si </w:t>
+            </w:r>
+            <w:r>
+              <w:t xml:space="preserve">deve poter </w:t>
+            </w:r>
+            <w:r>
+              <w:t>modificare l’immagine di profilo</w:t>
+            </w:r>
+          </w:p>
+        </w:tc>
+      </w:tr>
+      <w:tr>
+        <w:tc>
+          <w:tcPr>
+            <w:tcW w:w="1519" w:type="dxa"/>
+            <w:shd w:val="clear" w:color="auto" w:fill="D9D9D9" w:themeFill="background1" w:themeFillShade="D9"/>
+          </w:tcPr>
+          <w:p>
+            <w:pPr>
+              <w:rPr>
+                <w:b/>
+              </w:rPr>
+            </w:pPr>
+            <w:r>
+              <w:rPr>
+                <w:b/>
+              </w:rPr>
+              <w:t>002</w:t>
+            </w:r>
+          </w:p>
+        </w:tc>
+        <w:tc>
+          <w:tcPr>
+            <w:tcW w:w="8125" w:type="dxa"/>
+            <w:gridSpan w:val="5"/>
+          </w:tcPr>
+          <w:p>
+            <w:r>
+              <w:t xml:space="preserve">Si deve poter </w:t>
+            </w:r>
+            <w:r>
+              <w:t>modificare il nome e la password d’accesso</w:t>
+            </w:r>
+          </w:p>
+        </w:tc>
+      </w:tr>
+      <w:tr>
+        <w:tc>
+          <w:tcPr>
+            <w:tcW w:w="1519" w:type="dxa"/>
+            <w:shd w:val="clear" w:color="auto" w:fill="D9D9D9" w:themeFill="background1" w:themeFillShade="D9"/>
+          </w:tcPr>
+          <w:p>
+            <w:pPr>
+              <w:rPr>
+                <w:b/>
+              </w:rPr>
+            </w:pPr>
+            <w:r>
+              <w:rPr>
+                <w:b/>
+              </w:rPr>
+              <w:t>003</w:t>
+            </w:r>
+          </w:p>
+        </w:tc>
+        <w:tc>
+          <w:tcPr>
+            <w:tcW w:w="8125" w:type="dxa"/>
+            <w:gridSpan w:val="5"/>
+          </w:tcPr>
+          <w:p>
+            <w:r>
+              <w:t xml:space="preserve">Si deve </w:t>
+            </w:r>
+            <w:r>
+              <w:t>poter disconnettere l’account</w:t>
+            </w:r>
+          </w:p>
+        </w:tc>
+      </w:tr>
+    </w:tbl>
     <w:p>
       <w:pPr>
         <w:rPr>

--- a/3_Documentazione/documentazione progetto.docx
+++ b/3_Documentazione/documentazione progetto.docx
@@ -18,14 +18,12 @@
           <w:lang w:val="it-CH"/>
         </w:rPr>
       </w:pPr>
-      <w:proofErr w:type="spellStart"/>
       <w:r>
         <w:rPr>
           <w:lang w:val="it-CH"/>
         </w:rPr>
         <w:t>PokéCardDex</w:t>
       </w:r>
-      <w:proofErr w:type="spellEnd"/>
     </w:p>
     <w:p>
       <w:pPr>
@@ -61,2713 +59,3280 @@
       <w:pPr>
         <w:pStyle w:val="Titolo1"/>
       </w:pPr>
-      <w:bookmarkStart w:id="0" w:name="_Toc124935596"/>
+      <w:bookmarkStart w:id="0" w:name="_Toc240618725"/>
+      <w:bookmarkStart w:id="1" w:name="_Toc240618805"/>
       <w:r>
         <w:lastRenderedPageBreak/>
         <w:t>Indice</w:t>
       </w:r>
       <w:bookmarkEnd w:id="0"/>
-    </w:p>
-    <w:p>
-      <w:pPr>
-        <w:pStyle w:val="Sommario1"/>
-        <w:tabs>
-          <w:tab w:val="left" w:pos="400"/>
-          <w:tab w:val="right" w:leader="dot" w:pos="9628"/>
-        </w:tabs>
+      <w:bookmarkEnd w:id="1"/>
+    </w:p>
+    <w:sdt>
+      <w:sdtPr>
         <w:rPr>
-          <w:rFonts w:asciiTheme="minorHAnsi" w:eastAsiaTheme="minorEastAsia" w:hAnsiTheme="minorHAnsi" w:cstheme="minorBidi"/>
-          <w:noProof/>
-          <w:sz w:val="22"/>
-          <w:szCs w:val="22"/>
-          <w:lang w:eastAsia="it-CH"/>
+          <w:lang w:val="it-IT"/>
         </w:rPr>
-      </w:pPr>
-      <w:r>
-        <w:fldChar w:fldCharType="begin"/>
-      </w:r>
-      <w:r>
-        <w:instrText xml:space="preserve"> TOC \o "1-3" </w:instrText>
-      </w:r>
-      <w:r>
-        <w:fldChar w:fldCharType="separate"/>
-      </w:r>
-      <w:r>
+        <w:id w:val="897240204"/>
+        <w:docPartObj>
+          <w:docPartGallery w:val="Table of Contents"/>
+          <w:docPartUnique/>
+        </w:docPartObj>
+      </w:sdtPr>
+      <w:sdtEndPr>
         <w:rPr>
-          <w:noProof/>
+          <w:rFonts w:ascii="Garamond" w:eastAsia="Times New Roman" w:hAnsi="Garamond" w:cs="Times New Roman"/>
+          <w:b/>
+          <w:bCs/>
+          <w:color w:val="auto"/>
+          <w:sz w:val="26"/>
+          <w:szCs w:val="20"/>
+          <w:lang w:eastAsia="it-IT"/>
         </w:rPr>
-        <w:t>1</w:t>
-      </w:r>
-      <w:r>
-        <w:rPr>
-          <w:rFonts w:asciiTheme="minorHAnsi" w:eastAsiaTheme="minorEastAsia" w:hAnsiTheme="minorHAnsi" w:cstheme="minorBidi"/>
-          <w:noProof/>
-          <w:sz w:val="22"/>
-          <w:szCs w:val="22"/>
-          <w:lang w:eastAsia="it-CH"/>
-        </w:rPr>
-        <w:tab/>
-      </w:r>
-      <w:r>
-        <w:rPr>
-          <w:noProof/>
-        </w:rPr>
-        <w:t>Indice</w:t>
-      </w:r>
-      <w:r>
-        <w:rPr>
-          <w:noProof/>
-        </w:rPr>
-        <w:tab/>
-      </w:r>
-      <w:r>
-        <w:rPr>
-          <w:noProof/>
-        </w:rPr>
-        <w:fldChar w:fldCharType="begin"/>
-      </w:r>
-      <w:r>
-        <w:rPr>
-          <w:noProof/>
-        </w:rPr>
-        <w:instrText xml:space="preserve"> PAGEREF _Toc124935596 \h </w:instrText>
-      </w:r>
-      <w:r>
-        <w:rPr>
-          <w:noProof/>
-        </w:rPr>
-      </w:r>
-      <w:r>
-        <w:rPr>
-          <w:noProof/>
-        </w:rPr>
-        <w:fldChar w:fldCharType="separate"/>
-      </w:r>
-      <w:r>
-        <w:rPr>
-          <w:noProof/>
-        </w:rPr>
-        <w:t>2</w:t>
-      </w:r>
-      <w:r>
-        <w:rPr>
-          <w:noProof/>
-        </w:rPr>
-        <w:fldChar w:fldCharType="end"/>
-      </w:r>
-    </w:p>
-    <w:p>
-      <w:pPr>
-        <w:pStyle w:val="Sommario1"/>
-        <w:tabs>
-          <w:tab w:val="left" w:pos="400"/>
-          <w:tab w:val="right" w:leader="dot" w:pos="9628"/>
-        </w:tabs>
-        <w:rPr>
-          <w:rFonts w:asciiTheme="minorHAnsi" w:eastAsiaTheme="minorEastAsia" w:hAnsiTheme="minorHAnsi" w:cstheme="minorBidi"/>
-          <w:noProof/>
-          <w:sz w:val="22"/>
-          <w:szCs w:val="22"/>
-          <w:lang w:eastAsia="it-CH"/>
-        </w:rPr>
-      </w:pPr>
-      <w:r>
-        <w:rPr>
-          <w:noProof/>
-        </w:rPr>
-        <w:t>2</w:t>
-      </w:r>
-      <w:r>
-        <w:rPr>
-          <w:rFonts w:asciiTheme="minorHAnsi" w:eastAsiaTheme="minorEastAsia" w:hAnsiTheme="minorHAnsi" w:cstheme="minorBidi"/>
-          <w:noProof/>
-          <w:sz w:val="22"/>
-          <w:szCs w:val="22"/>
-          <w:lang w:eastAsia="it-CH"/>
-        </w:rPr>
-        <w:tab/>
-      </w:r>
-      <w:r>
-        <w:rPr>
-          <w:noProof/>
-        </w:rPr>
-        <w:t>Introduzione</w:t>
-      </w:r>
-      <w:r>
-        <w:rPr>
-          <w:noProof/>
-        </w:rPr>
-        <w:tab/>
-      </w:r>
-      <w:r>
-        <w:rPr>
-          <w:noProof/>
-        </w:rPr>
-        <w:fldChar w:fldCharType="begin"/>
-      </w:r>
-      <w:r>
-        <w:rPr>
-          <w:noProof/>
-        </w:rPr>
-        <w:instrText xml:space="preserve"> PAGEREF _Toc124935597 \h </w:instrText>
-      </w:r>
-      <w:r>
-        <w:rPr>
-          <w:noProof/>
-        </w:rPr>
-      </w:r>
-      <w:r>
-        <w:rPr>
-          <w:noProof/>
-        </w:rPr>
-        <w:fldChar w:fldCharType="separate"/>
-      </w:r>
-      <w:r>
-        <w:rPr>
-          <w:noProof/>
-        </w:rPr>
-        <w:t>3</w:t>
-      </w:r>
-      <w:r>
-        <w:rPr>
-          <w:noProof/>
-        </w:rPr>
-        <w:fldChar w:fldCharType="end"/>
-      </w:r>
-    </w:p>
-    <w:p>
-      <w:pPr>
-        <w:pStyle w:val="Sommario2"/>
-        <w:tabs>
-          <w:tab w:val="left" w:pos="800"/>
-          <w:tab w:val="right" w:leader="dot" w:pos="9628"/>
-        </w:tabs>
-        <w:rPr>
-          <w:rFonts w:asciiTheme="minorHAnsi" w:eastAsiaTheme="minorEastAsia" w:hAnsiTheme="minorHAnsi" w:cstheme="minorBidi"/>
-          <w:noProof/>
-          <w:sz w:val="22"/>
-          <w:szCs w:val="22"/>
-          <w:lang w:eastAsia="it-CH"/>
-        </w:rPr>
-      </w:pPr>
-      <w:r>
-        <w:rPr>
-          <w:noProof/>
-        </w:rPr>
-        <w:t>2.1</w:t>
-      </w:r>
-      <w:r>
-        <w:rPr>
-          <w:rFonts w:asciiTheme="minorHAnsi" w:eastAsiaTheme="minorEastAsia" w:hAnsiTheme="minorHAnsi" w:cstheme="minorBidi"/>
-          <w:noProof/>
-          <w:sz w:val="22"/>
-          <w:szCs w:val="22"/>
-          <w:lang w:eastAsia="it-CH"/>
-        </w:rPr>
-        <w:tab/>
-      </w:r>
-      <w:r>
-        <w:rPr>
-          <w:noProof/>
-        </w:rPr>
-        <w:t>Informazioni sul progetto</w:t>
-      </w:r>
-      <w:r>
-        <w:rPr>
-          <w:noProof/>
-        </w:rPr>
-        <w:tab/>
-      </w:r>
-      <w:r>
-        <w:rPr>
-          <w:noProof/>
-        </w:rPr>
-        <w:fldChar w:fldCharType="begin"/>
-      </w:r>
-      <w:r>
-        <w:rPr>
-          <w:noProof/>
-        </w:rPr>
-        <w:instrText xml:space="preserve"> PAGEREF _Toc124935598 \h </w:instrText>
-      </w:r>
-      <w:r>
-        <w:rPr>
-          <w:noProof/>
-        </w:rPr>
-      </w:r>
-      <w:r>
-        <w:rPr>
-          <w:noProof/>
-        </w:rPr>
-        <w:fldChar w:fldCharType="separate"/>
-      </w:r>
-      <w:r>
-        <w:rPr>
-          <w:noProof/>
-        </w:rPr>
-        <w:t>3</w:t>
-      </w:r>
-      <w:r>
-        <w:rPr>
-          <w:noProof/>
-        </w:rPr>
-        <w:fldChar w:fldCharType="end"/>
-      </w:r>
-    </w:p>
-    <w:p>
-      <w:pPr>
-        <w:pStyle w:val="Sommario2"/>
-        <w:tabs>
-          <w:tab w:val="left" w:pos="800"/>
-          <w:tab w:val="right" w:leader="dot" w:pos="9628"/>
-        </w:tabs>
-        <w:rPr>
-          <w:rFonts w:asciiTheme="minorHAnsi" w:eastAsiaTheme="minorEastAsia" w:hAnsiTheme="minorHAnsi" w:cstheme="minorBidi"/>
-          <w:noProof/>
-          <w:sz w:val="22"/>
-          <w:szCs w:val="22"/>
-          <w:lang w:eastAsia="it-CH"/>
-        </w:rPr>
-      </w:pPr>
-      <w:r>
-        <w:rPr>
-          <w:noProof/>
-        </w:rPr>
-        <w:t>2.2</w:t>
-      </w:r>
-      <w:r>
-        <w:rPr>
-          <w:rFonts w:asciiTheme="minorHAnsi" w:eastAsiaTheme="minorEastAsia" w:hAnsiTheme="minorHAnsi" w:cstheme="minorBidi"/>
-          <w:noProof/>
-          <w:sz w:val="22"/>
-          <w:szCs w:val="22"/>
-          <w:lang w:eastAsia="it-CH"/>
-        </w:rPr>
-        <w:tab/>
-      </w:r>
-      <w:r>
-        <w:rPr>
-          <w:noProof/>
-        </w:rPr>
-        <w:t>Abstract</w:t>
-      </w:r>
-      <w:r>
-        <w:rPr>
-          <w:noProof/>
-        </w:rPr>
-        <w:tab/>
-      </w:r>
-      <w:r>
-        <w:rPr>
-          <w:noProof/>
-        </w:rPr>
-        <w:fldChar w:fldCharType="begin"/>
-      </w:r>
-      <w:r>
-        <w:rPr>
-          <w:noProof/>
-        </w:rPr>
-        <w:instrText xml:space="preserve"> PAGEREF _Toc124935599 \h </w:instrText>
-      </w:r>
-      <w:r>
-        <w:rPr>
-          <w:noProof/>
-        </w:rPr>
-      </w:r>
-      <w:r>
-        <w:rPr>
-          <w:noProof/>
-        </w:rPr>
-        <w:fldChar w:fldCharType="separate"/>
-      </w:r>
-      <w:r>
-        <w:rPr>
-          <w:noProof/>
-        </w:rPr>
-        <w:t>3</w:t>
-      </w:r>
-      <w:r>
-        <w:rPr>
-          <w:noProof/>
-        </w:rPr>
-        <w:fldChar w:fldCharType="end"/>
-      </w:r>
-    </w:p>
-    <w:p>
-      <w:pPr>
-        <w:pStyle w:val="Sommario2"/>
-        <w:tabs>
-          <w:tab w:val="left" w:pos="800"/>
-          <w:tab w:val="right" w:leader="dot" w:pos="9628"/>
-        </w:tabs>
-        <w:rPr>
-          <w:rFonts w:asciiTheme="minorHAnsi" w:eastAsiaTheme="minorEastAsia" w:hAnsiTheme="minorHAnsi" w:cstheme="minorBidi"/>
-          <w:noProof/>
-          <w:sz w:val="22"/>
-          <w:szCs w:val="22"/>
-          <w:lang w:eastAsia="it-CH"/>
-        </w:rPr>
-      </w:pPr>
-      <w:r>
-        <w:rPr>
-          <w:noProof/>
-        </w:rPr>
-        <w:t>2.3</w:t>
-      </w:r>
-      <w:r>
-        <w:rPr>
-          <w:rFonts w:asciiTheme="minorHAnsi" w:eastAsiaTheme="minorEastAsia" w:hAnsiTheme="minorHAnsi" w:cstheme="minorBidi"/>
-          <w:noProof/>
-          <w:sz w:val="22"/>
-          <w:szCs w:val="22"/>
-          <w:lang w:eastAsia="it-CH"/>
-        </w:rPr>
-        <w:tab/>
-      </w:r>
-      <w:r>
-        <w:rPr>
-          <w:noProof/>
-        </w:rPr>
-        <w:t>Scopo</w:t>
-      </w:r>
-      <w:r>
-        <w:rPr>
-          <w:noProof/>
-        </w:rPr>
-        <w:tab/>
-      </w:r>
-      <w:r>
-        <w:rPr>
-          <w:noProof/>
-        </w:rPr>
-        <w:fldChar w:fldCharType="begin"/>
-      </w:r>
-      <w:r>
-        <w:rPr>
-          <w:noProof/>
-        </w:rPr>
-        <w:instrText xml:space="preserve"> PAGEREF _Toc124935600 \h </w:instrText>
-      </w:r>
-      <w:r>
-        <w:rPr>
-          <w:noProof/>
-        </w:rPr>
-      </w:r>
-      <w:r>
-        <w:rPr>
-          <w:noProof/>
-        </w:rPr>
-        <w:fldChar w:fldCharType="separate"/>
-      </w:r>
-      <w:r>
-        <w:rPr>
-          <w:noProof/>
-        </w:rPr>
-        <w:t>3</w:t>
-      </w:r>
-      <w:r>
-        <w:rPr>
-          <w:noProof/>
-        </w:rPr>
-        <w:fldChar w:fldCharType="end"/>
-      </w:r>
-    </w:p>
-    <w:p>
-      <w:pPr>
-        <w:pStyle w:val="Sommario1"/>
-        <w:tabs>
-          <w:tab w:val="left" w:pos="400"/>
-          <w:tab w:val="right" w:leader="dot" w:pos="9628"/>
-        </w:tabs>
-        <w:rPr>
-          <w:rFonts w:asciiTheme="minorHAnsi" w:eastAsiaTheme="minorEastAsia" w:hAnsiTheme="minorHAnsi" w:cstheme="minorBidi"/>
-          <w:noProof/>
-          <w:sz w:val="22"/>
-          <w:szCs w:val="22"/>
-          <w:lang w:eastAsia="it-CH"/>
-        </w:rPr>
-      </w:pPr>
-      <w:r>
-        <w:rPr>
-          <w:noProof/>
-        </w:rPr>
-        <w:t>3</w:t>
-      </w:r>
-      <w:r>
-        <w:rPr>
-          <w:rFonts w:asciiTheme="minorHAnsi" w:eastAsiaTheme="minorEastAsia" w:hAnsiTheme="minorHAnsi" w:cstheme="minorBidi"/>
-          <w:noProof/>
-          <w:sz w:val="22"/>
-          <w:szCs w:val="22"/>
-          <w:lang w:eastAsia="it-CH"/>
-        </w:rPr>
-        <w:tab/>
-      </w:r>
-      <w:r>
-        <w:rPr>
-          <w:noProof/>
-        </w:rPr>
-        <w:t>Analisi</w:t>
-      </w:r>
-      <w:r>
-        <w:rPr>
-          <w:noProof/>
-        </w:rPr>
-        <w:tab/>
-      </w:r>
-      <w:r>
-        <w:rPr>
-          <w:noProof/>
-        </w:rPr>
-        <w:fldChar w:fldCharType="begin"/>
-      </w:r>
-      <w:r>
-        <w:rPr>
-          <w:noProof/>
-        </w:rPr>
-        <w:instrText xml:space="preserve"> PAGEREF _Toc124935601 \h </w:instrText>
-      </w:r>
-      <w:r>
-        <w:rPr>
-          <w:noProof/>
-        </w:rPr>
-      </w:r>
-      <w:r>
-        <w:rPr>
-          <w:noProof/>
-        </w:rPr>
-        <w:fldChar w:fldCharType="separate"/>
-      </w:r>
-      <w:r>
-        <w:rPr>
-          <w:noProof/>
-        </w:rPr>
-        <w:t>4</w:t>
-      </w:r>
-      <w:r>
-        <w:rPr>
-          <w:noProof/>
-        </w:rPr>
-        <w:fldChar w:fldCharType="end"/>
-      </w:r>
-    </w:p>
-    <w:p>
-      <w:pPr>
-        <w:pStyle w:val="Sommario2"/>
-        <w:tabs>
-          <w:tab w:val="left" w:pos="800"/>
-          <w:tab w:val="right" w:leader="dot" w:pos="9628"/>
-        </w:tabs>
-        <w:rPr>
-          <w:rFonts w:asciiTheme="minorHAnsi" w:eastAsiaTheme="minorEastAsia" w:hAnsiTheme="minorHAnsi" w:cstheme="minorBidi"/>
-          <w:noProof/>
-          <w:sz w:val="22"/>
-          <w:szCs w:val="22"/>
-          <w:lang w:eastAsia="it-CH"/>
-        </w:rPr>
-      </w:pPr>
-      <w:r>
-        <w:rPr>
-          <w:noProof/>
-        </w:rPr>
-        <w:t>3.1</w:t>
-      </w:r>
-      <w:r>
-        <w:rPr>
-          <w:rFonts w:asciiTheme="minorHAnsi" w:eastAsiaTheme="minorEastAsia" w:hAnsiTheme="minorHAnsi" w:cstheme="minorBidi"/>
-          <w:noProof/>
-          <w:sz w:val="22"/>
-          <w:szCs w:val="22"/>
-          <w:lang w:eastAsia="it-CH"/>
-        </w:rPr>
-        <w:tab/>
-      </w:r>
-      <w:r>
-        <w:rPr>
-          <w:noProof/>
-        </w:rPr>
-        <w:t>Analisi del dominio</w:t>
-      </w:r>
-      <w:r>
-        <w:rPr>
-          <w:noProof/>
-        </w:rPr>
-        <w:tab/>
-      </w:r>
-      <w:r>
-        <w:rPr>
-          <w:noProof/>
-        </w:rPr>
-        <w:fldChar w:fldCharType="begin"/>
-      </w:r>
-      <w:r>
-        <w:rPr>
-          <w:noProof/>
-        </w:rPr>
-        <w:instrText xml:space="preserve"> PAGEREF _Toc124935602 \h </w:instrText>
-      </w:r>
-      <w:r>
-        <w:rPr>
-          <w:noProof/>
-        </w:rPr>
-      </w:r>
-      <w:r>
-        <w:rPr>
-          <w:noProof/>
-        </w:rPr>
-        <w:fldChar w:fldCharType="separate"/>
-      </w:r>
-      <w:r>
-        <w:rPr>
-          <w:noProof/>
-        </w:rPr>
-        <w:t>4</w:t>
-      </w:r>
-      <w:r>
-        <w:rPr>
-          <w:noProof/>
-        </w:rPr>
-        <w:fldChar w:fldCharType="end"/>
-      </w:r>
-    </w:p>
-    <w:p>
-      <w:pPr>
-        <w:pStyle w:val="Sommario2"/>
-        <w:tabs>
-          <w:tab w:val="left" w:pos="800"/>
-          <w:tab w:val="right" w:leader="dot" w:pos="9628"/>
-        </w:tabs>
-        <w:rPr>
-          <w:rFonts w:asciiTheme="minorHAnsi" w:eastAsiaTheme="minorEastAsia" w:hAnsiTheme="minorHAnsi" w:cstheme="minorBidi"/>
-          <w:noProof/>
-          <w:sz w:val="22"/>
-          <w:szCs w:val="22"/>
-          <w:lang w:eastAsia="it-CH"/>
-        </w:rPr>
-      </w:pPr>
-      <w:r>
-        <w:rPr>
-          <w:noProof/>
-        </w:rPr>
-        <w:t>3.2</w:t>
-      </w:r>
-      <w:r>
-        <w:rPr>
-          <w:rFonts w:asciiTheme="minorHAnsi" w:eastAsiaTheme="minorEastAsia" w:hAnsiTheme="minorHAnsi" w:cstheme="minorBidi"/>
-          <w:noProof/>
-          <w:sz w:val="22"/>
-          <w:szCs w:val="22"/>
-          <w:lang w:eastAsia="it-CH"/>
-        </w:rPr>
-        <w:tab/>
-      </w:r>
-      <w:r>
-        <w:rPr>
-          <w:noProof/>
-        </w:rPr>
-        <w:t>Analisi e specifica dei requisiti</w:t>
-      </w:r>
-      <w:r>
-        <w:rPr>
-          <w:noProof/>
-        </w:rPr>
-        <w:tab/>
-      </w:r>
-      <w:r>
-        <w:rPr>
-          <w:noProof/>
-        </w:rPr>
-        <w:fldChar w:fldCharType="begin"/>
-      </w:r>
-      <w:r>
-        <w:rPr>
-          <w:noProof/>
-        </w:rPr>
-        <w:instrText xml:space="preserve"> PAGEREF _Toc124935603 \h </w:instrText>
-      </w:r>
-      <w:r>
-        <w:rPr>
-          <w:noProof/>
-        </w:rPr>
-      </w:r>
-      <w:r>
-        <w:rPr>
-          <w:noProof/>
-        </w:rPr>
-        <w:fldChar w:fldCharType="separate"/>
-      </w:r>
-      <w:r>
-        <w:rPr>
-          <w:noProof/>
-        </w:rPr>
-        <w:t>4</w:t>
-      </w:r>
-      <w:r>
-        <w:rPr>
-          <w:noProof/>
-        </w:rPr>
-        <w:fldChar w:fldCharType="end"/>
-      </w:r>
-    </w:p>
-    <w:p>
-      <w:pPr>
-        <w:pStyle w:val="Sommario2"/>
-        <w:tabs>
-          <w:tab w:val="left" w:pos="800"/>
-          <w:tab w:val="right" w:leader="dot" w:pos="9628"/>
-        </w:tabs>
-        <w:rPr>
-          <w:rFonts w:asciiTheme="minorHAnsi" w:eastAsiaTheme="minorEastAsia" w:hAnsiTheme="minorHAnsi" w:cstheme="minorBidi"/>
-          <w:noProof/>
-          <w:sz w:val="22"/>
-          <w:szCs w:val="22"/>
-          <w:lang w:eastAsia="it-CH"/>
-        </w:rPr>
-      </w:pPr>
-      <w:r>
-        <w:rPr>
-          <w:noProof/>
-        </w:rPr>
-        <w:t>3.3</w:t>
-      </w:r>
-      <w:r>
-        <w:rPr>
-          <w:rFonts w:asciiTheme="minorHAnsi" w:eastAsiaTheme="minorEastAsia" w:hAnsiTheme="minorHAnsi" w:cstheme="minorBidi"/>
-          <w:noProof/>
-          <w:sz w:val="22"/>
-          <w:szCs w:val="22"/>
-          <w:lang w:eastAsia="it-CH"/>
-        </w:rPr>
-        <w:tab/>
-      </w:r>
-      <w:r>
-        <w:rPr>
-          <w:noProof/>
-        </w:rPr>
-        <w:t>Use case</w:t>
-      </w:r>
-      <w:r>
-        <w:rPr>
-          <w:noProof/>
-        </w:rPr>
-        <w:tab/>
-      </w:r>
-      <w:r>
-        <w:rPr>
-          <w:noProof/>
-        </w:rPr>
-        <w:fldChar w:fldCharType="begin"/>
-      </w:r>
-      <w:r>
-        <w:rPr>
-          <w:noProof/>
-        </w:rPr>
-        <w:instrText xml:space="preserve"> PAGEREF _Toc124935604 \h </w:instrText>
-      </w:r>
-      <w:r>
-        <w:rPr>
-          <w:noProof/>
-        </w:rPr>
-      </w:r>
-      <w:r>
-        <w:rPr>
-          <w:noProof/>
-        </w:rPr>
-        <w:fldChar w:fldCharType="separate"/>
-      </w:r>
-      <w:r>
-        <w:rPr>
-          <w:noProof/>
-        </w:rPr>
-        <w:t>7</w:t>
-      </w:r>
-      <w:r>
-        <w:rPr>
-          <w:noProof/>
-        </w:rPr>
-        <w:fldChar w:fldCharType="end"/>
-      </w:r>
-    </w:p>
-    <w:p>
-      <w:pPr>
-        <w:pStyle w:val="Sommario2"/>
-        <w:tabs>
-          <w:tab w:val="left" w:pos="800"/>
-          <w:tab w:val="right" w:leader="dot" w:pos="9628"/>
-        </w:tabs>
-        <w:rPr>
-          <w:rFonts w:asciiTheme="minorHAnsi" w:eastAsiaTheme="minorEastAsia" w:hAnsiTheme="minorHAnsi" w:cstheme="minorBidi"/>
-          <w:noProof/>
-          <w:sz w:val="22"/>
-          <w:szCs w:val="22"/>
-          <w:lang w:eastAsia="it-CH"/>
-        </w:rPr>
-      </w:pPr>
-      <w:r>
-        <w:rPr>
-          <w:noProof/>
-        </w:rPr>
-        <w:t>3.4</w:t>
-      </w:r>
-      <w:r>
-        <w:rPr>
-          <w:rFonts w:asciiTheme="minorHAnsi" w:eastAsiaTheme="minorEastAsia" w:hAnsiTheme="minorHAnsi" w:cstheme="minorBidi"/>
-          <w:noProof/>
-          <w:sz w:val="22"/>
-          <w:szCs w:val="22"/>
-          <w:lang w:eastAsia="it-CH"/>
-        </w:rPr>
-        <w:tab/>
-      </w:r>
-      <w:r>
-        <w:rPr>
-          <w:noProof/>
-        </w:rPr>
-        <w:t>Pianificazione</w:t>
-      </w:r>
-      <w:r>
-        <w:rPr>
-          <w:noProof/>
-        </w:rPr>
-        <w:tab/>
-      </w:r>
-      <w:r>
-        <w:rPr>
-          <w:noProof/>
-        </w:rPr>
-        <w:fldChar w:fldCharType="begin"/>
-      </w:r>
-      <w:r>
-        <w:rPr>
-          <w:noProof/>
-        </w:rPr>
-        <w:instrText xml:space="preserve"> PAGEREF _Toc124935605 \h </w:instrText>
-      </w:r>
-      <w:r>
-        <w:rPr>
-          <w:noProof/>
-        </w:rPr>
-      </w:r>
-      <w:r>
-        <w:rPr>
-          <w:noProof/>
-        </w:rPr>
-        <w:fldChar w:fldCharType="separate"/>
-      </w:r>
-      <w:r>
-        <w:rPr>
-          <w:noProof/>
-        </w:rPr>
-        <w:t>7</w:t>
-      </w:r>
-      <w:r>
-        <w:rPr>
-          <w:noProof/>
-        </w:rPr>
-        <w:fldChar w:fldCharType="end"/>
-      </w:r>
-    </w:p>
-    <w:p>
-      <w:pPr>
-        <w:pStyle w:val="Sommario2"/>
-        <w:tabs>
-          <w:tab w:val="left" w:pos="800"/>
-          <w:tab w:val="right" w:leader="dot" w:pos="9628"/>
-        </w:tabs>
-        <w:rPr>
-          <w:rFonts w:asciiTheme="minorHAnsi" w:eastAsiaTheme="minorEastAsia" w:hAnsiTheme="minorHAnsi" w:cstheme="minorBidi"/>
-          <w:noProof/>
-          <w:sz w:val="22"/>
-          <w:szCs w:val="22"/>
-          <w:lang w:eastAsia="it-CH"/>
-        </w:rPr>
-      </w:pPr>
-      <w:r>
-        <w:rPr>
-          <w:noProof/>
-        </w:rPr>
-        <w:t>3.5</w:t>
-      </w:r>
-      <w:r>
-        <w:rPr>
-          <w:rFonts w:asciiTheme="minorHAnsi" w:eastAsiaTheme="minorEastAsia" w:hAnsiTheme="minorHAnsi" w:cstheme="minorBidi"/>
-          <w:noProof/>
-          <w:sz w:val="22"/>
-          <w:szCs w:val="22"/>
-          <w:lang w:eastAsia="it-CH"/>
-        </w:rPr>
-        <w:tab/>
-      </w:r>
-      <w:r>
-        <w:rPr>
-          <w:noProof/>
-        </w:rPr>
-        <w:t>Analisi dei mezzi</w:t>
-      </w:r>
-      <w:r>
-        <w:rPr>
-          <w:noProof/>
-        </w:rPr>
-        <w:tab/>
-      </w:r>
-      <w:r>
-        <w:rPr>
-          <w:noProof/>
-        </w:rPr>
-        <w:fldChar w:fldCharType="begin"/>
-      </w:r>
-      <w:r>
-        <w:rPr>
-          <w:noProof/>
-        </w:rPr>
-        <w:instrText xml:space="preserve"> PAGEREF _Toc124935606 \h </w:instrText>
-      </w:r>
-      <w:r>
-        <w:rPr>
-          <w:noProof/>
-        </w:rPr>
-      </w:r>
-      <w:r>
-        <w:rPr>
-          <w:noProof/>
-        </w:rPr>
-        <w:fldChar w:fldCharType="separate"/>
-      </w:r>
-      <w:r>
-        <w:rPr>
-          <w:noProof/>
-        </w:rPr>
-        <w:t>9</w:t>
-      </w:r>
-      <w:r>
-        <w:rPr>
-          <w:noProof/>
-        </w:rPr>
-        <w:fldChar w:fldCharType="end"/>
-      </w:r>
-    </w:p>
-    <w:p>
-      <w:pPr>
-        <w:pStyle w:val="Sommario3"/>
-        <w:tabs>
-          <w:tab w:val="left" w:pos="1200"/>
-          <w:tab w:val="right" w:leader="dot" w:pos="9628"/>
-        </w:tabs>
-        <w:rPr>
-          <w:rFonts w:asciiTheme="minorHAnsi" w:eastAsiaTheme="minorEastAsia" w:hAnsiTheme="minorHAnsi" w:cstheme="minorBidi"/>
-          <w:noProof/>
-          <w:sz w:val="22"/>
-          <w:szCs w:val="22"/>
-          <w:lang w:eastAsia="it-CH"/>
-        </w:rPr>
-      </w:pPr>
-      <w:r>
-        <w:rPr>
-          <w:noProof/>
-        </w:rPr>
-        <w:t>3.5.1</w:t>
-      </w:r>
-      <w:r>
-        <w:rPr>
-          <w:rFonts w:asciiTheme="minorHAnsi" w:eastAsiaTheme="minorEastAsia" w:hAnsiTheme="minorHAnsi" w:cstheme="minorBidi"/>
-          <w:noProof/>
-          <w:sz w:val="22"/>
-          <w:szCs w:val="22"/>
-          <w:lang w:eastAsia="it-CH"/>
-        </w:rPr>
-        <w:tab/>
-      </w:r>
-      <w:r>
-        <w:rPr>
-          <w:noProof/>
-        </w:rPr>
-        <w:t>Software</w:t>
-      </w:r>
-      <w:r>
-        <w:rPr>
-          <w:noProof/>
-        </w:rPr>
-        <w:tab/>
-      </w:r>
-      <w:r>
-        <w:rPr>
-          <w:noProof/>
-        </w:rPr>
-        <w:fldChar w:fldCharType="begin"/>
-      </w:r>
-      <w:r>
-        <w:rPr>
-          <w:noProof/>
-        </w:rPr>
-        <w:instrText xml:space="preserve"> PAGEREF _Toc124935607 \h </w:instrText>
-      </w:r>
-      <w:r>
-        <w:rPr>
-          <w:noProof/>
-        </w:rPr>
-      </w:r>
-      <w:r>
-        <w:rPr>
-          <w:noProof/>
-        </w:rPr>
-        <w:fldChar w:fldCharType="separate"/>
-      </w:r>
-      <w:r>
-        <w:rPr>
-          <w:noProof/>
-        </w:rPr>
-        <w:t>9</w:t>
-      </w:r>
-      <w:r>
-        <w:rPr>
-          <w:noProof/>
-        </w:rPr>
-        <w:fldChar w:fldCharType="end"/>
-      </w:r>
-    </w:p>
-    <w:p>
-      <w:pPr>
-        <w:pStyle w:val="Sommario3"/>
-        <w:tabs>
-          <w:tab w:val="left" w:pos="1200"/>
-          <w:tab w:val="right" w:leader="dot" w:pos="9628"/>
-        </w:tabs>
-        <w:rPr>
-          <w:rFonts w:asciiTheme="minorHAnsi" w:eastAsiaTheme="minorEastAsia" w:hAnsiTheme="minorHAnsi" w:cstheme="minorBidi"/>
-          <w:noProof/>
-          <w:sz w:val="22"/>
-          <w:szCs w:val="22"/>
-          <w:lang w:eastAsia="it-CH"/>
-        </w:rPr>
-      </w:pPr>
-      <w:r>
-        <w:rPr>
-          <w:noProof/>
-        </w:rPr>
-        <w:t>3.5.2</w:t>
-      </w:r>
-      <w:r>
-        <w:rPr>
-          <w:rFonts w:asciiTheme="minorHAnsi" w:eastAsiaTheme="minorEastAsia" w:hAnsiTheme="minorHAnsi" w:cstheme="minorBidi"/>
-          <w:noProof/>
-          <w:sz w:val="22"/>
-          <w:szCs w:val="22"/>
-          <w:lang w:eastAsia="it-CH"/>
-        </w:rPr>
-        <w:tab/>
-      </w:r>
-      <w:r>
-        <w:rPr>
-          <w:noProof/>
-        </w:rPr>
-        <w:t>Hardware</w:t>
-      </w:r>
-      <w:r>
-        <w:rPr>
-          <w:noProof/>
-        </w:rPr>
-        <w:tab/>
-      </w:r>
-      <w:r>
-        <w:rPr>
-          <w:noProof/>
-        </w:rPr>
-        <w:fldChar w:fldCharType="begin"/>
-      </w:r>
-      <w:r>
-        <w:rPr>
-          <w:noProof/>
-        </w:rPr>
-        <w:instrText xml:space="preserve"> PAGEREF _Toc124935608 \h </w:instrText>
-      </w:r>
-      <w:r>
-        <w:rPr>
-          <w:noProof/>
-        </w:rPr>
-      </w:r>
-      <w:r>
-        <w:rPr>
-          <w:noProof/>
-        </w:rPr>
-        <w:fldChar w:fldCharType="separate"/>
-      </w:r>
-      <w:r>
-        <w:rPr>
-          <w:noProof/>
-        </w:rPr>
-        <w:t>9</w:t>
-      </w:r>
-      <w:r>
-        <w:rPr>
-          <w:noProof/>
-        </w:rPr>
-        <w:fldChar w:fldCharType="end"/>
-      </w:r>
-    </w:p>
-    <w:p>
-      <w:pPr>
-        <w:pStyle w:val="Sommario1"/>
-        <w:tabs>
-          <w:tab w:val="left" w:pos="400"/>
-          <w:tab w:val="right" w:leader="dot" w:pos="9628"/>
-        </w:tabs>
-        <w:rPr>
-          <w:rFonts w:asciiTheme="minorHAnsi" w:eastAsiaTheme="minorEastAsia" w:hAnsiTheme="minorHAnsi" w:cstheme="minorBidi"/>
-          <w:noProof/>
-          <w:sz w:val="22"/>
-          <w:szCs w:val="22"/>
-          <w:lang w:eastAsia="it-CH"/>
-        </w:rPr>
-      </w:pPr>
-      <w:r>
-        <w:rPr>
-          <w:noProof/>
-        </w:rPr>
-        <w:t>4</w:t>
-      </w:r>
-      <w:r>
-        <w:rPr>
-          <w:rFonts w:asciiTheme="minorHAnsi" w:eastAsiaTheme="minorEastAsia" w:hAnsiTheme="minorHAnsi" w:cstheme="minorBidi"/>
-          <w:noProof/>
-          <w:sz w:val="22"/>
-          <w:szCs w:val="22"/>
-          <w:lang w:eastAsia="it-CH"/>
-        </w:rPr>
-        <w:tab/>
-      </w:r>
-      <w:r>
-        <w:rPr>
-          <w:noProof/>
-        </w:rPr>
-        <w:t>Progettazione</w:t>
-      </w:r>
-      <w:r>
-        <w:rPr>
-          <w:noProof/>
-        </w:rPr>
-        <w:tab/>
-      </w:r>
-      <w:r>
-        <w:rPr>
-          <w:noProof/>
-        </w:rPr>
-        <w:fldChar w:fldCharType="begin"/>
-      </w:r>
-      <w:r>
-        <w:rPr>
-          <w:noProof/>
-        </w:rPr>
-        <w:instrText xml:space="preserve"> PAGEREF _Toc124935609 \h </w:instrText>
-      </w:r>
-      <w:r>
-        <w:rPr>
-          <w:noProof/>
-        </w:rPr>
-      </w:r>
-      <w:r>
-        <w:rPr>
-          <w:noProof/>
-        </w:rPr>
-        <w:fldChar w:fldCharType="separate"/>
-      </w:r>
-      <w:r>
-        <w:rPr>
-          <w:noProof/>
-        </w:rPr>
-        <w:t>9</w:t>
-      </w:r>
-      <w:r>
-        <w:rPr>
-          <w:noProof/>
-        </w:rPr>
-        <w:fldChar w:fldCharType="end"/>
-      </w:r>
-    </w:p>
-    <w:p>
-      <w:pPr>
-        <w:pStyle w:val="Sommario2"/>
-        <w:tabs>
-          <w:tab w:val="left" w:pos="800"/>
-          <w:tab w:val="right" w:leader="dot" w:pos="9628"/>
-        </w:tabs>
-        <w:rPr>
-          <w:rFonts w:asciiTheme="minorHAnsi" w:eastAsiaTheme="minorEastAsia" w:hAnsiTheme="minorHAnsi" w:cstheme="minorBidi"/>
-          <w:noProof/>
-          <w:sz w:val="22"/>
-          <w:szCs w:val="22"/>
-          <w:lang w:eastAsia="it-CH"/>
-        </w:rPr>
-      </w:pPr>
-      <w:r>
-        <w:rPr>
-          <w:noProof/>
-        </w:rPr>
-        <w:t>4.1</w:t>
-      </w:r>
-      <w:r>
-        <w:rPr>
-          <w:rFonts w:asciiTheme="minorHAnsi" w:eastAsiaTheme="minorEastAsia" w:hAnsiTheme="minorHAnsi" w:cstheme="minorBidi"/>
-          <w:noProof/>
-          <w:sz w:val="22"/>
-          <w:szCs w:val="22"/>
-          <w:lang w:eastAsia="it-CH"/>
-        </w:rPr>
-        <w:tab/>
-      </w:r>
-      <w:r>
-        <w:rPr>
-          <w:noProof/>
-        </w:rPr>
-        <w:t>Design dell’architettura del sistema</w:t>
-      </w:r>
-      <w:r>
-        <w:rPr>
-          <w:noProof/>
-        </w:rPr>
-        <w:tab/>
-      </w:r>
-      <w:r>
-        <w:rPr>
-          <w:noProof/>
-        </w:rPr>
-        <w:fldChar w:fldCharType="begin"/>
-      </w:r>
-      <w:r>
-        <w:rPr>
-          <w:noProof/>
-        </w:rPr>
-        <w:instrText xml:space="preserve"> PAGEREF _Toc124935610 \h </w:instrText>
-      </w:r>
-      <w:r>
-        <w:rPr>
-          <w:noProof/>
-        </w:rPr>
-      </w:r>
-      <w:r>
-        <w:rPr>
-          <w:noProof/>
-        </w:rPr>
-        <w:fldChar w:fldCharType="separate"/>
-      </w:r>
-      <w:r>
-        <w:rPr>
-          <w:noProof/>
-        </w:rPr>
-        <w:t>9</w:t>
-      </w:r>
-      <w:r>
-        <w:rPr>
-          <w:noProof/>
-        </w:rPr>
-        <w:fldChar w:fldCharType="end"/>
-      </w:r>
-    </w:p>
-    <w:p>
-      <w:pPr>
-        <w:pStyle w:val="Sommario2"/>
-        <w:tabs>
-          <w:tab w:val="left" w:pos="800"/>
-          <w:tab w:val="right" w:leader="dot" w:pos="9628"/>
-        </w:tabs>
-        <w:rPr>
-          <w:rFonts w:asciiTheme="minorHAnsi" w:eastAsiaTheme="minorEastAsia" w:hAnsiTheme="minorHAnsi" w:cstheme="minorBidi"/>
-          <w:noProof/>
-          <w:sz w:val="22"/>
-          <w:szCs w:val="22"/>
-          <w:lang w:eastAsia="it-CH"/>
-        </w:rPr>
-      </w:pPr>
-      <w:r>
-        <w:rPr>
-          <w:noProof/>
-        </w:rPr>
-        <w:t>4.2</w:t>
-      </w:r>
-      <w:r>
-        <w:rPr>
-          <w:rFonts w:asciiTheme="minorHAnsi" w:eastAsiaTheme="minorEastAsia" w:hAnsiTheme="minorHAnsi" w:cstheme="minorBidi"/>
-          <w:noProof/>
-          <w:sz w:val="22"/>
-          <w:szCs w:val="22"/>
-          <w:lang w:eastAsia="it-CH"/>
-        </w:rPr>
-        <w:tab/>
-      </w:r>
-      <w:r>
-        <w:rPr>
-          <w:noProof/>
-        </w:rPr>
-        <w:t>Design dei dati e database</w:t>
-      </w:r>
-      <w:r>
-        <w:rPr>
-          <w:noProof/>
-        </w:rPr>
-        <w:tab/>
-      </w:r>
-      <w:r>
-        <w:rPr>
-          <w:noProof/>
-        </w:rPr>
-        <w:fldChar w:fldCharType="begin"/>
-      </w:r>
-      <w:r>
-        <w:rPr>
-          <w:noProof/>
-        </w:rPr>
-        <w:instrText xml:space="preserve"> PAGEREF _Toc124935611 \h </w:instrText>
-      </w:r>
-      <w:r>
-        <w:rPr>
-          <w:noProof/>
-        </w:rPr>
-      </w:r>
-      <w:r>
-        <w:rPr>
-          <w:noProof/>
-        </w:rPr>
-        <w:fldChar w:fldCharType="separate"/>
-      </w:r>
-      <w:r>
-        <w:rPr>
-          <w:noProof/>
-        </w:rPr>
-        <w:t>9</w:t>
-      </w:r>
-      <w:r>
-        <w:rPr>
-          <w:noProof/>
-        </w:rPr>
-        <w:fldChar w:fldCharType="end"/>
-      </w:r>
-    </w:p>
-    <w:p>
-      <w:pPr>
-        <w:pStyle w:val="Sommario2"/>
-        <w:tabs>
-          <w:tab w:val="left" w:pos="800"/>
-          <w:tab w:val="right" w:leader="dot" w:pos="9628"/>
-        </w:tabs>
-        <w:rPr>
-          <w:rFonts w:asciiTheme="minorHAnsi" w:eastAsiaTheme="minorEastAsia" w:hAnsiTheme="minorHAnsi" w:cstheme="minorBidi"/>
-          <w:noProof/>
-          <w:sz w:val="22"/>
-          <w:szCs w:val="22"/>
-          <w:lang w:eastAsia="it-CH"/>
-        </w:rPr>
-      </w:pPr>
-      <w:r>
-        <w:rPr>
-          <w:noProof/>
-        </w:rPr>
-        <w:t>4.3</w:t>
-      </w:r>
-      <w:r>
-        <w:rPr>
-          <w:rFonts w:asciiTheme="minorHAnsi" w:eastAsiaTheme="minorEastAsia" w:hAnsiTheme="minorHAnsi" w:cstheme="minorBidi"/>
-          <w:noProof/>
-          <w:sz w:val="22"/>
-          <w:szCs w:val="22"/>
-          <w:lang w:eastAsia="it-CH"/>
-        </w:rPr>
-        <w:tab/>
-      </w:r>
-      <w:r>
-        <w:rPr>
-          <w:noProof/>
-        </w:rPr>
-        <w:t>Design delle interfacce</w:t>
-      </w:r>
-      <w:r>
-        <w:rPr>
-          <w:noProof/>
-        </w:rPr>
-        <w:tab/>
-      </w:r>
-      <w:r>
-        <w:rPr>
-          <w:noProof/>
-        </w:rPr>
-        <w:fldChar w:fldCharType="begin"/>
-      </w:r>
-      <w:r>
-        <w:rPr>
-          <w:noProof/>
-        </w:rPr>
-        <w:instrText xml:space="preserve"> PAGEREF _Toc124935612 \h </w:instrText>
-      </w:r>
-      <w:r>
-        <w:rPr>
-          <w:noProof/>
-        </w:rPr>
-      </w:r>
-      <w:r>
-        <w:rPr>
-          <w:noProof/>
-        </w:rPr>
-        <w:fldChar w:fldCharType="separate"/>
-      </w:r>
-      <w:r>
-        <w:rPr>
-          <w:noProof/>
-        </w:rPr>
-        <w:t>12</w:t>
-      </w:r>
-      <w:r>
-        <w:rPr>
-          <w:noProof/>
-        </w:rPr>
-        <w:fldChar w:fldCharType="end"/>
-      </w:r>
-    </w:p>
-    <w:p>
-      <w:pPr>
-        <w:pStyle w:val="Sommario2"/>
-        <w:tabs>
-          <w:tab w:val="left" w:pos="800"/>
-          <w:tab w:val="right" w:leader="dot" w:pos="9628"/>
-        </w:tabs>
-        <w:rPr>
-          <w:rFonts w:asciiTheme="minorHAnsi" w:eastAsiaTheme="minorEastAsia" w:hAnsiTheme="minorHAnsi" w:cstheme="minorBidi"/>
-          <w:noProof/>
-          <w:sz w:val="22"/>
-          <w:szCs w:val="22"/>
-          <w:lang w:eastAsia="it-CH"/>
-        </w:rPr>
-      </w:pPr>
-      <w:r>
-        <w:rPr>
-          <w:noProof/>
-        </w:rPr>
-        <w:t>4.4</w:t>
-      </w:r>
-      <w:r>
-        <w:rPr>
-          <w:rFonts w:asciiTheme="minorHAnsi" w:eastAsiaTheme="minorEastAsia" w:hAnsiTheme="minorHAnsi" w:cstheme="minorBidi"/>
-          <w:noProof/>
-          <w:sz w:val="22"/>
-          <w:szCs w:val="22"/>
-          <w:lang w:eastAsia="it-CH"/>
-        </w:rPr>
-        <w:tab/>
-      </w:r>
-      <w:r>
-        <w:rPr>
-          <w:noProof/>
-        </w:rPr>
-        <w:t>Design procedurale</w:t>
-      </w:r>
-      <w:r>
-        <w:rPr>
-          <w:noProof/>
-        </w:rPr>
-        <w:tab/>
-      </w:r>
-      <w:r>
-        <w:rPr>
-          <w:noProof/>
-        </w:rPr>
-        <w:fldChar w:fldCharType="begin"/>
-      </w:r>
-      <w:r>
-        <w:rPr>
-          <w:noProof/>
-        </w:rPr>
-        <w:instrText xml:space="preserve"> PAGEREF _Toc124935613 \h </w:instrText>
-      </w:r>
-      <w:r>
-        <w:rPr>
-          <w:noProof/>
-        </w:rPr>
-      </w:r>
-      <w:r>
-        <w:rPr>
-          <w:noProof/>
-        </w:rPr>
-        <w:fldChar w:fldCharType="separate"/>
-      </w:r>
-      <w:r>
-        <w:rPr>
-          <w:noProof/>
-        </w:rPr>
-        <w:t>12</w:t>
-      </w:r>
-      <w:r>
-        <w:rPr>
-          <w:noProof/>
-        </w:rPr>
-        <w:fldChar w:fldCharType="end"/>
-      </w:r>
-    </w:p>
-    <w:p>
-      <w:pPr>
-        <w:pStyle w:val="Sommario1"/>
-        <w:tabs>
-          <w:tab w:val="left" w:pos="400"/>
-          <w:tab w:val="right" w:leader="dot" w:pos="9628"/>
-        </w:tabs>
-        <w:rPr>
-          <w:rFonts w:asciiTheme="minorHAnsi" w:eastAsiaTheme="minorEastAsia" w:hAnsiTheme="minorHAnsi" w:cstheme="minorBidi"/>
-          <w:noProof/>
-          <w:sz w:val="22"/>
-          <w:szCs w:val="22"/>
-          <w:lang w:eastAsia="it-CH"/>
-        </w:rPr>
-      </w:pPr>
-      <w:r>
-        <w:rPr>
-          <w:noProof/>
-        </w:rPr>
-        <w:t>5</w:t>
-      </w:r>
-      <w:r>
-        <w:rPr>
-          <w:rFonts w:asciiTheme="minorHAnsi" w:eastAsiaTheme="minorEastAsia" w:hAnsiTheme="minorHAnsi" w:cstheme="minorBidi"/>
-          <w:noProof/>
-          <w:sz w:val="22"/>
-          <w:szCs w:val="22"/>
-          <w:lang w:eastAsia="it-CH"/>
-        </w:rPr>
-        <w:tab/>
-      </w:r>
-      <w:r>
-        <w:rPr>
-          <w:noProof/>
-        </w:rPr>
-        <w:t>Implementazione</w:t>
-      </w:r>
-      <w:r>
-        <w:rPr>
-          <w:noProof/>
-        </w:rPr>
-        <w:tab/>
-      </w:r>
-      <w:r>
-        <w:rPr>
-          <w:noProof/>
-        </w:rPr>
-        <w:fldChar w:fldCharType="begin"/>
-      </w:r>
-      <w:r>
-        <w:rPr>
-          <w:noProof/>
-        </w:rPr>
-        <w:instrText xml:space="preserve"> PAGEREF _Toc124935614 \h </w:instrText>
-      </w:r>
-      <w:r>
-        <w:rPr>
-          <w:noProof/>
-        </w:rPr>
-      </w:r>
-      <w:r>
-        <w:rPr>
-          <w:noProof/>
-        </w:rPr>
-        <w:fldChar w:fldCharType="separate"/>
-      </w:r>
-      <w:r>
-        <w:rPr>
-          <w:noProof/>
-        </w:rPr>
-        <w:t>13</w:t>
-      </w:r>
-      <w:r>
-        <w:rPr>
-          <w:noProof/>
-        </w:rPr>
-        <w:fldChar w:fldCharType="end"/>
-      </w:r>
-    </w:p>
-    <w:p>
-      <w:pPr>
-        <w:pStyle w:val="Sommario1"/>
-        <w:tabs>
-          <w:tab w:val="left" w:pos="400"/>
-          <w:tab w:val="right" w:leader="dot" w:pos="9628"/>
-        </w:tabs>
-        <w:rPr>
-          <w:rFonts w:asciiTheme="minorHAnsi" w:eastAsiaTheme="minorEastAsia" w:hAnsiTheme="minorHAnsi" w:cstheme="minorBidi"/>
-          <w:noProof/>
-          <w:sz w:val="22"/>
-          <w:szCs w:val="22"/>
-          <w:lang w:eastAsia="it-CH"/>
-        </w:rPr>
-      </w:pPr>
-      <w:r>
-        <w:rPr>
-          <w:noProof/>
-        </w:rPr>
-        <w:t>6</w:t>
-      </w:r>
-      <w:r>
-        <w:rPr>
-          <w:rFonts w:asciiTheme="minorHAnsi" w:eastAsiaTheme="minorEastAsia" w:hAnsiTheme="minorHAnsi" w:cstheme="minorBidi"/>
-          <w:noProof/>
-          <w:sz w:val="22"/>
-          <w:szCs w:val="22"/>
-          <w:lang w:eastAsia="it-CH"/>
-        </w:rPr>
-        <w:tab/>
-      </w:r>
-      <w:r>
-        <w:rPr>
-          <w:noProof/>
-        </w:rPr>
-        <w:t>Test</w:t>
-      </w:r>
-      <w:r>
-        <w:rPr>
-          <w:noProof/>
-        </w:rPr>
-        <w:tab/>
-      </w:r>
-      <w:r>
-        <w:rPr>
-          <w:noProof/>
-        </w:rPr>
-        <w:fldChar w:fldCharType="begin"/>
-      </w:r>
-      <w:r>
-        <w:rPr>
-          <w:noProof/>
-        </w:rPr>
-        <w:instrText xml:space="preserve"> PAGEREF _Toc124935615 \h </w:instrText>
-      </w:r>
-      <w:r>
-        <w:rPr>
-          <w:noProof/>
-        </w:rPr>
-      </w:r>
-      <w:r>
-        <w:rPr>
-          <w:noProof/>
-        </w:rPr>
-        <w:fldChar w:fldCharType="separate"/>
-      </w:r>
-      <w:r>
-        <w:rPr>
-          <w:noProof/>
-        </w:rPr>
-        <w:t>13</w:t>
-      </w:r>
-      <w:r>
-        <w:rPr>
-          <w:noProof/>
-        </w:rPr>
-        <w:fldChar w:fldCharType="end"/>
-      </w:r>
-    </w:p>
-    <w:p>
-      <w:pPr>
-        <w:pStyle w:val="Sommario2"/>
-        <w:tabs>
-          <w:tab w:val="left" w:pos="800"/>
-          <w:tab w:val="right" w:leader="dot" w:pos="9628"/>
-        </w:tabs>
-        <w:rPr>
-          <w:rFonts w:asciiTheme="minorHAnsi" w:eastAsiaTheme="minorEastAsia" w:hAnsiTheme="minorHAnsi" w:cstheme="minorBidi"/>
-          <w:noProof/>
-          <w:sz w:val="22"/>
-          <w:szCs w:val="22"/>
-          <w:lang w:eastAsia="it-CH"/>
-        </w:rPr>
-      </w:pPr>
-      <w:r>
-        <w:rPr>
-          <w:noProof/>
-        </w:rPr>
-        <w:t>6.1</w:t>
-      </w:r>
-      <w:r>
-        <w:rPr>
-          <w:rFonts w:asciiTheme="minorHAnsi" w:eastAsiaTheme="minorEastAsia" w:hAnsiTheme="minorHAnsi" w:cstheme="minorBidi"/>
-          <w:noProof/>
-          <w:sz w:val="22"/>
-          <w:szCs w:val="22"/>
-          <w:lang w:eastAsia="it-CH"/>
-        </w:rPr>
-        <w:tab/>
-      </w:r>
-      <w:r>
-        <w:rPr>
-          <w:noProof/>
-        </w:rPr>
-        <w:t>Protocollo di test</w:t>
-      </w:r>
-      <w:r>
-        <w:rPr>
-          <w:noProof/>
-        </w:rPr>
-        <w:tab/>
-      </w:r>
-      <w:r>
-        <w:rPr>
-          <w:noProof/>
-        </w:rPr>
-        <w:fldChar w:fldCharType="begin"/>
-      </w:r>
-      <w:r>
-        <w:rPr>
-          <w:noProof/>
-        </w:rPr>
-        <w:instrText xml:space="preserve"> PAGEREF _Toc124935616 \h </w:instrText>
-      </w:r>
-      <w:r>
-        <w:rPr>
-          <w:noProof/>
-        </w:rPr>
-      </w:r>
-      <w:r>
-        <w:rPr>
-          <w:noProof/>
-        </w:rPr>
-        <w:fldChar w:fldCharType="separate"/>
-      </w:r>
-      <w:r>
-        <w:rPr>
-          <w:noProof/>
-        </w:rPr>
-        <w:t>13</w:t>
-      </w:r>
-      <w:r>
-        <w:rPr>
-          <w:noProof/>
-        </w:rPr>
-        <w:fldChar w:fldCharType="end"/>
-      </w:r>
-    </w:p>
-    <w:p>
-      <w:pPr>
-        <w:pStyle w:val="Sommario2"/>
-        <w:tabs>
-          <w:tab w:val="left" w:pos="800"/>
-          <w:tab w:val="right" w:leader="dot" w:pos="9628"/>
-        </w:tabs>
-        <w:rPr>
-          <w:rFonts w:asciiTheme="minorHAnsi" w:eastAsiaTheme="minorEastAsia" w:hAnsiTheme="minorHAnsi" w:cstheme="minorBidi"/>
-          <w:noProof/>
-          <w:sz w:val="22"/>
-          <w:szCs w:val="22"/>
-          <w:lang w:eastAsia="it-CH"/>
-        </w:rPr>
-      </w:pPr>
-      <w:r>
-        <w:rPr>
-          <w:noProof/>
-        </w:rPr>
-        <w:t>6.2</w:t>
-      </w:r>
-      <w:r>
-        <w:rPr>
-          <w:rFonts w:asciiTheme="minorHAnsi" w:eastAsiaTheme="minorEastAsia" w:hAnsiTheme="minorHAnsi" w:cstheme="minorBidi"/>
-          <w:noProof/>
-          <w:sz w:val="22"/>
-          <w:szCs w:val="22"/>
-          <w:lang w:eastAsia="it-CH"/>
-        </w:rPr>
-        <w:tab/>
-      </w:r>
-      <w:r>
-        <w:rPr>
-          <w:noProof/>
-        </w:rPr>
-        <w:t>Risultati test</w:t>
-      </w:r>
-      <w:r>
-        <w:rPr>
-          <w:noProof/>
-        </w:rPr>
-        <w:tab/>
-      </w:r>
-      <w:r>
-        <w:rPr>
-          <w:noProof/>
-        </w:rPr>
-        <w:fldChar w:fldCharType="begin"/>
-      </w:r>
-      <w:r>
-        <w:rPr>
-          <w:noProof/>
-        </w:rPr>
-        <w:instrText xml:space="preserve"> PAGEREF _Toc124935617 \h </w:instrText>
-      </w:r>
-      <w:r>
-        <w:rPr>
-          <w:noProof/>
-        </w:rPr>
-      </w:r>
-      <w:r>
-        <w:rPr>
-          <w:noProof/>
-        </w:rPr>
-        <w:fldChar w:fldCharType="separate"/>
-      </w:r>
-      <w:r>
-        <w:rPr>
-          <w:noProof/>
-        </w:rPr>
-        <w:t>15</w:t>
-      </w:r>
-      <w:r>
-        <w:rPr>
-          <w:noProof/>
-        </w:rPr>
-        <w:fldChar w:fldCharType="end"/>
-      </w:r>
-    </w:p>
-    <w:p>
-      <w:pPr>
-        <w:pStyle w:val="Sommario2"/>
-        <w:tabs>
-          <w:tab w:val="left" w:pos="800"/>
-          <w:tab w:val="right" w:leader="dot" w:pos="9628"/>
-        </w:tabs>
-        <w:rPr>
-          <w:rFonts w:asciiTheme="minorHAnsi" w:eastAsiaTheme="minorEastAsia" w:hAnsiTheme="minorHAnsi" w:cstheme="minorBidi"/>
-          <w:noProof/>
-          <w:sz w:val="22"/>
-          <w:szCs w:val="22"/>
-          <w:lang w:eastAsia="it-CH"/>
-        </w:rPr>
-      </w:pPr>
-      <w:r>
-        <w:rPr>
-          <w:noProof/>
-        </w:rPr>
-        <w:t>6.3</w:t>
-      </w:r>
-      <w:r>
-        <w:rPr>
-          <w:rFonts w:asciiTheme="minorHAnsi" w:eastAsiaTheme="minorEastAsia" w:hAnsiTheme="minorHAnsi" w:cstheme="minorBidi"/>
-          <w:noProof/>
-          <w:sz w:val="22"/>
-          <w:szCs w:val="22"/>
-          <w:lang w:eastAsia="it-CH"/>
-        </w:rPr>
-        <w:tab/>
-      </w:r>
-      <w:r>
-        <w:rPr>
-          <w:noProof/>
-        </w:rPr>
-        <w:t>Mancanze/limitazioni conosciute</w:t>
-      </w:r>
-      <w:r>
-        <w:rPr>
-          <w:noProof/>
-        </w:rPr>
-        <w:tab/>
-      </w:r>
-      <w:r>
-        <w:rPr>
-          <w:noProof/>
-        </w:rPr>
-        <w:fldChar w:fldCharType="begin"/>
-      </w:r>
-      <w:r>
-        <w:rPr>
-          <w:noProof/>
-        </w:rPr>
-        <w:instrText xml:space="preserve"> PAGEREF _Toc124935618 \h </w:instrText>
-      </w:r>
-      <w:r>
-        <w:rPr>
-          <w:noProof/>
-        </w:rPr>
-      </w:r>
-      <w:r>
-        <w:rPr>
-          <w:noProof/>
-        </w:rPr>
-        <w:fldChar w:fldCharType="separate"/>
-      </w:r>
-      <w:r>
-        <w:rPr>
-          <w:noProof/>
-        </w:rPr>
-        <w:t>15</w:t>
-      </w:r>
-      <w:r>
-        <w:rPr>
-          <w:noProof/>
-        </w:rPr>
-        <w:fldChar w:fldCharType="end"/>
-      </w:r>
-    </w:p>
-    <w:p>
-      <w:pPr>
-        <w:pStyle w:val="Sommario1"/>
-        <w:tabs>
-          <w:tab w:val="left" w:pos="400"/>
-          <w:tab w:val="right" w:leader="dot" w:pos="9628"/>
-        </w:tabs>
-        <w:rPr>
-          <w:rFonts w:asciiTheme="minorHAnsi" w:eastAsiaTheme="minorEastAsia" w:hAnsiTheme="minorHAnsi" w:cstheme="minorBidi"/>
-          <w:noProof/>
-          <w:sz w:val="22"/>
-          <w:szCs w:val="22"/>
-          <w:lang w:eastAsia="it-CH"/>
-        </w:rPr>
-      </w:pPr>
-      <w:r>
-        <w:rPr>
-          <w:noProof/>
-        </w:rPr>
-        <w:t>7</w:t>
-      </w:r>
-      <w:r>
-        <w:rPr>
-          <w:rFonts w:asciiTheme="minorHAnsi" w:eastAsiaTheme="minorEastAsia" w:hAnsiTheme="minorHAnsi" w:cstheme="minorBidi"/>
-          <w:noProof/>
-          <w:sz w:val="22"/>
-          <w:szCs w:val="22"/>
-          <w:lang w:eastAsia="it-CH"/>
-        </w:rPr>
-        <w:tab/>
-      </w:r>
-      <w:r>
-        <w:rPr>
-          <w:noProof/>
-        </w:rPr>
-        <w:t>Consuntivo</w:t>
-      </w:r>
-      <w:r>
-        <w:rPr>
-          <w:noProof/>
-        </w:rPr>
-        <w:tab/>
-      </w:r>
-      <w:r>
-        <w:rPr>
-          <w:noProof/>
-        </w:rPr>
-        <w:fldChar w:fldCharType="begin"/>
-      </w:r>
-      <w:r>
-        <w:rPr>
-          <w:noProof/>
-        </w:rPr>
-        <w:instrText xml:space="preserve"> PAGEREF _Toc124935619 \h </w:instrText>
-      </w:r>
-      <w:r>
-        <w:rPr>
-          <w:noProof/>
-        </w:rPr>
-      </w:r>
-      <w:r>
-        <w:rPr>
-          <w:noProof/>
-        </w:rPr>
-        <w:fldChar w:fldCharType="separate"/>
-      </w:r>
-      <w:r>
-        <w:rPr>
-          <w:noProof/>
-        </w:rPr>
-        <w:t>15</w:t>
-      </w:r>
-      <w:r>
-        <w:rPr>
-          <w:noProof/>
-        </w:rPr>
-        <w:fldChar w:fldCharType="end"/>
-      </w:r>
-    </w:p>
-    <w:p>
-      <w:pPr>
-        <w:pStyle w:val="Sommario1"/>
-        <w:tabs>
-          <w:tab w:val="left" w:pos="400"/>
-          <w:tab w:val="right" w:leader="dot" w:pos="9628"/>
-        </w:tabs>
-        <w:rPr>
-          <w:rFonts w:asciiTheme="minorHAnsi" w:eastAsiaTheme="minorEastAsia" w:hAnsiTheme="minorHAnsi" w:cstheme="minorBidi"/>
-          <w:noProof/>
-          <w:sz w:val="22"/>
-          <w:szCs w:val="22"/>
-          <w:lang w:eastAsia="it-CH"/>
-        </w:rPr>
-      </w:pPr>
-      <w:r>
-        <w:rPr>
-          <w:noProof/>
-        </w:rPr>
-        <w:t>8</w:t>
-      </w:r>
-      <w:r>
-        <w:rPr>
-          <w:rFonts w:asciiTheme="minorHAnsi" w:eastAsiaTheme="minorEastAsia" w:hAnsiTheme="minorHAnsi" w:cstheme="minorBidi"/>
-          <w:noProof/>
-          <w:sz w:val="22"/>
-          <w:szCs w:val="22"/>
-          <w:lang w:eastAsia="it-CH"/>
-        </w:rPr>
-        <w:tab/>
-      </w:r>
-      <w:r>
-        <w:rPr>
-          <w:noProof/>
-        </w:rPr>
-        <w:t>Conclusioni</w:t>
-      </w:r>
-      <w:r>
-        <w:rPr>
-          <w:noProof/>
-        </w:rPr>
-        <w:tab/>
-      </w:r>
-      <w:r>
-        <w:rPr>
-          <w:noProof/>
-        </w:rPr>
-        <w:fldChar w:fldCharType="begin"/>
-      </w:r>
-      <w:r>
-        <w:rPr>
-          <w:noProof/>
-        </w:rPr>
-        <w:instrText xml:space="preserve"> PAGEREF _Toc124935620 \h </w:instrText>
-      </w:r>
-      <w:r>
-        <w:rPr>
-          <w:noProof/>
-        </w:rPr>
-      </w:r>
-      <w:r>
-        <w:rPr>
-          <w:noProof/>
-        </w:rPr>
-        <w:fldChar w:fldCharType="separate"/>
-      </w:r>
-      <w:r>
-        <w:rPr>
-          <w:noProof/>
-        </w:rPr>
-        <w:t>17</w:t>
-      </w:r>
-      <w:r>
-        <w:rPr>
-          <w:noProof/>
-        </w:rPr>
-        <w:fldChar w:fldCharType="end"/>
-      </w:r>
-    </w:p>
-    <w:p>
-      <w:pPr>
-        <w:pStyle w:val="Sommario2"/>
-        <w:tabs>
-          <w:tab w:val="left" w:pos="800"/>
-          <w:tab w:val="right" w:leader="dot" w:pos="9628"/>
-        </w:tabs>
-        <w:rPr>
-          <w:rFonts w:asciiTheme="minorHAnsi" w:eastAsiaTheme="minorEastAsia" w:hAnsiTheme="minorHAnsi" w:cstheme="minorBidi"/>
-          <w:noProof/>
-          <w:sz w:val="22"/>
-          <w:szCs w:val="22"/>
-          <w:lang w:eastAsia="it-CH"/>
-        </w:rPr>
-      </w:pPr>
-      <w:r>
-        <w:rPr>
-          <w:noProof/>
-        </w:rPr>
-        <w:t>8.1</w:t>
-      </w:r>
-      <w:r>
-        <w:rPr>
-          <w:rFonts w:asciiTheme="minorHAnsi" w:eastAsiaTheme="minorEastAsia" w:hAnsiTheme="minorHAnsi" w:cstheme="minorBidi"/>
-          <w:noProof/>
-          <w:sz w:val="22"/>
-          <w:szCs w:val="22"/>
-          <w:lang w:eastAsia="it-CH"/>
-        </w:rPr>
-        <w:tab/>
-      </w:r>
-      <w:r>
-        <w:rPr>
-          <w:noProof/>
-        </w:rPr>
-        <w:t>Sviluppi futuri</w:t>
-      </w:r>
-      <w:r>
-        <w:rPr>
-          <w:noProof/>
-        </w:rPr>
-        <w:tab/>
-      </w:r>
-      <w:r>
-        <w:rPr>
-          <w:noProof/>
-        </w:rPr>
-        <w:fldChar w:fldCharType="begin"/>
-      </w:r>
-      <w:r>
-        <w:rPr>
-          <w:noProof/>
-        </w:rPr>
-        <w:instrText xml:space="preserve"> PAGEREF _Toc124935621 \h </w:instrText>
-      </w:r>
-      <w:r>
-        <w:rPr>
-          <w:noProof/>
-        </w:rPr>
-      </w:r>
-      <w:r>
-        <w:rPr>
-          <w:noProof/>
-        </w:rPr>
-        <w:fldChar w:fldCharType="separate"/>
-      </w:r>
-      <w:r>
-        <w:rPr>
-          <w:noProof/>
-        </w:rPr>
-        <w:t>17</w:t>
-      </w:r>
-      <w:r>
-        <w:rPr>
-          <w:noProof/>
-        </w:rPr>
-        <w:fldChar w:fldCharType="end"/>
-      </w:r>
-    </w:p>
-    <w:p>
-      <w:pPr>
-        <w:pStyle w:val="Sommario2"/>
-        <w:tabs>
-          <w:tab w:val="left" w:pos="800"/>
-          <w:tab w:val="right" w:leader="dot" w:pos="9628"/>
-        </w:tabs>
-        <w:rPr>
-          <w:rFonts w:asciiTheme="minorHAnsi" w:eastAsiaTheme="minorEastAsia" w:hAnsiTheme="minorHAnsi" w:cstheme="minorBidi"/>
-          <w:noProof/>
-          <w:sz w:val="22"/>
-          <w:szCs w:val="22"/>
-          <w:lang w:eastAsia="it-CH"/>
-        </w:rPr>
-      </w:pPr>
-      <w:r>
-        <w:rPr>
-          <w:noProof/>
-        </w:rPr>
-        <w:t>8.2</w:t>
-      </w:r>
-      <w:r>
-        <w:rPr>
-          <w:rFonts w:asciiTheme="minorHAnsi" w:eastAsiaTheme="minorEastAsia" w:hAnsiTheme="minorHAnsi" w:cstheme="minorBidi"/>
-          <w:noProof/>
-          <w:sz w:val="22"/>
-          <w:szCs w:val="22"/>
-          <w:lang w:eastAsia="it-CH"/>
-        </w:rPr>
-        <w:tab/>
-      </w:r>
-      <w:r>
-        <w:rPr>
-          <w:noProof/>
-        </w:rPr>
-        <w:t>Considerazioni personali</w:t>
-      </w:r>
-      <w:r>
-        <w:rPr>
-          <w:noProof/>
-        </w:rPr>
-        <w:tab/>
-      </w:r>
-      <w:r>
-        <w:rPr>
-          <w:noProof/>
-        </w:rPr>
-        <w:fldChar w:fldCharType="begin"/>
-      </w:r>
-      <w:r>
-        <w:rPr>
-          <w:noProof/>
-        </w:rPr>
-        <w:instrText xml:space="preserve"> PAGEREF _Toc124935622 \h </w:instrText>
-      </w:r>
-      <w:r>
-        <w:rPr>
-          <w:noProof/>
-        </w:rPr>
-      </w:r>
-      <w:r>
-        <w:rPr>
-          <w:noProof/>
-        </w:rPr>
-        <w:fldChar w:fldCharType="separate"/>
-      </w:r>
-      <w:r>
-        <w:rPr>
-          <w:noProof/>
-        </w:rPr>
-        <w:t>17</w:t>
-      </w:r>
-      <w:r>
-        <w:rPr>
-          <w:noProof/>
-        </w:rPr>
-        <w:fldChar w:fldCharType="end"/>
-      </w:r>
-    </w:p>
-    <w:p>
-      <w:pPr>
-        <w:pStyle w:val="Sommario1"/>
-        <w:tabs>
-          <w:tab w:val="left" w:pos="400"/>
-          <w:tab w:val="right" w:leader="dot" w:pos="9628"/>
-        </w:tabs>
-        <w:rPr>
-          <w:rFonts w:asciiTheme="minorHAnsi" w:eastAsiaTheme="minorEastAsia" w:hAnsiTheme="minorHAnsi" w:cstheme="minorBidi"/>
-          <w:noProof/>
-          <w:sz w:val="22"/>
-          <w:szCs w:val="22"/>
-          <w:lang w:eastAsia="it-CH"/>
-        </w:rPr>
-      </w:pPr>
-      <w:r>
-        <w:rPr>
-          <w:noProof/>
-        </w:rPr>
-        <w:t>9</w:t>
-      </w:r>
-      <w:r>
-        <w:rPr>
-          <w:rFonts w:asciiTheme="minorHAnsi" w:eastAsiaTheme="minorEastAsia" w:hAnsiTheme="minorHAnsi" w:cstheme="minorBidi"/>
-          <w:noProof/>
-          <w:sz w:val="22"/>
-          <w:szCs w:val="22"/>
-          <w:lang w:eastAsia="it-CH"/>
-        </w:rPr>
-        <w:tab/>
-      </w:r>
-      <w:r>
-        <w:rPr>
-          <w:noProof/>
-        </w:rPr>
-        <w:t>Bibliografia</w:t>
-      </w:r>
-      <w:r>
-        <w:rPr>
-          <w:noProof/>
-        </w:rPr>
-        <w:tab/>
-      </w:r>
-      <w:r>
-        <w:rPr>
-          <w:noProof/>
-        </w:rPr>
-        <w:fldChar w:fldCharType="begin"/>
-      </w:r>
-      <w:r>
-        <w:rPr>
-          <w:noProof/>
-        </w:rPr>
-        <w:instrText xml:space="preserve"> PAGEREF _Toc124935623 \h </w:instrText>
-      </w:r>
-      <w:r>
-        <w:rPr>
-          <w:noProof/>
-        </w:rPr>
-      </w:r>
-      <w:r>
-        <w:rPr>
-          <w:noProof/>
-        </w:rPr>
-        <w:fldChar w:fldCharType="separate"/>
-      </w:r>
-      <w:r>
-        <w:rPr>
-          <w:noProof/>
-        </w:rPr>
-        <w:t>18</w:t>
-      </w:r>
-      <w:r>
-        <w:rPr>
-          <w:noProof/>
-        </w:rPr>
-        <w:fldChar w:fldCharType="end"/>
-      </w:r>
-    </w:p>
-    <w:p>
-      <w:pPr>
-        <w:pStyle w:val="Sommario2"/>
-        <w:tabs>
-          <w:tab w:val="left" w:pos="800"/>
-          <w:tab w:val="right" w:leader="dot" w:pos="9628"/>
-        </w:tabs>
-        <w:rPr>
-          <w:rFonts w:asciiTheme="minorHAnsi" w:eastAsiaTheme="minorEastAsia" w:hAnsiTheme="minorHAnsi" w:cstheme="minorBidi"/>
-          <w:noProof/>
-          <w:sz w:val="22"/>
-          <w:szCs w:val="22"/>
-          <w:lang w:eastAsia="it-CH"/>
-        </w:rPr>
-      </w:pPr>
-      <w:r>
-        <w:rPr>
-          <w:noProof/>
-        </w:rPr>
-        <w:t>9.1</w:t>
-      </w:r>
-      <w:r>
-        <w:rPr>
-          <w:rFonts w:asciiTheme="minorHAnsi" w:eastAsiaTheme="minorEastAsia" w:hAnsiTheme="minorHAnsi" w:cstheme="minorBidi"/>
-          <w:noProof/>
-          <w:sz w:val="22"/>
-          <w:szCs w:val="22"/>
-          <w:lang w:eastAsia="it-CH"/>
-        </w:rPr>
-        <w:tab/>
-      </w:r>
-      <w:r>
-        <w:rPr>
-          <w:noProof/>
-        </w:rPr>
-        <w:t>Bibliografia per articoli di riviste:</w:t>
-      </w:r>
-      <w:r>
-        <w:rPr>
-          <w:noProof/>
-        </w:rPr>
-        <w:tab/>
-      </w:r>
-      <w:r>
-        <w:rPr>
-          <w:noProof/>
-        </w:rPr>
-        <w:fldChar w:fldCharType="begin"/>
-      </w:r>
-      <w:r>
-        <w:rPr>
-          <w:noProof/>
-        </w:rPr>
-        <w:instrText xml:space="preserve"> PAGEREF _Toc124935624 \h </w:instrText>
-      </w:r>
-      <w:r>
-        <w:rPr>
-          <w:noProof/>
-        </w:rPr>
-      </w:r>
-      <w:r>
-        <w:rPr>
-          <w:noProof/>
-        </w:rPr>
-        <w:fldChar w:fldCharType="separate"/>
-      </w:r>
-      <w:r>
-        <w:rPr>
-          <w:noProof/>
-        </w:rPr>
-        <w:t>18</w:t>
-      </w:r>
-      <w:r>
-        <w:rPr>
-          <w:noProof/>
-        </w:rPr>
-        <w:fldChar w:fldCharType="end"/>
-      </w:r>
-    </w:p>
-    <w:p>
-      <w:pPr>
-        <w:pStyle w:val="Sommario2"/>
-        <w:tabs>
-          <w:tab w:val="left" w:pos="800"/>
-          <w:tab w:val="right" w:leader="dot" w:pos="9628"/>
-        </w:tabs>
-        <w:rPr>
-          <w:rFonts w:asciiTheme="minorHAnsi" w:eastAsiaTheme="minorEastAsia" w:hAnsiTheme="minorHAnsi" w:cstheme="minorBidi"/>
-          <w:noProof/>
-          <w:sz w:val="22"/>
-          <w:szCs w:val="22"/>
-          <w:lang w:eastAsia="it-CH"/>
-        </w:rPr>
-      </w:pPr>
-      <w:r>
-        <w:rPr>
-          <w:noProof/>
-        </w:rPr>
-        <w:t>9.2</w:t>
-      </w:r>
-      <w:r>
-        <w:rPr>
-          <w:rFonts w:asciiTheme="minorHAnsi" w:eastAsiaTheme="minorEastAsia" w:hAnsiTheme="minorHAnsi" w:cstheme="minorBidi"/>
-          <w:noProof/>
-          <w:sz w:val="22"/>
-          <w:szCs w:val="22"/>
-          <w:lang w:eastAsia="it-CH"/>
-        </w:rPr>
-        <w:tab/>
-      </w:r>
-      <w:r>
-        <w:rPr>
-          <w:noProof/>
-        </w:rPr>
-        <w:t>Bibliografia per libri</w:t>
-      </w:r>
-      <w:r>
-        <w:rPr>
-          <w:noProof/>
-        </w:rPr>
-        <w:tab/>
-      </w:r>
-      <w:r>
-        <w:rPr>
-          <w:noProof/>
-        </w:rPr>
-        <w:fldChar w:fldCharType="begin"/>
-      </w:r>
-      <w:r>
-        <w:rPr>
-          <w:noProof/>
-        </w:rPr>
-        <w:instrText xml:space="preserve"> PAGEREF _Toc124935625 \h </w:instrText>
-      </w:r>
-      <w:r>
-        <w:rPr>
-          <w:noProof/>
-        </w:rPr>
-      </w:r>
-      <w:r>
-        <w:rPr>
-          <w:noProof/>
-        </w:rPr>
-        <w:fldChar w:fldCharType="separate"/>
-      </w:r>
-      <w:r>
-        <w:rPr>
-          <w:noProof/>
-        </w:rPr>
-        <w:t>18</w:t>
-      </w:r>
-      <w:r>
-        <w:rPr>
-          <w:noProof/>
-        </w:rPr>
-        <w:fldChar w:fldCharType="end"/>
-      </w:r>
-    </w:p>
-    <w:p>
-      <w:pPr>
-        <w:pStyle w:val="Sommario2"/>
-        <w:tabs>
-          <w:tab w:val="left" w:pos="800"/>
-          <w:tab w:val="right" w:leader="dot" w:pos="9628"/>
-        </w:tabs>
-        <w:rPr>
-          <w:rFonts w:asciiTheme="minorHAnsi" w:eastAsiaTheme="minorEastAsia" w:hAnsiTheme="minorHAnsi" w:cstheme="minorBidi"/>
-          <w:noProof/>
-          <w:sz w:val="22"/>
-          <w:szCs w:val="22"/>
-          <w:lang w:eastAsia="it-CH"/>
-        </w:rPr>
-      </w:pPr>
-      <w:r>
-        <w:rPr>
-          <w:noProof/>
-        </w:rPr>
-        <w:t>9.3</w:t>
-      </w:r>
-      <w:r>
-        <w:rPr>
-          <w:rFonts w:asciiTheme="minorHAnsi" w:eastAsiaTheme="minorEastAsia" w:hAnsiTheme="minorHAnsi" w:cstheme="minorBidi"/>
-          <w:noProof/>
-          <w:sz w:val="22"/>
-          <w:szCs w:val="22"/>
-          <w:lang w:eastAsia="it-CH"/>
-        </w:rPr>
-        <w:tab/>
-      </w:r>
-      <w:r>
-        <w:rPr>
-          <w:noProof/>
-        </w:rPr>
-        <w:t>Sitografia</w:t>
-      </w:r>
-      <w:r>
-        <w:rPr>
-          <w:noProof/>
-        </w:rPr>
-        <w:tab/>
-      </w:r>
-      <w:r>
-        <w:rPr>
-          <w:noProof/>
-        </w:rPr>
-        <w:fldChar w:fldCharType="begin"/>
-      </w:r>
-      <w:r>
-        <w:rPr>
-          <w:noProof/>
-        </w:rPr>
-        <w:instrText xml:space="preserve"> PAGEREF _Toc124935626 \h </w:instrText>
-      </w:r>
-      <w:r>
-        <w:rPr>
-          <w:noProof/>
-        </w:rPr>
-      </w:r>
-      <w:r>
-        <w:rPr>
-          <w:noProof/>
-        </w:rPr>
-        <w:fldChar w:fldCharType="separate"/>
-      </w:r>
-      <w:r>
-        <w:rPr>
-          <w:noProof/>
-        </w:rPr>
-        <w:t>18</w:t>
-      </w:r>
-      <w:r>
-        <w:rPr>
-          <w:noProof/>
-        </w:rPr>
-        <w:fldChar w:fldCharType="end"/>
-      </w:r>
-    </w:p>
-    <w:p>
-      <w:pPr>
-        <w:pStyle w:val="Sommario1"/>
-        <w:tabs>
-          <w:tab w:val="left" w:pos="600"/>
-          <w:tab w:val="right" w:leader="dot" w:pos="9628"/>
-        </w:tabs>
-        <w:rPr>
-          <w:rFonts w:asciiTheme="minorHAnsi" w:eastAsiaTheme="minorEastAsia" w:hAnsiTheme="minorHAnsi" w:cstheme="minorBidi"/>
-          <w:noProof/>
-          <w:sz w:val="22"/>
-          <w:szCs w:val="22"/>
-          <w:lang w:eastAsia="it-CH"/>
-        </w:rPr>
-      </w:pPr>
-      <w:r>
-        <w:rPr>
-          <w:noProof/>
-        </w:rPr>
-        <w:t>10</w:t>
-      </w:r>
-      <w:r>
-        <w:rPr>
-          <w:rFonts w:asciiTheme="minorHAnsi" w:eastAsiaTheme="minorEastAsia" w:hAnsiTheme="minorHAnsi" w:cstheme="minorBidi"/>
-          <w:noProof/>
-          <w:sz w:val="22"/>
-          <w:szCs w:val="22"/>
-          <w:lang w:eastAsia="it-CH"/>
-        </w:rPr>
-        <w:tab/>
-      </w:r>
-      <w:r>
-        <w:rPr>
-          <w:noProof/>
-        </w:rPr>
-        <w:t>Glossario</w:t>
-      </w:r>
-      <w:r>
-        <w:rPr>
-          <w:noProof/>
-        </w:rPr>
-        <w:tab/>
-      </w:r>
-      <w:r>
-        <w:rPr>
-          <w:noProof/>
-        </w:rPr>
-        <w:fldChar w:fldCharType="begin"/>
-      </w:r>
-      <w:r>
-        <w:rPr>
-          <w:noProof/>
-        </w:rPr>
-        <w:instrText xml:space="preserve"> PAGEREF _Toc124935627 \h </w:instrText>
-      </w:r>
-      <w:r>
-        <w:rPr>
-          <w:noProof/>
-        </w:rPr>
-      </w:r>
-      <w:r>
-        <w:rPr>
-          <w:noProof/>
-        </w:rPr>
-        <w:fldChar w:fldCharType="separate"/>
-      </w:r>
-      <w:r>
-        <w:rPr>
-          <w:noProof/>
-        </w:rPr>
-        <w:t>19</w:t>
-      </w:r>
-      <w:r>
-        <w:rPr>
-          <w:noProof/>
-        </w:rPr>
-        <w:fldChar w:fldCharType="end"/>
-      </w:r>
-    </w:p>
-    <w:p>
-      <w:pPr>
-        <w:pStyle w:val="Sommario1"/>
-        <w:tabs>
-          <w:tab w:val="left" w:pos="600"/>
-          <w:tab w:val="right" w:leader="dot" w:pos="9628"/>
-        </w:tabs>
-        <w:rPr>
-          <w:rFonts w:asciiTheme="minorHAnsi" w:eastAsiaTheme="minorEastAsia" w:hAnsiTheme="minorHAnsi" w:cstheme="minorBidi"/>
-          <w:noProof/>
-          <w:sz w:val="22"/>
-          <w:szCs w:val="22"/>
-          <w:lang w:eastAsia="it-CH"/>
-        </w:rPr>
-      </w:pPr>
-      <w:r>
-        <w:rPr>
-          <w:noProof/>
-        </w:rPr>
-        <w:t>11</w:t>
-      </w:r>
-      <w:r>
-        <w:rPr>
-          <w:rFonts w:asciiTheme="minorHAnsi" w:eastAsiaTheme="minorEastAsia" w:hAnsiTheme="minorHAnsi" w:cstheme="minorBidi"/>
-          <w:noProof/>
-          <w:sz w:val="22"/>
-          <w:szCs w:val="22"/>
-          <w:lang w:eastAsia="it-CH"/>
-        </w:rPr>
-        <w:tab/>
-      </w:r>
-      <w:r>
-        <w:rPr>
-          <w:noProof/>
-        </w:rPr>
-        <w:t>Indice delle figure</w:t>
-      </w:r>
-      <w:r>
-        <w:rPr>
-          <w:noProof/>
-        </w:rPr>
-        <w:tab/>
-      </w:r>
-      <w:r>
-        <w:rPr>
-          <w:noProof/>
-        </w:rPr>
-        <w:fldChar w:fldCharType="begin"/>
-      </w:r>
-      <w:r>
-        <w:rPr>
-          <w:noProof/>
-        </w:rPr>
-        <w:instrText xml:space="preserve"> PAGEREF _Toc124935628 \h </w:instrText>
-      </w:r>
-      <w:r>
-        <w:rPr>
-          <w:noProof/>
-        </w:rPr>
-      </w:r>
-      <w:r>
-        <w:rPr>
-          <w:noProof/>
-        </w:rPr>
-        <w:fldChar w:fldCharType="separate"/>
-      </w:r>
-      <w:r>
-        <w:rPr>
-          <w:noProof/>
-        </w:rPr>
-        <w:t>19</w:t>
-      </w:r>
-      <w:r>
-        <w:rPr>
-          <w:noProof/>
-        </w:rPr>
-        <w:fldChar w:fldCharType="end"/>
-      </w:r>
-    </w:p>
-    <w:p>
-      <w:pPr>
-        <w:pStyle w:val="Sommario1"/>
-        <w:tabs>
-          <w:tab w:val="left" w:pos="600"/>
-          <w:tab w:val="right" w:leader="dot" w:pos="9628"/>
-        </w:tabs>
-        <w:rPr>
-          <w:rFonts w:asciiTheme="minorHAnsi" w:eastAsiaTheme="minorEastAsia" w:hAnsiTheme="minorHAnsi" w:cstheme="minorBidi"/>
-          <w:noProof/>
-          <w:sz w:val="22"/>
-          <w:szCs w:val="22"/>
-          <w:lang w:eastAsia="it-CH"/>
-        </w:rPr>
-      </w:pPr>
-      <w:r>
-        <w:rPr>
-          <w:noProof/>
-        </w:rPr>
-        <w:t>12</w:t>
-      </w:r>
-      <w:r>
-        <w:rPr>
-          <w:rFonts w:asciiTheme="minorHAnsi" w:eastAsiaTheme="minorEastAsia" w:hAnsiTheme="minorHAnsi" w:cstheme="minorBidi"/>
-          <w:noProof/>
-          <w:sz w:val="22"/>
-          <w:szCs w:val="22"/>
-          <w:lang w:eastAsia="it-CH"/>
-        </w:rPr>
-        <w:tab/>
-      </w:r>
-      <w:r>
-        <w:rPr>
-          <w:noProof/>
-        </w:rPr>
-        <w:t>Allegati</w:t>
-      </w:r>
-      <w:r>
-        <w:rPr>
-          <w:noProof/>
-        </w:rPr>
-        <w:tab/>
-      </w:r>
-      <w:r>
-        <w:rPr>
-          <w:noProof/>
-        </w:rPr>
-        <w:fldChar w:fldCharType="begin"/>
-      </w:r>
-      <w:r>
-        <w:rPr>
-          <w:noProof/>
-        </w:rPr>
-        <w:instrText xml:space="preserve"> PAGEREF _Toc124935629 \h </w:instrText>
-      </w:r>
-      <w:r>
-        <w:rPr>
-          <w:noProof/>
-        </w:rPr>
-      </w:r>
-      <w:r>
-        <w:rPr>
-          <w:noProof/>
-        </w:rPr>
-        <w:fldChar w:fldCharType="separate"/>
-      </w:r>
-      <w:r>
-        <w:rPr>
-          <w:noProof/>
-        </w:rPr>
-        <w:t>19</w:t>
-      </w:r>
-      <w:r>
-        <w:rPr>
-          <w:noProof/>
-        </w:rPr>
-        <w:fldChar w:fldCharType="end"/>
-      </w:r>
-    </w:p>
-    <w:p>
-      <w:r>
-        <w:fldChar w:fldCharType="end"/>
-      </w:r>
-    </w:p>
+      </w:sdtEndPr>
+      <w:sdtContent>
+        <w:p>
+          <w:pPr>
+            <w:pStyle w:val="Titolosommario"/>
+          </w:pPr>
+          <w:r>
+            <w:rPr>
+              <w:lang w:val="it-IT"/>
+            </w:rPr>
+            <w:t>Sommario</w:t>
+          </w:r>
+        </w:p>
+        <w:p>
+          <w:pPr>
+            <w:pStyle w:val="Sommario1"/>
+            <w:tabs>
+              <w:tab w:val="left" w:pos="400"/>
+              <w:tab w:val="right" w:leader="dot" w:pos="9628"/>
+            </w:tabs>
+            <w:rPr>
+              <w:rFonts w:asciiTheme="minorHAnsi" w:eastAsiaTheme="minorEastAsia" w:hAnsiTheme="minorHAnsi" w:cstheme="minorBidi"/>
+              <w:noProof/>
+              <w:kern w:val="2"/>
+              <w:sz w:val="24"/>
+              <w:szCs w:val="24"/>
+              <w:lang w:eastAsia="it-CH"/>
+              <w14:ligatures w14:val="standardContextual"/>
+            </w:rPr>
+          </w:pPr>
+          <w:r>
+            <w:fldChar w:fldCharType="begin"/>
+          </w:r>
+          <w:r>
+            <w:instrText xml:space="preserve"> TOC \o "1-3" \h \z \u </w:instrText>
+          </w:r>
+          <w:r>
+            <w:fldChar w:fldCharType="separate"/>
+          </w:r>
+          <w:hyperlink w:anchor="_Toc240618805" w:history="1">
+            <w:r>
+              <w:rPr>
+                <w:rStyle w:val="Collegamentoipertestuale"/>
+                <w:noProof/>
+              </w:rPr>
+              <w:t>1</w:t>
+            </w:r>
+            <w:r>
+              <w:rPr>
+                <w:rFonts w:asciiTheme="minorHAnsi" w:eastAsiaTheme="minorEastAsia" w:hAnsiTheme="minorHAnsi" w:cstheme="minorBidi"/>
+                <w:noProof/>
+                <w:kern w:val="2"/>
+                <w:sz w:val="24"/>
+                <w:szCs w:val="24"/>
+                <w:lang w:eastAsia="it-CH"/>
+                <w14:ligatures w14:val="standardContextual"/>
+              </w:rPr>
+              <w:tab/>
+            </w:r>
+            <w:r>
+              <w:rPr>
+                <w:rStyle w:val="Collegamentoipertestuale"/>
+                <w:noProof/>
+              </w:rPr>
+              <w:t>Indice</w:t>
+            </w:r>
+            <w:r>
+              <w:rPr>
+                <w:noProof/>
+                <w:webHidden/>
+              </w:rPr>
+              <w:tab/>
+            </w:r>
+            <w:r>
+              <w:rPr>
+                <w:noProof/>
+                <w:webHidden/>
+              </w:rPr>
+              <w:fldChar w:fldCharType="begin"/>
+            </w:r>
+            <w:r>
+              <w:rPr>
+                <w:noProof/>
+                <w:webHidden/>
+              </w:rPr>
+              <w:instrText xml:space="preserve"> PAGEREF _Toc240618805 \h </w:instrText>
+            </w:r>
+            <w:r>
+              <w:rPr>
+                <w:noProof/>
+                <w:webHidden/>
+              </w:rPr>
+            </w:r>
+            <w:r>
+              <w:rPr>
+                <w:noProof/>
+                <w:webHidden/>
+              </w:rPr>
+              <w:fldChar w:fldCharType="separate"/>
+            </w:r>
+            <w:r>
+              <w:rPr>
+                <w:noProof/>
+                <w:webHidden/>
+              </w:rPr>
+              <w:t>2</w:t>
+            </w:r>
+            <w:r>
+              <w:rPr>
+                <w:noProof/>
+                <w:webHidden/>
+              </w:rPr>
+              <w:fldChar w:fldCharType="end"/>
+            </w:r>
+          </w:hyperlink>
+        </w:p>
+        <w:p>
+          <w:pPr>
+            <w:pStyle w:val="Sommario1"/>
+            <w:tabs>
+              <w:tab w:val="left" w:pos="400"/>
+              <w:tab w:val="right" w:leader="dot" w:pos="9628"/>
+            </w:tabs>
+            <w:rPr>
+              <w:rFonts w:asciiTheme="minorHAnsi" w:eastAsiaTheme="minorEastAsia" w:hAnsiTheme="minorHAnsi" w:cstheme="minorBidi"/>
+              <w:noProof/>
+              <w:kern w:val="2"/>
+              <w:sz w:val="24"/>
+              <w:szCs w:val="24"/>
+              <w:lang w:eastAsia="it-CH"/>
+              <w14:ligatures w14:val="standardContextual"/>
+            </w:rPr>
+          </w:pPr>
+          <w:hyperlink w:anchor="_Toc240618806" w:history="1">
+            <w:r>
+              <w:rPr>
+                <w:rStyle w:val="Collegamentoipertestuale"/>
+                <w:noProof/>
+              </w:rPr>
+              <w:t>2</w:t>
+            </w:r>
+            <w:r>
+              <w:rPr>
+                <w:rFonts w:asciiTheme="minorHAnsi" w:eastAsiaTheme="minorEastAsia" w:hAnsiTheme="minorHAnsi" w:cstheme="minorBidi"/>
+                <w:noProof/>
+                <w:kern w:val="2"/>
+                <w:sz w:val="24"/>
+                <w:szCs w:val="24"/>
+                <w:lang w:eastAsia="it-CH"/>
+                <w14:ligatures w14:val="standardContextual"/>
+              </w:rPr>
+              <w:tab/>
+            </w:r>
+            <w:r>
+              <w:rPr>
+                <w:rStyle w:val="Collegamentoipertestuale"/>
+                <w:noProof/>
+              </w:rPr>
+              <w:t>Introduzione</w:t>
+            </w:r>
+            <w:r>
+              <w:rPr>
+                <w:noProof/>
+                <w:webHidden/>
+              </w:rPr>
+              <w:tab/>
+            </w:r>
+            <w:r>
+              <w:rPr>
+                <w:noProof/>
+                <w:webHidden/>
+              </w:rPr>
+              <w:fldChar w:fldCharType="begin"/>
+            </w:r>
+            <w:r>
+              <w:rPr>
+                <w:noProof/>
+                <w:webHidden/>
+              </w:rPr>
+              <w:instrText xml:space="preserve"> PAGEREF _Toc240618806 \h </w:instrText>
+            </w:r>
+            <w:r>
+              <w:rPr>
+                <w:noProof/>
+                <w:webHidden/>
+              </w:rPr>
+            </w:r>
+            <w:r>
+              <w:rPr>
+                <w:noProof/>
+                <w:webHidden/>
+              </w:rPr>
+              <w:fldChar w:fldCharType="separate"/>
+            </w:r>
+            <w:r>
+              <w:rPr>
+                <w:noProof/>
+                <w:webHidden/>
+              </w:rPr>
+              <w:t>3</w:t>
+            </w:r>
+            <w:r>
+              <w:rPr>
+                <w:noProof/>
+                <w:webHidden/>
+              </w:rPr>
+              <w:fldChar w:fldCharType="end"/>
+            </w:r>
+          </w:hyperlink>
+        </w:p>
+        <w:p>
+          <w:pPr>
+            <w:pStyle w:val="Sommario2"/>
+            <w:tabs>
+              <w:tab w:val="left" w:pos="800"/>
+              <w:tab w:val="right" w:leader="dot" w:pos="9628"/>
+            </w:tabs>
+            <w:rPr>
+              <w:rFonts w:asciiTheme="minorHAnsi" w:eastAsiaTheme="minorEastAsia" w:hAnsiTheme="minorHAnsi" w:cstheme="minorBidi"/>
+              <w:noProof/>
+              <w:kern w:val="2"/>
+              <w:sz w:val="24"/>
+              <w:szCs w:val="24"/>
+              <w:lang w:eastAsia="it-CH"/>
+              <w14:ligatures w14:val="standardContextual"/>
+            </w:rPr>
+          </w:pPr>
+          <w:hyperlink w:anchor="_Toc240618807" w:history="1">
+            <w:r>
+              <w:rPr>
+                <w:rStyle w:val="Collegamentoipertestuale"/>
+                <w:noProof/>
+              </w:rPr>
+              <w:t>2.1</w:t>
+            </w:r>
+            <w:r>
+              <w:rPr>
+                <w:rFonts w:asciiTheme="minorHAnsi" w:eastAsiaTheme="minorEastAsia" w:hAnsiTheme="minorHAnsi" w:cstheme="minorBidi"/>
+                <w:noProof/>
+                <w:kern w:val="2"/>
+                <w:sz w:val="24"/>
+                <w:szCs w:val="24"/>
+                <w:lang w:eastAsia="it-CH"/>
+                <w14:ligatures w14:val="standardContextual"/>
+              </w:rPr>
+              <w:tab/>
+            </w:r>
+            <w:r>
+              <w:rPr>
+                <w:rStyle w:val="Collegamentoipertestuale"/>
+                <w:noProof/>
+              </w:rPr>
+              <w:t>Informazioni sul progetto</w:t>
+            </w:r>
+            <w:r>
+              <w:rPr>
+                <w:noProof/>
+                <w:webHidden/>
+              </w:rPr>
+              <w:tab/>
+            </w:r>
+            <w:r>
+              <w:rPr>
+                <w:noProof/>
+                <w:webHidden/>
+              </w:rPr>
+              <w:fldChar w:fldCharType="begin"/>
+            </w:r>
+            <w:r>
+              <w:rPr>
+                <w:noProof/>
+                <w:webHidden/>
+              </w:rPr>
+              <w:instrText xml:space="preserve"> PAGEREF _Toc240618807 \h </w:instrText>
+            </w:r>
+            <w:r>
+              <w:rPr>
+                <w:noProof/>
+                <w:webHidden/>
+              </w:rPr>
+            </w:r>
+            <w:r>
+              <w:rPr>
+                <w:noProof/>
+                <w:webHidden/>
+              </w:rPr>
+              <w:fldChar w:fldCharType="separate"/>
+            </w:r>
+            <w:r>
+              <w:rPr>
+                <w:noProof/>
+                <w:webHidden/>
+              </w:rPr>
+              <w:t>3</w:t>
+            </w:r>
+            <w:r>
+              <w:rPr>
+                <w:noProof/>
+                <w:webHidden/>
+              </w:rPr>
+              <w:fldChar w:fldCharType="end"/>
+            </w:r>
+          </w:hyperlink>
+        </w:p>
+        <w:p>
+          <w:pPr>
+            <w:pStyle w:val="Sommario2"/>
+            <w:tabs>
+              <w:tab w:val="left" w:pos="800"/>
+              <w:tab w:val="right" w:leader="dot" w:pos="9628"/>
+            </w:tabs>
+            <w:rPr>
+              <w:rFonts w:asciiTheme="minorHAnsi" w:eastAsiaTheme="minorEastAsia" w:hAnsiTheme="minorHAnsi" w:cstheme="minorBidi"/>
+              <w:noProof/>
+              <w:kern w:val="2"/>
+              <w:sz w:val="24"/>
+              <w:szCs w:val="24"/>
+              <w:lang w:eastAsia="it-CH"/>
+              <w14:ligatures w14:val="standardContextual"/>
+            </w:rPr>
+          </w:pPr>
+          <w:hyperlink w:anchor="_Toc240618808" w:history="1">
+            <w:r>
+              <w:rPr>
+                <w:rStyle w:val="Collegamentoipertestuale"/>
+                <w:noProof/>
+              </w:rPr>
+              <w:t>2.2</w:t>
+            </w:r>
+            <w:r>
+              <w:rPr>
+                <w:rFonts w:asciiTheme="minorHAnsi" w:eastAsiaTheme="minorEastAsia" w:hAnsiTheme="minorHAnsi" w:cstheme="minorBidi"/>
+                <w:noProof/>
+                <w:kern w:val="2"/>
+                <w:sz w:val="24"/>
+                <w:szCs w:val="24"/>
+                <w:lang w:eastAsia="it-CH"/>
+                <w14:ligatures w14:val="standardContextual"/>
+              </w:rPr>
+              <w:tab/>
+            </w:r>
+            <w:r>
+              <w:rPr>
+                <w:rStyle w:val="Collegamentoipertestuale"/>
+                <w:noProof/>
+              </w:rPr>
+              <w:t>Abstract</w:t>
+            </w:r>
+            <w:r>
+              <w:rPr>
+                <w:noProof/>
+                <w:webHidden/>
+              </w:rPr>
+              <w:tab/>
+            </w:r>
+            <w:r>
+              <w:rPr>
+                <w:noProof/>
+                <w:webHidden/>
+              </w:rPr>
+              <w:fldChar w:fldCharType="begin"/>
+            </w:r>
+            <w:r>
+              <w:rPr>
+                <w:noProof/>
+                <w:webHidden/>
+              </w:rPr>
+              <w:instrText xml:space="preserve"> PAGEREF _Toc240618808 \h </w:instrText>
+            </w:r>
+            <w:r>
+              <w:rPr>
+                <w:noProof/>
+                <w:webHidden/>
+              </w:rPr>
+            </w:r>
+            <w:r>
+              <w:rPr>
+                <w:noProof/>
+                <w:webHidden/>
+              </w:rPr>
+              <w:fldChar w:fldCharType="separate"/>
+            </w:r>
+            <w:r>
+              <w:rPr>
+                <w:noProof/>
+                <w:webHidden/>
+              </w:rPr>
+              <w:t>3</w:t>
+            </w:r>
+            <w:r>
+              <w:rPr>
+                <w:noProof/>
+                <w:webHidden/>
+              </w:rPr>
+              <w:fldChar w:fldCharType="end"/>
+            </w:r>
+          </w:hyperlink>
+        </w:p>
+        <w:p>
+          <w:pPr>
+            <w:pStyle w:val="Sommario2"/>
+            <w:tabs>
+              <w:tab w:val="left" w:pos="800"/>
+              <w:tab w:val="right" w:leader="dot" w:pos="9628"/>
+            </w:tabs>
+            <w:rPr>
+              <w:rFonts w:asciiTheme="minorHAnsi" w:eastAsiaTheme="minorEastAsia" w:hAnsiTheme="minorHAnsi" w:cstheme="minorBidi"/>
+              <w:noProof/>
+              <w:kern w:val="2"/>
+              <w:sz w:val="24"/>
+              <w:szCs w:val="24"/>
+              <w:lang w:eastAsia="it-CH"/>
+              <w14:ligatures w14:val="standardContextual"/>
+            </w:rPr>
+          </w:pPr>
+          <w:hyperlink w:anchor="_Toc240618809" w:history="1">
+            <w:r>
+              <w:rPr>
+                <w:rStyle w:val="Collegamentoipertestuale"/>
+                <w:noProof/>
+              </w:rPr>
+              <w:t>2.3</w:t>
+            </w:r>
+            <w:r>
+              <w:rPr>
+                <w:rFonts w:asciiTheme="minorHAnsi" w:eastAsiaTheme="minorEastAsia" w:hAnsiTheme="minorHAnsi" w:cstheme="minorBidi"/>
+                <w:noProof/>
+                <w:kern w:val="2"/>
+                <w:sz w:val="24"/>
+                <w:szCs w:val="24"/>
+                <w:lang w:eastAsia="it-CH"/>
+                <w14:ligatures w14:val="standardContextual"/>
+              </w:rPr>
+              <w:tab/>
+            </w:r>
+            <w:r>
+              <w:rPr>
+                <w:rStyle w:val="Collegamentoipertestuale"/>
+                <w:noProof/>
+              </w:rPr>
+              <w:t>Scopo</w:t>
+            </w:r>
+            <w:r>
+              <w:rPr>
+                <w:noProof/>
+                <w:webHidden/>
+              </w:rPr>
+              <w:tab/>
+            </w:r>
+            <w:r>
+              <w:rPr>
+                <w:noProof/>
+                <w:webHidden/>
+              </w:rPr>
+              <w:fldChar w:fldCharType="begin"/>
+            </w:r>
+            <w:r>
+              <w:rPr>
+                <w:noProof/>
+                <w:webHidden/>
+              </w:rPr>
+              <w:instrText xml:space="preserve"> PAGEREF _Toc240618809 \h </w:instrText>
+            </w:r>
+            <w:r>
+              <w:rPr>
+                <w:noProof/>
+                <w:webHidden/>
+              </w:rPr>
+            </w:r>
+            <w:r>
+              <w:rPr>
+                <w:noProof/>
+                <w:webHidden/>
+              </w:rPr>
+              <w:fldChar w:fldCharType="separate"/>
+            </w:r>
+            <w:r>
+              <w:rPr>
+                <w:noProof/>
+                <w:webHidden/>
+              </w:rPr>
+              <w:t>4</w:t>
+            </w:r>
+            <w:r>
+              <w:rPr>
+                <w:noProof/>
+                <w:webHidden/>
+              </w:rPr>
+              <w:fldChar w:fldCharType="end"/>
+            </w:r>
+          </w:hyperlink>
+        </w:p>
+        <w:p>
+          <w:pPr>
+            <w:pStyle w:val="Sommario1"/>
+            <w:tabs>
+              <w:tab w:val="left" w:pos="400"/>
+              <w:tab w:val="right" w:leader="dot" w:pos="9628"/>
+            </w:tabs>
+            <w:rPr>
+              <w:rFonts w:asciiTheme="minorHAnsi" w:eastAsiaTheme="minorEastAsia" w:hAnsiTheme="minorHAnsi" w:cstheme="minorBidi"/>
+              <w:noProof/>
+              <w:kern w:val="2"/>
+              <w:sz w:val="24"/>
+              <w:szCs w:val="24"/>
+              <w:lang w:eastAsia="it-CH"/>
+              <w14:ligatures w14:val="standardContextual"/>
+            </w:rPr>
+          </w:pPr>
+          <w:hyperlink w:anchor="_Toc240618810" w:history="1">
+            <w:r>
+              <w:rPr>
+                <w:rStyle w:val="Collegamentoipertestuale"/>
+                <w:noProof/>
+              </w:rPr>
+              <w:t>3</w:t>
+            </w:r>
+            <w:r>
+              <w:rPr>
+                <w:rFonts w:asciiTheme="minorHAnsi" w:eastAsiaTheme="minorEastAsia" w:hAnsiTheme="minorHAnsi" w:cstheme="minorBidi"/>
+                <w:noProof/>
+                <w:kern w:val="2"/>
+                <w:sz w:val="24"/>
+                <w:szCs w:val="24"/>
+                <w:lang w:eastAsia="it-CH"/>
+                <w14:ligatures w14:val="standardContextual"/>
+              </w:rPr>
+              <w:tab/>
+            </w:r>
+            <w:r>
+              <w:rPr>
+                <w:rStyle w:val="Collegamentoipertestuale"/>
+                <w:noProof/>
+              </w:rPr>
+              <w:t>Analisi</w:t>
+            </w:r>
+            <w:r>
+              <w:rPr>
+                <w:noProof/>
+                <w:webHidden/>
+              </w:rPr>
+              <w:tab/>
+            </w:r>
+            <w:r>
+              <w:rPr>
+                <w:noProof/>
+                <w:webHidden/>
+              </w:rPr>
+              <w:fldChar w:fldCharType="begin"/>
+            </w:r>
+            <w:r>
+              <w:rPr>
+                <w:noProof/>
+                <w:webHidden/>
+              </w:rPr>
+              <w:instrText xml:space="preserve"> PAGEREF _Toc240618810 \h </w:instrText>
+            </w:r>
+            <w:r>
+              <w:rPr>
+                <w:noProof/>
+                <w:webHidden/>
+              </w:rPr>
+            </w:r>
+            <w:r>
+              <w:rPr>
+                <w:noProof/>
+                <w:webHidden/>
+              </w:rPr>
+              <w:fldChar w:fldCharType="separate"/>
+            </w:r>
+            <w:r>
+              <w:rPr>
+                <w:noProof/>
+                <w:webHidden/>
+              </w:rPr>
+              <w:t>5</w:t>
+            </w:r>
+            <w:r>
+              <w:rPr>
+                <w:noProof/>
+                <w:webHidden/>
+              </w:rPr>
+              <w:fldChar w:fldCharType="end"/>
+            </w:r>
+          </w:hyperlink>
+        </w:p>
+        <w:p>
+          <w:pPr>
+            <w:pStyle w:val="Sommario2"/>
+            <w:tabs>
+              <w:tab w:val="left" w:pos="800"/>
+              <w:tab w:val="right" w:leader="dot" w:pos="9628"/>
+            </w:tabs>
+            <w:rPr>
+              <w:rFonts w:asciiTheme="minorHAnsi" w:eastAsiaTheme="minorEastAsia" w:hAnsiTheme="minorHAnsi" w:cstheme="minorBidi"/>
+              <w:noProof/>
+              <w:kern w:val="2"/>
+              <w:sz w:val="24"/>
+              <w:szCs w:val="24"/>
+              <w:lang w:eastAsia="it-CH"/>
+              <w14:ligatures w14:val="standardContextual"/>
+            </w:rPr>
+          </w:pPr>
+          <w:hyperlink w:anchor="_Toc240618811" w:history="1">
+            <w:r>
+              <w:rPr>
+                <w:rStyle w:val="Collegamentoipertestuale"/>
+                <w:noProof/>
+              </w:rPr>
+              <w:t>3.1</w:t>
+            </w:r>
+            <w:r>
+              <w:rPr>
+                <w:rFonts w:asciiTheme="minorHAnsi" w:eastAsiaTheme="minorEastAsia" w:hAnsiTheme="minorHAnsi" w:cstheme="minorBidi"/>
+                <w:noProof/>
+                <w:kern w:val="2"/>
+                <w:sz w:val="24"/>
+                <w:szCs w:val="24"/>
+                <w:lang w:eastAsia="it-CH"/>
+                <w14:ligatures w14:val="standardContextual"/>
+              </w:rPr>
+              <w:tab/>
+            </w:r>
+            <w:r>
+              <w:rPr>
+                <w:rStyle w:val="Collegamentoipertestuale"/>
+                <w:noProof/>
+              </w:rPr>
+              <w:t>Analisi del dominio</w:t>
+            </w:r>
+            <w:r>
+              <w:rPr>
+                <w:noProof/>
+                <w:webHidden/>
+              </w:rPr>
+              <w:tab/>
+            </w:r>
+            <w:r>
+              <w:rPr>
+                <w:noProof/>
+                <w:webHidden/>
+              </w:rPr>
+              <w:fldChar w:fldCharType="begin"/>
+            </w:r>
+            <w:r>
+              <w:rPr>
+                <w:noProof/>
+                <w:webHidden/>
+              </w:rPr>
+              <w:instrText xml:space="preserve"> PAGEREF _Toc240618811 \h </w:instrText>
+            </w:r>
+            <w:r>
+              <w:rPr>
+                <w:noProof/>
+                <w:webHidden/>
+              </w:rPr>
+            </w:r>
+            <w:r>
+              <w:rPr>
+                <w:noProof/>
+                <w:webHidden/>
+              </w:rPr>
+              <w:fldChar w:fldCharType="separate"/>
+            </w:r>
+            <w:r>
+              <w:rPr>
+                <w:noProof/>
+                <w:webHidden/>
+              </w:rPr>
+              <w:t>5</w:t>
+            </w:r>
+            <w:r>
+              <w:rPr>
+                <w:noProof/>
+                <w:webHidden/>
+              </w:rPr>
+              <w:fldChar w:fldCharType="end"/>
+            </w:r>
+          </w:hyperlink>
+        </w:p>
+        <w:p>
+          <w:pPr>
+            <w:pStyle w:val="Sommario2"/>
+            <w:tabs>
+              <w:tab w:val="left" w:pos="800"/>
+              <w:tab w:val="right" w:leader="dot" w:pos="9628"/>
+            </w:tabs>
+            <w:rPr>
+              <w:rFonts w:asciiTheme="minorHAnsi" w:eastAsiaTheme="minorEastAsia" w:hAnsiTheme="minorHAnsi" w:cstheme="minorBidi"/>
+              <w:noProof/>
+              <w:kern w:val="2"/>
+              <w:sz w:val="24"/>
+              <w:szCs w:val="24"/>
+              <w:lang w:eastAsia="it-CH"/>
+              <w14:ligatures w14:val="standardContextual"/>
+            </w:rPr>
+          </w:pPr>
+          <w:hyperlink w:anchor="_Toc240618812" w:history="1">
+            <w:r>
+              <w:rPr>
+                <w:rStyle w:val="Collegamentoipertestuale"/>
+                <w:noProof/>
+              </w:rPr>
+              <w:t>3.2</w:t>
+            </w:r>
+            <w:r>
+              <w:rPr>
+                <w:rFonts w:asciiTheme="minorHAnsi" w:eastAsiaTheme="minorEastAsia" w:hAnsiTheme="minorHAnsi" w:cstheme="minorBidi"/>
+                <w:noProof/>
+                <w:kern w:val="2"/>
+                <w:sz w:val="24"/>
+                <w:szCs w:val="24"/>
+                <w:lang w:eastAsia="it-CH"/>
+                <w14:ligatures w14:val="standardContextual"/>
+              </w:rPr>
+              <w:tab/>
+            </w:r>
+            <w:r>
+              <w:rPr>
+                <w:rStyle w:val="Collegamentoipertestuale"/>
+                <w:noProof/>
+              </w:rPr>
+              <w:t>Anali</w:t>
+            </w:r>
+            <w:r>
+              <w:rPr>
+                <w:rStyle w:val="Collegamentoipertestuale"/>
+                <w:noProof/>
+              </w:rPr>
+              <w:t>s</w:t>
+            </w:r>
+            <w:r>
+              <w:rPr>
+                <w:rStyle w:val="Collegamentoipertestuale"/>
+                <w:noProof/>
+              </w:rPr>
+              <w:t>i e specifica dei requisiti</w:t>
+            </w:r>
+            <w:r>
+              <w:rPr>
+                <w:noProof/>
+                <w:webHidden/>
+              </w:rPr>
+              <w:tab/>
+            </w:r>
+            <w:r>
+              <w:rPr>
+                <w:noProof/>
+                <w:webHidden/>
+              </w:rPr>
+              <w:fldChar w:fldCharType="begin"/>
+            </w:r>
+            <w:r>
+              <w:rPr>
+                <w:noProof/>
+                <w:webHidden/>
+              </w:rPr>
+              <w:instrText xml:space="preserve"> PAGEREF _Toc240618812 \h </w:instrText>
+            </w:r>
+            <w:r>
+              <w:rPr>
+                <w:noProof/>
+                <w:webHidden/>
+              </w:rPr>
+            </w:r>
+            <w:r>
+              <w:rPr>
+                <w:noProof/>
+                <w:webHidden/>
+              </w:rPr>
+              <w:fldChar w:fldCharType="separate"/>
+            </w:r>
+            <w:r>
+              <w:rPr>
+                <w:noProof/>
+                <w:webHidden/>
+              </w:rPr>
+              <w:t>5</w:t>
+            </w:r>
+            <w:r>
+              <w:rPr>
+                <w:noProof/>
+                <w:webHidden/>
+              </w:rPr>
+              <w:fldChar w:fldCharType="end"/>
+            </w:r>
+          </w:hyperlink>
+        </w:p>
+        <w:p>
+          <w:pPr>
+            <w:pStyle w:val="Sommario2"/>
+            <w:tabs>
+              <w:tab w:val="left" w:pos="800"/>
+              <w:tab w:val="right" w:leader="dot" w:pos="9628"/>
+            </w:tabs>
+            <w:rPr>
+              <w:rFonts w:asciiTheme="minorHAnsi" w:eastAsiaTheme="minorEastAsia" w:hAnsiTheme="minorHAnsi" w:cstheme="minorBidi"/>
+              <w:noProof/>
+              <w:kern w:val="2"/>
+              <w:sz w:val="24"/>
+              <w:szCs w:val="24"/>
+              <w:lang w:eastAsia="it-CH"/>
+              <w14:ligatures w14:val="standardContextual"/>
+            </w:rPr>
+          </w:pPr>
+          <w:hyperlink w:anchor="_Toc240618813" w:history="1">
+            <w:r>
+              <w:rPr>
+                <w:rStyle w:val="Collegamentoipertestuale"/>
+                <w:noProof/>
+              </w:rPr>
+              <w:t>3.3</w:t>
+            </w:r>
+            <w:r>
+              <w:rPr>
+                <w:rFonts w:asciiTheme="minorHAnsi" w:eastAsiaTheme="minorEastAsia" w:hAnsiTheme="minorHAnsi" w:cstheme="minorBidi"/>
+                <w:noProof/>
+                <w:kern w:val="2"/>
+                <w:sz w:val="24"/>
+                <w:szCs w:val="24"/>
+                <w:lang w:eastAsia="it-CH"/>
+                <w14:ligatures w14:val="standardContextual"/>
+              </w:rPr>
+              <w:tab/>
+            </w:r>
+            <w:r>
+              <w:rPr>
+                <w:rStyle w:val="Collegamentoipertestuale"/>
+                <w:noProof/>
+              </w:rPr>
+              <w:t>Use case</w:t>
+            </w:r>
+            <w:r>
+              <w:rPr>
+                <w:noProof/>
+                <w:webHidden/>
+              </w:rPr>
+              <w:tab/>
+            </w:r>
+            <w:r>
+              <w:rPr>
+                <w:noProof/>
+                <w:webHidden/>
+              </w:rPr>
+              <w:fldChar w:fldCharType="begin"/>
+            </w:r>
+            <w:r>
+              <w:rPr>
+                <w:noProof/>
+                <w:webHidden/>
+              </w:rPr>
+              <w:instrText xml:space="preserve"> PAGEREF _Toc240618813 \h </w:instrText>
+            </w:r>
+            <w:r>
+              <w:rPr>
+                <w:noProof/>
+                <w:webHidden/>
+              </w:rPr>
+            </w:r>
+            <w:r>
+              <w:rPr>
+                <w:noProof/>
+                <w:webHidden/>
+              </w:rPr>
+              <w:fldChar w:fldCharType="separate"/>
+            </w:r>
+            <w:r>
+              <w:rPr>
+                <w:noProof/>
+                <w:webHidden/>
+              </w:rPr>
+              <w:t>9</w:t>
+            </w:r>
+            <w:r>
+              <w:rPr>
+                <w:noProof/>
+                <w:webHidden/>
+              </w:rPr>
+              <w:fldChar w:fldCharType="end"/>
+            </w:r>
+          </w:hyperlink>
+        </w:p>
+        <w:p>
+          <w:pPr>
+            <w:pStyle w:val="Sommario2"/>
+            <w:tabs>
+              <w:tab w:val="left" w:pos="800"/>
+              <w:tab w:val="right" w:leader="dot" w:pos="9628"/>
+            </w:tabs>
+            <w:rPr>
+              <w:rFonts w:asciiTheme="minorHAnsi" w:eastAsiaTheme="minorEastAsia" w:hAnsiTheme="minorHAnsi" w:cstheme="minorBidi"/>
+              <w:noProof/>
+              <w:kern w:val="2"/>
+              <w:sz w:val="24"/>
+              <w:szCs w:val="24"/>
+              <w:lang w:eastAsia="it-CH"/>
+              <w14:ligatures w14:val="standardContextual"/>
+            </w:rPr>
+          </w:pPr>
+          <w:hyperlink w:anchor="_Toc240618814" w:history="1">
+            <w:r>
+              <w:rPr>
+                <w:rStyle w:val="Collegamentoipertestuale"/>
+                <w:noProof/>
+              </w:rPr>
+              <w:t>3.4</w:t>
+            </w:r>
+            <w:r>
+              <w:rPr>
+                <w:rFonts w:asciiTheme="minorHAnsi" w:eastAsiaTheme="minorEastAsia" w:hAnsiTheme="minorHAnsi" w:cstheme="minorBidi"/>
+                <w:noProof/>
+                <w:kern w:val="2"/>
+                <w:sz w:val="24"/>
+                <w:szCs w:val="24"/>
+                <w:lang w:eastAsia="it-CH"/>
+                <w14:ligatures w14:val="standardContextual"/>
+              </w:rPr>
+              <w:tab/>
+            </w:r>
+            <w:r>
+              <w:rPr>
+                <w:rStyle w:val="Collegamentoipertestuale"/>
+                <w:noProof/>
+              </w:rPr>
+              <w:t>Pianificazione</w:t>
+            </w:r>
+            <w:r>
+              <w:rPr>
+                <w:noProof/>
+                <w:webHidden/>
+              </w:rPr>
+              <w:tab/>
+            </w:r>
+            <w:r>
+              <w:rPr>
+                <w:noProof/>
+                <w:webHidden/>
+              </w:rPr>
+              <w:fldChar w:fldCharType="begin"/>
+            </w:r>
+            <w:r>
+              <w:rPr>
+                <w:noProof/>
+                <w:webHidden/>
+              </w:rPr>
+              <w:instrText xml:space="preserve"> PAGEREF _Toc240618814 \h </w:instrText>
+            </w:r>
+            <w:r>
+              <w:rPr>
+                <w:noProof/>
+                <w:webHidden/>
+              </w:rPr>
+            </w:r>
+            <w:r>
+              <w:rPr>
+                <w:noProof/>
+                <w:webHidden/>
+              </w:rPr>
+              <w:fldChar w:fldCharType="separate"/>
+            </w:r>
+            <w:r>
+              <w:rPr>
+                <w:noProof/>
+                <w:webHidden/>
+              </w:rPr>
+              <w:t>9</w:t>
+            </w:r>
+            <w:r>
+              <w:rPr>
+                <w:noProof/>
+                <w:webHidden/>
+              </w:rPr>
+              <w:fldChar w:fldCharType="end"/>
+            </w:r>
+          </w:hyperlink>
+        </w:p>
+        <w:p>
+          <w:pPr>
+            <w:pStyle w:val="Sommario2"/>
+            <w:tabs>
+              <w:tab w:val="left" w:pos="800"/>
+              <w:tab w:val="right" w:leader="dot" w:pos="9628"/>
+            </w:tabs>
+            <w:rPr>
+              <w:rFonts w:asciiTheme="minorHAnsi" w:eastAsiaTheme="minorEastAsia" w:hAnsiTheme="minorHAnsi" w:cstheme="minorBidi"/>
+              <w:noProof/>
+              <w:kern w:val="2"/>
+              <w:sz w:val="24"/>
+              <w:szCs w:val="24"/>
+              <w:lang w:eastAsia="it-CH"/>
+              <w14:ligatures w14:val="standardContextual"/>
+            </w:rPr>
+          </w:pPr>
+          <w:hyperlink w:anchor="_Toc240618815" w:history="1">
+            <w:r>
+              <w:rPr>
+                <w:rStyle w:val="Collegamentoipertestuale"/>
+                <w:noProof/>
+              </w:rPr>
+              <w:t>3.5</w:t>
+            </w:r>
+            <w:r>
+              <w:rPr>
+                <w:rFonts w:asciiTheme="minorHAnsi" w:eastAsiaTheme="minorEastAsia" w:hAnsiTheme="minorHAnsi" w:cstheme="minorBidi"/>
+                <w:noProof/>
+                <w:kern w:val="2"/>
+                <w:sz w:val="24"/>
+                <w:szCs w:val="24"/>
+                <w:lang w:eastAsia="it-CH"/>
+                <w14:ligatures w14:val="standardContextual"/>
+              </w:rPr>
+              <w:tab/>
+            </w:r>
+            <w:r>
+              <w:rPr>
+                <w:rStyle w:val="Collegamentoipertestuale"/>
+                <w:noProof/>
+              </w:rPr>
+              <w:t>Analisi dei mezzi</w:t>
+            </w:r>
+            <w:r>
+              <w:rPr>
+                <w:noProof/>
+                <w:webHidden/>
+              </w:rPr>
+              <w:tab/>
+            </w:r>
+            <w:r>
+              <w:rPr>
+                <w:noProof/>
+                <w:webHidden/>
+              </w:rPr>
+              <w:fldChar w:fldCharType="begin"/>
+            </w:r>
+            <w:r>
+              <w:rPr>
+                <w:noProof/>
+                <w:webHidden/>
+              </w:rPr>
+              <w:instrText xml:space="preserve"> PAGEREF _Toc240618815 \h </w:instrText>
+            </w:r>
+            <w:r>
+              <w:rPr>
+                <w:noProof/>
+                <w:webHidden/>
+              </w:rPr>
+            </w:r>
+            <w:r>
+              <w:rPr>
+                <w:noProof/>
+                <w:webHidden/>
+              </w:rPr>
+              <w:fldChar w:fldCharType="separate"/>
+            </w:r>
+            <w:r>
+              <w:rPr>
+                <w:noProof/>
+                <w:webHidden/>
+              </w:rPr>
+              <w:t>11</w:t>
+            </w:r>
+            <w:r>
+              <w:rPr>
+                <w:noProof/>
+                <w:webHidden/>
+              </w:rPr>
+              <w:fldChar w:fldCharType="end"/>
+            </w:r>
+          </w:hyperlink>
+        </w:p>
+        <w:p>
+          <w:pPr>
+            <w:pStyle w:val="Sommario3"/>
+            <w:tabs>
+              <w:tab w:val="left" w:pos="1200"/>
+              <w:tab w:val="right" w:leader="dot" w:pos="9628"/>
+            </w:tabs>
+            <w:rPr>
+              <w:rFonts w:asciiTheme="minorHAnsi" w:eastAsiaTheme="minorEastAsia" w:hAnsiTheme="minorHAnsi" w:cstheme="minorBidi"/>
+              <w:noProof/>
+              <w:kern w:val="2"/>
+              <w:sz w:val="24"/>
+              <w:szCs w:val="24"/>
+              <w:lang w:eastAsia="it-CH"/>
+              <w14:ligatures w14:val="standardContextual"/>
+            </w:rPr>
+          </w:pPr>
+          <w:hyperlink w:anchor="_Toc240618816" w:history="1">
+            <w:r>
+              <w:rPr>
+                <w:rStyle w:val="Collegamentoipertestuale"/>
+                <w:noProof/>
+              </w:rPr>
+              <w:t>3.5.1</w:t>
+            </w:r>
+            <w:r>
+              <w:rPr>
+                <w:rFonts w:asciiTheme="minorHAnsi" w:eastAsiaTheme="minorEastAsia" w:hAnsiTheme="minorHAnsi" w:cstheme="minorBidi"/>
+                <w:noProof/>
+                <w:kern w:val="2"/>
+                <w:sz w:val="24"/>
+                <w:szCs w:val="24"/>
+                <w:lang w:eastAsia="it-CH"/>
+                <w14:ligatures w14:val="standardContextual"/>
+              </w:rPr>
+              <w:tab/>
+            </w:r>
+            <w:r>
+              <w:rPr>
+                <w:rStyle w:val="Collegamentoipertestuale"/>
+                <w:noProof/>
+              </w:rPr>
+              <w:t>Software</w:t>
+            </w:r>
+            <w:r>
+              <w:rPr>
+                <w:noProof/>
+                <w:webHidden/>
+              </w:rPr>
+              <w:tab/>
+            </w:r>
+            <w:r>
+              <w:rPr>
+                <w:noProof/>
+                <w:webHidden/>
+              </w:rPr>
+              <w:fldChar w:fldCharType="begin"/>
+            </w:r>
+            <w:r>
+              <w:rPr>
+                <w:noProof/>
+                <w:webHidden/>
+              </w:rPr>
+              <w:instrText xml:space="preserve"> PAGEREF _Toc240618816 \h </w:instrText>
+            </w:r>
+            <w:r>
+              <w:rPr>
+                <w:noProof/>
+                <w:webHidden/>
+              </w:rPr>
+            </w:r>
+            <w:r>
+              <w:rPr>
+                <w:noProof/>
+                <w:webHidden/>
+              </w:rPr>
+              <w:fldChar w:fldCharType="separate"/>
+            </w:r>
+            <w:r>
+              <w:rPr>
+                <w:noProof/>
+                <w:webHidden/>
+              </w:rPr>
+              <w:t>11</w:t>
+            </w:r>
+            <w:r>
+              <w:rPr>
+                <w:noProof/>
+                <w:webHidden/>
+              </w:rPr>
+              <w:fldChar w:fldCharType="end"/>
+            </w:r>
+          </w:hyperlink>
+        </w:p>
+        <w:p>
+          <w:pPr>
+            <w:pStyle w:val="Sommario3"/>
+            <w:tabs>
+              <w:tab w:val="left" w:pos="1200"/>
+              <w:tab w:val="right" w:leader="dot" w:pos="9628"/>
+            </w:tabs>
+            <w:rPr>
+              <w:rFonts w:asciiTheme="minorHAnsi" w:eastAsiaTheme="minorEastAsia" w:hAnsiTheme="minorHAnsi" w:cstheme="minorBidi"/>
+              <w:noProof/>
+              <w:kern w:val="2"/>
+              <w:sz w:val="24"/>
+              <w:szCs w:val="24"/>
+              <w:lang w:eastAsia="it-CH"/>
+              <w14:ligatures w14:val="standardContextual"/>
+            </w:rPr>
+          </w:pPr>
+          <w:hyperlink w:anchor="_Toc240618817" w:history="1">
+            <w:r>
+              <w:rPr>
+                <w:rStyle w:val="Collegamentoipertestuale"/>
+                <w:noProof/>
+              </w:rPr>
+              <w:t>3.5.2</w:t>
+            </w:r>
+            <w:r>
+              <w:rPr>
+                <w:rFonts w:asciiTheme="minorHAnsi" w:eastAsiaTheme="minorEastAsia" w:hAnsiTheme="minorHAnsi" w:cstheme="minorBidi"/>
+                <w:noProof/>
+                <w:kern w:val="2"/>
+                <w:sz w:val="24"/>
+                <w:szCs w:val="24"/>
+                <w:lang w:eastAsia="it-CH"/>
+                <w14:ligatures w14:val="standardContextual"/>
+              </w:rPr>
+              <w:tab/>
+            </w:r>
+            <w:r>
+              <w:rPr>
+                <w:rStyle w:val="Collegamentoipertestuale"/>
+                <w:noProof/>
+              </w:rPr>
+              <w:t>Hardware</w:t>
+            </w:r>
+            <w:r>
+              <w:rPr>
+                <w:noProof/>
+                <w:webHidden/>
+              </w:rPr>
+              <w:tab/>
+            </w:r>
+            <w:r>
+              <w:rPr>
+                <w:noProof/>
+                <w:webHidden/>
+              </w:rPr>
+              <w:fldChar w:fldCharType="begin"/>
+            </w:r>
+            <w:r>
+              <w:rPr>
+                <w:noProof/>
+                <w:webHidden/>
+              </w:rPr>
+              <w:instrText xml:space="preserve"> PAGEREF _Toc240618817 \h </w:instrText>
+            </w:r>
+            <w:r>
+              <w:rPr>
+                <w:noProof/>
+                <w:webHidden/>
+              </w:rPr>
+            </w:r>
+            <w:r>
+              <w:rPr>
+                <w:noProof/>
+                <w:webHidden/>
+              </w:rPr>
+              <w:fldChar w:fldCharType="separate"/>
+            </w:r>
+            <w:r>
+              <w:rPr>
+                <w:noProof/>
+                <w:webHidden/>
+              </w:rPr>
+              <w:t>11</w:t>
+            </w:r>
+            <w:r>
+              <w:rPr>
+                <w:noProof/>
+                <w:webHidden/>
+              </w:rPr>
+              <w:fldChar w:fldCharType="end"/>
+            </w:r>
+          </w:hyperlink>
+        </w:p>
+        <w:p>
+          <w:pPr>
+            <w:pStyle w:val="Sommario1"/>
+            <w:tabs>
+              <w:tab w:val="left" w:pos="400"/>
+              <w:tab w:val="right" w:leader="dot" w:pos="9628"/>
+            </w:tabs>
+            <w:rPr>
+              <w:rFonts w:asciiTheme="minorHAnsi" w:eastAsiaTheme="minorEastAsia" w:hAnsiTheme="minorHAnsi" w:cstheme="minorBidi"/>
+              <w:noProof/>
+              <w:kern w:val="2"/>
+              <w:sz w:val="24"/>
+              <w:szCs w:val="24"/>
+              <w:lang w:eastAsia="it-CH"/>
+              <w14:ligatures w14:val="standardContextual"/>
+            </w:rPr>
+          </w:pPr>
+          <w:hyperlink w:anchor="_Toc240618818" w:history="1">
+            <w:r>
+              <w:rPr>
+                <w:rStyle w:val="Collegamentoipertestuale"/>
+                <w:noProof/>
+              </w:rPr>
+              <w:t>4</w:t>
+            </w:r>
+            <w:r>
+              <w:rPr>
+                <w:rFonts w:asciiTheme="minorHAnsi" w:eastAsiaTheme="minorEastAsia" w:hAnsiTheme="minorHAnsi" w:cstheme="minorBidi"/>
+                <w:noProof/>
+                <w:kern w:val="2"/>
+                <w:sz w:val="24"/>
+                <w:szCs w:val="24"/>
+                <w:lang w:eastAsia="it-CH"/>
+                <w14:ligatures w14:val="standardContextual"/>
+              </w:rPr>
+              <w:tab/>
+            </w:r>
+            <w:r>
+              <w:rPr>
+                <w:rStyle w:val="Collegamentoipertestuale"/>
+                <w:noProof/>
+              </w:rPr>
+              <w:t>Progettazione</w:t>
+            </w:r>
+            <w:r>
+              <w:rPr>
+                <w:noProof/>
+                <w:webHidden/>
+              </w:rPr>
+              <w:tab/>
+            </w:r>
+            <w:r>
+              <w:rPr>
+                <w:noProof/>
+                <w:webHidden/>
+              </w:rPr>
+              <w:fldChar w:fldCharType="begin"/>
+            </w:r>
+            <w:r>
+              <w:rPr>
+                <w:noProof/>
+                <w:webHidden/>
+              </w:rPr>
+              <w:instrText xml:space="preserve"> PAGEREF _Toc240618818 \h </w:instrText>
+            </w:r>
+            <w:r>
+              <w:rPr>
+                <w:noProof/>
+                <w:webHidden/>
+              </w:rPr>
+            </w:r>
+            <w:r>
+              <w:rPr>
+                <w:noProof/>
+                <w:webHidden/>
+              </w:rPr>
+              <w:fldChar w:fldCharType="separate"/>
+            </w:r>
+            <w:r>
+              <w:rPr>
+                <w:noProof/>
+                <w:webHidden/>
+              </w:rPr>
+              <w:t>11</w:t>
+            </w:r>
+            <w:r>
+              <w:rPr>
+                <w:noProof/>
+                <w:webHidden/>
+              </w:rPr>
+              <w:fldChar w:fldCharType="end"/>
+            </w:r>
+          </w:hyperlink>
+        </w:p>
+        <w:p>
+          <w:pPr>
+            <w:pStyle w:val="Sommario2"/>
+            <w:tabs>
+              <w:tab w:val="left" w:pos="800"/>
+              <w:tab w:val="right" w:leader="dot" w:pos="9628"/>
+            </w:tabs>
+            <w:rPr>
+              <w:rFonts w:asciiTheme="minorHAnsi" w:eastAsiaTheme="minorEastAsia" w:hAnsiTheme="minorHAnsi" w:cstheme="minorBidi"/>
+              <w:noProof/>
+              <w:kern w:val="2"/>
+              <w:sz w:val="24"/>
+              <w:szCs w:val="24"/>
+              <w:lang w:eastAsia="it-CH"/>
+              <w14:ligatures w14:val="standardContextual"/>
+            </w:rPr>
+          </w:pPr>
+          <w:hyperlink w:anchor="_Toc240618819" w:history="1">
+            <w:r>
+              <w:rPr>
+                <w:rStyle w:val="Collegamentoipertestuale"/>
+                <w:noProof/>
+              </w:rPr>
+              <w:t>4.1</w:t>
+            </w:r>
+            <w:r>
+              <w:rPr>
+                <w:rFonts w:asciiTheme="minorHAnsi" w:eastAsiaTheme="minorEastAsia" w:hAnsiTheme="minorHAnsi" w:cstheme="minorBidi"/>
+                <w:noProof/>
+                <w:kern w:val="2"/>
+                <w:sz w:val="24"/>
+                <w:szCs w:val="24"/>
+                <w:lang w:eastAsia="it-CH"/>
+                <w14:ligatures w14:val="standardContextual"/>
+              </w:rPr>
+              <w:tab/>
+            </w:r>
+            <w:r>
+              <w:rPr>
+                <w:rStyle w:val="Collegamentoipertestuale"/>
+                <w:noProof/>
+              </w:rPr>
+              <w:t>Design dell’architettura del sistema</w:t>
+            </w:r>
+            <w:r>
+              <w:rPr>
+                <w:noProof/>
+                <w:webHidden/>
+              </w:rPr>
+              <w:tab/>
+            </w:r>
+            <w:r>
+              <w:rPr>
+                <w:noProof/>
+                <w:webHidden/>
+              </w:rPr>
+              <w:fldChar w:fldCharType="begin"/>
+            </w:r>
+            <w:r>
+              <w:rPr>
+                <w:noProof/>
+                <w:webHidden/>
+              </w:rPr>
+              <w:instrText xml:space="preserve"> PAGEREF _Toc240618819 \h </w:instrText>
+            </w:r>
+            <w:r>
+              <w:rPr>
+                <w:noProof/>
+                <w:webHidden/>
+              </w:rPr>
+            </w:r>
+            <w:r>
+              <w:rPr>
+                <w:noProof/>
+                <w:webHidden/>
+              </w:rPr>
+              <w:fldChar w:fldCharType="separate"/>
+            </w:r>
+            <w:r>
+              <w:rPr>
+                <w:noProof/>
+                <w:webHidden/>
+              </w:rPr>
+              <w:t>11</w:t>
+            </w:r>
+            <w:r>
+              <w:rPr>
+                <w:noProof/>
+                <w:webHidden/>
+              </w:rPr>
+              <w:fldChar w:fldCharType="end"/>
+            </w:r>
+          </w:hyperlink>
+        </w:p>
+        <w:p>
+          <w:pPr>
+            <w:pStyle w:val="Sommario2"/>
+            <w:tabs>
+              <w:tab w:val="left" w:pos="800"/>
+              <w:tab w:val="right" w:leader="dot" w:pos="9628"/>
+            </w:tabs>
+            <w:rPr>
+              <w:rFonts w:asciiTheme="minorHAnsi" w:eastAsiaTheme="minorEastAsia" w:hAnsiTheme="minorHAnsi" w:cstheme="minorBidi"/>
+              <w:noProof/>
+              <w:kern w:val="2"/>
+              <w:sz w:val="24"/>
+              <w:szCs w:val="24"/>
+              <w:lang w:eastAsia="it-CH"/>
+              <w14:ligatures w14:val="standardContextual"/>
+            </w:rPr>
+          </w:pPr>
+          <w:hyperlink w:anchor="_Toc240618820" w:history="1">
+            <w:r>
+              <w:rPr>
+                <w:rStyle w:val="Collegamentoipertestuale"/>
+                <w:noProof/>
+              </w:rPr>
+              <w:t>4.2</w:t>
+            </w:r>
+            <w:r>
+              <w:rPr>
+                <w:rFonts w:asciiTheme="minorHAnsi" w:eastAsiaTheme="minorEastAsia" w:hAnsiTheme="minorHAnsi" w:cstheme="minorBidi"/>
+                <w:noProof/>
+                <w:kern w:val="2"/>
+                <w:sz w:val="24"/>
+                <w:szCs w:val="24"/>
+                <w:lang w:eastAsia="it-CH"/>
+                <w14:ligatures w14:val="standardContextual"/>
+              </w:rPr>
+              <w:tab/>
+            </w:r>
+            <w:r>
+              <w:rPr>
+                <w:rStyle w:val="Collegamentoipertestuale"/>
+                <w:noProof/>
+              </w:rPr>
+              <w:t>Design dei dati e database</w:t>
+            </w:r>
+            <w:r>
+              <w:rPr>
+                <w:noProof/>
+                <w:webHidden/>
+              </w:rPr>
+              <w:tab/>
+            </w:r>
+            <w:r>
+              <w:rPr>
+                <w:noProof/>
+                <w:webHidden/>
+              </w:rPr>
+              <w:fldChar w:fldCharType="begin"/>
+            </w:r>
+            <w:r>
+              <w:rPr>
+                <w:noProof/>
+                <w:webHidden/>
+              </w:rPr>
+              <w:instrText xml:space="preserve"> PAGEREF _Toc240618820 \h </w:instrText>
+            </w:r>
+            <w:r>
+              <w:rPr>
+                <w:noProof/>
+                <w:webHidden/>
+              </w:rPr>
+            </w:r>
+            <w:r>
+              <w:rPr>
+                <w:noProof/>
+                <w:webHidden/>
+              </w:rPr>
+              <w:fldChar w:fldCharType="separate"/>
+            </w:r>
+            <w:r>
+              <w:rPr>
+                <w:noProof/>
+                <w:webHidden/>
+              </w:rPr>
+              <w:t>11</w:t>
+            </w:r>
+            <w:r>
+              <w:rPr>
+                <w:noProof/>
+                <w:webHidden/>
+              </w:rPr>
+              <w:fldChar w:fldCharType="end"/>
+            </w:r>
+          </w:hyperlink>
+        </w:p>
+        <w:p>
+          <w:pPr>
+            <w:pStyle w:val="Sommario2"/>
+            <w:tabs>
+              <w:tab w:val="left" w:pos="800"/>
+              <w:tab w:val="right" w:leader="dot" w:pos="9628"/>
+            </w:tabs>
+            <w:rPr>
+              <w:rFonts w:asciiTheme="minorHAnsi" w:eastAsiaTheme="minorEastAsia" w:hAnsiTheme="minorHAnsi" w:cstheme="minorBidi"/>
+              <w:noProof/>
+              <w:kern w:val="2"/>
+              <w:sz w:val="24"/>
+              <w:szCs w:val="24"/>
+              <w:lang w:eastAsia="it-CH"/>
+              <w14:ligatures w14:val="standardContextual"/>
+            </w:rPr>
+          </w:pPr>
+          <w:hyperlink w:anchor="_Toc240618821" w:history="1">
+            <w:r>
+              <w:rPr>
+                <w:rStyle w:val="Collegamentoipertestuale"/>
+                <w:noProof/>
+              </w:rPr>
+              <w:t>4.3</w:t>
+            </w:r>
+            <w:r>
+              <w:rPr>
+                <w:rFonts w:asciiTheme="minorHAnsi" w:eastAsiaTheme="minorEastAsia" w:hAnsiTheme="minorHAnsi" w:cstheme="minorBidi"/>
+                <w:noProof/>
+                <w:kern w:val="2"/>
+                <w:sz w:val="24"/>
+                <w:szCs w:val="24"/>
+                <w:lang w:eastAsia="it-CH"/>
+                <w14:ligatures w14:val="standardContextual"/>
+              </w:rPr>
+              <w:tab/>
+            </w:r>
+            <w:r>
+              <w:rPr>
+                <w:rStyle w:val="Collegamentoipertestuale"/>
+                <w:noProof/>
+              </w:rPr>
+              <w:t>Design delle interfacce</w:t>
+            </w:r>
+            <w:r>
+              <w:rPr>
+                <w:noProof/>
+                <w:webHidden/>
+              </w:rPr>
+              <w:tab/>
+            </w:r>
+            <w:r>
+              <w:rPr>
+                <w:noProof/>
+                <w:webHidden/>
+              </w:rPr>
+              <w:fldChar w:fldCharType="begin"/>
+            </w:r>
+            <w:r>
+              <w:rPr>
+                <w:noProof/>
+                <w:webHidden/>
+              </w:rPr>
+              <w:instrText xml:space="preserve"> PAGEREF _Toc240618821 \h </w:instrText>
+            </w:r>
+            <w:r>
+              <w:rPr>
+                <w:noProof/>
+                <w:webHidden/>
+              </w:rPr>
+            </w:r>
+            <w:r>
+              <w:rPr>
+                <w:noProof/>
+                <w:webHidden/>
+              </w:rPr>
+              <w:fldChar w:fldCharType="separate"/>
+            </w:r>
+            <w:r>
+              <w:rPr>
+                <w:noProof/>
+                <w:webHidden/>
+              </w:rPr>
+              <w:t>14</w:t>
+            </w:r>
+            <w:r>
+              <w:rPr>
+                <w:noProof/>
+                <w:webHidden/>
+              </w:rPr>
+              <w:fldChar w:fldCharType="end"/>
+            </w:r>
+          </w:hyperlink>
+        </w:p>
+        <w:p>
+          <w:pPr>
+            <w:pStyle w:val="Sommario2"/>
+            <w:tabs>
+              <w:tab w:val="left" w:pos="800"/>
+              <w:tab w:val="right" w:leader="dot" w:pos="9628"/>
+            </w:tabs>
+            <w:rPr>
+              <w:rFonts w:asciiTheme="minorHAnsi" w:eastAsiaTheme="minorEastAsia" w:hAnsiTheme="minorHAnsi" w:cstheme="minorBidi"/>
+              <w:noProof/>
+              <w:kern w:val="2"/>
+              <w:sz w:val="24"/>
+              <w:szCs w:val="24"/>
+              <w:lang w:eastAsia="it-CH"/>
+              <w14:ligatures w14:val="standardContextual"/>
+            </w:rPr>
+          </w:pPr>
+          <w:hyperlink w:anchor="_Toc240618822" w:history="1">
+            <w:r>
+              <w:rPr>
+                <w:rStyle w:val="Collegamentoipertestuale"/>
+                <w:noProof/>
+              </w:rPr>
+              <w:t>4.4</w:t>
+            </w:r>
+            <w:r>
+              <w:rPr>
+                <w:rFonts w:asciiTheme="minorHAnsi" w:eastAsiaTheme="minorEastAsia" w:hAnsiTheme="minorHAnsi" w:cstheme="minorBidi"/>
+                <w:noProof/>
+                <w:kern w:val="2"/>
+                <w:sz w:val="24"/>
+                <w:szCs w:val="24"/>
+                <w:lang w:eastAsia="it-CH"/>
+                <w14:ligatures w14:val="standardContextual"/>
+              </w:rPr>
+              <w:tab/>
+            </w:r>
+            <w:r>
+              <w:rPr>
+                <w:rStyle w:val="Collegamentoipertestuale"/>
+                <w:noProof/>
+              </w:rPr>
+              <w:t>Design procedurale</w:t>
+            </w:r>
+            <w:r>
+              <w:rPr>
+                <w:noProof/>
+                <w:webHidden/>
+              </w:rPr>
+              <w:tab/>
+            </w:r>
+            <w:r>
+              <w:rPr>
+                <w:noProof/>
+                <w:webHidden/>
+              </w:rPr>
+              <w:fldChar w:fldCharType="begin"/>
+            </w:r>
+            <w:r>
+              <w:rPr>
+                <w:noProof/>
+                <w:webHidden/>
+              </w:rPr>
+              <w:instrText xml:space="preserve"> PAGEREF _Toc240618822 \h </w:instrText>
+            </w:r>
+            <w:r>
+              <w:rPr>
+                <w:noProof/>
+                <w:webHidden/>
+              </w:rPr>
+            </w:r>
+            <w:r>
+              <w:rPr>
+                <w:noProof/>
+                <w:webHidden/>
+              </w:rPr>
+              <w:fldChar w:fldCharType="separate"/>
+            </w:r>
+            <w:r>
+              <w:rPr>
+                <w:noProof/>
+                <w:webHidden/>
+              </w:rPr>
+              <w:t>14</w:t>
+            </w:r>
+            <w:r>
+              <w:rPr>
+                <w:noProof/>
+                <w:webHidden/>
+              </w:rPr>
+              <w:fldChar w:fldCharType="end"/>
+            </w:r>
+          </w:hyperlink>
+        </w:p>
+        <w:p>
+          <w:pPr>
+            <w:pStyle w:val="Sommario1"/>
+            <w:tabs>
+              <w:tab w:val="left" w:pos="400"/>
+              <w:tab w:val="right" w:leader="dot" w:pos="9628"/>
+            </w:tabs>
+            <w:rPr>
+              <w:rFonts w:asciiTheme="minorHAnsi" w:eastAsiaTheme="minorEastAsia" w:hAnsiTheme="minorHAnsi" w:cstheme="minorBidi"/>
+              <w:noProof/>
+              <w:kern w:val="2"/>
+              <w:sz w:val="24"/>
+              <w:szCs w:val="24"/>
+              <w:lang w:eastAsia="it-CH"/>
+              <w14:ligatures w14:val="standardContextual"/>
+            </w:rPr>
+          </w:pPr>
+          <w:hyperlink w:anchor="_Toc240618823" w:history="1">
+            <w:r>
+              <w:rPr>
+                <w:rStyle w:val="Collegamentoipertestuale"/>
+                <w:noProof/>
+              </w:rPr>
+              <w:t>5</w:t>
+            </w:r>
+            <w:r>
+              <w:rPr>
+                <w:rFonts w:asciiTheme="minorHAnsi" w:eastAsiaTheme="minorEastAsia" w:hAnsiTheme="minorHAnsi" w:cstheme="minorBidi"/>
+                <w:noProof/>
+                <w:kern w:val="2"/>
+                <w:sz w:val="24"/>
+                <w:szCs w:val="24"/>
+                <w:lang w:eastAsia="it-CH"/>
+                <w14:ligatures w14:val="standardContextual"/>
+              </w:rPr>
+              <w:tab/>
+            </w:r>
+            <w:r>
+              <w:rPr>
+                <w:rStyle w:val="Collegamentoipertestuale"/>
+                <w:noProof/>
+              </w:rPr>
+              <w:t>Implementazione</w:t>
+            </w:r>
+            <w:r>
+              <w:rPr>
+                <w:noProof/>
+                <w:webHidden/>
+              </w:rPr>
+              <w:tab/>
+            </w:r>
+            <w:r>
+              <w:rPr>
+                <w:noProof/>
+                <w:webHidden/>
+              </w:rPr>
+              <w:fldChar w:fldCharType="begin"/>
+            </w:r>
+            <w:r>
+              <w:rPr>
+                <w:noProof/>
+                <w:webHidden/>
+              </w:rPr>
+              <w:instrText xml:space="preserve"> PAGEREF _Toc240618823 \h </w:instrText>
+            </w:r>
+            <w:r>
+              <w:rPr>
+                <w:noProof/>
+                <w:webHidden/>
+              </w:rPr>
+            </w:r>
+            <w:r>
+              <w:rPr>
+                <w:noProof/>
+                <w:webHidden/>
+              </w:rPr>
+              <w:fldChar w:fldCharType="separate"/>
+            </w:r>
+            <w:r>
+              <w:rPr>
+                <w:noProof/>
+                <w:webHidden/>
+              </w:rPr>
+              <w:t>15</w:t>
+            </w:r>
+            <w:r>
+              <w:rPr>
+                <w:noProof/>
+                <w:webHidden/>
+              </w:rPr>
+              <w:fldChar w:fldCharType="end"/>
+            </w:r>
+          </w:hyperlink>
+        </w:p>
+        <w:p>
+          <w:pPr>
+            <w:pStyle w:val="Sommario1"/>
+            <w:tabs>
+              <w:tab w:val="left" w:pos="400"/>
+              <w:tab w:val="right" w:leader="dot" w:pos="9628"/>
+            </w:tabs>
+            <w:rPr>
+              <w:rFonts w:asciiTheme="minorHAnsi" w:eastAsiaTheme="minorEastAsia" w:hAnsiTheme="minorHAnsi" w:cstheme="minorBidi"/>
+              <w:noProof/>
+              <w:kern w:val="2"/>
+              <w:sz w:val="24"/>
+              <w:szCs w:val="24"/>
+              <w:lang w:eastAsia="it-CH"/>
+              <w14:ligatures w14:val="standardContextual"/>
+            </w:rPr>
+          </w:pPr>
+          <w:hyperlink w:anchor="_Toc240618824" w:history="1">
+            <w:r>
+              <w:rPr>
+                <w:rStyle w:val="Collegamentoipertestuale"/>
+                <w:noProof/>
+              </w:rPr>
+              <w:t>6</w:t>
+            </w:r>
+            <w:r>
+              <w:rPr>
+                <w:rFonts w:asciiTheme="minorHAnsi" w:eastAsiaTheme="minorEastAsia" w:hAnsiTheme="minorHAnsi" w:cstheme="minorBidi"/>
+                <w:noProof/>
+                <w:kern w:val="2"/>
+                <w:sz w:val="24"/>
+                <w:szCs w:val="24"/>
+                <w:lang w:eastAsia="it-CH"/>
+                <w14:ligatures w14:val="standardContextual"/>
+              </w:rPr>
+              <w:tab/>
+            </w:r>
+            <w:r>
+              <w:rPr>
+                <w:rStyle w:val="Collegamentoipertestuale"/>
+                <w:noProof/>
+              </w:rPr>
+              <w:t>Test</w:t>
+            </w:r>
+            <w:r>
+              <w:rPr>
+                <w:noProof/>
+                <w:webHidden/>
+              </w:rPr>
+              <w:tab/>
+            </w:r>
+            <w:r>
+              <w:rPr>
+                <w:noProof/>
+                <w:webHidden/>
+              </w:rPr>
+              <w:fldChar w:fldCharType="begin"/>
+            </w:r>
+            <w:r>
+              <w:rPr>
+                <w:noProof/>
+                <w:webHidden/>
+              </w:rPr>
+              <w:instrText xml:space="preserve"> PAGEREF _Toc240618824 \h </w:instrText>
+            </w:r>
+            <w:r>
+              <w:rPr>
+                <w:noProof/>
+                <w:webHidden/>
+              </w:rPr>
+            </w:r>
+            <w:r>
+              <w:rPr>
+                <w:noProof/>
+                <w:webHidden/>
+              </w:rPr>
+              <w:fldChar w:fldCharType="separate"/>
+            </w:r>
+            <w:r>
+              <w:rPr>
+                <w:noProof/>
+                <w:webHidden/>
+              </w:rPr>
+              <w:t>15</w:t>
+            </w:r>
+            <w:r>
+              <w:rPr>
+                <w:noProof/>
+                <w:webHidden/>
+              </w:rPr>
+              <w:fldChar w:fldCharType="end"/>
+            </w:r>
+          </w:hyperlink>
+        </w:p>
+        <w:p>
+          <w:pPr>
+            <w:pStyle w:val="Sommario2"/>
+            <w:tabs>
+              <w:tab w:val="left" w:pos="800"/>
+              <w:tab w:val="right" w:leader="dot" w:pos="9628"/>
+            </w:tabs>
+            <w:rPr>
+              <w:rFonts w:asciiTheme="minorHAnsi" w:eastAsiaTheme="minorEastAsia" w:hAnsiTheme="minorHAnsi" w:cstheme="minorBidi"/>
+              <w:noProof/>
+              <w:kern w:val="2"/>
+              <w:sz w:val="24"/>
+              <w:szCs w:val="24"/>
+              <w:lang w:eastAsia="it-CH"/>
+              <w14:ligatures w14:val="standardContextual"/>
+            </w:rPr>
+          </w:pPr>
+          <w:hyperlink w:anchor="_Toc240618825" w:history="1">
+            <w:r>
+              <w:rPr>
+                <w:rStyle w:val="Collegamentoipertestuale"/>
+                <w:noProof/>
+              </w:rPr>
+              <w:t>6.1</w:t>
+            </w:r>
+            <w:r>
+              <w:rPr>
+                <w:rFonts w:asciiTheme="minorHAnsi" w:eastAsiaTheme="minorEastAsia" w:hAnsiTheme="minorHAnsi" w:cstheme="minorBidi"/>
+                <w:noProof/>
+                <w:kern w:val="2"/>
+                <w:sz w:val="24"/>
+                <w:szCs w:val="24"/>
+                <w:lang w:eastAsia="it-CH"/>
+                <w14:ligatures w14:val="standardContextual"/>
+              </w:rPr>
+              <w:tab/>
+            </w:r>
+            <w:r>
+              <w:rPr>
+                <w:rStyle w:val="Collegamentoipertestuale"/>
+                <w:noProof/>
+              </w:rPr>
+              <w:t>Protocollo di test</w:t>
+            </w:r>
+            <w:r>
+              <w:rPr>
+                <w:noProof/>
+                <w:webHidden/>
+              </w:rPr>
+              <w:tab/>
+            </w:r>
+            <w:r>
+              <w:rPr>
+                <w:noProof/>
+                <w:webHidden/>
+              </w:rPr>
+              <w:fldChar w:fldCharType="begin"/>
+            </w:r>
+            <w:r>
+              <w:rPr>
+                <w:noProof/>
+                <w:webHidden/>
+              </w:rPr>
+              <w:instrText xml:space="preserve"> PAGEREF _Toc240618825 \h </w:instrText>
+            </w:r>
+            <w:r>
+              <w:rPr>
+                <w:noProof/>
+                <w:webHidden/>
+              </w:rPr>
+            </w:r>
+            <w:r>
+              <w:rPr>
+                <w:noProof/>
+                <w:webHidden/>
+              </w:rPr>
+              <w:fldChar w:fldCharType="separate"/>
+            </w:r>
+            <w:r>
+              <w:rPr>
+                <w:noProof/>
+                <w:webHidden/>
+              </w:rPr>
+              <w:t>15</w:t>
+            </w:r>
+            <w:r>
+              <w:rPr>
+                <w:noProof/>
+                <w:webHidden/>
+              </w:rPr>
+              <w:fldChar w:fldCharType="end"/>
+            </w:r>
+          </w:hyperlink>
+        </w:p>
+        <w:p>
+          <w:pPr>
+            <w:pStyle w:val="Sommario2"/>
+            <w:tabs>
+              <w:tab w:val="left" w:pos="800"/>
+              <w:tab w:val="right" w:leader="dot" w:pos="9628"/>
+            </w:tabs>
+            <w:rPr>
+              <w:rFonts w:asciiTheme="minorHAnsi" w:eastAsiaTheme="minorEastAsia" w:hAnsiTheme="minorHAnsi" w:cstheme="minorBidi"/>
+              <w:noProof/>
+              <w:kern w:val="2"/>
+              <w:sz w:val="24"/>
+              <w:szCs w:val="24"/>
+              <w:lang w:eastAsia="it-CH"/>
+              <w14:ligatures w14:val="standardContextual"/>
+            </w:rPr>
+          </w:pPr>
+          <w:hyperlink w:anchor="_Toc240618826" w:history="1">
+            <w:r>
+              <w:rPr>
+                <w:rStyle w:val="Collegamentoipertestuale"/>
+                <w:noProof/>
+              </w:rPr>
+              <w:t>6.2</w:t>
+            </w:r>
+            <w:r>
+              <w:rPr>
+                <w:rFonts w:asciiTheme="minorHAnsi" w:eastAsiaTheme="minorEastAsia" w:hAnsiTheme="minorHAnsi" w:cstheme="minorBidi"/>
+                <w:noProof/>
+                <w:kern w:val="2"/>
+                <w:sz w:val="24"/>
+                <w:szCs w:val="24"/>
+                <w:lang w:eastAsia="it-CH"/>
+                <w14:ligatures w14:val="standardContextual"/>
+              </w:rPr>
+              <w:tab/>
+            </w:r>
+            <w:r>
+              <w:rPr>
+                <w:rStyle w:val="Collegamentoipertestuale"/>
+                <w:noProof/>
+              </w:rPr>
+              <w:t>Risultati test</w:t>
+            </w:r>
+            <w:r>
+              <w:rPr>
+                <w:noProof/>
+                <w:webHidden/>
+              </w:rPr>
+              <w:tab/>
+            </w:r>
+            <w:r>
+              <w:rPr>
+                <w:noProof/>
+                <w:webHidden/>
+              </w:rPr>
+              <w:fldChar w:fldCharType="begin"/>
+            </w:r>
+            <w:r>
+              <w:rPr>
+                <w:noProof/>
+                <w:webHidden/>
+              </w:rPr>
+              <w:instrText xml:space="preserve"> PAGEREF _Toc240618826 \h </w:instrText>
+            </w:r>
+            <w:r>
+              <w:rPr>
+                <w:noProof/>
+                <w:webHidden/>
+              </w:rPr>
+            </w:r>
+            <w:r>
+              <w:rPr>
+                <w:noProof/>
+                <w:webHidden/>
+              </w:rPr>
+              <w:fldChar w:fldCharType="separate"/>
+            </w:r>
+            <w:r>
+              <w:rPr>
+                <w:noProof/>
+                <w:webHidden/>
+              </w:rPr>
+              <w:t>17</w:t>
+            </w:r>
+            <w:r>
+              <w:rPr>
+                <w:noProof/>
+                <w:webHidden/>
+              </w:rPr>
+              <w:fldChar w:fldCharType="end"/>
+            </w:r>
+          </w:hyperlink>
+        </w:p>
+        <w:p>
+          <w:pPr>
+            <w:pStyle w:val="Sommario2"/>
+            <w:tabs>
+              <w:tab w:val="left" w:pos="800"/>
+              <w:tab w:val="right" w:leader="dot" w:pos="9628"/>
+            </w:tabs>
+            <w:rPr>
+              <w:rFonts w:asciiTheme="minorHAnsi" w:eastAsiaTheme="minorEastAsia" w:hAnsiTheme="minorHAnsi" w:cstheme="minorBidi"/>
+              <w:noProof/>
+              <w:kern w:val="2"/>
+              <w:sz w:val="24"/>
+              <w:szCs w:val="24"/>
+              <w:lang w:eastAsia="it-CH"/>
+              <w14:ligatures w14:val="standardContextual"/>
+            </w:rPr>
+          </w:pPr>
+          <w:hyperlink w:anchor="_Toc240618827" w:history="1">
+            <w:r>
+              <w:rPr>
+                <w:rStyle w:val="Collegamentoipertestuale"/>
+                <w:noProof/>
+              </w:rPr>
+              <w:t>6.3</w:t>
+            </w:r>
+            <w:r>
+              <w:rPr>
+                <w:rFonts w:asciiTheme="minorHAnsi" w:eastAsiaTheme="minorEastAsia" w:hAnsiTheme="minorHAnsi" w:cstheme="minorBidi"/>
+                <w:noProof/>
+                <w:kern w:val="2"/>
+                <w:sz w:val="24"/>
+                <w:szCs w:val="24"/>
+                <w:lang w:eastAsia="it-CH"/>
+                <w14:ligatures w14:val="standardContextual"/>
+              </w:rPr>
+              <w:tab/>
+            </w:r>
+            <w:r>
+              <w:rPr>
+                <w:rStyle w:val="Collegamentoipertestuale"/>
+                <w:noProof/>
+              </w:rPr>
+              <w:t>Mancanze/limitazioni conosciute</w:t>
+            </w:r>
+            <w:r>
+              <w:rPr>
+                <w:noProof/>
+                <w:webHidden/>
+              </w:rPr>
+              <w:tab/>
+            </w:r>
+            <w:r>
+              <w:rPr>
+                <w:noProof/>
+                <w:webHidden/>
+              </w:rPr>
+              <w:fldChar w:fldCharType="begin"/>
+            </w:r>
+            <w:r>
+              <w:rPr>
+                <w:noProof/>
+                <w:webHidden/>
+              </w:rPr>
+              <w:instrText xml:space="preserve"> PAGEREF _Toc240618827 \h </w:instrText>
+            </w:r>
+            <w:r>
+              <w:rPr>
+                <w:noProof/>
+                <w:webHidden/>
+              </w:rPr>
+            </w:r>
+            <w:r>
+              <w:rPr>
+                <w:noProof/>
+                <w:webHidden/>
+              </w:rPr>
+              <w:fldChar w:fldCharType="separate"/>
+            </w:r>
+            <w:r>
+              <w:rPr>
+                <w:noProof/>
+                <w:webHidden/>
+              </w:rPr>
+              <w:t>17</w:t>
+            </w:r>
+            <w:r>
+              <w:rPr>
+                <w:noProof/>
+                <w:webHidden/>
+              </w:rPr>
+              <w:fldChar w:fldCharType="end"/>
+            </w:r>
+          </w:hyperlink>
+        </w:p>
+        <w:p>
+          <w:pPr>
+            <w:pStyle w:val="Sommario1"/>
+            <w:tabs>
+              <w:tab w:val="left" w:pos="400"/>
+              <w:tab w:val="right" w:leader="dot" w:pos="9628"/>
+            </w:tabs>
+            <w:rPr>
+              <w:rFonts w:asciiTheme="minorHAnsi" w:eastAsiaTheme="minorEastAsia" w:hAnsiTheme="minorHAnsi" w:cstheme="minorBidi"/>
+              <w:noProof/>
+              <w:kern w:val="2"/>
+              <w:sz w:val="24"/>
+              <w:szCs w:val="24"/>
+              <w:lang w:eastAsia="it-CH"/>
+              <w14:ligatures w14:val="standardContextual"/>
+            </w:rPr>
+          </w:pPr>
+          <w:hyperlink w:anchor="_Toc240618828" w:history="1">
+            <w:r>
+              <w:rPr>
+                <w:rStyle w:val="Collegamentoipertestuale"/>
+                <w:noProof/>
+              </w:rPr>
+              <w:t>7</w:t>
+            </w:r>
+            <w:r>
+              <w:rPr>
+                <w:rFonts w:asciiTheme="minorHAnsi" w:eastAsiaTheme="minorEastAsia" w:hAnsiTheme="minorHAnsi" w:cstheme="minorBidi"/>
+                <w:noProof/>
+                <w:kern w:val="2"/>
+                <w:sz w:val="24"/>
+                <w:szCs w:val="24"/>
+                <w:lang w:eastAsia="it-CH"/>
+                <w14:ligatures w14:val="standardContextual"/>
+              </w:rPr>
+              <w:tab/>
+            </w:r>
+            <w:r>
+              <w:rPr>
+                <w:rStyle w:val="Collegamentoipertestuale"/>
+                <w:noProof/>
+              </w:rPr>
+              <w:t>Consuntivo</w:t>
+            </w:r>
+            <w:r>
+              <w:rPr>
+                <w:noProof/>
+                <w:webHidden/>
+              </w:rPr>
+              <w:tab/>
+            </w:r>
+            <w:r>
+              <w:rPr>
+                <w:noProof/>
+                <w:webHidden/>
+              </w:rPr>
+              <w:fldChar w:fldCharType="begin"/>
+            </w:r>
+            <w:r>
+              <w:rPr>
+                <w:noProof/>
+                <w:webHidden/>
+              </w:rPr>
+              <w:instrText xml:space="preserve"> PAGEREF _Toc240618828 \h </w:instrText>
+            </w:r>
+            <w:r>
+              <w:rPr>
+                <w:noProof/>
+                <w:webHidden/>
+              </w:rPr>
+            </w:r>
+            <w:r>
+              <w:rPr>
+                <w:noProof/>
+                <w:webHidden/>
+              </w:rPr>
+              <w:fldChar w:fldCharType="separate"/>
+            </w:r>
+            <w:r>
+              <w:rPr>
+                <w:noProof/>
+                <w:webHidden/>
+              </w:rPr>
+              <w:t>17</w:t>
+            </w:r>
+            <w:r>
+              <w:rPr>
+                <w:noProof/>
+                <w:webHidden/>
+              </w:rPr>
+              <w:fldChar w:fldCharType="end"/>
+            </w:r>
+          </w:hyperlink>
+        </w:p>
+        <w:p>
+          <w:pPr>
+            <w:pStyle w:val="Sommario1"/>
+            <w:tabs>
+              <w:tab w:val="left" w:pos="400"/>
+              <w:tab w:val="right" w:leader="dot" w:pos="9628"/>
+            </w:tabs>
+            <w:rPr>
+              <w:rFonts w:asciiTheme="minorHAnsi" w:eastAsiaTheme="minorEastAsia" w:hAnsiTheme="minorHAnsi" w:cstheme="minorBidi"/>
+              <w:noProof/>
+              <w:kern w:val="2"/>
+              <w:sz w:val="24"/>
+              <w:szCs w:val="24"/>
+              <w:lang w:eastAsia="it-CH"/>
+              <w14:ligatures w14:val="standardContextual"/>
+            </w:rPr>
+          </w:pPr>
+          <w:hyperlink w:anchor="_Toc240618829" w:history="1">
+            <w:r>
+              <w:rPr>
+                <w:rStyle w:val="Collegamentoipertestuale"/>
+                <w:noProof/>
+              </w:rPr>
+              <w:t>8</w:t>
+            </w:r>
+            <w:r>
+              <w:rPr>
+                <w:rFonts w:asciiTheme="minorHAnsi" w:eastAsiaTheme="minorEastAsia" w:hAnsiTheme="minorHAnsi" w:cstheme="minorBidi"/>
+                <w:noProof/>
+                <w:kern w:val="2"/>
+                <w:sz w:val="24"/>
+                <w:szCs w:val="24"/>
+                <w:lang w:eastAsia="it-CH"/>
+                <w14:ligatures w14:val="standardContextual"/>
+              </w:rPr>
+              <w:tab/>
+            </w:r>
+            <w:r>
+              <w:rPr>
+                <w:rStyle w:val="Collegamentoipertestuale"/>
+                <w:noProof/>
+              </w:rPr>
+              <w:t>Conclusioni</w:t>
+            </w:r>
+            <w:r>
+              <w:rPr>
+                <w:noProof/>
+                <w:webHidden/>
+              </w:rPr>
+              <w:tab/>
+            </w:r>
+            <w:r>
+              <w:rPr>
+                <w:noProof/>
+                <w:webHidden/>
+              </w:rPr>
+              <w:fldChar w:fldCharType="begin"/>
+            </w:r>
+            <w:r>
+              <w:rPr>
+                <w:noProof/>
+                <w:webHidden/>
+              </w:rPr>
+              <w:instrText xml:space="preserve"> PAGEREF _Toc240618829 \h </w:instrText>
+            </w:r>
+            <w:r>
+              <w:rPr>
+                <w:noProof/>
+                <w:webHidden/>
+              </w:rPr>
+            </w:r>
+            <w:r>
+              <w:rPr>
+                <w:noProof/>
+                <w:webHidden/>
+              </w:rPr>
+              <w:fldChar w:fldCharType="separate"/>
+            </w:r>
+            <w:r>
+              <w:rPr>
+                <w:noProof/>
+                <w:webHidden/>
+              </w:rPr>
+              <w:t>19</w:t>
+            </w:r>
+            <w:r>
+              <w:rPr>
+                <w:noProof/>
+                <w:webHidden/>
+              </w:rPr>
+              <w:fldChar w:fldCharType="end"/>
+            </w:r>
+          </w:hyperlink>
+        </w:p>
+        <w:p>
+          <w:pPr>
+            <w:pStyle w:val="Sommario2"/>
+            <w:tabs>
+              <w:tab w:val="left" w:pos="800"/>
+              <w:tab w:val="right" w:leader="dot" w:pos="9628"/>
+            </w:tabs>
+            <w:rPr>
+              <w:rFonts w:asciiTheme="minorHAnsi" w:eastAsiaTheme="minorEastAsia" w:hAnsiTheme="minorHAnsi" w:cstheme="minorBidi"/>
+              <w:noProof/>
+              <w:kern w:val="2"/>
+              <w:sz w:val="24"/>
+              <w:szCs w:val="24"/>
+              <w:lang w:eastAsia="it-CH"/>
+              <w14:ligatures w14:val="standardContextual"/>
+            </w:rPr>
+          </w:pPr>
+          <w:hyperlink w:anchor="_Toc240618830" w:history="1">
+            <w:r>
+              <w:rPr>
+                <w:rStyle w:val="Collegamentoipertestuale"/>
+                <w:noProof/>
+              </w:rPr>
+              <w:t>8.1</w:t>
+            </w:r>
+            <w:r>
+              <w:rPr>
+                <w:rFonts w:asciiTheme="minorHAnsi" w:eastAsiaTheme="minorEastAsia" w:hAnsiTheme="minorHAnsi" w:cstheme="minorBidi"/>
+                <w:noProof/>
+                <w:kern w:val="2"/>
+                <w:sz w:val="24"/>
+                <w:szCs w:val="24"/>
+                <w:lang w:eastAsia="it-CH"/>
+                <w14:ligatures w14:val="standardContextual"/>
+              </w:rPr>
+              <w:tab/>
+            </w:r>
+            <w:r>
+              <w:rPr>
+                <w:rStyle w:val="Collegamentoipertestuale"/>
+                <w:noProof/>
+              </w:rPr>
+              <w:t>Sviluppi futuri</w:t>
+            </w:r>
+            <w:r>
+              <w:rPr>
+                <w:noProof/>
+                <w:webHidden/>
+              </w:rPr>
+              <w:tab/>
+            </w:r>
+            <w:r>
+              <w:rPr>
+                <w:noProof/>
+                <w:webHidden/>
+              </w:rPr>
+              <w:fldChar w:fldCharType="begin"/>
+            </w:r>
+            <w:r>
+              <w:rPr>
+                <w:noProof/>
+                <w:webHidden/>
+              </w:rPr>
+              <w:instrText xml:space="preserve"> PAGEREF _Toc240618830 \h </w:instrText>
+            </w:r>
+            <w:r>
+              <w:rPr>
+                <w:noProof/>
+                <w:webHidden/>
+              </w:rPr>
+            </w:r>
+            <w:r>
+              <w:rPr>
+                <w:noProof/>
+                <w:webHidden/>
+              </w:rPr>
+              <w:fldChar w:fldCharType="separate"/>
+            </w:r>
+            <w:r>
+              <w:rPr>
+                <w:noProof/>
+                <w:webHidden/>
+              </w:rPr>
+              <w:t>19</w:t>
+            </w:r>
+            <w:r>
+              <w:rPr>
+                <w:noProof/>
+                <w:webHidden/>
+              </w:rPr>
+              <w:fldChar w:fldCharType="end"/>
+            </w:r>
+          </w:hyperlink>
+        </w:p>
+        <w:p>
+          <w:pPr>
+            <w:pStyle w:val="Sommario2"/>
+            <w:tabs>
+              <w:tab w:val="left" w:pos="800"/>
+              <w:tab w:val="right" w:leader="dot" w:pos="9628"/>
+            </w:tabs>
+            <w:rPr>
+              <w:rFonts w:asciiTheme="minorHAnsi" w:eastAsiaTheme="minorEastAsia" w:hAnsiTheme="minorHAnsi" w:cstheme="minorBidi"/>
+              <w:noProof/>
+              <w:kern w:val="2"/>
+              <w:sz w:val="24"/>
+              <w:szCs w:val="24"/>
+              <w:lang w:eastAsia="it-CH"/>
+              <w14:ligatures w14:val="standardContextual"/>
+            </w:rPr>
+          </w:pPr>
+          <w:hyperlink w:anchor="_Toc240618831" w:history="1">
+            <w:r>
+              <w:rPr>
+                <w:rStyle w:val="Collegamentoipertestuale"/>
+                <w:noProof/>
+              </w:rPr>
+              <w:t>8.2</w:t>
+            </w:r>
+            <w:r>
+              <w:rPr>
+                <w:rFonts w:asciiTheme="minorHAnsi" w:eastAsiaTheme="minorEastAsia" w:hAnsiTheme="minorHAnsi" w:cstheme="minorBidi"/>
+                <w:noProof/>
+                <w:kern w:val="2"/>
+                <w:sz w:val="24"/>
+                <w:szCs w:val="24"/>
+                <w:lang w:eastAsia="it-CH"/>
+                <w14:ligatures w14:val="standardContextual"/>
+              </w:rPr>
+              <w:tab/>
+            </w:r>
+            <w:r>
+              <w:rPr>
+                <w:rStyle w:val="Collegamentoipertestuale"/>
+                <w:noProof/>
+              </w:rPr>
+              <w:t>Considerazioni personali</w:t>
+            </w:r>
+            <w:r>
+              <w:rPr>
+                <w:noProof/>
+                <w:webHidden/>
+              </w:rPr>
+              <w:tab/>
+            </w:r>
+            <w:r>
+              <w:rPr>
+                <w:noProof/>
+                <w:webHidden/>
+              </w:rPr>
+              <w:fldChar w:fldCharType="begin"/>
+            </w:r>
+            <w:r>
+              <w:rPr>
+                <w:noProof/>
+                <w:webHidden/>
+              </w:rPr>
+              <w:instrText xml:space="preserve"> PAGEREF _Toc240618831 \h </w:instrText>
+            </w:r>
+            <w:r>
+              <w:rPr>
+                <w:noProof/>
+                <w:webHidden/>
+              </w:rPr>
+            </w:r>
+            <w:r>
+              <w:rPr>
+                <w:noProof/>
+                <w:webHidden/>
+              </w:rPr>
+              <w:fldChar w:fldCharType="separate"/>
+            </w:r>
+            <w:r>
+              <w:rPr>
+                <w:noProof/>
+                <w:webHidden/>
+              </w:rPr>
+              <w:t>19</w:t>
+            </w:r>
+            <w:r>
+              <w:rPr>
+                <w:noProof/>
+                <w:webHidden/>
+              </w:rPr>
+              <w:fldChar w:fldCharType="end"/>
+            </w:r>
+          </w:hyperlink>
+        </w:p>
+        <w:p>
+          <w:pPr>
+            <w:pStyle w:val="Sommario1"/>
+            <w:tabs>
+              <w:tab w:val="left" w:pos="400"/>
+              <w:tab w:val="right" w:leader="dot" w:pos="9628"/>
+            </w:tabs>
+            <w:rPr>
+              <w:rFonts w:asciiTheme="minorHAnsi" w:eastAsiaTheme="minorEastAsia" w:hAnsiTheme="minorHAnsi" w:cstheme="minorBidi"/>
+              <w:noProof/>
+              <w:kern w:val="2"/>
+              <w:sz w:val="24"/>
+              <w:szCs w:val="24"/>
+              <w:lang w:eastAsia="it-CH"/>
+              <w14:ligatures w14:val="standardContextual"/>
+            </w:rPr>
+          </w:pPr>
+          <w:hyperlink w:anchor="_Toc240618832" w:history="1">
+            <w:r>
+              <w:rPr>
+                <w:rStyle w:val="Collegamentoipertestuale"/>
+                <w:noProof/>
+              </w:rPr>
+              <w:t>9</w:t>
+            </w:r>
+            <w:r>
+              <w:rPr>
+                <w:rFonts w:asciiTheme="minorHAnsi" w:eastAsiaTheme="minorEastAsia" w:hAnsiTheme="minorHAnsi" w:cstheme="minorBidi"/>
+                <w:noProof/>
+                <w:kern w:val="2"/>
+                <w:sz w:val="24"/>
+                <w:szCs w:val="24"/>
+                <w:lang w:eastAsia="it-CH"/>
+                <w14:ligatures w14:val="standardContextual"/>
+              </w:rPr>
+              <w:tab/>
+            </w:r>
+            <w:r>
+              <w:rPr>
+                <w:rStyle w:val="Collegamentoipertestuale"/>
+                <w:noProof/>
+              </w:rPr>
+              <w:t>Bibliografia</w:t>
+            </w:r>
+            <w:r>
+              <w:rPr>
+                <w:noProof/>
+                <w:webHidden/>
+              </w:rPr>
+              <w:tab/>
+            </w:r>
+            <w:r>
+              <w:rPr>
+                <w:noProof/>
+                <w:webHidden/>
+              </w:rPr>
+              <w:fldChar w:fldCharType="begin"/>
+            </w:r>
+            <w:r>
+              <w:rPr>
+                <w:noProof/>
+                <w:webHidden/>
+              </w:rPr>
+              <w:instrText xml:space="preserve"> PAGEREF _Toc240618832 \h </w:instrText>
+            </w:r>
+            <w:r>
+              <w:rPr>
+                <w:noProof/>
+                <w:webHidden/>
+              </w:rPr>
+            </w:r>
+            <w:r>
+              <w:rPr>
+                <w:noProof/>
+                <w:webHidden/>
+              </w:rPr>
+              <w:fldChar w:fldCharType="separate"/>
+            </w:r>
+            <w:r>
+              <w:rPr>
+                <w:noProof/>
+                <w:webHidden/>
+              </w:rPr>
+              <w:t>20</w:t>
+            </w:r>
+            <w:r>
+              <w:rPr>
+                <w:noProof/>
+                <w:webHidden/>
+              </w:rPr>
+              <w:fldChar w:fldCharType="end"/>
+            </w:r>
+          </w:hyperlink>
+        </w:p>
+        <w:p>
+          <w:pPr>
+            <w:pStyle w:val="Sommario2"/>
+            <w:tabs>
+              <w:tab w:val="left" w:pos="800"/>
+              <w:tab w:val="right" w:leader="dot" w:pos="9628"/>
+            </w:tabs>
+            <w:rPr>
+              <w:rFonts w:asciiTheme="minorHAnsi" w:eastAsiaTheme="minorEastAsia" w:hAnsiTheme="minorHAnsi" w:cstheme="minorBidi"/>
+              <w:noProof/>
+              <w:kern w:val="2"/>
+              <w:sz w:val="24"/>
+              <w:szCs w:val="24"/>
+              <w:lang w:eastAsia="it-CH"/>
+              <w14:ligatures w14:val="standardContextual"/>
+            </w:rPr>
+          </w:pPr>
+          <w:hyperlink w:anchor="_Toc240618833" w:history="1">
+            <w:r>
+              <w:rPr>
+                <w:rStyle w:val="Collegamentoipertestuale"/>
+                <w:noProof/>
+              </w:rPr>
+              <w:t>9.1</w:t>
+            </w:r>
+            <w:r>
+              <w:rPr>
+                <w:rFonts w:asciiTheme="minorHAnsi" w:eastAsiaTheme="minorEastAsia" w:hAnsiTheme="minorHAnsi" w:cstheme="minorBidi"/>
+                <w:noProof/>
+                <w:kern w:val="2"/>
+                <w:sz w:val="24"/>
+                <w:szCs w:val="24"/>
+                <w:lang w:eastAsia="it-CH"/>
+                <w14:ligatures w14:val="standardContextual"/>
+              </w:rPr>
+              <w:tab/>
+            </w:r>
+            <w:r>
+              <w:rPr>
+                <w:rStyle w:val="Collegamentoipertestuale"/>
+                <w:noProof/>
+              </w:rPr>
+              <w:t>Bibliografia per articoli di riviste:</w:t>
+            </w:r>
+            <w:r>
+              <w:rPr>
+                <w:noProof/>
+                <w:webHidden/>
+              </w:rPr>
+              <w:tab/>
+            </w:r>
+            <w:r>
+              <w:rPr>
+                <w:noProof/>
+                <w:webHidden/>
+              </w:rPr>
+              <w:fldChar w:fldCharType="begin"/>
+            </w:r>
+            <w:r>
+              <w:rPr>
+                <w:noProof/>
+                <w:webHidden/>
+              </w:rPr>
+              <w:instrText xml:space="preserve"> PAGEREF _Toc240618833 \h </w:instrText>
+            </w:r>
+            <w:r>
+              <w:rPr>
+                <w:noProof/>
+                <w:webHidden/>
+              </w:rPr>
+            </w:r>
+            <w:r>
+              <w:rPr>
+                <w:noProof/>
+                <w:webHidden/>
+              </w:rPr>
+              <w:fldChar w:fldCharType="separate"/>
+            </w:r>
+            <w:r>
+              <w:rPr>
+                <w:noProof/>
+                <w:webHidden/>
+              </w:rPr>
+              <w:t>20</w:t>
+            </w:r>
+            <w:r>
+              <w:rPr>
+                <w:noProof/>
+                <w:webHidden/>
+              </w:rPr>
+              <w:fldChar w:fldCharType="end"/>
+            </w:r>
+          </w:hyperlink>
+        </w:p>
+        <w:p>
+          <w:pPr>
+            <w:pStyle w:val="Sommario2"/>
+            <w:tabs>
+              <w:tab w:val="left" w:pos="800"/>
+              <w:tab w:val="right" w:leader="dot" w:pos="9628"/>
+            </w:tabs>
+            <w:rPr>
+              <w:rFonts w:asciiTheme="minorHAnsi" w:eastAsiaTheme="minorEastAsia" w:hAnsiTheme="minorHAnsi" w:cstheme="minorBidi"/>
+              <w:noProof/>
+              <w:kern w:val="2"/>
+              <w:sz w:val="24"/>
+              <w:szCs w:val="24"/>
+              <w:lang w:eastAsia="it-CH"/>
+              <w14:ligatures w14:val="standardContextual"/>
+            </w:rPr>
+          </w:pPr>
+          <w:hyperlink w:anchor="_Toc240618834" w:history="1">
+            <w:r>
+              <w:rPr>
+                <w:rStyle w:val="Collegamentoipertestuale"/>
+                <w:noProof/>
+              </w:rPr>
+              <w:t>9.2</w:t>
+            </w:r>
+            <w:r>
+              <w:rPr>
+                <w:rFonts w:asciiTheme="minorHAnsi" w:eastAsiaTheme="minorEastAsia" w:hAnsiTheme="minorHAnsi" w:cstheme="minorBidi"/>
+                <w:noProof/>
+                <w:kern w:val="2"/>
+                <w:sz w:val="24"/>
+                <w:szCs w:val="24"/>
+                <w:lang w:eastAsia="it-CH"/>
+                <w14:ligatures w14:val="standardContextual"/>
+              </w:rPr>
+              <w:tab/>
+            </w:r>
+            <w:r>
+              <w:rPr>
+                <w:rStyle w:val="Collegamentoipertestuale"/>
+                <w:noProof/>
+              </w:rPr>
+              <w:t>Bibliografia per libri</w:t>
+            </w:r>
+            <w:r>
+              <w:rPr>
+                <w:noProof/>
+                <w:webHidden/>
+              </w:rPr>
+              <w:tab/>
+            </w:r>
+            <w:r>
+              <w:rPr>
+                <w:noProof/>
+                <w:webHidden/>
+              </w:rPr>
+              <w:fldChar w:fldCharType="begin"/>
+            </w:r>
+            <w:r>
+              <w:rPr>
+                <w:noProof/>
+                <w:webHidden/>
+              </w:rPr>
+              <w:instrText xml:space="preserve"> PAGEREF _Toc240618834 \h </w:instrText>
+            </w:r>
+            <w:r>
+              <w:rPr>
+                <w:noProof/>
+                <w:webHidden/>
+              </w:rPr>
+            </w:r>
+            <w:r>
+              <w:rPr>
+                <w:noProof/>
+                <w:webHidden/>
+              </w:rPr>
+              <w:fldChar w:fldCharType="separate"/>
+            </w:r>
+            <w:r>
+              <w:rPr>
+                <w:noProof/>
+                <w:webHidden/>
+              </w:rPr>
+              <w:t>20</w:t>
+            </w:r>
+            <w:r>
+              <w:rPr>
+                <w:noProof/>
+                <w:webHidden/>
+              </w:rPr>
+              <w:fldChar w:fldCharType="end"/>
+            </w:r>
+          </w:hyperlink>
+        </w:p>
+        <w:p>
+          <w:pPr>
+            <w:pStyle w:val="Sommario2"/>
+            <w:tabs>
+              <w:tab w:val="left" w:pos="800"/>
+              <w:tab w:val="right" w:leader="dot" w:pos="9628"/>
+            </w:tabs>
+            <w:rPr>
+              <w:rFonts w:asciiTheme="minorHAnsi" w:eastAsiaTheme="minorEastAsia" w:hAnsiTheme="minorHAnsi" w:cstheme="minorBidi"/>
+              <w:noProof/>
+              <w:kern w:val="2"/>
+              <w:sz w:val="24"/>
+              <w:szCs w:val="24"/>
+              <w:lang w:eastAsia="it-CH"/>
+              <w14:ligatures w14:val="standardContextual"/>
+            </w:rPr>
+          </w:pPr>
+          <w:hyperlink w:anchor="_Toc240618835" w:history="1">
+            <w:r>
+              <w:rPr>
+                <w:rStyle w:val="Collegamentoipertestuale"/>
+                <w:noProof/>
+              </w:rPr>
+              <w:t>9.3</w:t>
+            </w:r>
+            <w:r>
+              <w:rPr>
+                <w:rFonts w:asciiTheme="minorHAnsi" w:eastAsiaTheme="minorEastAsia" w:hAnsiTheme="minorHAnsi" w:cstheme="minorBidi"/>
+                <w:noProof/>
+                <w:kern w:val="2"/>
+                <w:sz w:val="24"/>
+                <w:szCs w:val="24"/>
+                <w:lang w:eastAsia="it-CH"/>
+                <w14:ligatures w14:val="standardContextual"/>
+              </w:rPr>
+              <w:tab/>
+            </w:r>
+            <w:r>
+              <w:rPr>
+                <w:rStyle w:val="Collegamentoipertestuale"/>
+                <w:noProof/>
+              </w:rPr>
+              <w:t>Sitografia</w:t>
+            </w:r>
+            <w:r>
+              <w:rPr>
+                <w:noProof/>
+                <w:webHidden/>
+              </w:rPr>
+              <w:tab/>
+            </w:r>
+            <w:r>
+              <w:rPr>
+                <w:noProof/>
+                <w:webHidden/>
+              </w:rPr>
+              <w:fldChar w:fldCharType="begin"/>
+            </w:r>
+            <w:r>
+              <w:rPr>
+                <w:noProof/>
+                <w:webHidden/>
+              </w:rPr>
+              <w:instrText xml:space="preserve"> PAGEREF _Toc240618835 \h </w:instrText>
+            </w:r>
+            <w:r>
+              <w:rPr>
+                <w:noProof/>
+                <w:webHidden/>
+              </w:rPr>
+            </w:r>
+            <w:r>
+              <w:rPr>
+                <w:noProof/>
+                <w:webHidden/>
+              </w:rPr>
+              <w:fldChar w:fldCharType="separate"/>
+            </w:r>
+            <w:r>
+              <w:rPr>
+                <w:noProof/>
+                <w:webHidden/>
+              </w:rPr>
+              <w:t>20</w:t>
+            </w:r>
+            <w:r>
+              <w:rPr>
+                <w:noProof/>
+                <w:webHidden/>
+              </w:rPr>
+              <w:fldChar w:fldCharType="end"/>
+            </w:r>
+          </w:hyperlink>
+        </w:p>
+        <w:p>
+          <w:pPr>
+            <w:pStyle w:val="Sommario1"/>
+            <w:tabs>
+              <w:tab w:val="left" w:pos="600"/>
+              <w:tab w:val="right" w:leader="dot" w:pos="9628"/>
+            </w:tabs>
+            <w:rPr>
+              <w:rFonts w:asciiTheme="minorHAnsi" w:eastAsiaTheme="minorEastAsia" w:hAnsiTheme="minorHAnsi" w:cstheme="minorBidi"/>
+              <w:noProof/>
+              <w:kern w:val="2"/>
+              <w:sz w:val="24"/>
+              <w:szCs w:val="24"/>
+              <w:lang w:eastAsia="it-CH"/>
+              <w14:ligatures w14:val="standardContextual"/>
+            </w:rPr>
+          </w:pPr>
+          <w:hyperlink w:anchor="_Toc240618836" w:history="1">
+            <w:r>
+              <w:rPr>
+                <w:rStyle w:val="Collegamentoipertestuale"/>
+                <w:noProof/>
+              </w:rPr>
+              <w:t>10</w:t>
+            </w:r>
+            <w:r>
+              <w:rPr>
+                <w:rFonts w:asciiTheme="minorHAnsi" w:eastAsiaTheme="minorEastAsia" w:hAnsiTheme="minorHAnsi" w:cstheme="minorBidi"/>
+                <w:noProof/>
+                <w:kern w:val="2"/>
+                <w:sz w:val="24"/>
+                <w:szCs w:val="24"/>
+                <w:lang w:eastAsia="it-CH"/>
+                <w14:ligatures w14:val="standardContextual"/>
+              </w:rPr>
+              <w:tab/>
+            </w:r>
+            <w:r>
+              <w:rPr>
+                <w:rStyle w:val="Collegamentoipertestuale"/>
+                <w:noProof/>
+              </w:rPr>
+              <w:t>Glossario</w:t>
+            </w:r>
+            <w:r>
+              <w:rPr>
+                <w:noProof/>
+                <w:webHidden/>
+              </w:rPr>
+              <w:tab/>
+            </w:r>
+            <w:r>
+              <w:rPr>
+                <w:noProof/>
+                <w:webHidden/>
+              </w:rPr>
+              <w:fldChar w:fldCharType="begin"/>
+            </w:r>
+            <w:r>
+              <w:rPr>
+                <w:noProof/>
+                <w:webHidden/>
+              </w:rPr>
+              <w:instrText xml:space="preserve"> PAGEREF _Toc240618836 \h </w:instrText>
+            </w:r>
+            <w:r>
+              <w:rPr>
+                <w:noProof/>
+                <w:webHidden/>
+              </w:rPr>
+            </w:r>
+            <w:r>
+              <w:rPr>
+                <w:noProof/>
+                <w:webHidden/>
+              </w:rPr>
+              <w:fldChar w:fldCharType="separate"/>
+            </w:r>
+            <w:r>
+              <w:rPr>
+                <w:noProof/>
+                <w:webHidden/>
+              </w:rPr>
+              <w:t>21</w:t>
+            </w:r>
+            <w:r>
+              <w:rPr>
+                <w:noProof/>
+                <w:webHidden/>
+              </w:rPr>
+              <w:fldChar w:fldCharType="end"/>
+            </w:r>
+          </w:hyperlink>
+        </w:p>
+        <w:p>
+          <w:pPr>
+            <w:pStyle w:val="Sommario1"/>
+            <w:tabs>
+              <w:tab w:val="left" w:pos="600"/>
+              <w:tab w:val="right" w:leader="dot" w:pos="9628"/>
+            </w:tabs>
+            <w:rPr>
+              <w:rFonts w:asciiTheme="minorHAnsi" w:eastAsiaTheme="minorEastAsia" w:hAnsiTheme="minorHAnsi" w:cstheme="minorBidi"/>
+              <w:noProof/>
+              <w:kern w:val="2"/>
+              <w:sz w:val="24"/>
+              <w:szCs w:val="24"/>
+              <w:lang w:eastAsia="it-CH"/>
+              <w14:ligatures w14:val="standardContextual"/>
+            </w:rPr>
+          </w:pPr>
+          <w:hyperlink w:anchor="_Toc240618837" w:history="1">
+            <w:r>
+              <w:rPr>
+                <w:rStyle w:val="Collegamentoipertestuale"/>
+                <w:noProof/>
+              </w:rPr>
+              <w:t>11</w:t>
+            </w:r>
+            <w:r>
+              <w:rPr>
+                <w:rFonts w:asciiTheme="minorHAnsi" w:eastAsiaTheme="minorEastAsia" w:hAnsiTheme="minorHAnsi" w:cstheme="minorBidi"/>
+                <w:noProof/>
+                <w:kern w:val="2"/>
+                <w:sz w:val="24"/>
+                <w:szCs w:val="24"/>
+                <w:lang w:eastAsia="it-CH"/>
+                <w14:ligatures w14:val="standardContextual"/>
+              </w:rPr>
+              <w:tab/>
+            </w:r>
+            <w:r>
+              <w:rPr>
+                <w:rStyle w:val="Collegamentoipertestuale"/>
+                <w:noProof/>
+              </w:rPr>
+              <w:t>Indice delle figure</w:t>
+            </w:r>
+            <w:r>
+              <w:rPr>
+                <w:noProof/>
+                <w:webHidden/>
+              </w:rPr>
+              <w:tab/>
+            </w:r>
+            <w:r>
+              <w:rPr>
+                <w:noProof/>
+                <w:webHidden/>
+              </w:rPr>
+              <w:fldChar w:fldCharType="begin"/>
+            </w:r>
+            <w:r>
+              <w:rPr>
+                <w:noProof/>
+                <w:webHidden/>
+              </w:rPr>
+              <w:instrText xml:space="preserve"> PAGEREF _Toc240618837 \h </w:instrText>
+            </w:r>
+            <w:r>
+              <w:rPr>
+                <w:noProof/>
+                <w:webHidden/>
+              </w:rPr>
+            </w:r>
+            <w:r>
+              <w:rPr>
+                <w:noProof/>
+                <w:webHidden/>
+              </w:rPr>
+              <w:fldChar w:fldCharType="separate"/>
+            </w:r>
+            <w:r>
+              <w:rPr>
+                <w:noProof/>
+                <w:webHidden/>
+              </w:rPr>
+              <w:t>21</w:t>
+            </w:r>
+            <w:r>
+              <w:rPr>
+                <w:noProof/>
+                <w:webHidden/>
+              </w:rPr>
+              <w:fldChar w:fldCharType="end"/>
+            </w:r>
+          </w:hyperlink>
+        </w:p>
+        <w:p>
+          <w:pPr>
+            <w:pStyle w:val="Sommario1"/>
+            <w:tabs>
+              <w:tab w:val="left" w:pos="600"/>
+              <w:tab w:val="right" w:leader="dot" w:pos="9628"/>
+            </w:tabs>
+            <w:rPr>
+              <w:rFonts w:asciiTheme="minorHAnsi" w:eastAsiaTheme="minorEastAsia" w:hAnsiTheme="minorHAnsi" w:cstheme="minorBidi"/>
+              <w:noProof/>
+              <w:kern w:val="2"/>
+              <w:sz w:val="24"/>
+              <w:szCs w:val="24"/>
+              <w:lang w:eastAsia="it-CH"/>
+              <w14:ligatures w14:val="standardContextual"/>
+            </w:rPr>
+          </w:pPr>
+          <w:hyperlink w:anchor="_Toc240618838" w:history="1">
+            <w:r>
+              <w:rPr>
+                <w:rStyle w:val="Collegamentoipertestuale"/>
+                <w:noProof/>
+              </w:rPr>
+              <w:t>12</w:t>
+            </w:r>
+            <w:r>
+              <w:rPr>
+                <w:rFonts w:asciiTheme="minorHAnsi" w:eastAsiaTheme="minorEastAsia" w:hAnsiTheme="minorHAnsi" w:cstheme="minorBidi"/>
+                <w:noProof/>
+                <w:kern w:val="2"/>
+                <w:sz w:val="24"/>
+                <w:szCs w:val="24"/>
+                <w:lang w:eastAsia="it-CH"/>
+                <w14:ligatures w14:val="standardContextual"/>
+              </w:rPr>
+              <w:tab/>
+            </w:r>
+            <w:r>
+              <w:rPr>
+                <w:rStyle w:val="Collegamentoipertestuale"/>
+                <w:noProof/>
+              </w:rPr>
+              <w:t>Allegati</w:t>
+            </w:r>
+            <w:r>
+              <w:rPr>
+                <w:noProof/>
+                <w:webHidden/>
+              </w:rPr>
+              <w:tab/>
+            </w:r>
+            <w:r>
+              <w:rPr>
+                <w:noProof/>
+                <w:webHidden/>
+              </w:rPr>
+              <w:fldChar w:fldCharType="begin"/>
+            </w:r>
+            <w:r>
+              <w:rPr>
+                <w:noProof/>
+                <w:webHidden/>
+              </w:rPr>
+              <w:instrText xml:space="preserve"> PAGEREF _Toc240618838 \h </w:instrText>
+            </w:r>
+            <w:r>
+              <w:rPr>
+                <w:noProof/>
+                <w:webHidden/>
+              </w:rPr>
+            </w:r>
+            <w:r>
+              <w:rPr>
+                <w:noProof/>
+                <w:webHidden/>
+              </w:rPr>
+              <w:fldChar w:fldCharType="separate"/>
+            </w:r>
+            <w:r>
+              <w:rPr>
+                <w:noProof/>
+                <w:webHidden/>
+              </w:rPr>
+              <w:t>21</w:t>
+            </w:r>
+            <w:r>
+              <w:rPr>
+                <w:noProof/>
+                <w:webHidden/>
+              </w:rPr>
+              <w:fldChar w:fldCharType="end"/>
+            </w:r>
+          </w:hyperlink>
+        </w:p>
+        <w:p>
+          <w:r>
+            <w:rPr>
+              <w:b/>
+              <w:bCs/>
+              <w:lang w:val="it-IT"/>
+            </w:rPr>
+            <w:fldChar w:fldCharType="end"/>
+          </w:r>
+        </w:p>
+      </w:sdtContent>
+    </w:sdt>
     <w:p>
       <w:pPr>
         <w:pStyle w:val="Titolo1"/>
@@ -2775,12 +3340,14 @@
       <w:r>
         <w:br w:type="page"/>
       </w:r>
-      <w:bookmarkStart w:id="1" w:name="_Toc124935597"/>
+      <w:bookmarkStart w:id="2" w:name="_Toc240618726"/>
+      <w:bookmarkStart w:id="3" w:name="_Toc240618806"/>
       <w:r>
         <w:lastRenderedPageBreak/>
         <w:t>Introduzione</w:t>
       </w:r>
-      <w:bookmarkEnd w:id="1"/>
+      <w:bookmarkEnd w:id="2"/>
+      <w:bookmarkEnd w:id="3"/>
     </w:p>
     <w:p>
       <w:pPr>
@@ -2789,14 +3356,16 @@
           <w:lang w:val="it-CH"/>
         </w:rPr>
       </w:pPr>
-      <w:bookmarkStart w:id="2" w:name="_Toc124935598"/>
+      <w:bookmarkStart w:id="4" w:name="_Toc240618727"/>
+      <w:bookmarkStart w:id="5" w:name="_Toc240618807"/>
       <w:r>
         <w:rPr>
           <w:lang w:val="it-CH"/>
         </w:rPr>
         <w:t>Informazioni sul progetto</w:t>
       </w:r>
-      <w:bookmarkEnd w:id="2"/>
+      <w:bookmarkEnd w:id="4"/>
+      <w:bookmarkEnd w:id="5"/>
       <w:r>
         <w:rPr>
           <w:lang w:val="it-CH"/>
@@ -2877,14 +3446,16 @@
           <w:lang w:val="it-CH"/>
         </w:rPr>
       </w:pPr>
-      <w:bookmarkStart w:id="3" w:name="_Toc124935599"/>
+      <w:bookmarkStart w:id="6" w:name="_Toc240618728"/>
+      <w:bookmarkStart w:id="7" w:name="_Toc240618808"/>
       <w:r>
         <w:rPr>
           <w:lang w:val="it-CH"/>
         </w:rPr>
         <w:t>Abstract</w:t>
       </w:r>
-      <w:bookmarkEnd w:id="3"/>
+      <w:bookmarkEnd w:id="6"/>
+      <w:bookmarkEnd w:id="7"/>
       <w:r>
         <w:rPr>
           <w:lang w:val="it-CH"/>
@@ -3010,131 +3581,11 @@
           <w:i/>
         </w:rPr>
       </w:pPr>
-      <w:proofErr w:type="spellStart"/>
       <w:r>
         <w:rPr>
           <w:i/>
         </w:rPr>
-        <w:t>As</w:t>
-      </w:r>
-      <w:proofErr w:type="spellEnd"/>
-      <w:r>
-        <w:rPr>
-          <w:i/>
-        </w:rPr>
-        <w:t xml:space="preserve"> the size and </w:t>
-      </w:r>
-      <w:proofErr w:type="spellStart"/>
-      <w:r>
-        <w:rPr>
-          <w:i/>
-        </w:rPr>
-        <w:t>complexity</w:t>
-      </w:r>
-      <w:proofErr w:type="spellEnd"/>
-      <w:r>
-        <w:rPr>
-          <w:i/>
-        </w:rPr>
-        <w:t xml:space="preserve"> of </w:t>
-      </w:r>
-      <w:proofErr w:type="spellStart"/>
-      <w:r>
-        <w:rPr>
-          <w:i/>
-        </w:rPr>
-        <w:t>today’s</w:t>
-      </w:r>
-      <w:proofErr w:type="spellEnd"/>
-      <w:r>
-        <w:rPr>
-          <w:i/>
-        </w:rPr>
-        <w:t xml:space="preserve"> </w:t>
-      </w:r>
-      <w:proofErr w:type="spellStart"/>
-      <w:r>
-        <w:rPr>
-          <w:i/>
-        </w:rPr>
-        <w:t>most</w:t>
-      </w:r>
-      <w:proofErr w:type="spellEnd"/>
-      <w:r>
-        <w:rPr>
-          <w:i/>
-        </w:rPr>
-        <w:t xml:space="preserve"> </w:t>
-      </w:r>
-      <w:proofErr w:type="spellStart"/>
-      <w:r>
-        <w:rPr>
-          <w:i/>
-        </w:rPr>
-        <w:t>modern</w:t>
-      </w:r>
-      <w:proofErr w:type="spellEnd"/>
-      <w:r>
-        <w:rPr>
-          <w:i/>
-        </w:rPr>
-        <w:t xml:space="preserve"> computer chips </w:t>
-      </w:r>
-      <w:proofErr w:type="spellStart"/>
-      <w:r>
-        <w:rPr>
-          <w:i/>
-        </w:rPr>
-        <w:t>increase</w:t>
-      </w:r>
-      <w:proofErr w:type="spellEnd"/>
-      <w:r>
-        <w:rPr>
-          <w:i/>
-        </w:rPr>
-        <w:t xml:space="preserve">, new techniques must be </w:t>
-      </w:r>
-      <w:proofErr w:type="spellStart"/>
-      <w:r>
-        <w:rPr>
-          <w:i/>
-        </w:rPr>
-        <w:t>developed</w:t>
-      </w:r>
-      <w:proofErr w:type="spellEnd"/>
-      <w:r>
-        <w:rPr>
-          <w:i/>
-        </w:rPr>
-        <w:t xml:space="preserve"> to </w:t>
-      </w:r>
-      <w:proofErr w:type="spellStart"/>
-      <w:r>
-        <w:rPr>
-          <w:i/>
-        </w:rPr>
-        <w:t>effectively</w:t>
-      </w:r>
-      <w:proofErr w:type="spellEnd"/>
-      <w:r>
-        <w:rPr>
-          <w:i/>
-        </w:rPr>
-        <w:t xml:space="preserve"> design and create </w:t>
-      </w:r>
-      <w:proofErr w:type="spellStart"/>
-      <w:r>
-        <w:rPr>
-          <w:i/>
-        </w:rPr>
-        <w:t>Very</w:t>
-      </w:r>
-      <w:proofErr w:type="spellEnd"/>
-      <w:r>
-        <w:rPr>
-          <w:i/>
-        </w:rPr>
-        <w:t xml:space="preserve"> </w:t>
+        <w:t xml:space="preserve">As the size and complexity of today’s most modern computer chips increase, new techniques must be developed to effectively design and create Very </w:t>
       </w:r>
       <w:r>
         <w:rPr>
@@ -3146,595 +3597,7 @@
         <w:rPr>
           <w:i/>
         </w:rPr>
-        <w:t xml:space="preserve"> Integration chips </w:t>
-      </w:r>
-      <w:proofErr w:type="spellStart"/>
-      <w:r>
-        <w:rPr>
-          <w:i/>
-        </w:rPr>
-        <w:t>quickly</w:t>
-      </w:r>
-      <w:proofErr w:type="spellEnd"/>
-      <w:r>
-        <w:rPr>
-          <w:i/>
-        </w:rPr>
-        <w:t xml:space="preserve">. For </w:t>
-      </w:r>
-      <w:proofErr w:type="spellStart"/>
-      <w:r>
-        <w:rPr>
-          <w:i/>
-        </w:rPr>
-        <w:t>this</w:t>
-      </w:r>
-      <w:proofErr w:type="spellEnd"/>
-      <w:r>
-        <w:rPr>
-          <w:i/>
-        </w:rPr>
-        <w:t xml:space="preserve"> project, a new </w:t>
-      </w:r>
-      <w:proofErr w:type="spellStart"/>
-      <w:r>
-        <w:rPr>
-          <w:i/>
-        </w:rPr>
-        <w:t>type</w:t>
-      </w:r>
-      <w:proofErr w:type="spellEnd"/>
-      <w:r>
-        <w:rPr>
-          <w:i/>
-        </w:rPr>
-        <w:t xml:space="preserve"> of hardware </w:t>
-      </w:r>
-      <w:proofErr w:type="spellStart"/>
-      <w:r>
-        <w:rPr>
-          <w:i/>
-        </w:rPr>
-        <w:t>compiler</w:t>
-      </w:r>
-      <w:proofErr w:type="spellEnd"/>
-      <w:r>
-        <w:rPr>
-          <w:i/>
-        </w:rPr>
-        <w:t xml:space="preserve"> </w:t>
-      </w:r>
-      <w:proofErr w:type="spellStart"/>
-      <w:r>
-        <w:rPr>
-          <w:i/>
-        </w:rPr>
-        <w:t>is</w:t>
-      </w:r>
-      <w:proofErr w:type="spellEnd"/>
-      <w:r>
-        <w:rPr>
-          <w:i/>
-        </w:rPr>
-        <w:t xml:space="preserve"> </w:t>
-      </w:r>
-      <w:proofErr w:type="spellStart"/>
-      <w:r>
-        <w:rPr>
-          <w:i/>
-        </w:rPr>
-        <w:t>created</w:t>
-      </w:r>
-      <w:proofErr w:type="spellEnd"/>
-      <w:r>
-        <w:rPr>
-          <w:i/>
-        </w:rPr>
-        <w:t xml:space="preserve">. </w:t>
-      </w:r>
-      <w:proofErr w:type="spellStart"/>
-      <w:r>
-        <w:rPr>
-          <w:i/>
-        </w:rPr>
-        <w:t>This</w:t>
-      </w:r>
-      <w:proofErr w:type="spellEnd"/>
-      <w:r>
-        <w:rPr>
-          <w:i/>
-        </w:rPr>
-        <w:t xml:space="preserve"> hardware </w:t>
-      </w:r>
-      <w:proofErr w:type="spellStart"/>
-      <w:r>
-        <w:rPr>
-          <w:i/>
-        </w:rPr>
-        <w:t>compiler</w:t>
-      </w:r>
-      <w:proofErr w:type="spellEnd"/>
-      <w:r>
-        <w:rPr>
-          <w:i/>
-        </w:rPr>
-        <w:t xml:space="preserve"> </w:t>
-      </w:r>
-      <w:proofErr w:type="spellStart"/>
-      <w:r>
-        <w:rPr>
-          <w:i/>
-        </w:rPr>
-        <w:t>will</w:t>
-      </w:r>
-      <w:proofErr w:type="spellEnd"/>
-      <w:r>
-        <w:rPr>
-          <w:i/>
-        </w:rPr>
-        <w:t xml:space="preserve"> </w:t>
-      </w:r>
-      <w:proofErr w:type="spellStart"/>
-      <w:r>
-        <w:rPr>
-          <w:i/>
-        </w:rPr>
-        <w:t>read</w:t>
-      </w:r>
-      <w:proofErr w:type="spellEnd"/>
-      <w:r>
-        <w:rPr>
-          <w:i/>
-        </w:rPr>
-        <w:t xml:space="preserve"> a C++ </w:t>
-      </w:r>
-      <w:proofErr w:type="spellStart"/>
-      <w:r>
-        <w:rPr>
-          <w:i/>
-        </w:rPr>
-        <w:t>program</w:t>
-      </w:r>
-      <w:proofErr w:type="spellEnd"/>
-      <w:r>
-        <w:rPr>
-          <w:i/>
-        </w:rPr>
-        <w:t xml:space="preserve">, and </w:t>
-      </w:r>
-      <w:proofErr w:type="spellStart"/>
-      <w:r>
-        <w:rPr>
-          <w:i/>
-        </w:rPr>
-        <w:t>physically</w:t>
-      </w:r>
-      <w:proofErr w:type="spellEnd"/>
-      <w:r>
-        <w:rPr>
-          <w:i/>
-        </w:rPr>
-        <w:t xml:space="preserve"> design a </w:t>
-      </w:r>
-      <w:proofErr w:type="spellStart"/>
-      <w:r>
-        <w:rPr>
-          <w:i/>
-        </w:rPr>
-        <w:t>suitable</w:t>
-      </w:r>
-      <w:proofErr w:type="spellEnd"/>
-      <w:r>
-        <w:rPr>
-          <w:i/>
-        </w:rPr>
-        <w:t xml:space="preserve"> </w:t>
-      </w:r>
-      <w:proofErr w:type="spellStart"/>
-      <w:r>
-        <w:rPr>
-          <w:i/>
-        </w:rPr>
-        <w:t>microprocessor</w:t>
-      </w:r>
-      <w:proofErr w:type="spellEnd"/>
-      <w:r>
-        <w:rPr>
-          <w:i/>
-        </w:rPr>
-        <w:t xml:space="preserve"> </w:t>
-      </w:r>
-      <w:proofErr w:type="spellStart"/>
-      <w:r>
-        <w:rPr>
-          <w:i/>
-        </w:rPr>
-        <w:t>intended</w:t>
-      </w:r>
-      <w:proofErr w:type="spellEnd"/>
-      <w:r>
-        <w:rPr>
-          <w:i/>
-        </w:rPr>
-        <w:t xml:space="preserve"> for running </w:t>
-      </w:r>
-      <w:proofErr w:type="spellStart"/>
-      <w:r>
-        <w:rPr>
-          <w:i/>
-        </w:rPr>
-        <w:t>that</w:t>
-      </w:r>
-      <w:proofErr w:type="spellEnd"/>
-      <w:r>
-        <w:rPr>
-          <w:i/>
-        </w:rPr>
-        <w:t xml:space="preserve"> </w:t>
-      </w:r>
-      <w:proofErr w:type="spellStart"/>
-      <w:r>
-        <w:rPr>
-          <w:i/>
-        </w:rPr>
-        <w:t>specific</w:t>
-      </w:r>
-      <w:proofErr w:type="spellEnd"/>
-      <w:r>
-        <w:rPr>
-          <w:i/>
-        </w:rPr>
-        <w:t xml:space="preserve"> </w:t>
-      </w:r>
-      <w:proofErr w:type="spellStart"/>
-      <w:r>
-        <w:rPr>
-          <w:i/>
-        </w:rPr>
-        <w:t>program</w:t>
-      </w:r>
-      <w:proofErr w:type="spellEnd"/>
-      <w:r>
-        <w:rPr>
-          <w:i/>
-        </w:rPr>
-        <w:t xml:space="preserve">. With </w:t>
-      </w:r>
-      <w:proofErr w:type="spellStart"/>
-      <w:r>
-        <w:rPr>
-          <w:i/>
-        </w:rPr>
-        <w:t>this</w:t>
-      </w:r>
-      <w:proofErr w:type="spellEnd"/>
-      <w:r>
-        <w:rPr>
-          <w:i/>
-        </w:rPr>
-        <w:t xml:space="preserve"> new and </w:t>
-      </w:r>
-      <w:proofErr w:type="spellStart"/>
-      <w:r>
-        <w:rPr>
-          <w:i/>
-        </w:rPr>
-        <w:t>powerful</w:t>
-      </w:r>
-      <w:proofErr w:type="spellEnd"/>
-      <w:r>
-        <w:rPr>
-          <w:i/>
-        </w:rPr>
-        <w:t xml:space="preserve"> </w:t>
-      </w:r>
-      <w:proofErr w:type="spellStart"/>
-      <w:r>
-        <w:rPr>
-          <w:i/>
-        </w:rPr>
-        <w:t>compiler</w:t>
-      </w:r>
-      <w:proofErr w:type="spellEnd"/>
-      <w:r>
-        <w:rPr>
-          <w:i/>
-        </w:rPr>
-        <w:t xml:space="preserve">, </w:t>
-      </w:r>
-      <w:proofErr w:type="spellStart"/>
-      <w:r>
-        <w:rPr>
-          <w:i/>
-        </w:rPr>
-        <w:t>it</w:t>
-      </w:r>
-      <w:proofErr w:type="spellEnd"/>
-      <w:r>
-        <w:rPr>
-          <w:i/>
-        </w:rPr>
-        <w:t xml:space="preserve"> </w:t>
-      </w:r>
-      <w:proofErr w:type="spellStart"/>
-      <w:r>
-        <w:rPr>
-          <w:i/>
-        </w:rPr>
-        <w:t>is</w:t>
-      </w:r>
-      <w:proofErr w:type="spellEnd"/>
-      <w:r>
-        <w:rPr>
-          <w:i/>
-        </w:rPr>
-        <w:t xml:space="preserve"> </w:t>
-      </w:r>
-      <w:proofErr w:type="spellStart"/>
-      <w:r>
-        <w:rPr>
-          <w:i/>
-        </w:rPr>
-        <w:t>possible</w:t>
-      </w:r>
-      <w:proofErr w:type="spellEnd"/>
-      <w:r>
-        <w:rPr>
-          <w:i/>
-        </w:rPr>
-        <w:t xml:space="preserve"> to design </w:t>
-      </w:r>
-      <w:proofErr w:type="spellStart"/>
-      <w:r>
-        <w:rPr>
-          <w:i/>
-        </w:rPr>
-        <w:t>anything</w:t>
-      </w:r>
-      <w:proofErr w:type="spellEnd"/>
-      <w:r>
-        <w:rPr>
-          <w:i/>
-        </w:rPr>
-        <w:t xml:space="preserve"> from a small </w:t>
-      </w:r>
-      <w:proofErr w:type="spellStart"/>
-      <w:r>
-        <w:rPr>
-          <w:i/>
-        </w:rPr>
-        <w:t>adder</w:t>
-      </w:r>
-      <w:proofErr w:type="spellEnd"/>
-      <w:r>
-        <w:rPr>
-          <w:i/>
-        </w:rPr>
-        <w:t xml:space="preserve">, to a </w:t>
-      </w:r>
-      <w:proofErr w:type="spellStart"/>
-      <w:r>
-        <w:rPr>
-          <w:i/>
-        </w:rPr>
-        <w:t>microprocessor</w:t>
-      </w:r>
-      <w:proofErr w:type="spellEnd"/>
-      <w:r>
-        <w:rPr>
-          <w:i/>
-        </w:rPr>
-        <w:t xml:space="preserve"> with </w:t>
-      </w:r>
-      <w:proofErr w:type="spellStart"/>
-      <w:r>
-        <w:rPr>
-          <w:i/>
-        </w:rPr>
-        <w:t>millions</w:t>
-      </w:r>
-      <w:proofErr w:type="spellEnd"/>
-      <w:r>
-        <w:rPr>
-          <w:i/>
-        </w:rPr>
-        <w:t xml:space="preserve"> of </w:t>
-      </w:r>
-      <w:proofErr w:type="spellStart"/>
-      <w:r>
-        <w:rPr>
-          <w:i/>
-        </w:rPr>
-        <w:t>transistors</w:t>
-      </w:r>
-      <w:proofErr w:type="spellEnd"/>
-      <w:r>
-        <w:rPr>
-          <w:i/>
-        </w:rPr>
-        <w:t xml:space="preserve">. </w:t>
-      </w:r>
-      <w:proofErr w:type="spellStart"/>
-      <w:r>
-        <w:rPr>
-          <w:i/>
-        </w:rPr>
-        <w:t>Designing</w:t>
-      </w:r>
-      <w:proofErr w:type="spellEnd"/>
-      <w:r>
-        <w:rPr>
-          <w:i/>
-        </w:rPr>
-        <w:t xml:space="preserve"> new computer chips, </w:t>
-      </w:r>
-      <w:proofErr w:type="spellStart"/>
-      <w:r>
-        <w:rPr>
-          <w:i/>
-        </w:rPr>
-        <w:t>such</w:t>
-      </w:r>
-      <w:proofErr w:type="spellEnd"/>
-      <w:r>
-        <w:rPr>
-          <w:i/>
-        </w:rPr>
-        <w:t xml:space="preserve"> </w:t>
-      </w:r>
-      <w:proofErr w:type="spellStart"/>
-      <w:r>
-        <w:rPr>
-          <w:i/>
-        </w:rPr>
-        <w:t>as</w:t>
-      </w:r>
-      <w:proofErr w:type="spellEnd"/>
-      <w:r>
-        <w:rPr>
-          <w:i/>
-        </w:rPr>
-        <w:t xml:space="preserve"> the Pentium 4, can </w:t>
-      </w:r>
-      <w:proofErr w:type="spellStart"/>
-      <w:r>
-        <w:rPr>
-          <w:i/>
-        </w:rPr>
-        <w:t>require</w:t>
-      </w:r>
-      <w:proofErr w:type="spellEnd"/>
-      <w:r>
-        <w:rPr>
-          <w:i/>
-        </w:rPr>
-        <w:t xml:space="preserve"> </w:t>
-      </w:r>
-      <w:proofErr w:type="spellStart"/>
-      <w:r>
-        <w:rPr>
-          <w:i/>
-        </w:rPr>
-        <w:t>dozens</w:t>
-      </w:r>
-      <w:proofErr w:type="spellEnd"/>
-      <w:r>
-        <w:rPr>
-          <w:i/>
-        </w:rPr>
-        <w:t xml:space="preserve"> of </w:t>
-      </w:r>
-      <w:proofErr w:type="spellStart"/>
-      <w:r>
-        <w:rPr>
-          <w:i/>
-        </w:rPr>
-        <w:t>engineers</w:t>
-      </w:r>
-      <w:proofErr w:type="spellEnd"/>
-      <w:r>
-        <w:rPr>
-          <w:i/>
-        </w:rPr>
-        <w:t xml:space="preserve"> and </w:t>
-      </w:r>
-      <w:proofErr w:type="spellStart"/>
-      <w:r>
-        <w:rPr>
-          <w:i/>
-        </w:rPr>
-        <w:t>months</w:t>
-      </w:r>
-      <w:proofErr w:type="spellEnd"/>
-      <w:r>
-        <w:rPr>
-          <w:i/>
-        </w:rPr>
-        <w:t xml:space="preserve"> of time. With the help of </w:t>
-      </w:r>
-      <w:proofErr w:type="spellStart"/>
-      <w:r>
-        <w:rPr>
-          <w:i/>
-        </w:rPr>
-        <w:t>this</w:t>
-      </w:r>
-      <w:proofErr w:type="spellEnd"/>
-      <w:r>
-        <w:rPr>
-          <w:i/>
-        </w:rPr>
-        <w:t xml:space="preserve"> </w:t>
-      </w:r>
-      <w:proofErr w:type="spellStart"/>
-      <w:r>
-        <w:rPr>
-          <w:i/>
-        </w:rPr>
-        <w:t>compiler</w:t>
-      </w:r>
-      <w:proofErr w:type="spellEnd"/>
-      <w:r>
-        <w:rPr>
-          <w:i/>
-        </w:rPr>
-        <w:t xml:space="preserve">, a single </w:t>
-      </w:r>
-      <w:proofErr w:type="spellStart"/>
-      <w:r>
-        <w:rPr>
-          <w:i/>
-        </w:rPr>
-        <w:t>person</w:t>
-      </w:r>
-      <w:proofErr w:type="spellEnd"/>
-      <w:r>
-        <w:rPr>
-          <w:i/>
-        </w:rPr>
-        <w:t xml:space="preserve"> </w:t>
-      </w:r>
-      <w:proofErr w:type="spellStart"/>
-      <w:r>
-        <w:rPr>
-          <w:i/>
-        </w:rPr>
-        <w:t>could</w:t>
-      </w:r>
-      <w:proofErr w:type="spellEnd"/>
-      <w:r>
-        <w:rPr>
-          <w:i/>
-        </w:rPr>
-        <w:t xml:space="preserve"> design </w:t>
-      </w:r>
-      <w:proofErr w:type="spellStart"/>
-      <w:r>
-        <w:rPr>
-          <w:i/>
-        </w:rPr>
-        <w:t>such</w:t>
-      </w:r>
-      <w:proofErr w:type="spellEnd"/>
-      <w:r>
-        <w:rPr>
-          <w:i/>
-        </w:rPr>
-        <w:t xml:space="preserve"> a large-scale </w:t>
-      </w:r>
-      <w:proofErr w:type="spellStart"/>
-      <w:r>
-        <w:rPr>
-          <w:i/>
-        </w:rPr>
-        <w:t>microprocessor</w:t>
-      </w:r>
-      <w:proofErr w:type="spellEnd"/>
-      <w:r>
-        <w:rPr>
-          <w:i/>
-        </w:rPr>
-        <w:t xml:space="preserve"> in just weeks.</w:t>
+        <w:t xml:space="preserve"> Integration chips quickly. For this project, a new type of hardware compiler is created. This hardware compiler will read a C++ program, and physically design a suitable microprocessor intended for running that specific program. With this new and powerful compiler, it is possible to design anything from a small adder, to a microprocessor with millions of transistors. Designing new computer chips, such as the Pentium 4, can require dozens of engineers and months of time. With the help of this compiler, a single person could design such a large-scale microprocessor in just weeks.</w:t>
       </w:r>
     </w:p>
     <w:p>
@@ -3752,7 +3615,8 @@
           <w:lang w:val="it-CH"/>
         </w:rPr>
       </w:pPr>
-      <w:bookmarkStart w:id="4" w:name="_Toc124935600"/>
+      <w:bookmarkStart w:id="8" w:name="_Toc240618729"/>
+      <w:bookmarkStart w:id="9" w:name="_Toc240618809"/>
       <w:r>
         <w:rPr>
           <w:lang w:val="it-CH"/>
@@ -3760,7 +3624,8 @@
         <w:lastRenderedPageBreak/>
         <w:t>Scopo</w:t>
       </w:r>
-      <w:bookmarkEnd w:id="4"/>
+      <w:bookmarkEnd w:id="8"/>
+      <w:bookmarkEnd w:id="9"/>
     </w:p>
     <w:p>
       <w:r>
@@ -3786,12 +3651,14 @@
       <w:r>
         <w:br w:type="page"/>
       </w:r>
-      <w:bookmarkStart w:id="5" w:name="_Toc124935601"/>
+      <w:bookmarkStart w:id="10" w:name="_Toc240618730"/>
+      <w:bookmarkStart w:id="11" w:name="_Toc240618810"/>
       <w:r>
         <w:lastRenderedPageBreak/>
         <w:t>Analisi</w:t>
       </w:r>
-      <w:bookmarkEnd w:id="5"/>
+      <w:bookmarkEnd w:id="10"/>
+      <w:bookmarkEnd w:id="11"/>
     </w:p>
     <w:p>
       <w:pPr>
@@ -3800,14 +3667,16 @@
           <w:lang w:val="it-CH"/>
         </w:rPr>
       </w:pPr>
-      <w:bookmarkStart w:id="6" w:name="_Toc124935602"/>
+      <w:bookmarkStart w:id="12" w:name="_Toc240618731"/>
+      <w:bookmarkStart w:id="13" w:name="_Toc240618811"/>
       <w:r>
         <w:rPr>
           <w:lang w:val="it-CH"/>
         </w:rPr>
         <w:t>Analisi del dominio</w:t>
       </w:r>
-      <w:bookmarkEnd w:id="6"/>
+      <w:bookmarkEnd w:id="12"/>
+      <w:bookmarkEnd w:id="13"/>
     </w:p>
     <w:p>
       <w:r>
@@ -3912,20 +3781,27 @@
       </w:r>
     </w:p>
     <w:p>
+      <w:r>
+        <w:t>Il prodotto verrà utilizzato nel contesto di collezione e raccolta delle carte pokémon, nel contesto del collezionismo delle carte pokémon, non ci sono applicativi che ti permettano di segnalare quali carte si ha, l’unico modo era quello di indicare le carte che si ha in un foglio o in un file di testo</w:t>
+      </w:r>
+    </w:p>
+    <w:p>
       <w:pPr>
         <w:pStyle w:val="Titolo2"/>
         <w:rPr>
           <w:lang w:val="it-CH"/>
         </w:rPr>
       </w:pPr>
-      <w:bookmarkStart w:id="7" w:name="_Toc124935603"/>
+      <w:bookmarkStart w:id="14" w:name="_Toc240618732"/>
+      <w:bookmarkStart w:id="15" w:name="_Toc240618812"/>
       <w:r>
         <w:rPr>
           <w:lang w:val="it-CH"/>
         </w:rPr>
         <w:t>Analisi e specifica dei requisiti</w:t>
       </w:r>
-      <w:bookmarkEnd w:id="7"/>
+      <w:bookmarkEnd w:id="14"/>
+      <w:bookmarkEnd w:id="15"/>
     </w:p>
     <w:p>
       <w:r>
@@ -5032,15 +4908,7 @@
           </w:tcPr>
           <w:p>
             <w:r>
-              <w:t xml:space="preserve">Si necessita di una pagina per il </w:t>
-            </w:r>
-            <w:proofErr w:type="spellStart"/>
-            <w:r>
-              <w:t>sign</w:t>
-            </w:r>
-            <w:proofErr w:type="spellEnd"/>
-            <w:r>
-              <w:t>-in</w:t>
+              <w:t>Si necessita di una pagina per il sign-in</w:t>
             </w:r>
           </w:p>
         </w:tc>
@@ -5300,21 +5168,8 @@
               <w:t xml:space="preserve">di </w:t>
             </w:r>
             <w:r>
-              <w:t xml:space="preserve">implementare il </w:t>
-            </w:r>
-            <w:proofErr w:type="spellStart"/>
-            <w:r>
-              <w:t>get</w:t>
-            </w:r>
-            <w:proofErr w:type="spellEnd"/>
-            <w:r>
-              <w:t xml:space="preserve"> di </w:t>
-            </w:r>
-            <w:proofErr w:type="spellStart"/>
-            <w:r>
-              <w:t>tcgdex.dev</w:t>
-            </w:r>
-            <w:proofErr w:type="spellEnd"/>
+              <w:t>implementare il get di tcgdex.dev</w:t>
+            </w:r>
           </w:p>
         </w:tc>
       </w:tr>
@@ -5348,15 +5203,7 @@
               <w:t xml:space="preserve">Si necessita di </w:t>
             </w:r>
             <w:r>
-              <w:t xml:space="preserve">convertire il codice inserito in id delle carte di </w:t>
-            </w:r>
-            <w:proofErr w:type="spellStart"/>
-            <w:r>
-              <w:t>tcgdex</w:t>
-            </w:r>
-            <w:proofErr w:type="spellEnd"/>
-            <w:r>
-              <w:t xml:space="preserve"> (es.: me05-048)</w:t>
+              <w:t>convertire il codice inserito in id delle carte di tcgdex (es.: me05-048)</w:t>
             </w:r>
           </w:p>
         </w:tc>
@@ -6046,15 +5893,7 @@
               <w:t xml:space="preserve">Si </w:t>
             </w:r>
             <w:r>
-              <w:t xml:space="preserve">deve poter inserire nuovi dati dalla pagina di </w:t>
-            </w:r>
-            <w:proofErr w:type="spellStart"/>
-            <w:r>
-              <w:t>sign</w:t>
-            </w:r>
-            <w:proofErr w:type="spellEnd"/>
-            <w:r>
-              <w:t>-in al DB</w:t>
+              <w:t>deve poter inserire nuovi dati dalla pagina di sign-in al DB</w:t>
             </w:r>
           </w:p>
         </w:tc>
@@ -7016,7 +6855,8 @@
         </w:rPr>
         <w:br w:type="page"/>
       </w:r>
-      <w:bookmarkStart w:id="8" w:name="_Toc124935604"/>
+      <w:bookmarkStart w:id="16" w:name="_Toc240618733"/>
+      <w:bookmarkStart w:id="17" w:name="_Toc240618813"/>
       <w:r>
         <w:rPr>
           <w:lang w:val="it-CH"/>
@@ -7024,7 +6864,8 @@
         <w:lastRenderedPageBreak/>
         <w:t>Use case</w:t>
       </w:r>
-      <w:bookmarkEnd w:id="8"/>
+      <w:bookmarkEnd w:id="16"/>
+      <w:bookmarkEnd w:id="17"/>
     </w:p>
     <w:p>
       <w:r>
@@ -7047,14 +6888,16 @@
           <w:lang w:val="it-CH"/>
         </w:rPr>
       </w:pPr>
-      <w:bookmarkStart w:id="9" w:name="_Toc124935605"/>
+      <w:bookmarkStart w:id="18" w:name="_Toc240618734"/>
+      <w:bookmarkStart w:id="19" w:name="_Toc240618814"/>
       <w:r>
         <w:rPr>
           <w:lang w:val="it-CH"/>
         </w:rPr>
         <w:t>Pianificazione</w:t>
       </w:r>
-      <w:bookmarkEnd w:id="9"/>
+      <w:bookmarkEnd w:id="18"/>
+      <w:bookmarkEnd w:id="19"/>
     </w:p>
     <w:p>
       <w:r>
@@ -7067,15 +6910,7 @@
     <w:p/>
     <w:p>
       <w:r>
-        <w:t xml:space="preserve">La pianificazione può essere rappresentata mediante un diagramma di </w:t>
-      </w:r>
-      <w:proofErr w:type="spellStart"/>
-      <w:r>
-        <w:t>Gantt</w:t>
-      </w:r>
-      <w:proofErr w:type="spellEnd"/>
-      <w:r>
-        <w:t>:</w:t>
+        <w:t>La pianificazione può essere rappresentata mediante un diagramma di Gantt:</w:t>
       </w:r>
     </w:p>
     <w:p/>
@@ -7147,7 +6982,7 @@
       <w:pPr>
         <w:pStyle w:val="Didascalia"/>
       </w:pPr>
-      <w:bookmarkStart w:id="10" w:name="_Toc124775984"/>
+      <w:bookmarkStart w:id="20" w:name="_Toc124775984"/>
       <w:r>
         <w:t xml:space="preserve">Figura </w:t>
       </w:r>
@@ -7176,14 +7011,9 @@
         <w:t xml:space="preserve"> </w:t>
       </w:r>
       <w:r>
-        <w:t xml:space="preserve">Esempio di diagramma di </w:t>
-      </w:r>
-      <w:proofErr w:type="spellStart"/>
-      <w:r>
-        <w:t>Gantt</w:t>
-      </w:r>
-      <w:bookmarkEnd w:id="10"/>
-      <w:proofErr w:type="spellEnd"/>
+        <w:t>Esempio di diagramma di Gantt</w:t>
+      </w:r>
+      <w:bookmarkEnd w:id="20"/>
     </w:p>
     <w:p>
       <w:r>
@@ -7199,15 +7029,7 @@
         <w:t>.</w:t>
       </w:r>
       <w:r>
-        <w:t xml:space="preserve"> </w:t>
-      </w:r>
-      <w:proofErr w:type="spellStart"/>
-      <w:r>
-        <w:t>scrum</w:t>
-      </w:r>
-      <w:proofErr w:type="spellEnd"/>
-      <w:r>
-        <w:t>), dovranno apparire in questo capitolo.</w:t>
+        <w:t xml:space="preserve"> scrum), dovranno apparire in questo capitolo.</w:t>
       </w:r>
     </w:p>
     <w:p/>
@@ -7302,7 +7124,7 @@
       <w:pPr>
         <w:pStyle w:val="Didascalia"/>
       </w:pPr>
-      <w:bookmarkStart w:id="11" w:name="_Toc124775985"/>
+      <w:bookmarkStart w:id="21" w:name="_Toc124775985"/>
       <w:r>
         <w:t xml:space="preserve">Figura </w:t>
       </w:r>
@@ -7331,14 +7153,9 @@
         <w:t xml:space="preserve"> </w:t>
       </w:r>
       <w:r>
-        <w:t xml:space="preserve">Esempio di diagramma di </w:t>
-      </w:r>
-      <w:proofErr w:type="spellStart"/>
-      <w:r>
-        <w:t>Gantt</w:t>
-      </w:r>
-      <w:bookmarkEnd w:id="11"/>
-      <w:proofErr w:type="spellEnd"/>
+        <w:t>Esempio di diagramma di Gantt</w:t>
+      </w:r>
+      <w:bookmarkEnd w:id="21"/>
     </w:p>
     <w:p/>
     <w:p>
@@ -7362,7 +7179,8 @@
           <w:lang w:val="it-CH"/>
         </w:rPr>
       </w:pPr>
-      <w:bookmarkStart w:id="12" w:name="_Toc124935606"/>
+      <w:bookmarkStart w:id="22" w:name="_Toc240618735"/>
+      <w:bookmarkStart w:id="23" w:name="_Toc240618815"/>
       <w:r>
         <w:rPr>
           <w:lang w:val="it-CH"/>
@@ -7370,7 +7188,8 @@
         <w:lastRenderedPageBreak/>
         <w:t>Analisi dei mezzi</w:t>
       </w:r>
-      <w:bookmarkEnd w:id="12"/>
+      <w:bookmarkEnd w:id="22"/>
+      <w:bookmarkEnd w:id="23"/>
     </w:p>
     <w:p>
       <w:r>
@@ -7390,16 +7209,18 @@
           <w:lang w:val="it-CH"/>
         </w:rPr>
       </w:pPr>
-      <w:bookmarkStart w:id="13" w:name="_Toc413411419"/>
-      <w:bookmarkStart w:id="14" w:name="_Toc124935607"/>
+      <w:bookmarkStart w:id="24" w:name="_Toc413411419"/>
+      <w:bookmarkStart w:id="25" w:name="_Toc240618736"/>
+      <w:bookmarkStart w:id="26" w:name="_Toc240618816"/>
       <w:r>
         <w:rPr>
           <w:lang w:val="it-CH"/>
         </w:rPr>
         <w:t>Software</w:t>
       </w:r>
-      <w:bookmarkEnd w:id="13"/>
-      <w:bookmarkEnd w:id="14"/>
+      <w:bookmarkEnd w:id="24"/>
+      <w:bookmarkEnd w:id="25"/>
+      <w:bookmarkEnd w:id="26"/>
     </w:p>
     <w:p>
       <w:r>
@@ -7422,16 +7243,18 @@
           <w:lang w:val="it-CH"/>
         </w:rPr>
       </w:pPr>
-      <w:bookmarkStart w:id="15" w:name="_Toc413411420"/>
-      <w:bookmarkStart w:id="16" w:name="_Toc124935608"/>
+      <w:bookmarkStart w:id="27" w:name="_Toc413411420"/>
+      <w:bookmarkStart w:id="28" w:name="_Toc240618737"/>
+      <w:bookmarkStart w:id="29" w:name="_Toc240618817"/>
       <w:r>
         <w:rPr>
           <w:lang w:val="it-CH"/>
         </w:rPr>
         <w:t>Hardware</w:t>
       </w:r>
-      <w:bookmarkEnd w:id="15"/>
-      <w:bookmarkEnd w:id="16"/>
+      <w:bookmarkEnd w:id="27"/>
+      <w:bookmarkEnd w:id="28"/>
+      <w:bookmarkEnd w:id="29"/>
     </w:p>
     <w:p>
       <w:r>
@@ -7448,13 +7271,15 @@
       <w:pPr>
         <w:pStyle w:val="Titolo1"/>
       </w:pPr>
-      <w:bookmarkStart w:id="17" w:name="_Toc429059808"/>
-      <w:bookmarkStart w:id="18" w:name="_Toc124935609"/>
+      <w:bookmarkStart w:id="30" w:name="_Toc429059808"/>
+      <w:bookmarkStart w:id="31" w:name="_Toc240618738"/>
+      <w:bookmarkStart w:id="32" w:name="_Toc240618818"/>
       <w:r>
         <w:t>Progettazione</w:t>
       </w:r>
-      <w:bookmarkEnd w:id="17"/>
-      <w:bookmarkEnd w:id="18"/>
+      <w:bookmarkEnd w:id="30"/>
+      <w:bookmarkEnd w:id="31"/>
+      <w:bookmarkEnd w:id="32"/>
     </w:p>
     <w:p>
       <w:r>
@@ -7469,16 +7294,18 @@
           <w:lang w:val="it-CH"/>
         </w:rPr>
       </w:pPr>
-      <w:bookmarkStart w:id="19" w:name="_Toc429059809"/>
-      <w:bookmarkStart w:id="20" w:name="_Toc124935610"/>
+      <w:bookmarkStart w:id="33" w:name="_Toc429059809"/>
+      <w:bookmarkStart w:id="34" w:name="_Toc240618739"/>
+      <w:bookmarkStart w:id="35" w:name="_Toc240618819"/>
       <w:r>
         <w:rPr>
           <w:lang w:val="it-CH"/>
         </w:rPr>
         <w:t>Design dell’architettura del sistema</w:t>
       </w:r>
-      <w:bookmarkEnd w:id="19"/>
-      <w:bookmarkEnd w:id="20"/>
+      <w:bookmarkEnd w:id="33"/>
+      <w:bookmarkEnd w:id="34"/>
+      <w:bookmarkEnd w:id="35"/>
     </w:p>
     <w:p>
       <w:r>
@@ -7535,13 +7362,8 @@
         </w:numPr>
       </w:pPr>
       <w:r>
-        <w:t xml:space="preserve">Eventuale </w:t>
-      </w:r>
-      <w:proofErr w:type="spellStart"/>
-      <w:r>
-        <w:t>sitemap</w:t>
-      </w:r>
-      <w:proofErr w:type="spellEnd"/>
+        <w:t>Eventuale sitemap</w:t>
+      </w:r>
     </w:p>
     <w:p>
       <w:pPr>
@@ -7550,16 +7372,18 @@
           <w:lang w:val="it-CH"/>
         </w:rPr>
       </w:pPr>
-      <w:bookmarkStart w:id="21" w:name="_Toc429059810"/>
-      <w:bookmarkStart w:id="22" w:name="_Toc124935611"/>
+      <w:bookmarkStart w:id="36" w:name="_Toc429059810"/>
+      <w:bookmarkStart w:id="37" w:name="_Toc240618740"/>
+      <w:bookmarkStart w:id="38" w:name="_Toc240618820"/>
       <w:r>
         <w:rPr>
           <w:lang w:val="it-CH"/>
         </w:rPr>
         <w:t>Design dei dati e database</w:t>
       </w:r>
-      <w:bookmarkEnd w:id="21"/>
-      <w:bookmarkEnd w:id="22"/>
+      <w:bookmarkEnd w:id="36"/>
+      <w:bookmarkEnd w:id="37"/>
+      <w:bookmarkEnd w:id="38"/>
     </w:p>
     <w:p>
       <w:r>
@@ -7649,7 +7473,7 @@
       <w:pPr>
         <w:pStyle w:val="Didascalia"/>
       </w:pPr>
-      <w:bookmarkStart w:id="23" w:name="_Toc124775986"/>
+      <w:bookmarkStart w:id="39" w:name="_Toc124775986"/>
       <w:r>
         <w:t xml:space="preserve">Figura </w:t>
       </w:r>
@@ -7677,7 +7501,7 @@
       <w:r>
         <w:t xml:space="preserve"> Diagramma ER Chen</w:t>
       </w:r>
-      <w:bookmarkEnd w:id="23"/>
+      <w:bookmarkEnd w:id="39"/>
     </w:p>
     <w:p/>
     <w:p>
@@ -7759,7 +7583,7 @@
       <w:pPr>
         <w:pStyle w:val="Didascalia"/>
       </w:pPr>
-      <w:bookmarkStart w:id="24" w:name="_Toc124775987"/>
+      <w:bookmarkStart w:id="40" w:name="_Toc124775987"/>
       <w:r>
         <w:t xml:space="preserve">Figura </w:t>
       </w:r>
@@ -7790,7 +7614,7 @@
       <w:r>
         <w:t>Diagramma ER Barker</w:t>
       </w:r>
-      <w:bookmarkEnd w:id="24"/>
+      <w:bookmarkEnd w:id="40"/>
     </w:p>
     <w:p/>
     <w:p>
@@ -7805,8 +7629,9 @@
           <w:lang w:val="it-CH"/>
         </w:rPr>
       </w:pPr>
-      <w:bookmarkStart w:id="25" w:name="_Toc429059811"/>
-      <w:bookmarkStart w:id="26" w:name="_Toc124935612"/>
+      <w:bookmarkStart w:id="41" w:name="_Toc429059811"/>
+      <w:bookmarkStart w:id="42" w:name="_Toc240618741"/>
+      <w:bookmarkStart w:id="43" w:name="_Toc240618821"/>
       <w:r>
         <w:rPr>
           <w:lang w:val="it-CH"/>
@@ -7814,20 +7639,13 @@
         <w:lastRenderedPageBreak/>
         <w:t>Design delle interfacce</w:t>
       </w:r>
-      <w:bookmarkEnd w:id="25"/>
-      <w:bookmarkEnd w:id="26"/>
-    </w:p>
-    <w:p>
-      <w:r>
-        <w:t xml:space="preserve">Descrizione delle interfacce interne ed esterne del sistema e dell’interfaccia utente. La progettazione delle interfacce è basata sulle informazioni ricavate durante la fase di analisi e realizzata tramite </w:t>
-      </w:r>
-      <w:proofErr w:type="spellStart"/>
-      <w:r>
-        <w:t>mockups</w:t>
-      </w:r>
-      <w:proofErr w:type="spellEnd"/>
-      <w:r>
-        <w:t>.</w:t>
+      <w:bookmarkEnd w:id="41"/>
+      <w:bookmarkEnd w:id="42"/>
+      <w:bookmarkEnd w:id="43"/>
+    </w:p>
+    <w:p>
+      <w:r>
+        <w:t>Descrizione delle interfacce interne ed esterne del sistema e dell’interfaccia utente. La progettazione delle interfacce è basata sulle informazioni ricavate durante la fase di analisi e realizzata tramite mockups.</w:t>
       </w:r>
     </w:p>
     <w:p>
@@ -7837,16 +7655,18 @@
           <w:lang w:val="it-CH"/>
         </w:rPr>
       </w:pPr>
-      <w:bookmarkStart w:id="27" w:name="_Toc429059812"/>
-      <w:bookmarkStart w:id="28" w:name="_Toc124935613"/>
+      <w:bookmarkStart w:id="44" w:name="_Toc429059812"/>
+      <w:bookmarkStart w:id="45" w:name="_Toc240618742"/>
+      <w:bookmarkStart w:id="46" w:name="_Toc240618822"/>
       <w:r>
         <w:rPr>
           <w:lang w:val="it-CH"/>
         </w:rPr>
         <w:t>Design procedurale</w:t>
       </w:r>
-      <w:bookmarkEnd w:id="27"/>
-      <w:bookmarkEnd w:id="28"/>
+      <w:bookmarkEnd w:id="44"/>
+      <w:bookmarkEnd w:id="45"/>
+      <w:bookmarkEnd w:id="46"/>
     </w:p>
     <w:p>
       <w:r>
@@ -7894,13 +7714,8 @@
         </w:numPr>
       </w:pPr>
       <w:r>
-        <w:t xml:space="preserve">Tabelle di </w:t>
-      </w:r>
-      <w:proofErr w:type="spellStart"/>
-      <w:r>
-        <w:t>routing</w:t>
-      </w:r>
-      <w:proofErr w:type="spellEnd"/>
+        <w:t>Tabelle di routing</w:t>
+      </w:r>
     </w:p>
     <w:p>
       <w:pPr>
@@ -7929,14 +7744,16 @@
       <w:pPr>
         <w:pStyle w:val="Titolo1"/>
       </w:pPr>
-      <w:bookmarkStart w:id="29" w:name="_Toc461179222"/>
-      <w:bookmarkStart w:id="30" w:name="_Toc124935614"/>
+      <w:bookmarkStart w:id="47" w:name="_Toc461179222"/>
+      <w:bookmarkStart w:id="48" w:name="_Toc240618743"/>
+      <w:bookmarkStart w:id="49" w:name="_Toc240618823"/>
       <w:r>
         <w:lastRenderedPageBreak/>
         <w:t>Implementazione</w:t>
       </w:r>
-      <w:bookmarkEnd w:id="29"/>
-      <w:bookmarkEnd w:id="30"/>
+      <w:bookmarkEnd w:id="47"/>
+      <w:bookmarkEnd w:id="48"/>
+      <w:bookmarkEnd w:id="49"/>
     </w:p>
     <w:p>
       <w:r>
@@ -7996,13 +7813,15 @@
       <w:pPr>
         <w:pStyle w:val="Titolo1"/>
       </w:pPr>
-      <w:bookmarkStart w:id="31" w:name="_Toc461179223"/>
-      <w:bookmarkStart w:id="32" w:name="_Toc124935615"/>
+      <w:bookmarkStart w:id="50" w:name="_Toc461179223"/>
+      <w:bookmarkStart w:id="51" w:name="_Toc240618744"/>
+      <w:bookmarkStart w:id="52" w:name="_Toc240618824"/>
       <w:r>
         <w:t>Test</w:t>
       </w:r>
-      <w:bookmarkEnd w:id="31"/>
-      <w:bookmarkEnd w:id="32"/>
+      <w:bookmarkEnd w:id="50"/>
+      <w:bookmarkEnd w:id="51"/>
+      <w:bookmarkEnd w:id="52"/>
     </w:p>
     <w:p>
       <w:pPr>
@@ -8011,16 +7830,18 @@
           <w:lang w:val="it-CH"/>
         </w:rPr>
       </w:pPr>
-      <w:bookmarkStart w:id="33" w:name="_Toc461179224"/>
-      <w:bookmarkStart w:id="34" w:name="_Toc124935616"/>
+      <w:bookmarkStart w:id="53" w:name="_Toc461179224"/>
+      <w:bookmarkStart w:id="54" w:name="_Toc240618745"/>
+      <w:bookmarkStart w:id="55" w:name="_Toc240618825"/>
       <w:r>
         <w:rPr>
           <w:lang w:val="it-CH"/>
         </w:rPr>
         <w:t>Protocollo di test</w:t>
       </w:r>
-      <w:bookmarkEnd w:id="33"/>
-      <w:bookmarkEnd w:id="34"/>
+      <w:bookmarkEnd w:id="53"/>
+      <w:bookmarkEnd w:id="54"/>
+      <w:bookmarkEnd w:id="55"/>
     </w:p>
     <w:p>
       <w:r>
@@ -8180,61 +8001,7 @@
                 <w:szCs w:val="24"/>
                 <w:lang w:val="it-CH"/>
               </w:rPr>
-              <w:t xml:space="preserve">Import a card with KIC, KID and KIK keys, </w:t>
-            </w:r>
-            <w:proofErr w:type="spellStart"/>
-            <w:r>
-              <w:rPr>
-                <w:sz w:val="24"/>
-                <w:szCs w:val="24"/>
-                <w:lang w:val="it-CH"/>
-              </w:rPr>
-              <w:t>but</w:t>
-            </w:r>
-            <w:proofErr w:type="spellEnd"/>
-            <w:r>
-              <w:rPr>
-                <w:sz w:val="24"/>
-                <w:szCs w:val="24"/>
-                <w:lang w:val="it-CH"/>
-              </w:rPr>
-              <w:t xml:space="preserve"> </w:t>
-            </w:r>
-            <w:proofErr w:type="spellStart"/>
-            <w:r>
-              <w:rPr>
-                <w:sz w:val="24"/>
-                <w:szCs w:val="24"/>
-                <w:lang w:val="it-CH"/>
-              </w:rPr>
-              <w:t>not</w:t>
-            </w:r>
-            <w:proofErr w:type="spellEnd"/>
-            <w:r>
-              <w:rPr>
-                <w:sz w:val="24"/>
-                <w:szCs w:val="24"/>
-                <w:lang w:val="it-CH"/>
-              </w:rPr>
-              <w:t xml:space="preserve"> </w:t>
-            </w:r>
-            <w:proofErr w:type="spellStart"/>
-            <w:r>
-              <w:rPr>
-                <w:sz w:val="24"/>
-                <w:szCs w:val="24"/>
-                <w:lang w:val="it-CH"/>
-              </w:rPr>
-              <w:t>shown</w:t>
-            </w:r>
-            <w:proofErr w:type="spellEnd"/>
-            <w:r>
-              <w:rPr>
-                <w:sz w:val="24"/>
-                <w:szCs w:val="24"/>
-                <w:lang w:val="it-CH"/>
-              </w:rPr>
-              <w:t xml:space="preserve"> with the GUI</w:t>
+              <w:t>Import a card with KIC, KID and KIK keys, but not shown with the GUI</w:t>
             </w:r>
           </w:p>
         </w:tc>
@@ -8286,79 +8053,7 @@
                 <w:szCs w:val="24"/>
                 <w:lang w:val="it-CH"/>
               </w:rPr>
-              <w:t xml:space="preserve">Import a card with KIC, KID and KIK keys with no </w:t>
-            </w:r>
-            <w:proofErr w:type="spellStart"/>
-            <w:r>
-              <w:rPr>
-                <w:sz w:val="24"/>
-                <w:szCs w:val="24"/>
-                <w:lang w:val="it-CH"/>
-              </w:rPr>
-              <w:t>obfuscation</w:t>
-            </w:r>
-            <w:proofErr w:type="spellEnd"/>
-            <w:r>
-              <w:rPr>
-                <w:sz w:val="24"/>
-                <w:szCs w:val="24"/>
-                <w:lang w:val="it-CH"/>
-              </w:rPr>
-              <w:t xml:space="preserve">, </w:t>
-            </w:r>
-            <w:proofErr w:type="spellStart"/>
-            <w:r>
-              <w:rPr>
-                <w:sz w:val="24"/>
-                <w:szCs w:val="24"/>
-                <w:lang w:val="it-CH"/>
-              </w:rPr>
-              <w:t>but</w:t>
-            </w:r>
-            <w:proofErr w:type="spellEnd"/>
-            <w:r>
-              <w:rPr>
-                <w:sz w:val="24"/>
-                <w:szCs w:val="24"/>
-                <w:lang w:val="it-CH"/>
-              </w:rPr>
-              <w:t xml:space="preserve"> </w:t>
-            </w:r>
-            <w:proofErr w:type="spellStart"/>
-            <w:r>
-              <w:rPr>
-                <w:sz w:val="24"/>
-                <w:szCs w:val="24"/>
-                <w:lang w:val="it-CH"/>
-              </w:rPr>
-              <w:t>not</w:t>
-            </w:r>
-            <w:proofErr w:type="spellEnd"/>
-            <w:r>
-              <w:rPr>
-                <w:sz w:val="24"/>
-                <w:szCs w:val="24"/>
-                <w:lang w:val="it-CH"/>
-              </w:rPr>
-              <w:t xml:space="preserve"> </w:t>
-            </w:r>
-            <w:proofErr w:type="spellStart"/>
-            <w:r>
-              <w:rPr>
-                <w:sz w:val="24"/>
-                <w:szCs w:val="24"/>
-                <w:lang w:val="it-CH"/>
-              </w:rPr>
-              <w:t>shown</w:t>
-            </w:r>
-            <w:proofErr w:type="spellEnd"/>
-            <w:r>
-              <w:rPr>
-                <w:sz w:val="24"/>
-                <w:szCs w:val="24"/>
-                <w:lang w:val="it-CH"/>
-              </w:rPr>
-              <w:t xml:space="preserve"> with the GUI</w:t>
+              <w:t>Import a card with KIC, KID and KIK keys with no obfuscation, but not shown with the GUI</w:t>
             </w:r>
           </w:p>
         </w:tc>
@@ -8410,158 +8105,64 @@
                 <w:szCs w:val="24"/>
                 <w:lang w:val="it-CH"/>
               </w:rPr>
-              <w:t xml:space="preserve">Store on </w:t>
-            </w:r>
-            <w:proofErr w:type="spellStart"/>
+              <w:t xml:space="preserve">Store on local PC: Profile_1.2.001.xml (appendix </w:t>
+            </w:r>
             <w:r>
               <w:rPr>
                 <w:sz w:val="24"/>
                 <w:szCs w:val="24"/>
                 <w:lang w:val="it-CH"/>
               </w:rPr>
-              <w:t>local</w:t>
-            </w:r>
-            <w:proofErr w:type="spellEnd"/>
+              <w:t>n_n</w:t>
+            </w:r>
             <w:r>
               <w:rPr>
                 <w:sz w:val="24"/>
                 <w:szCs w:val="24"/>
                 <w:lang w:val="it-CH"/>
               </w:rPr>
-              <w:t xml:space="preserve"> PC: Profile_1.2.001.xml (</w:t>
-            </w:r>
-            <w:proofErr w:type="spellStart"/>
+              <w:t xml:space="preserve">) and Cards_1.2.001.txt (appendix </w:t>
+            </w:r>
             <w:r>
               <w:rPr>
                 <w:sz w:val="24"/>
                 <w:szCs w:val="24"/>
                 <w:lang w:val="it-CH"/>
               </w:rPr>
-              <w:t>appendix</w:t>
-            </w:r>
-            <w:proofErr w:type="spellEnd"/>
+              <w:t>n_n</w:t>
+            </w:r>
             <w:r>
               <w:rPr>
                 <w:sz w:val="24"/>
                 <w:szCs w:val="24"/>
                 <w:lang w:val="it-CH"/>
               </w:rPr>
-              <w:t xml:space="preserve"> </w:t>
-            </w:r>
-            <w:proofErr w:type="spellStart"/>
-            <w:r>
+              <w:t>).</w:t>
+            </w:r>
+          </w:p>
+          <w:p>
+            <w:pPr>
+              <w:pStyle w:val="BodyTextChar"/>
               <w:rPr>
                 <w:sz w:val="24"/>
                 <w:szCs w:val="24"/>
                 <w:lang w:val="it-CH"/>
               </w:rPr>
-              <w:t>n_n</w:t>
-            </w:r>
-            <w:proofErr w:type="spellEnd"/>
+            </w:pPr>
+            <w:r>
+              <w:rPr>
+                <w:rStyle w:val="Codice"/>
+                <w:lang w:val="it-CH"/>
+              </w:rPr>
+              <w:t>PIN (OTA_VIEW_PIN_PUK_KEY) and ADM (OTA_VIEW_ADM_KEY)</w:t>
+            </w:r>
             <w:r>
               <w:rPr>
                 <w:sz w:val="24"/>
                 <w:szCs w:val="24"/>
                 <w:lang w:val="it-CH"/>
               </w:rPr>
-              <w:t>) and Cards_1.2.001.txt (</w:t>
-            </w:r>
-            <w:proofErr w:type="spellStart"/>
-            <w:r>
-              <w:rPr>
-                <w:sz w:val="24"/>
-                <w:szCs w:val="24"/>
-                <w:lang w:val="it-CH"/>
-              </w:rPr>
-              <w:t>appendix</w:t>
-            </w:r>
-            <w:proofErr w:type="spellEnd"/>
-            <w:r>
-              <w:rPr>
-                <w:sz w:val="24"/>
-                <w:szCs w:val="24"/>
-                <w:lang w:val="it-CH"/>
-              </w:rPr>
-              <w:t xml:space="preserve"> </w:t>
-            </w:r>
-            <w:proofErr w:type="spellStart"/>
-            <w:r>
-              <w:rPr>
-                <w:sz w:val="24"/>
-                <w:szCs w:val="24"/>
-                <w:lang w:val="it-CH"/>
-              </w:rPr>
-              <w:t>n_n</w:t>
-            </w:r>
-            <w:proofErr w:type="spellEnd"/>
-            <w:r>
-              <w:rPr>
-                <w:sz w:val="24"/>
-                <w:szCs w:val="24"/>
-                <w:lang w:val="it-CH"/>
-              </w:rPr>
-              <w:t>).</w:t>
-            </w:r>
-          </w:p>
-          <w:p>
-            <w:pPr>
-              <w:pStyle w:val="BodyTextChar"/>
-              <w:rPr>
-                <w:sz w:val="24"/>
-                <w:szCs w:val="24"/>
-                <w:lang w:val="it-CH"/>
-              </w:rPr>
-            </w:pPr>
-            <w:r>
-              <w:rPr>
-                <w:rStyle w:val="Codice"/>
-                <w:lang w:val="it-CH"/>
-              </w:rPr>
-              <w:t>PIN (OTA_VIEW_PIN_PUK_KEY) and ADM (OTA_VIEW_ADM_KEY)</w:t>
-            </w:r>
-            <w:r>
-              <w:rPr>
-                <w:sz w:val="24"/>
-                <w:szCs w:val="24"/>
-                <w:lang w:val="it-CH"/>
-              </w:rPr>
-              <w:t xml:space="preserve"> user </w:t>
-            </w:r>
-            <w:proofErr w:type="spellStart"/>
-            <w:r>
-              <w:rPr>
-                <w:sz w:val="24"/>
-                <w:szCs w:val="24"/>
-                <w:lang w:val="it-CH"/>
-              </w:rPr>
-              <w:t>right</w:t>
-            </w:r>
-            <w:proofErr w:type="spellEnd"/>
-            <w:r>
-              <w:rPr>
-                <w:sz w:val="24"/>
-                <w:szCs w:val="24"/>
-                <w:lang w:val="it-CH"/>
-              </w:rPr>
-              <w:t xml:space="preserve"> </w:t>
-            </w:r>
-            <w:proofErr w:type="spellStart"/>
-            <w:r>
-              <w:rPr>
-                <w:sz w:val="24"/>
-                <w:szCs w:val="24"/>
-                <w:lang w:val="it-CH"/>
-              </w:rPr>
-              <w:t>not</w:t>
-            </w:r>
-            <w:proofErr w:type="spellEnd"/>
-            <w:r>
-              <w:rPr>
-                <w:sz w:val="24"/>
-                <w:szCs w:val="24"/>
-                <w:lang w:val="it-CH"/>
-              </w:rPr>
-              <w:t xml:space="preserve"> set.</w:t>
+              <w:t xml:space="preserve"> user right not set.</w:t>
             </w:r>
           </w:p>
         </w:tc>
@@ -8627,72 +8228,26 @@
                 <w:lang w:val="it-CH"/>
               </w:rPr>
               <w:br/>
-              <w:t xml:space="preserve">in </w:t>
-            </w:r>
-            <w:proofErr w:type="spellStart"/>
+              <w:t>in main page click “Import Profiles” link,</w:t>
+            </w:r>
             <w:r>
               <w:rPr>
                 <w:sz w:val="24"/>
                 <w:szCs w:val="24"/>
                 <w:lang w:val="it-CH"/>
               </w:rPr>
-              <w:t>main</w:t>
-            </w:r>
-            <w:proofErr w:type="spellEnd"/>
+              <w:br/>
+              <w:t>Select the “1.2.001.xml” file,</w:t>
+            </w:r>
             <w:r>
               <w:rPr>
                 <w:sz w:val="24"/>
                 <w:szCs w:val="24"/>
                 <w:lang w:val="it-CH"/>
               </w:rPr>
-              <w:t xml:space="preserve"> page click “Import </w:t>
-            </w:r>
-            <w:proofErr w:type="spellStart"/>
-            <w:r>
-              <w:rPr>
-                <w:sz w:val="24"/>
-                <w:szCs w:val="24"/>
-                <w:lang w:val="it-CH"/>
-              </w:rPr>
-              <w:t>Profiles</w:t>
-            </w:r>
-            <w:proofErr w:type="spellEnd"/>
-            <w:r>
-              <w:rPr>
-                <w:sz w:val="24"/>
-                <w:szCs w:val="24"/>
-                <w:lang w:val="it-CH"/>
-              </w:rPr>
-              <w:t>” link,</w:t>
-            </w:r>
-            <w:r>
-              <w:rPr>
-                <w:sz w:val="24"/>
-                <w:szCs w:val="24"/>
-                <w:lang w:val="it-CH"/>
-              </w:rPr>
               <w:br/>
-              <w:t>Select the “1.2.001.xml” file,</w:t>
-            </w:r>
-            <w:r>
-              <w:rPr>
-                <w:sz w:val="24"/>
-                <w:szCs w:val="24"/>
-                <w:lang w:val="it-CH"/>
-              </w:rPr>
-              <w:br/>
-              <w:t xml:space="preserve">Import the </w:t>
-            </w:r>
-            <w:proofErr w:type="spellStart"/>
-            <w:r>
-              <w:rPr>
-                <w:sz w:val="24"/>
-                <w:szCs w:val="24"/>
-                <w:lang w:val="it-CH"/>
-              </w:rPr>
-              <w:t>Profile</w:t>
-            </w:r>
-            <w:proofErr w:type="spellEnd"/>
+              <w:t>Import the Profile</w:t>
+            </w:r>
           </w:p>
           <w:p>
             <w:pPr>
@@ -8723,25 +8278,7 @@
                 <w:lang w:val="it-CH"/>
               </w:rPr>
               <w:br/>
-              <w:t xml:space="preserve">in </w:t>
-            </w:r>
-            <w:proofErr w:type="spellStart"/>
-            <w:r>
-              <w:rPr>
-                <w:sz w:val="24"/>
-                <w:szCs w:val="24"/>
-                <w:lang w:val="it-CH"/>
-              </w:rPr>
-              <w:t>main</w:t>
-            </w:r>
-            <w:proofErr w:type="spellEnd"/>
-            <w:r>
-              <w:rPr>
-                <w:sz w:val="24"/>
-                <w:szCs w:val="24"/>
-                <w:lang w:val="it-CH"/>
-              </w:rPr>
-              <w:t xml:space="preserve"> page click “Import Cards” link,</w:t>
+              <w:t>in main page click “Import Cards” link,</w:t>
             </w:r>
             <w:r>
               <w:rPr>
@@ -8793,7 +8330,6 @@
                 <w:lang w:val="it-CH"/>
               </w:rPr>
             </w:pPr>
-            <w:proofErr w:type="spellStart"/>
             <w:r>
               <w:rPr>
                 <w:sz w:val="24"/>
@@ -8801,16 +8337,7 @@
                 <w:lang w:val="it-CH"/>
               </w:rPr>
               <w:lastRenderedPageBreak/>
-              <w:t>Research</w:t>
-            </w:r>
-            <w:proofErr w:type="spellEnd"/>
-            <w:r>
-              <w:rPr>
-                <w:sz w:val="24"/>
-                <w:szCs w:val="24"/>
-                <w:lang w:val="it-CH"/>
-              </w:rPr>
-              <w:t xml:space="preserve"> the “</w:t>
+              <w:t>Research the “</w:t>
             </w:r>
             <w:r>
               <w:rPr>
@@ -8837,45 +8364,17 @@
                 <w:lang w:val="it-CH"/>
               </w:rPr>
               <w:br/>
-              <w:t xml:space="preserve">Click the </w:t>
-            </w:r>
-            <w:proofErr w:type="spellStart"/>
+              <w:t>Click the imsi card link</w:t>
+            </w:r>
             <w:r>
               <w:rPr>
                 <w:sz w:val="24"/>
                 <w:szCs w:val="24"/>
                 <w:lang w:val="it-CH"/>
               </w:rPr>
-              <w:t>imsi</w:t>
-            </w:r>
-            <w:proofErr w:type="spellEnd"/>
-            <w:r>
-              <w:rPr>
-                <w:sz w:val="24"/>
-                <w:szCs w:val="24"/>
-                <w:lang w:val="it-CH"/>
-              </w:rPr>
-              <w:t xml:space="preserve"> card link</w:t>
-            </w:r>
-            <w:r>
-              <w:rPr>
-                <w:sz w:val="24"/>
-                <w:szCs w:val="24"/>
-                <w:lang w:val="it-CH"/>
-              </w:rPr>
               <w:br/>
-              <w:t xml:space="preserve">Check the card </w:t>
-            </w:r>
-            <w:proofErr w:type="spellStart"/>
-            <w:r>
-              <w:rPr>
-                <w:sz w:val="24"/>
-                <w:szCs w:val="24"/>
-                <w:lang w:val="it-CH"/>
-              </w:rPr>
-              <w:t>details</w:t>
-            </w:r>
-            <w:proofErr w:type="spellEnd"/>
+              <w:t>Check the card details</w:t>
+            </w:r>
           </w:p>
           <w:p>
             <w:pPr>
@@ -8890,7 +8389,6 @@
                 <w:lang w:val="it-CH"/>
               </w:rPr>
             </w:pPr>
-            <w:proofErr w:type="spellStart"/>
             <w:r>
               <w:rPr>
                 <w:rFonts w:eastAsia="MS Mincho"/>
@@ -8898,9 +8396,8 @@
                 <w:szCs w:val="24"/>
                 <w:lang w:val="it-CH" w:eastAsia="ja-JP"/>
               </w:rPr>
-              <w:t>Execute</w:t>
-            </w:r>
-            <w:proofErr w:type="spellEnd"/>
+              <w:t>Execute the SQL:</w:t>
+            </w:r>
             <w:r>
               <w:rPr>
                 <w:rFonts w:eastAsia="MS Mincho"/>
@@ -8908,15 +8405,6 @@
                 <w:szCs w:val="24"/>
                 <w:lang w:val="it-CH" w:eastAsia="ja-JP"/>
               </w:rPr>
-              <w:t xml:space="preserve"> the SQL:</w:t>
-            </w:r>
-            <w:r>
-              <w:rPr>
-                <w:rFonts w:eastAsia="MS Mincho"/>
-                <w:sz w:val="24"/>
-                <w:szCs w:val="24"/>
-                <w:lang w:val="it-CH" w:eastAsia="ja-JP"/>
-              </w:rPr>
               <w:br/>
             </w:r>
             <w:r>
@@ -8925,313 +8413,7 @@
                 <w:rFonts w:eastAsia="MS Mincho"/>
                 <w:lang w:val="it-CH"/>
               </w:rPr>
-              <w:t xml:space="preserve">SELECT </w:t>
-            </w:r>
-            <w:proofErr w:type="spellStart"/>
-            <w:r>
-              <w:rPr>
-                <w:rStyle w:val="Codice"/>
-                <w:rFonts w:eastAsia="MS Mincho"/>
-                <w:lang w:val="it-CH"/>
-              </w:rPr>
-              <w:t>imsi</w:t>
-            </w:r>
-            <w:proofErr w:type="spellEnd"/>
-            <w:r>
-              <w:rPr>
-                <w:rStyle w:val="Codice"/>
-                <w:rFonts w:eastAsia="MS Mincho"/>
-                <w:lang w:val="it-CH"/>
-              </w:rPr>
-              <w:t xml:space="preserve">, dir, </w:t>
-            </w:r>
-            <w:proofErr w:type="spellStart"/>
-            <w:r>
-              <w:rPr>
-                <w:rStyle w:val="Codice"/>
-                <w:rFonts w:eastAsia="MS Mincho"/>
-                <w:lang w:val="it-CH"/>
-              </w:rPr>
-              <w:t>keyset</w:t>
-            </w:r>
-            <w:proofErr w:type="spellEnd"/>
-            <w:r>
-              <w:rPr>
-                <w:rStyle w:val="Codice"/>
-                <w:rFonts w:eastAsia="MS Mincho"/>
-                <w:lang w:val="it-CH"/>
-              </w:rPr>
-              <w:t xml:space="preserve">, </w:t>
-            </w:r>
-            <w:proofErr w:type="spellStart"/>
-            <w:r>
-              <w:rPr>
-                <w:rStyle w:val="Codice"/>
-                <w:rFonts w:eastAsia="MS Mincho"/>
-                <w:lang w:val="it-CH"/>
-              </w:rPr>
-              <w:t>cntr</w:t>
-            </w:r>
-            <w:proofErr w:type="spellEnd"/>
-            <w:r>
-              <w:rPr>
-                <w:rStyle w:val="Codice"/>
-                <w:rFonts w:eastAsia="MS Mincho"/>
-                <w:lang w:val="it-CH"/>
-              </w:rPr>
-              <w:t xml:space="preserve">, </w:t>
-            </w:r>
-            <w:proofErr w:type="spellStart"/>
-            <w:r>
-              <w:rPr>
-                <w:rStyle w:val="Codice"/>
-                <w:rFonts w:eastAsia="MS Mincho"/>
-                <w:lang w:val="it-CH"/>
-              </w:rPr>
-              <w:t>rawtohex</w:t>
-            </w:r>
-            <w:proofErr w:type="spellEnd"/>
-            <w:r>
-              <w:rPr>
-                <w:rStyle w:val="Codice"/>
-                <w:rFonts w:eastAsia="MS Mincho"/>
-                <w:lang w:val="it-CH"/>
-              </w:rPr>
-              <w:t>(</w:t>
-            </w:r>
-            <w:proofErr w:type="spellStart"/>
-            <w:r>
-              <w:rPr>
-                <w:rStyle w:val="Codice"/>
-                <w:rFonts w:eastAsia="MS Mincho"/>
-                <w:lang w:val="it-CH"/>
-              </w:rPr>
-              <w:t>kickey</w:t>
-            </w:r>
-            <w:proofErr w:type="spellEnd"/>
-            <w:r>
-              <w:rPr>
-                <w:rStyle w:val="Codice"/>
-                <w:rFonts w:eastAsia="MS Mincho"/>
-                <w:lang w:val="it-CH"/>
-              </w:rPr>
-              <w:t xml:space="preserve">), </w:t>
-            </w:r>
-            <w:proofErr w:type="spellStart"/>
-            <w:r>
-              <w:rPr>
-                <w:rStyle w:val="Codice"/>
-                <w:rFonts w:eastAsia="MS Mincho"/>
-                <w:lang w:val="it-CH"/>
-              </w:rPr>
-              <w:t>rawtohex</w:t>
-            </w:r>
-            <w:proofErr w:type="spellEnd"/>
-            <w:r>
-              <w:rPr>
-                <w:rStyle w:val="Codice"/>
-                <w:rFonts w:eastAsia="MS Mincho"/>
-                <w:lang w:val="it-CH"/>
-              </w:rPr>
-              <w:t>(</w:t>
-            </w:r>
-            <w:proofErr w:type="spellStart"/>
-            <w:r>
-              <w:rPr>
-                <w:rStyle w:val="Codice"/>
-                <w:rFonts w:eastAsia="MS Mincho"/>
-                <w:lang w:val="it-CH"/>
-              </w:rPr>
-              <w:t>kidkey</w:t>
-            </w:r>
-            <w:proofErr w:type="spellEnd"/>
-            <w:r>
-              <w:rPr>
-                <w:rStyle w:val="Codice"/>
-                <w:rFonts w:eastAsia="MS Mincho"/>
-                <w:lang w:val="it-CH"/>
-              </w:rPr>
-              <w:t xml:space="preserve">), </w:t>
-            </w:r>
-            <w:proofErr w:type="spellStart"/>
-            <w:r>
-              <w:rPr>
-                <w:rStyle w:val="Codice"/>
-                <w:rFonts w:eastAsia="MS Mincho"/>
-                <w:lang w:val="it-CH"/>
-              </w:rPr>
-              <w:t>rawtohex</w:t>
-            </w:r>
-            <w:proofErr w:type="spellEnd"/>
-            <w:r>
-              <w:rPr>
-                <w:rStyle w:val="Codice"/>
-                <w:rFonts w:eastAsia="MS Mincho"/>
-                <w:lang w:val="it-CH"/>
-              </w:rPr>
-              <w:t>(</w:t>
-            </w:r>
-            <w:proofErr w:type="spellStart"/>
-            <w:r>
-              <w:rPr>
-                <w:rStyle w:val="Codice"/>
-                <w:rFonts w:eastAsia="MS Mincho"/>
-                <w:lang w:val="it-CH"/>
-              </w:rPr>
-              <w:t>kikkey</w:t>
-            </w:r>
-            <w:proofErr w:type="spellEnd"/>
-            <w:r>
-              <w:rPr>
-                <w:rStyle w:val="Codice"/>
-                <w:rFonts w:eastAsia="MS Mincho"/>
-                <w:lang w:val="it-CH"/>
-              </w:rPr>
-              <w:t xml:space="preserve">), </w:t>
-            </w:r>
-            <w:proofErr w:type="spellStart"/>
-            <w:r>
-              <w:rPr>
-                <w:rStyle w:val="Codice"/>
-                <w:rFonts w:eastAsia="MS Mincho"/>
-                <w:lang w:val="it-CH"/>
-              </w:rPr>
-              <w:t>rawtohex</w:t>
-            </w:r>
-            <w:proofErr w:type="spellEnd"/>
-            <w:r>
-              <w:rPr>
-                <w:rStyle w:val="Codice"/>
-                <w:rFonts w:eastAsia="MS Mincho"/>
-                <w:lang w:val="it-CH"/>
-              </w:rPr>
-              <w:t>(</w:t>
-            </w:r>
-            <w:proofErr w:type="spellStart"/>
-            <w:r>
-              <w:rPr>
-                <w:rStyle w:val="Codice"/>
-                <w:rFonts w:eastAsia="MS Mincho"/>
-                <w:lang w:val="it-CH"/>
-              </w:rPr>
-              <w:t>chv</w:t>
-            </w:r>
-            <w:proofErr w:type="spellEnd"/>
-            <w:r>
-              <w:rPr>
-                <w:rStyle w:val="Codice"/>
-                <w:rFonts w:eastAsia="MS Mincho"/>
-                <w:lang w:val="it-CH"/>
-              </w:rPr>
-              <w:t xml:space="preserve">), </w:t>
-            </w:r>
-            <w:proofErr w:type="spellStart"/>
-            <w:r>
-              <w:rPr>
-                <w:rStyle w:val="Codice"/>
-                <w:rFonts w:eastAsia="MS Mincho"/>
-                <w:lang w:val="it-CH"/>
-              </w:rPr>
-              <w:t>rawtohex</w:t>
-            </w:r>
-            <w:proofErr w:type="spellEnd"/>
-            <w:r>
-              <w:rPr>
-                <w:rStyle w:val="Codice"/>
-                <w:rFonts w:eastAsia="MS Mincho"/>
-                <w:lang w:val="it-CH"/>
-              </w:rPr>
-              <w:t>(</w:t>
-            </w:r>
-            <w:proofErr w:type="spellStart"/>
-            <w:r>
-              <w:rPr>
-                <w:rStyle w:val="Codice"/>
-                <w:rFonts w:eastAsia="MS Mincho"/>
-                <w:lang w:val="it-CH"/>
-              </w:rPr>
-              <w:t>dap</w:t>
-            </w:r>
-            <w:proofErr w:type="spellEnd"/>
-            <w:r>
-              <w:rPr>
-                <w:rStyle w:val="Codice"/>
-                <w:rFonts w:eastAsia="MS Mincho"/>
-                <w:lang w:val="it-CH"/>
-              </w:rPr>
-              <w:t xml:space="preserve">)FROM </w:t>
-            </w:r>
-            <w:proofErr w:type="spellStart"/>
-            <w:r>
-              <w:rPr>
-                <w:rStyle w:val="Codice"/>
-                <w:rFonts w:eastAsia="MS Mincho"/>
-                <w:lang w:val="it-CH"/>
-              </w:rPr>
-              <w:t>otacardkey</w:t>
-            </w:r>
-            <w:proofErr w:type="spellEnd"/>
-            <w:r>
-              <w:rPr>
-                <w:rStyle w:val="Codice"/>
-                <w:rFonts w:eastAsia="MS Mincho"/>
-                <w:lang w:val="it-CH"/>
-              </w:rPr>
-              <w:t xml:space="preserve"> a </w:t>
-            </w:r>
-            <w:proofErr w:type="spellStart"/>
-            <w:r>
-              <w:rPr>
-                <w:rStyle w:val="Codice"/>
-                <w:rFonts w:eastAsia="MS Mincho"/>
-                <w:lang w:val="it-CH"/>
-              </w:rPr>
-              <w:t>where</w:t>
-            </w:r>
-            <w:proofErr w:type="spellEnd"/>
-            <w:r>
-              <w:rPr>
-                <w:rStyle w:val="Codice"/>
-                <w:rFonts w:eastAsia="MS Mincho"/>
-                <w:lang w:val="it-CH"/>
-              </w:rPr>
-              <w:t xml:space="preserve"> </w:t>
-            </w:r>
-            <w:proofErr w:type="spellStart"/>
-            <w:r>
-              <w:rPr>
-                <w:rStyle w:val="Codice"/>
-                <w:rFonts w:eastAsia="MS Mincho"/>
-                <w:lang w:val="it-CH"/>
-              </w:rPr>
-              <w:t>imsi</w:t>
-            </w:r>
-            <w:proofErr w:type="spellEnd"/>
-            <w:r>
-              <w:rPr>
-                <w:rStyle w:val="Codice"/>
-                <w:rFonts w:eastAsia="MS Mincho"/>
-                <w:lang w:val="it-CH"/>
-              </w:rPr>
-              <w:t xml:space="preserve">='340041795924770' ORDER BY </w:t>
-            </w:r>
-            <w:proofErr w:type="spellStart"/>
-            <w:r>
-              <w:rPr>
-                <w:rStyle w:val="Codice"/>
-                <w:rFonts w:eastAsia="MS Mincho"/>
-                <w:lang w:val="it-CH"/>
-              </w:rPr>
-              <w:t>keyset</w:t>
-            </w:r>
-            <w:proofErr w:type="spellEnd"/>
-            <w:r>
-              <w:rPr>
-                <w:rStyle w:val="Codice"/>
-                <w:rFonts w:eastAsia="MS Mincho"/>
-                <w:lang w:val="it-CH"/>
-              </w:rPr>
-              <w:t>;</w:t>
+              <w:t>SELECT imsi, dir, keyset, cntr, rawtohex(kickey), rawtohex(kidkey), rawtohex(kikkey), rawtohex(chv), rawtohex(dap)FROM otacardkey a where imsi='340041795924770' ORDER BY keyset;</w:t>
             </w:r>
           </w:p>
         </w:tc>
@@ -9284,115 +8466,7 @@
                 <w:szCs w:val="24"/>
                 <w:lang w:val="it-CH"/>
               </w:rPr>
-              <w:t xml:space="preserve">Keys </w:t>
-            </w:r>
-            <w:proofErr w:type="spellStart"/>
-            <w:r>
-              <w:rPr>
-                <w:sz w:val="24"/>
-                <w:szCs w:val="24"/>
-                <w:lang w:val="it-CH"/>
-              </w:rPr>
-              <w:t>visible</w:t>
-            </w:r>
-            <w:proofErr w:type="spellEnd"/>
-            <w:r>
-              <w:rPr>
-                <w:sz w:val="24"/>
-                <w:szCs w:val="24"/>
-                <w:lang w:val="it-CH"/>
-              </w:rPr>
-              <w:t xml:space="preserve"> in the DB (</w:t>
-            </w:r>
-            <w:proofErr w:type="spellStart"/>
-            <w:r>
-              <w:rPr>
-                <w:sz w:val="24"/>
-                <w:szCs w:val="24"/>
-                <w:lang w:val="it-CH"/>
-              </w:rPr>
-              <w:t>OtaCardKey</w:t>
-            </w:r>
-            <w:proofErr w:type="spellEnd"/>
-            <w:r>
-              <w:rPr>
-                <w:sz w:val="24"/>
-                <w:szCs w:val="24"/>
-                <w:lang w:val="it-CH"/>
-              </w:rPr>
-              <w:t xml:space="preserve">) </w:t>
-            </w:r>
-            <w:proofErr w:type="spellStart"/>
-            <w:r>
-              <w:rPr>
-                <w:sz w:val="24"/>
-                <w:szCs w:val="24"/>
-                <w:lang w:val="it-CH"/>
-              </w:rPr>
-              <w:t>but</w:t>
-            </w:r>
-            <w:proofErr w:type="spellEnd"/>
-            <w:r>
-              <w:rPr>
-                <w:sz w:val="24"/>
-                <w:szCs w:val="24"/>
-                <w:lang w:val="it-CH"/>
-              </w:rPr>
-              <w:t xml:space="preserve"> </w:t>
-            </w:r>
-            <w:proofErr w:type="spellStart"/>
-            <w:r>
-              <w:rPr>
-                <w:sz w:val="24"/>
-                <w:szCs w:val="24"/>
-                <w:lang w:val="it-CH"/>
-              </w:rPr>
-              <w:t>not</w:t>
-            </w:r>
-            <w:proofErr w:type="spellEnd"/>
-            <w:r>
-              <w:rPr>
-                <w:sz w:val="24"/>
-                <w:szCs w:val="24"/>
-                <w:lang w:val="it-CH"/>
-              </w:rPr>
-              <w:t xml:space="preserve"> </w:t>
-            </w:r>
-            <w:proofErr w:type="spellStart"/>
-            <w:r>
-              <w:rPr>
-                <w:sz w:val="24"/>
-                <w:szCs w:val="24"/>
-                <w:lang w:val="it-CH"/>
-              </w:rPr>
-              <w:t>visible</w:t>
-            </w:r>
-            <w:proofErr w:type="spellEnd"/>
-            <w:r>
-              <w:rPr>
-                <w:sz w:val="24"/>
-                <w:szCs w:val="24"/>
-                <w:lang w:val="it-CH"/>
-              </w:rPr>
-              <w:t xml:space="preserve"> in the GUI (Card </w:t>
-            </w:r>
-            <w:proofErr w:type="spellStart"/>
-            <w:r>
-              <w:rPr>
-                <w:sz w:val="24"/>
-                <w:szCs w:val="24"/>
-                <w:lang w:val="it-CH"/>
-              </w:rPr>
-              <w:t>details</w:t>
-            </w:r>
-            <w:proofErr w:type="spellEnd"/>
-            <w:r>
-              <w:rPr>
-                <w:sz w:val="24"/>
-                <w:szCs w:val="24"/>
-                <w:lang w:val="it-CH"/>
-              </w:rPr>
-              <w:t>)</w:t>
+              <w:t>Keys visible in the DB (OtaCardKey) but not visible in the GUI (Card details)</w:t>
             </w:r>
           </w:p>
         </w:tc>
@@ -9405,7 +8479,7 @@
           <w:b/>
         </w:rPr>
       </w:pPr>
-      <w:bookmarkStart w:id="35" w:name="_Toc461179225"/>
+      <w:bookmarkStart w:id="56" w:name="_Toc461179225"/>
       <w:r>
         <w:br w:type="page"/>
       </w:r>
@@ -9417,7 +8491,8 @@
           <w:lang w:val="it-CH"/>
         </w:rPr>
       </w:pPr>
-      <w:bookmarkStart w:id="36" w:name="_Toc124935617"/>
+      <w:bookmarkStart w:id="57" w:name="_Toc240618746"/>
+      <w:bookmarkStart w:id="58" w:name="_Toc240618826"/>
       <w:r>
         <w:rPr>
           <w:lang w:val="it-CH"/>
@@ -9425,8 +8500,9 @@
         <w:lastRenderedPageBreak/>
         <w:t>Risultati test</w:t>
       </w:r>
-      <w:bookmarkEnd w:id="35"/>
-      <w:bookmarkEnd w:id="36"/>
+      <w:bookmarkEnd w:id="56"/>
+      <w:bookmarkEnd w:id="57"/>
+      <w:bookmarkEnd w:id="58"/>
     </w:p>
     <w:p>
       <w:r>
@@ -9659,16 +8735,18 @@
           <w:lang w:val="it-CH"/>
         </w:rPr>
       </w:pPr>
-      <w:bookmarkStart w:id="37" w:name="_Toc461179226"/>
-      <w:bookmarkStart w:id="38" w:name="_Toc124935618"/>
+      <w:bookmarkStart w:id="59" w:name="_Toc461179226"/>
+      <w:bookmarkStart w:id="60" w:name="_Toc240618747"/>
+      <w:bookmarkStart w:id="61" w:name="_Toc240618827"/>
       <w:r>
         <w:rPr>
           <w:lang w:val="it-CH"/>
         </w:rPr>
         <w:t>Mancanze/limitazioni conosciute</w:t>
       </w:r>
-      <w:bookmarkEnd w:id="37"/>
-      <w:bookmarkEnd w:id="38"/>
+      <w:bookmarkEnd w:id="59"/>
+      <w:bookmarkEnd w:id="60"/>
+      <w:bookmarkEnd w:id="61"/>
     </w:p>
     <w:p>
       <w:r>
@@ -9679,13 +8757,15 @@
       <w:pPr>
         <w:pStyle w:val="Titolo1"/>
       </w:pPr>
-      <w:bookmarkStart w:id="39" w:name="_Toc461179227"/>
-      <w:bookmarkStart w:id="40" w:name="_Toc124935619"/>
+      <w:bookmarkStart w:id="62" w:name="_Toc461179227"/>
+      <w:bookmarkStart w:id="63" w:name="_Toc240618748"/>
+      <w:bookmarkStart w:id="64" w:name="_Toc240618828"/>
       <w:r>
         <w:t>Consuntivo</w:t>
       </w:r>
-      <w:bookmarkEnd w:id="39"/>
-      <w:bookmarkEnd w:id="40"/>
+      <w:bookmarkEnd w:id="62"/>
+      <w:bookmarkEnd w:id="63"/>
+      <w:bookmarkEnd w:id="64"/>
     </w:p>
     <w:p>
       <w:r>
@@ -9695,21 +8775,13 @@
         <w:t>.</w:t>
       </w:r>
       <w:r>
-        <w:t xml:space="preserve"> 1.7) (ad esempio </w:t>
-      </w:r>
-      <w:proofErr w:type="spellStart"/>
-      <w:r>
-        <w:t>Gan</w:t>
+        <w:t xml:space="preserve"> 1.7) (ad esempio Gan</w:t>
       </w:r>
       <w:r>
         <w:t>t</w:t>
       </w:r>
       <w:r>
-        <w:t>t</w:t>
-      </w:r>
-      <w:proofErr w:type="spellEnd"/>
-      <w:r>
-        <w:t xml:space="preserve"> consuntivo).</w:t>
+        <w:t>t consuntivo).</w:t>
       </w:r>
     </w:p>
     <w:p/>
@@ -9914,7 +8986,7 @@
       <w:pPr>
         <w:pStyle w:val="Didascalia"/>
       </w:pPr>
-      <w:bookmarkStart w:id="41" w:name="_Toc124775988"/>
+      <w:bookmarkStart w:id="65" w:name="_Toc124775988"/>
       <w:r>
         <w:t xml:space="preserve">Figura </w:t>
       </w:r>
@@ -9943,17 +9015,12 @@
         <w:t xml:space="preserve"> </w:t>
       </w:r>
       <w:r>
-        <w:t xml:space="preserve">Esempio di diagramma di </w:t>
-      </w:r>
-      <w:proofErr w:type="spellStart"/>
-      <w:r>
-        <w:t>Gantt</w:t>
-      </w:r>
-      <w:proofErr w:type="spellEnd"/>
+        <w:t>Esempio di diagramma di Gantt</w:t>
+      </w:r>
       <w:r>
         <w:t xml:space="preserve"> consuntivo</w:t>
       </w:r>
-      <w:bookmarkEnd w:id="41"/>
+      <w:bookmarkEnd w:id="65"/>
     </w:p>
     <w:p/>
     <w:p>
@@ -9973,14 +9040,16 @@
       <w:pPr>
         <w:pStyle w:val="Titolo1"/>
       </w:pPr>
-      <w:bookmarkStart w:id="42" w:name="_Toc461179228"/>
-      <w:bookmarkStart w:id="43" w:name="_Toc124935620"/>
+      <w:bookmarkStart w:id="66" w:name="_Toc461179228"/>
+      <w:bookmarkStart w:id="67" w:name="_Toc240618749"/>
+      <w:bookmarkStart w:id="68" w:name="_Toc240618829"/>
       <w:r>
         <w:lastRenderedPageBreak/>
         <w:t>Conclusioni</w:t>
       </w:r>
-      <w:bookmarkEnd w:id="42"/>
-      <w:bookmarkEnd w:id="43"/>
+      <w:bookmarkEnd w:id="66"/>
+      <w:bookmarkEnd w:id="67"/>
+      <w:bookmarkEnd w:id="68"/>
     </w:p>
     <w:p>
       <w:r>
@@ -9997,16 +9066,18 @@
           <w:lang w:val="it-CH"/>
         </w:rPr>
       </w:pPr>
-      <w:bookmarkStart w:id="44" w:name="_Toc461179229"/>
-      <w:bookmarkStart w:id="45" w:name="_Toc124935621"/>
+      <w:bookmarkStart w:id="69" w:name="_Toc461179229"/>
+      <w:bookmarkStart w:id="70" w:name="_Toc240618750"/>
+      <w:bookmarkStart w:id="71" w:name="_Toc240618830"/>
       <w:r>
         <w:rPr>
           <w:lang w:val="it-CH"/>
         </w:rPr>
         <w:t>Sviluppi futuri</w:t>
       </w:r>
-      <w:bookmarkEnd w:id="44"/>
-      <w:bookmarkEnd w:id="45"/>
+      <w:bookmarkEnd w:id="69"/>
+      <w:bookmarkEnd w:id="70"/>
+      <w:bookmarkEnd w:id="71"/>
     </w:p>
     <w:p>
       <w:r>
@@ -10020,16 +9091,18 @@
           <w:lang w:val="it-CH"/>
         </w:rPr>
       </w:pPr>
-      <w:bookmarkStart w:id="46" w:name="_Toc461179230"/>
-      <w:bookmarkStart w:id="47" w:name="_Toc124935622"/>
+      <w:bookmarkStart w:id="72" w:name="_Toc461179230"/>
+      <w:bookmarkStart w:id="73" w:name="_Toc240618751"/>
+      <w:bookmarkStart w:id="74" w:name="_Toc240618831"/>
       <w:r>
         <w:rPr>
           <w:lang w:val="it-CH"/>
         </w:rPr>
         <w:t>Considerazioni personali</w:t>
       </w:r>
-      <w:bookmarkEnd w:id="46"/>
-      <w:bookmarkEnd w:id="47"/>
+      <w:bookmarkEnd w:id="72"/>
+      <w:bookmarkEnd w:id="73"/>
+      <w:bookmarkEnd w:id="74"/>
     </w:p>
     <w:p>
       <w:r>
@@ -10046,7 +9119,7 @@
           <w:b/>
         </w:rPr>
       </w:pPr>
-      <w:bookmarkStart w:id="48" w:name="_Toc461179231"/>
+      <w:bookmarkStart w:id="75" w:name="_Toc461179231"/>
       <w:r>
         <w:br w:type="page"/>
       </w:r>
@@ -10055,13 +9128,15 @@
       <w:pPr>
         <w:pStyle w:val="Titolo1"/>
       </w:pPr>
-      <w:bookmarkStart w:id="49" w:name="_Toc124935623"/>
+      <w:bookmarkStart w:id="76" w:name="_Toc240618752"/>
+      <w:bookmarkStart w:id="77" w:name="_Toc240618832"/>
       <w:r>
         <w:lastRenderedPageBreak/>
         <w:t>Bibliografia</w:t>
       </w:r>
-      <w:bookmarkEnd w:id="48"/>
-      <w:bookmarkEnd w:id="49"/>
+      <w:bookmarkEnd w:id="75"/>
+      <w:bookmarkEnd w:id="76"/>
+      <w:bookmarkEnd w:id="77"/>
     </w:p>
     <w:p>
       <w:pPr>
@@ -10070,16 +9145,18 @@
           <w:lang w:val="it-CH"/>
         </w:rPr>
       </w:pPr>
-      <w:bookmarkStart w:id="50" w:name="_Toc461179232"/>
-      <w:bookmarkStart w:id="51" w:name="_Toc124935624"/>
+      <w:bookmarkStart w:id="78" w:name="_Toc461179232"/>
+      <w:bookmarkStart w:id="79" w:name="_Toc240618753"/>
+      <w:bookmarkStart w:id="80" w:name="_Toc240618833"/>
       <w:r>
         <w:rPr>
           <w:lang w:val="it-CH"/>
         </w:rPr>
         <w:t>Bibliografia per articoli di riviste:</w:t>
       </w:r>
-      <w:bookmarkEnd w:id="50"/>
-      <w:bookmarkEnd w:id="51"/>
+      <w:bookmarkEnd w:id="78"/>
+      <w:bookmarkEnd w:id="79"/>
+      <w:bookmarkEnd w:id="80"/>
     </w:p>
     <w:p>
       <w:pPr>
@@ -10146,16 +9223,18 @@
           <w:lang w:val="it-CH"/>
         </w:rPr>
       </w:pPr>
-      <w:bookmarkStart w:id="52" w:name="_Toc461179233"/>
-      <w:bookmarkStart w:id="53" w:name="_Toc124935625"/>
+      <w:bookmarkStart w:id="81" w:name="_Toc461179233"/>
+      <w:bookmarkStart w:id="82" w:name="_Toc240618754"/>
+      <w:bookmarkStart w:id="83" w:name="_Toc240618834"/>
       <w:r>
         <w:rPr>
           <w:lang w:val="it-CH"/>
         </w:rPr>
         <w:t>Bibliografia per libri</w:t>
       </w:r>
-      <w:bookmarkEnd w:id="52"/>
-      <w:bookmarkEnd w:id="53"/>
+      <w:bookmarkEnd w:id="81"/>
+      <w:bookmarkEnd w:id="82"/>
+      <w:bookmarkEnd w:id="83"/>
     </w:p>
     <w:p>
       <w:pPr>
@@ -10186,13 +9265,8 @@
           <w:numId w:val="7"/>
         </w:numPr>
       </w:pPr>
-      <w:proofErr w:type="spellStart"/>
-      <w:r>
-        <w:t>ev</w:t>
-      </w:r>
-      <w:proofErr w:type="spellEnd"/>
-      <w:r>
-        <w:t>. Numero di edizione,</w:t>
+      <w:r>
+        <w:t>ev. Numero di edizione,</w:t>
       </w:r>
     </w:p>
     <w:p>
@@ -10235,16 +9309,18 @@
           <w:lang w:val="it-CH"/>
         </w:rPr>
       </w:pPr>
-      <w:bookmarkStart w:id="54" w:name="_Toc461179234"/>
-      <w:bookmarkStart w:id="55" w:name="_Toc124935626"/>
+      <w:bookmarkStart w:id="84" w:name="_Toc461179234"/>
+      <w:bookmarkStart w:id="85" w:name="_Toc240618755"/>
+      <w:bookmarkStart w:id="86" w:name="_Toc240618835"/>
       <w:r>
         <w:rPr>
           <w:lang w:val="it-CH"/>
         </w:rPr>
         <w:t>Sitografia</w:t>
       </w:r>
-      <w:bookmarkEnd w:id="54"/>
-      <w:bookmarkEnd w:id="55"/>
+      <w:bookmarkEnd w:id="84"/>
+      <w:bookmarkEnd w:id="85"/>
+      <w:bookmarkEnd w:id="86"/>
     </w:p>
     <w:p>
       <w:pPr>
@@ -10254,15 +9330,7 @@
         </w:numPr>
       </w:pPr>
       <w:r>
-        <w:t xml:space="preserve">URL del sito (se troppo lungo solo dominio, </w:t>
-      </w:r>
-      <w:proofErr w:type="spellStart"/>
-      <w:r>
-        <w:t>evt</w:t>
-      </w:r>
-      <w:proofErr w:type="spellEnd"/>
-      <w:r>
-        <w:t xml:space="preserve"> completo nel diario),</w:t>
+        <w:t>URL del sito (se troppo lungo solo dominio, evt completo nel diario),</w:t>
       </w:r>
     </w:p>
     <w:p>
@@ -10328,7 +9396,7 @@
       </w:r>
     </w:p>
     <w:p>
-      <w:bookmarkStart w:id="56" w:name="_Toc461179235"/>
+      <w:bookmarkStart w:id="87" w:name="_Toc461179235"/>
     </w:p>
     <w:p>
       <w:pPr>
@@ -10348,12 +9416,14 @@
       <w:pPr>
         <w:pStyle w:val="Titolo1"/>
       </w:pPr>
-      <w:bookmarkStart w:id="57" w:name="_Toc124935627"/>
+      <w:bookmarkStart w:id="88" w:name="_Toc240618756"/>
+      <w:bookmarkStart w:id="89" w:name="_Toc240618836"/>
       <w:r>
         <w:lastRenderedPageBreak/>
         <w:t>Glossario</w:t>
       </w:r>
-      <w:bookmarkEnd w:id="57"/>
+      <w:bookmarkEnd w:id="88"/>
+      <w:bookmarkEnd w:id="89"/>
     </w:p>
     <w:tbl>
       <w:tblPr>
@@ -10424,15 +9494,7 @@
           </w:tcPr>
           <w:p>
             <w:r>
-              <w:t xml:space="preserve">American Standard Code for Information </w:t>
-            </w:r>
-            <w:proofErr w:type="spellStart"/>
-            <w:r>
-              <w:t>Interchange</w:t>
-            </w:r>
-            <w:proofErr w:type="spellEnd"/>
-            <w:r>
-              <w:t>, codice per la codifica di caratteri.</w:t>
+              <w:t>American Standard Code for Information Interchange, codice per la codifica di caratteri.</w:t>
             </w:r>
           </w:p>
         </w:tc>
@@ -10509,21 +9571,8 @@
             <w:tcW w:w="7081" w:type="dxa"/>
           </w:tcPr>
           <w:p>
-            <w:proofErr w:type="spellStart"/>
-            <w:r>
-              <w:t>Zettabyte</w:t>
-            </w:r>
-            <w:proofErr w:type="spellEnd"/>
-            <w:r>
-              <w:t xml:space="preserve"> File System, filesystem </w:t>
-            </w:r>
-            <w:proofErr w:type="spellStart"/>
-            <w:r>
-              <w:t>opernsource</w:t>
-            </w:r>
-            <w:proofErr w:type="spellEnd"/>
-            <w:r>
-              <w:t xml:space="preserve"> a 128 bit con funzionalità avanzate.</w:t>
+            <w:r>
+              <w:t>Zettabyte File System, filesystem opernsource a 128 bit con funzionalità avanzate.</w:t>
             </w:r>
           </w:p>
         </w:tc>
@@ -10534,11 +9583,13 @@
       <w:pPr>
         <w:pStyle w:val="Titolo1"/>
       </w:pPr>
-      <w:bookmarkStart w:id="58" w:name="_Toc124935628"/>
+      <w:bookmarkStart w:id="90" w:name="_Toc240618757"/>
+      <w:bookmarkStart w:id="91" w:name="_Toc240618837"/>
       <w:r>
         <w:t>Indice delle figure</w:t>
       </w:r>
-      <w:bookmarkEnd w:id="58"/>
+      <w:bookmarkEnd w:id="90"/>
+      <w:bookmarkEnd w:id="91"/>
     </w:p>
     <w:p>
       <w:pPr>
@@ -10918,12 +9969,14 @@
       <w:pPr>
         <w:pStyle w:val="Titolo1"/>
       </w:pPr>
-      <w:bookmarkStart w:id="59" w:name="_Toc124935629"/>
+      <w:bookmarkStart w:id="92" w:name="_Toc240618758"/>
+      <w:bookmarkStart w:id="93" w:name="_Toc240618838"/>
       <w:r>
         <w:t>Allegati</w:t>
       </w:r>
-      <w:bookmarkEnd w:id="56"/>
-      <w:bookmarkEnd w:id="59"/>
+      <w:bookmarkEnd w:id="87"/>
+      <w:bookmarkEnd w:id="92"/>
+      <w:bookmarkEnd w:id="93"/>
     </w:p>
     <w:p>
       <w:r>
@@ -10993,16 +10046,11 @@
         </w:numPr>
       </w:pPr>
       <w:r>
-        <w:t xml:space="preserve">Mandato e/o </w:t>
-      </w:r>
-      <w:proofErr w:type="spellStart"/>
-      <w:r>
-        <w:t>Qd</w:t>
+        <w:t>Mandato e/o Qd</w:t>
       </w:r>
       <w:r>
         <w:t>C</w:t>
       </w:r>
-      <w:proofErr w:type="spellEnd"/>
     </w:p>
     <w:p>
       <w:pPr>
@@ -11195,14 +10243,12 @@
               <w:lang w:val="it-IT"/>
             </w:rPr>
           </w:pPr>
-          <w:proofErr w:type="spellStart"/>
           <w:r>
             <w:rPr>
               <w:lang w:val="it-IT"/>
             </w:rPr>
             <w:t>PokéCardDex</w:t>
           </w:r>
-          <w:proofErr w:type="spellEnd"/>
         </w:p>
       </w:tc>
     </w:tr>
@@ -11952,7 +10998,7 @@
               <wp:inline distT="0" distB="0" distL="0" distR="0" wp14:anchorId="64526438" wp14:editId="21184C15">
                 <wp:extent cx="828000" cy="591429"/>
                 <wp:effectExtent l="0" t="0" r="0" b="0"/>
-                <wp:docPr id="3" name="Immagine 3"/>
+                <wp:docPr id="6" name="Immagine 6"/>
                 <wp:cNvGraphicFramePr>
                   <a:graphicFrameLocks xmlns:a="http://schemas.openxmlformats.org/drawingml/2006/main" noChangeAspect="1"/>
                 </wp:cNvGraphicFramePr>
@@ -12218,7 +11264,6 @@
               <w:sz w:val="20"/>
             </w:rPr>
           </w:pPr>
-          <w:proofErr w:type="spellStart"/>
           <w:r>
             <w:rPr>
               <w:rFonts w:cs="Arial"/>
@@ -12227,7 +11272,6 @@
             </w:rPr>
             <w:t>PokéCardDex</w:t>
           </w:r>
-          <w:proofErr w:type="spellEnd"/>
         </w:p>
       </w:tc>
       <w:tc>
@@ -12336,7 +11380,7 @@
               <wp:inline distT="0" distB="0" distL="0" distR="0" wp14:anchorId="0521CDE8" wp14:editId="7CE4FACB">
                 <wp:extent cx="828000" cy="591429"/>
                 <wp:effectExtent l="0" t="0" r="0" b="0"/>
-                <wp:docPr id="5" name="Immagine 5"/>
+                <wp:docPr id="11" name="Immagine 11"/>
                 <wp:cNvGraphicFramePr>
                   <a:graphicFrameLocks xmlns:a="http://schemas.openxmlformats.org/drawingml/2006/main" noChangeAspect="1"/>
                 </wp:cNvGraphicFramePr>
@@ -12610,7 +11654,7 @@
               <wp:inline distT="0" distB="0" distL="0" distR="0" wp14:anchorId="654B21A0" wp14:editId="0E55F3A9">
                 <wp:extent cx="828000" cy="591429"/>
                 <wp:effectExtent l="0" t="0" r="0" b="0"/>
-                <wp:docPr id="7" name="Immagine 7"/>
+                <wp:docPr id="14" name="Immagine 14"/>
                 <wp:cNvGraphicFramePr>
                   <a:graphicFrameLocks xmlns:a="http://schemas.openxmlformats.org/drawingml/2006/main" noChangeAspect="1"/>
                 </wp:cNvGraphicFramePr>
@@ -12991,7 +12035,7 @@
               <wp:inline distT="0" distB="0" distL="0" distR="0" wp14:anchorId="7E5E84F4" wp14:editId="0B1F939B">
                 <wp:extent cx="828000" cy="591429"/>
                 <wp:effectExtent l="0" t="0" r="0" b="0"/>
-                <wp:docPr id="9" name="Immagine 9"/>
+                <wp:docPr id="16" name="Immagine 16"/>
                 <wp:cNvGraphicFramePr>
                   <a:graphicFrameLocks xmlns:a="http://schemas.openxmlformats.org/drawingml/2006/main" noChangeAspect="1"/>
                 </wp:cNvGraphicFramePr>
@@ -13377,7 +12421,7 @@
               <wp:inline distT="0" distB="0" distL="0" distR="0" wp14:anchorId="54A8894A" wp14:editId="60A7D065">
                 <wp:extent cx="828000" cy="591429"/>
                 <wp:effectExtent l="0" t="0" r="0" b="0"/>
-                <wp:docPr id="10" name="Immagine 10"/>
+                <wp:docPr id="17" name="Immagine 17"/>
                 <wp:cNvGraphicFramePr>
                   <a:graphicFrameLocks xmlns:a="http://schemas.openxmlformats.org/drawingml/2006/main" noChangeAspect="1"/>
                 </wp:cNvGraphicFramePr>
@@ -13758,7 +12802,7 @@
               <wp:inline distT="0" distB="0" distL="0" distR="0" wp14:anchorId="55554BC3" wp14:editId="444866BC">
                 <wp:extent cx="828000" cy="591429"/>
                 <wp:effectExtent l="0" t="0" r="0" b="0"/>
-                <wp:docPr id="12" name="Immagine 12"/>
+                <wp:docPr id="18" name="Immagine 18"/>
                 <wp:cNvGraphicFramePr>
                   <a:graphicFrameLocks xmlns:a="http://schemas.openxmlformats.org/drawingml/2006/main" noChangeAspect="1"/>
                 </wp:cNvGraphicFramePr>
@@ -17322,7 +16366,6 @@
   <w:style w:type="character" w:default="1" w:styleId="Carpredefinitoparagrafo">
     <w:name w:val="Default Paragraph Font"/>
     <w:uiPriority w:val="1"/>
-    <w:semiHidden/>
     <w:unhideWhenUsed/>
   </w:style>
   <w:style w:type="table" w:default="1" w:styleId="Tabellanormale">
@@ -17693,6 +16736,32 @@
     <w:unhideWhenUsed/>
     <w:rsid w:val="00B45E6F"/>
   </w:style>
+  <w:style w:type="paragraph" w:styleId="Titolosommario">
+    <w:name w:val="TOC Heading"/>
+    <w:basedOn w:val="Titolo1"/>
+    <w:next w:val="Normale"/>
+    <w:uiPriority w:val="39"/>
+    <w:unhideWhenUsed/>
+    <w:qFormat/>
+    <w:rsid w:val="00AD3D94"/>
+    <w:pPr>
+      <w:numPr>
+        <w:numId w:val="0"/>
+      </w:numPr>
+      <w:pBdr>
+        <w:bottom w:val="none" w:sz="0" w:space="0" w:color="auto"/>
+      </w:pBdr>
+      <w:spacing w:after="0" w:line="259" w:lineRule="auto"/>
+      <w:outlineLvl w:val="9"/>
+    </w:pPr>
+    <w:rPr>
+      <w:rFonts w:asciiTheme="majorHAnsi" w:hAnsiTheme="majorHAnsi"/>
+      <w:b w:val="0"/>
+      <w:color w:val="2F5496" w:themeColor="accent1" w:themeShade="BF"/>
+      <w:sz w:val="32"/>
+      <w:lang w:eastAsia="it-CH"/>
+    </w:rPr>
+  </w:style>
 </w:styles>
 </file>
 

--- a/3_Documentazione/documentazione progetto.docx
+++ b/3_Documentazione/documentazione progetto.docx
@@ -18,12 +18,14 @@
           <w:lang w:val="it-CH"/>
         </w:rPr>
       </w:pPr>
+      <w:proofErr w:type="spellStart"/>
       <w:r>
         <w:rPr>
           <w:lang w:val="it-CH"/>
         </w:rPr>
         <w:t>PokéCardDex</w:t>
       </w:r>
+      <w:proofErr w:type="spellEnd"/>
     </w:p>
     <w:p>
       <w:pPr>
@@ -71,7 +73,11 @@
     <w:sdt>
       <w:sdtPr>
         <w:rPr>
-          <w:lang w:val="it-IT"/>
+          <w:rFonts w:ascii="Garamond" w:eastAsia="Times New Roman" w:hAnsi="Garamond" w:cs="Times New Roman"/>
+          <w:color w:val="auto"/>
+          <w:sz w:val="26"/>
+          <w:szCs w:val="20"/>
+          <w:lang w:val="it-IT" w:eastAsia="it-IT"/>
         </w:rPr>
         <w:id w:val="897240204"/>
         <w:docPartObj>
@@ -81,13 +87,8 @@
       </w:sdtPr>
       <w:sdtEndPr>
         <w:rPr>
-          <w:rFonts w:ascii="Garamond" w:eastAsia="Times New Roman" w:hAnsi="Garamond" w:cs="Times New Roman"/>
           <w:b/>
           <w:bCs/>
-          <w:color w:val="auto"/>
-          <w:sz w:val="26"/>
-          <w:szCs w:val="20"/>
-          <w:lang w:eastAsia="it-IT"/>
         </w:rPr>
       </w:sdtEndPr>
       <w:sdtContent>
@@ -811,21 +812,7 @@
                 <w:rStyle w:val="Collegamentoipertestuale"/>
                 <w:noProof/>
               </w:rPr>
-              <w:t>Anali</w:t>
-            </w:r>
-            <w:r>
-              <w:rPr>
-                <w:rStyle w:val="Collegamentoipertestuale"/>
-                <w:noProof/>
-              </w:rPr>
-              <w:t>s</w:t>
-            </w:r>
-            <w:r>
-              <w:rPr>
-                <w:rStyle w:val="Collegamentoipertestuale"/>
-                <w:noProof/>
-              </w:rPr>
-              <w:t>i e specifica dei requisiti</w:t>
+              <w:t>Analisi e specifica dei requisiti</w:t>
             </w:r>
             <w:r>
               <w:rPr>
@@ -3581,23 +3568,731 @@
           <w:i/>
         </w:rPr>
       </w:pPr>
+      <w:proofErr w:type="spellStart"/>
       <w:r>
         <w:rPr>
           <w:i/>
         </w:rPr>
-        <w:t xml:space="preserve">As the size and complexity of today’s most modern computer chips increase, new techniques must be developed to effectively design and create Very </w:t>
-      </w:r>
+        <w:t>As</w:t>
+      </w:r>
+      <w:proofErr w:type="spellEnd"/>
       <w:r>
         <w:rPr>
           <w:i/>
         </w:rPr>
+        <w:t xml:space="preserve"> the size and </w:t>
+      </w:r>
+      <w:proofErr w:type="spellStart"/>
+      <w:r>
+        <w:rPr>
+          <w:i/>
+        </w:rPr>
+        <w:t>complexity</w:t>
+      </w:r>
+      <w:proofErr w:type="spellEnd"/>
+      <w:r>
+        <w:rPr>
+          <w:i/>
+        </w:rPr>
+        <w:t xml:space="preserve"> of </w:t>
+      </w:r>
+      <w:proofErr w:type="spellStart"/>
+      <w:r>
+        <w:rPr>
+          <w:i/>
+        </w:rPr>
+        <w:t>today’s</w:t>
+      </w:r>
+      <w:proofErr w:type="spellEnd"/>
+      <w:r>
+        <w:rPr>
+          <w:i/>
+        </w:rPr>
+        <w:t xml:space="preserve"> </w:t>
+      </w:r>
+      <w:proofErr w:type="spellStart"/>
+      <w:r>
+        <w:rPr>
+          <w:i/>
+        </w:rPr>
+        <w:t>most</w:t>
+      </w:r>
+      <w:proofErr w:type="spellEnd"/>
+      <w:r>
+        <w:rPr>
+          <w:i/>
+        </w:rPr>
+        <w:t xml:space="preserve"> </w:t>
+      </w:r>
+      <w:proofErr w:type="spellStart"/>
+      <w:r>
+        <w:rPr>
+          <w:i/>
+        </w:rPr>
+        <w:t>modern</w:t>
+      </w:r>
+      <w:proofErr w:type="spellEnd"/>
+      <w:r>
+        <w:rPr>
+          <w:i/>
+        </w:rPr>
+        <w:t xml:space="preserve"> computer chips </w:t>
+      </w:r>
+      <w:proofErr w:type="spellStart"/>
+      <w:r>
+        <w:rPr>
+          <w:i/>
+        </w:rPr>
+        <w:t>increase</w:t>
+      </w:r>
+      <w:proofErr w:type="spellEnd"/>
+      <w:r>
+        <w:rPr>
+          <w:i/>
+        </w:rPr>
+        <w:t xml:space="preserve">, new techniques must be </w:t>
+      </w:r>
+      <w:proofErr w:type="spellStart"/>
+      <w:r>
+        <w:rPr>
+          <w:i/>
+        </w:rPr>
+        <w:t>developed</w:t>
+      </w:r>
+      <w:proofErr w:type="spellEnd"/>
+      <w:r>
+        <w:rPr>
+          <w:i/>
+        </w:rPr>
+        <w:t xml:space="preserve"> to </w:t>
+      </w:r>
+      <w:proofErr w:type="spellStart"/>
+      <w:r>
+        <w:rPr>
+          <w:i/>
+        </w:rPr>
+        <w:t>effectively</w:t>
+      </w:r>
+      <w:proofErr w:type="spellEnd"/>
+      <w:r>
+        <w:rPr>
+          <w:i/>
+        </w:rPr>
+        <w:t xml:space="preserve"> design and create </w:t>
+      </w:r>
+      <w:proofErr w:type="spellStart"/>
+      <w:r>
+        <w:rPr>
+          <w:i/>
+        </w:rPr>
+        <w:t>Very</w:t>
+      </w:r>
+      <w:proofErr w:type="spellEnd"/>
+      <w:r>
+        <w:rPr>
+          <w:i/>
+        </w:rPr>
+        <w:t xml:space="preserve"> </w:t>
+      </w:r>
+      <w:r>
+        <w:rPr>
+          <w:i/>
+        </w:rPr>
         <w:t>Large-Scale</w:t>
       </w:r>
       <w:r>
         <w:rPr>
           <w:i/>
         </w:rPr>
-        <w:t xml:space="preserve"> Integration chips quickly. For this project, a new type of hardware compiler is created. This hardware compiler will read a C++ program, and physically design a suitable microprocessor intended for running that specific program. With this new and powerful compiler, it is possible to design anything from a small adder, to a microprocessor with millions of transistors. Designing new computer chips, such as the Pentium 4, can require dozens of engineers and months of time. With the help of this compiler, a single person could design such a large-scale microprocessor in just weeks.</w:t>
+        <w:t xml:space="preserve"> Integration chips </w:t>
+      </w:r>
+      <w:proofErr w:type="spellStart"/>
+      <w:r>
+        <w:rPr>
+          <w:i/>
+        </w:rPr>
+        <w:t>quickly</w:t>
+      </w:r>
+      <w:proofErr w:type="spellEnd"/>
+      <w:r>
+        <w:rPr>
+          <w:i/>
+        </w:rPr>
+        <w:t xml:space="preserve">. For </w:t>
+      </w:r>
+      <w:proofErr w:type="spellStart"/>
+      <w:r>
+        <w:rPr>
+          <w:i/>
+        </w:rPr>
+        <w:t>this</w:t>
+      </w:r>
+      <w:proofErr w:type="spellEnd"/>
+      <w:r>
+        <w:rPr>
+          <w:i/>
+        </w:rPr>
+        <w:t xml:space="preserve"> project, a new </w:t>
+      </w:r>
+      <w:proofErr w:type="spellStart"/>
+      <w:r>
+        <w:rPr>
+          <w:i/>
+        </w:rPr>
+        <w:t>type</w:t>
+      </w:r>
+      <w:proofErr w:type="spellEnd"/>
+      <w:r>
+        <w:rPr>
+          <w:i/>
+        </w:rPr>
+        <w:t xml:space="preserve"> of hardware </w:t>
+      </w:r>
+      <w:proofErr w:type="spellStart"/>
+      <w:r>
+        <w:rPr>
+          <w:i/>
+        </w:rPr>
+        <w:t>compiler</w:t>
+      </w:r>
+      <w:proofErr w:type="spellEnd"/>
+      <w:r>
+        <w:rPr>
+          <w:i/>
+        </w:rPr>
+        <w:t xml:space="preserve"> </w:t>
+      </w:r>
+      <w:proofErr w:type="spellStart"/>
+      <w:r>
+        <w:rPr>
+          <w:i/>
+        </w:rPr>
+        <w:t>is</w:t>
+      </w:r>
+      <w:proofErr w:type="spellEnd"/>
+      <w:r>
+        <w:rPr>
+          <w:i/>
+        </w:rPr>
+        <w:t xml:space="preserve"> </w:t>
+      </w:r>
+      <w:proofErr w:type="spellStart"/>
+      <w:r>
+        <w:rPr>
+          <w:i/>
+        </w:rPr>
+        <w:t>created</w:t>
+      </w:r>
+      <w:proofErr w:type="spellEnd"/>
+      <w:r>
+        <w:rPr>
+          <w:i/>
+        </w:rPr>
+        <w:t xml:space="preserve">. </w:t>
+      </w:r>
+      <w:proofErr w:type="spellStart"/>
+      <w:r>
+        <w:rPr>
+          <w:i/>
+        </w:rPr>
+        <w:t>This</w:t>
+      </w:r>
+      <w:proofErr w:type="spellEnd"/>
+      <w:r>
+        <w:rPr>
+          <w:i/>
+        </w:rPr>
+        <w:t xml:space="preserve"> hardware </w:t>
+      </w:r>
+      <w:proofErr w:type="spellStart"/>
+      <w:r>
+        <w:rPr>
+          <w:i/>
+        </w:rPr>
+        <w:t>compiler</w:t>
+      </w:r>
+      <w:proofErr w:type="spellEnd"/>
+      <w:r>
+        <w:rPr>
+          <w:i/>
+        </w:rPr>
+        <w:t xml:space="preserve"> </w:t>
+      </w:r>
+      <w:proofErr w:type="spellStart"/>
+      <w:r>
+        <w:rPr>
+          <w:i/>
+        </w:rPr>
+        <w:t>will</w:t>
+      </w:r>
+      <w:proofErr w:type="spellEnd"/>
+      <w:r>
+        <w:rPr>
+          <w:i/>
+        </w:rPr>
+        <w:t xml:space="preserve"> </w:t>
+      </w:r>
+      <w:proofErr w:type="spellStart"/>
+      <w:r>
+        <w:rPr>
+          <w:i/>
+        </w:rPr>
+        <w:t>read</w:t>
+      </w:r>
+      <w:proofErr w:type="spellEnd"/>
+      <w:r>
+        <w:rPr>
+          <w:i/>
+        </w:rPr>
+        <w:t xml:space="preserve"> a C++ </w:t>
+      </w:r>
+      <w:proofErr w:type="spellStart"/>
+      <w:r>
+        <w:rPr>
+          <w:i/>
+        </w:rPr>
+        <w:t>program</w:t>
+      </w:r>
+      <w:proofErr w:type="spellEnd"/>
+      <w:r>
+        <w:rPr>
+          <w:i/>
+        </w:rPr>
+        <w:t xml:space="preserve">, and </w:t>
+      </w:r>
+      <w:proofErr w:type="spellStart"/>
+      <w:r>
+        <w:rPr>
+          <w:i/>
+        </w:rPr>
+        <w:t>physically</w:t>
+      </w:r>
+      <w:proofErr w:type="spellEnd"/>
+      <w:r>
+        <w:rPr>
+          <w:i/>
+        </w:rPr>
+        <w:t xml:space="preserve"> design a </w:t>
+      </w:r>
+      <w:proofErr w:type="spellStart"/>
+      <w:r>
+        <w:rPr>
+          <w:i/>
+        </w:rPr>
+        <w:t>suitable</w:t>
+      </w:r>
+      <w:proofErr w:type="spellEnd"/>
+      <w:r>
+        <w:rPr>
+          <w:i/>
+        </w:rPr>
+        <w:t xml:space="preserve"> </w:t>
+      </w:r>
+      <w:proofErr w:type="spellStart"/>
+      <w:r>
+        <w:rPr>
+          <w:i/>
+        </w:rPr>
+        <w:t>microprocessor</w:t>
+      </w:r>
+      <w:proofErr w:type="spellEnd"/>
+      <w:r>
+        <w:rPr>
+          <w:i/>
+        </w:rPr>
+        <w:t xml:space="preserve"> </w:t>
+      </w:r>
+      <w:proofErr w:type="spellStart"/>
+      <w:r>
+        <w:rPr>
+          <w:i/>
+        </w:rPr>
+        <w:t>intended</w:t>
+      </w:r>
+      <w:proofErr w:type="spellEnd"/>
+      <w:r>
+        <w:rPr>
+          <w:i/>
+        </w:rPr>
+        <w:t xml:space="preserve"> for running </w:t>
+      </w:r>
+      <w:proofErr w:type="spellStart"/>
+      <w:r>
+        <w:rPr>
+          <w:i/>
+        </w:rPr>
+        <w:t>that</w:t>
+      </w:r>
+      <w:proofErr w:type="spellEnd"/>
+      <w:r>
+        <w:rPr>
+          <w:i/>
+        </w:rPr>
+        <w:t xml:space="preserve"> </w:t>
+      </w:r>
+      <w:proofErr w:type="spellStart"/>
+      <w:r>
+        <w:rPr>
+          <w:i/>
+        </w:rPr>
+        <w:t>specific</w:t>
+      </w:r>
+      <w:proofErr w:type="spellEnd"/>
+      <w:r>
+        <w:rPr>
+          <w:i/>
+        </w:rPr>
+        <w:t xml:space="preserve"> </w:t>
+      </w:r>
+      <w:proofErr w:type="spellStart"/>
+      <w:r>
+        <w:rPr>
+          <w:i/>
+        </w:rPr>
+        <w:t>program</w:t>
+      </w:r>
+      <w:proofErr w:type="spellEnd"/>
+      <w:r>
+        <w:rPr>
+          <w:i/>
+        </w:rPr>
+        <w:t xml:space="preserve">. With </w:t>
+      </w:r>
+      <w:proofErr w:type="spellStart"/>
+      <w:r>
+        <w:rPr>
+          <w:i/>
+        </w:rPr>
+        <w:t>this</w:t>
+      </w:r>
+      <w:proofErr w:type="spellEnd"/>
+      <w:r>
+        <w:rPr>
+          <w:i/>
+        </w:rPr>
+        <w:t xml:space="preserve"> new and </w:t>
+      </w:r>
+      <w:proofErr w:type="spellStart"/>
+      <w:r>
+        <w:rPr>
+          <w:i/>
+        </w:rPr>
+        <w:t>powerful</w:t>
+      </w:r>
+      <w:proofErr w:type="spellEnd"/>
+      <w:r>
+        <w:rPr>
+          <w:i/>
+        </w:rPr>
+        <w:t xml:space="preserve"> </w:t>
+      </w:r>
+      <w:proofErr w:type="spellStart"/>
+      <w:r>
+        <w:rPr>
+          <w:i/>
+        </w:rPr>
+        <w:t>compiler</w:t>
+      </w:r>
+      <w:proofErr w:type="spellEnd"/>
+      <w:r>
+        <w:rPr>
+          <w:i/>
+        </w:rPr>
+        <w:t xml:space="preserve">, </w:t>
+      </w:r>
+      <w:proofErr w:type="spellStart"/>
+      <w:r>
+        <w:rPr>
+          <w:i/>
+        </w:rPr>
+        <w:t>it</w:t>
+      </w:r>
+      <w:proofErr w:type="spellEnd"/>
+      <w:r>
+        <w:rPr>
+          <w:i/>
+        </w:rPr>
+        <w:t xml:space="preserve"> </w:t>
+      </w:r>
+      <w:proofErr w:type="spellStart"/>
+      <w:r>
+        <w:rPr>
+          <w:i/>
+        </w:rPr>
+        <w:t>is</w:t>
+      </w:r>
+      <w:proofErr w:type="spellEnd"/>
+      <w:r>
+        <w:rPr>
+          <w:i/>
+        </w:rPr>
+        <w:t xml:space="preserve"> </w:t>
+      </w:r>
+      <w:proofErr w:type="spellStart"/>
+      <w:r>
+        <w:rPr>
+          <w:i/>
+        </w:rPr>
+        <w:t>possible</w:t>
+      </w:r>
+      <w:proofErr w:type="spellEnd"/>
+      <w:r>
+        <w:rPr>
+          <w:i/>
+        </w:rPr>
+        <w:t xml:space="preserve"> to design </w:t>
+      </w:r>
+      <w:proofErr w:type="spellStart"/>
+      <w:r>
+        <w:rPr>
+          <w:i/>
+        </w:rPr>
+        <w:t>anything</w:t>
+      </w:r>
+      <w:proofErr w:type="spellEnd"/>
+      <w:r>
+        <w:rPr>
+          <w:i/>
+        </w:rPr>
+        <w:t xml:space="preserve"> from a small </w:t>
+      </w:r>
+      <w:proofErr w:type="spellStart"/>
+      <w:r>
+        <w:rPr>
+          <w:i/>
+        </w:rPr>
+        <w:t>adder</w:t>
+      </w:r>
+      <w:proofErr w:type="spellEnd"/>
+      <w:r>
+        <w:rPr>
+          <w:i/>
+        </w:rPr>
+        <w:t xml:space="preserve">, to a </w:t>
+      </w:r>
+      <w:proofErr w:type="spellStart"/>
+      <w:r>
+        <w:rPr>
+          <w:i/>
+        </w:rPr>
+        <w:t>microprocessor</w:t>
+      </w:r>
+      <w:proofErr w:type="spellEnd"/>
+      <w:r>
+        <w:rPr>
+          <w:i/>
+        </w:rPr>
+        <w:t xml:space="preserve"> with </w:t>
+      </w:r>
+      <w:proofErr w:type="spellStart"/>
+      <w:r>
+        <w:rPr>
+          <w:i/>
+        </w:rPr>
+        <w:t>millions</w:t>
+      </w:r>
+      <w:proofErr w:type="spellEnd"/>
+      <w:r>
+        <w:rPr>
+          <w:i/>
+        </w:rPr>
+        <w:t xml:space="preserve"> of </w:t>
+      </w:r>
+      <w:proofErr w:type="spellStart"/>
+      <w:r>
+        <w:rPr>
+          <w:i/>
+        </w:rPr>
+        <w:t>transistors</w:t>
+      </w:r>
+      <w:proofErr w:type="spellEnd"/>
+      <w:r>
+        <w:rPr>
+          <w:i/>
+        </w:rPr>
+        <w:t xml:space="preserve">. </w:t>
+      </w:r>
+      <w:proofErr w:type="spellStart"/>
+      <w:r>
+        <w:rPr>
+          <w:i/>
+        </w:rPr>
+        <w:t>Designing</w:t>
+      </w:r>
+      <w:proofErr w:type="spellEnd"/>
+      <w:r>
+        <w:rPr>
+          <w:i/>
+        </w:rPr>
+        <w:t xml:space="preserve"> new computer chips, </w:t>
+      </w:r>
+      <w:proofErr w:type="spellStart"/>
+      <w:r>
+        <w:rPr>
+          <w:i/>
+        </w:rPr>
+        <w:t>such</w:t>
+      </w:r>
+      <w:proofErr w:type="spellEnd"/>
+      <w:r>
+        <w:rPr>
+          <w:i/>
+        </w:rPr>
+        <w:t xml:space="preserve"> </w:t>
+      </w:r>
+      <w:proofErr w:type="spellStart"/>
+      <w:r>
+        <w:rPr>
+          <w:i/>
+        </w:rPr>
+        <w:t>as</w:t>
+      </w:r>
+      <w:proofErr w:type="spellEnd"/>
+      <w:r>
+        <w:rPr>
+          <w:i/>
+        </w:rPr>
+        <w:t xml:space="preserve"> the Pentium 4, can </w:t>
+      </w:r>
+      <w:proofErr w:type="spellStart"/>
+      <w:r>
+        <w:rPr>
+          <w:i/>
+        </w:rPr>
+        <w:t>require</w:t>
+      </w:r>
+      <w:proofErr w:type="spellEnd"/>
+      <w:r>
+        <w:rPr>
+          <w:i/>
+        </w:rPr>
+        <w:t xml:space="preserve"> </w:t>
+      </w:r>
+      <w:proofErr w:type="spellStart"/>
+      <w:r>
+        <w:rPr>
+          <w:i/>
+        </w:rPr>
+        <w:t>dozens</w:t>
+      </w:r>
+      <w:proofErr w:type="spellEnd"/>
+      <w:r>
+        <w:rPr>
+          <w:i/>
+        </w:rPr>
+        <w:t xml:space="preserve"> of </w:t>
+      </w:r>
+      <w:proofErr w:type="spellStart"/>
+      <w:r>
+        <w:rPr>
+          <w:i/>
+        </w:rPr>
+        <w:t>engineers</w:t>
+      </w:r>
+      <w:proofErr w:type="spellEnd"/>
+      <w:r>
+        <w:rPr>
+          <w:i/>
+        </w:rPr>
+        <w:t xml:space="preserve"> and </w:t>
+      </w:r>
+      <w:proofErr w:type="spellStart"/>
+      <w:r>
+        <w:rPr>
+          <w:i/>
+        </w:rPr>
+        <w:t>months</w:t>
+      </w:r>
+      <w:proofErr w:type="spellEnd"/>
+      <w:r>
+        <w:rPr>
+          <w:i/>
+        </w:rPr>
+        <w:t xml:space="preserve"> of time. With the help of </w:t>
+      </w:r>
+      <w:proofErr w:type="spellStart"/>
+      <w:r>
+        <w:rPr>
+          <w:i/>
+        </w:rPr>
+        <w:t>this</w:t>
+      </w:r>
+      <w:proofErr w:type="spellEnd"/>
+      <w:r>
+        <w:rPr>
+          <w:i/>
+        </w:rPr>
+        <w:t xml:space="preserve"> </w:t>
+      </w:r>
+      <w:proofErr w:type="spellStart"/>
+      <w:r>
+        <w:rPr>
+          <w:i/>
+        </w:rPr>
+        <w:t>compiler</w:t>
+      </w:r>
+      <w:proofErr w:type="spellEnd"/>
+      <w:r>
+        <w:rPr>
+          <w:i/>
+        </w:rPr>
+        <w:t xml:space="preserve">, a single </w:t>
+      </w:r>
+      <w:proofErr w:type="spellStart"/>
+      <w:r>
+        <w:rPr>
+          <w:i/>
+        </w:rPr>
+        <w:t>person</w:t>
+      </w:r>
+      <w:proofErr w:type="spellEnd"/>
+      <w:r>
+        <w:rPr>
+          <w:i/>
+        </w:rPr>
+        <w:t xml:space="preserve"> </w:t>
+      </w:r>
+      <w:proofErr w:type="spellStart"/>
+      <w:r>
+        <w:rPr>
+          <w:i/>
+        </w:rPr>
+        <w:t>could</w:t>
+      </w:r>
+      <w:proofErr w:type="spellEnd"/>
+      <w:r>
+        <w:rPr>
+          <w:i/>
+        </w:rPr>
+        <w:t xml:space="preserve"> design </w:t>
+      </w:r>
+      <w:proofErr w:type="spellStart"/>
+      <w:r>
+        <w:rPr>
+          <w:i/>
+        </w:rPr>
+        <w:t>such</w:t>
+      </w:r>
+      <w:proofErr w:type="spellEnd"/>
+      <w:r>
+        <w:rPr>
+          <w:i/>
+        </w:rPr>
+        <w:t xml:space="preserve"> a large-scale </w:t>
+      </w:r>
+      <w:proofErr w:type="spellStart"/>
+      <w:r>
+        <w:rPr>
+          <w:i/>
+        </w:rPr>
+        <w:t>microprocessor</w:t>
+      </w:r>
+      <w:proofErr w:type="spellEnd"/>
+      <w:r>
+        <w:rPr>
+          <w:i/>
+        </w:rPr>
+        <w:t xml:space="preserve"> in just weeks.</w:t>
       </w:r>
     </w:p>
     <w:p>
@@ -4202,6 +4897,7 @@
               <w:rPr>
                 <w:b/>
               </w:rPr>
+              <w:lastRenderedPageBreak/>
               <w:t>002</w:t>
             </w:r>
           </w:p>
@@ -4369,7 +5065,6 @@
                 <w:b/>
                 <w:bCs/>
               </w:rPr>
-              <w:lastRenderedPageBreak/>
               <w:t>Nome</w:t>
             </w:r>
           </w:p>
@@ -4908,7 +5603,15 @@
           </w:tcPr>
           <w:p>
             <w:r>
-              <w:t>Si necessita di una pagina per il sign-in</w:t>
+              <w:t xml:space="preserve">Si necessita di una pagina per il </w:t>
+            </w:r>
+            <w:proofErr w:type="spellStart"/>
+            <w:r>
+              <w:t>sign</w:t>
+            </w:r>
+            <w:proofErr w:type="spellEnd"/>
+            <w:r>
+              <w:t>-in</w:t>
             </w:r>
           </w:p>
         </w:tc>
@@ -5168,8 +5871,21 @@
               <w:t xml:space="preserve">di </w:t>
             </w:r>
             <w:r>
-              <w:t>implementare il get di tcgdex.dev</w:t>
-            </w:r>
+              <w:t xml:space="preserve">implementare il </w:t>
+            </w:r>
+            <w:proofErr w:type="spellStart"/>
+            <w:r>
+              <w:t>get</w:t>
+            </w:r>
+            <w:proofErr w:type="spellEnd"/>
+            <w:r>
+              <w:t xml:space="preserve"> di </w:t>
+            </w:r>
+            <w:proofErr w:type="spellStart"/>
+            <w:r>
+              <w:t>tcgdex.dev</w:t>
+            </w:r>
+            <w:proofErr w:type="spellEnd"/>
           </w:p>
         </w:tc>
       </w:tr>
@@ -5203,7 +5919,15 @@
               <w:t xml:space="preserve">Si necessita di </w:t>
             </w:r>
             <w:r>
-              <w:t>convertire il codice inserito in id delle carte di tcgdex (es.: me05-048)</w:t>
+              <w:t xml:space="preserve">convertire il codice inserito in id delle carte di </w:t>
+            </w:r>
+            <w:proofErr w:type="spellStart"/>
+            <w:r>
+              <w:t>tcgdex</w:t>
+            </w:r>
+            <w:proofErr w:type="spellEnd"/>
+            <w:r>
+              <w:t xml:space="preserve"> (es.: me05-048)</w:t>
             </w:r>
           </w:p>
         </w:tc>
@@ -5516,6 +6240,7 @@
               <w:rPr>
                 <w:b/>
               </w:rPr>
+              <w:lastRenderedPageBreak/>
               <w:t>002</w:t>
             </w:r>
           </w:p>
@@ -5554,7 +6279,6 @@
               <w:rPr>
                 <w:b/>
               </w:rPr>
-              <w:lastRenderedPageBreak/>
               <w:t>003</w:t>
             </w:r>
           </w:p>
@@ -5893,7 +6617,15 @@
               <w:t xml:space="preserve">Si </w:t>
             </w:r>
             <w:r>
-              <w:t>deve poter inserire nuovi dati dalla pagina di sign-in al DB</w:t>
+              <w:t xml:space="preserve">deve poter inserire nuovi dati dalla pagina di </w:t>
+            </w:r>
+            <w:proofErr w:type="spellStart"/>
+            <w:r>
+              <w:t>sign</w:t>
+            </w:r>
+            <w:proofErr w:type="spellEnd"/>
+            <w:r>
+              <w:t>-in al DB</w:t>
             </w:r>
           </w:p>
         </w:tc>
@@ -6559,10 +7291,7 @@
               <w:t xml:space="preserve">Creazione </w:t>
             </w:r>
             <w:r>
-              <w:t xml:space="preserve">della pagina </w:t>
-            </w:r>
-            <w:r>
-              <w:t>modifica del profilo</w:t>
+              <w:t>della pagina modifica del profilo</w:t>
             </w:r>
           </w:p>
         </w:tc>
@@ -6596,10 +7325,7 @@
           </w:tcPr>
           <w:p>
             <w:r>
-              <w:t>Si necessita del Req-0</w:t>
-            </w:r>
-            <w:r>
-              <w:t>6</w:t>
+              <w:t>Si necessita del Req-06</w:t>
             </w:r>
           </w:p>
         </w:tc>
@@ -6655,10 +7381,7 @@
               <w:t xml:space="preserve">Si </w:t>
             </w:r>
             <w:r>
-              <w:t xml:space="preserve">deve poter </w:t>
-            </w:r>
-            <w:r>
-              <w:t>modificare l’immagine di profilo</w:t>
+              <w:t>deve poter modificare l’immagine di profilo</w:t>
             </w:r>
           </w:p>
         </w:tc>
@@ -6690,10 +7413,7 @@
           </w:tcPr>
           <w:p>
             <w:r>
-              <w:t xml:space="preserve">Si deve poter </w:t>
-            </w:r>
-            <w:r>
-              <w:t>modificare il nome e la password d’accesso</w:t>
+              <w:t>Si deve poter modificare il nome e la password d’accesso</w:t>
             </w:r>
           </w:p>
         </w:tc>
@@ -6714,6 +7434,7 @@
               <w:rPr>
                 <w:b/>
               </w:rPr>
+              <w:lastRenderedPageBreak/>
               <w:t>003</w:t>
             </w:r>
           </w:p>
@@ -6725,10 +7446,7 @@
           </w:tcPr>
           <w:p>
             <w:r>
-              <w:t xml:space="preserve">Si deve </w:t>
-            </w:r>
-            <w:r>
-              <w:t>poter disconnettere l’account</w:t>
+              <w:t>Si deve poter disconnettere l’account</w:t>
             </w:r>
           </w:p>
         </w:tc>
@@ -6910,7 +7628,15 @@
     <w:p/>
     <w:p>
       <w:r>
-        <w:t>La pianificazione può essere rappresentata mediante un diagramma di Gantt:</w:t>
+        <w:t xml:space="preserve">La pianificazione può essere rappresentata mediante un diagramma di </w:t>
+      </w:r>
+      <w:proofErr w:type="spellStart"/>
+      <w:r>
+        <w:t>Gantt</w:t>
+      </w:r>
+      <w:proofErr w:type="spellEnd"/>
+      <w:r>
+        <w:t>:</w:t>
       </w:r>
     </w:p>
     <w:p/>
@@ -7011,9 +7737,14 @@
         <w:t xml:space="preserve"> </w:t>
       </w:r>
       <w:r>
-        <w:t>Esempio di diagramma di Gantt</w:t>
+        <w:t xml:space="preserve">Esempio di diagramma di </w:t>
+      </w:r>
+      <w:proofErr w:type="spellStart"/>
+      <w:r>
+        <w:t>Gantt</w:t>
       </w:r>
       <w:bookmarkEnd w:id="20"/>
+      <w:proofErr w:type="spellEnd"/>
     </w:p>
     <w:p>
       <w:r>
@@ -7029,7 +7760,15 @@
         <w:t>.</w:t>
       </w:r>
       <w:r>
-        <w:t xml:space="preserve"> scrum), dovranno apparire in questo capitolo.</w:t>
+        <w:t xml:space="preserve"> </w:t>
+      </w:r>
+      <w:proofErr w:type="spellStart"/>
+      <w:r>
+        <w:t>scrum</w:t>
+      </w:r>
+      <w:proofErr w:type="spellEnd"/>
+      <w:r>
+        <w:t>), dovranno apparire in questo capitolo.</w:t>
       </w:r>
     </w:p>
     <w:p/>
@@ -7153,9 +7892,14 @@
         <w:t xml:space="preserve"> </w:t>
       </w:r>
       <w:r>
-        <w:t>Esempio di diagramma di Gantt</w:t>
+        <w:t xml:space="preserve">Esempio di diagramma di </w:t>
+      </w:r>
+      <w:proofErr w:type="spellStart"/>
+      <w:r>
+        <w:t>Gantt</w:t>
       </w:r>
       <w:bookmarkEnd w:id="21"/>
+      <w:proofErr w:type="spellEnd"/>
     </w:p>
     <w:p/>
     <w:p>
@@ -7362,8 +8106,13 @@
         </w:numPr>
       </w:pPr>
       <w:r>
-        <w:t>Eventuale sitemap</w:t>
-      </w:r>
+        <w:t xml:space="preserve">Eventuale </w:t>
+      </w:r>
+      <w:proofErr w:type="spellStart"/>
+      <w:r>
+        <w:t>sitemap</w:t>
+      </w:r>
+      <w:proofErr w:type="spellEnd"/>
     </w:p>
     <w:p>
       <w:pPr>
@@ -7645,7 +8394,15 @@
     </w:p>
     <w:p>
       <w:r>
-        <w:t>Descrizione delle interfacce interne ed esterne del sistema e dell’interfaccia utente. La progettazione delle interfacce è basata sulle informazioni ricavate durante la fase di analisi e realizzata tramite mockups.</w:t>
+        <w:t xml:space="preserve">Descrizione delle interfacce interne ed esterne del sistema e dell’interfaccia utente. La progettazione delle interfacce è basata sulle informazioni ricavate durante la fase di analisi e realizzata tramite </w:t>
+      </w:r>
+      <w:proofErr w:type="spellStart"/>
+      <w:r>
+        <w:t>mockups</w:t>
+      </w:r>
+      <w:proofErr w:type="spellEnd"/>
+      <w:r>
+        <w:t>.</w:t>
       </w:r>
     </w:p>
     <w:p>
@@ -7714,8 +8471,13 @@
         </w:numPr>
       </w:pPr>
       <w:r>
-        <w:t>Tabelle di routing</w:t>
-      </w:r>
+        <w:t xml:space="preserve">Tabelle di </w:t>
+      </w:r>
+      <w:proofErr w:type="spellStart"/>
+      <w:r>
+        <w:t>routing</w:t>
+      </w:r>
+      <w:proofErr w:type="spellEnd"/>
     </w:p>
     <w:p>
       <w:pPr>
@@ -8001,7 +8763,61 @@
                 <w:szCs w:val="24"/>
                 <w:lang w:val="it-CH"/>
               </w:rPr>
-              <w:t>Import a card with KIC, KID and KIK keys, but not shown with the GUI</w:t>
+              <w:t xml:space="preserve">Import a card with KIC, KID and KIK keys, </w:t>
+            </w:r>
+            <w:proofErr w:type="spellStart"/>
+            <w:r>
+              <w:rPr>
+                <w:sz w:val="24"/>
+                <w:szCs w:val="24"/>
+                <w:lang w:val="it-CH"/>
+              </w:rPr>
+              <w:t>but</w:t>
+            </w:r>
+            <w:proofErr w:type="spellEnd"/>
+            <w:r>
+              <w:rPr>
+                <w:sz w:val="24"/>
+                <w:szCs w:val="24"/>
+                <w:lang w:val="it-CH"/>
+              </w:rPr>
+              <w:t xml:space="preserve"> </w:t>
+            </w:r>
+            <w:proofErr w:type="spellStart"/>
+            <w:r>
+              <w:rPr>
+                <w:sz w:val="24"/>
+                <w:szCs w:val="24"/>
+                <w:lang w:val="it-CH"/>
+              </w:rPr>
+              <w:t>not</w:t>
+            </w:r>
+            <w:proofErr w:type="spellEnd"/>
+            <w:r>
+              <w:rPr>
+                <w:sz w:val="24"/>
+                <w:szCs w:val="24"/>
+                <w:lang w:val="it-CH"/>
+              </w:rPr>
+              <w:t xml:space="preserve"> </w:t>
+            </w:r>
+            <w:proofErr w:type="spellStart"/>
+            <w:r>
+              <w:rPr>
+                <w:sz w:val="24"/>
+                <w:szCs w:val="24"/>
+                <w:lang w:val="it-CH"/>
+              </w:rPr>
+              <w:t>shown</w:t>
+            </w:r>
+            <w:proofErr w:type="spellEnd"/>
+            <w:r>
+              <w:rPr>
+                <w:sz w:val="24"/>
+                <w:szCs w:val="24"/>
+                <w:lang w:val="it-CH"/>
+              </w:rPr>
+              <w:t xml:space="preserve"> with the GUI</w:t>
             </w:r>
           </w:p>
         </w:tc>
@@ -8053,7 +8869,79 @@
                 <w:szCs w:val="24"/>
                 <w:lang w:val="it-CH"/>
               </w:rPr>
-              <w:t>Import a card with KIC, KID and KIK keys with no obfuscation, but not shown with the GUI</w:t>
+              <w:t xml:space="preserve">Import a card with KIC, KID and KIK keys with no </w:t>
+            </w:r>
+            <w:proofErr w:type="spellStart"/>
+            <w:r>
+              <w:rPr>
+                <w:sz w:val="24"/>
+                <w:szCs w:val="24"/>
+                <w:lang w:val="it-CH"/>
+              </w:rPr>
+              <w:t>obfuscation</w:t>
+            </w:r>
+            <w:proofErr w:type="spellEnd"/>
+            <w:r>
+              <w:rPr>
+                <w:sz w:val="24"/>
+                <w:szCs w:val="24"/>
+                <w:lang w:val="it-CH"/>
+              </w:rPr>
+              <w:t xml:space="preserve">, </w:t>
+            </w:r>
+            <w:proofErr w:type="spellStart"/>
+            <w:r>
+              <w:rPr>
+                <w:sz w:val="24"/>
+                <w:szCs w:val="24"/>
+                <w:lang w:val="it-CH"/>
+              </w:rPr>
+              <w:t>but</w:t>
+            </w:r>
+            <w:proofErr w:type="spellEnd"/>
+            <w:r>
+              <w:rPr>
+                <w:sz w:val="24"/>
+                <w:szCs w:val="24"/>
+                <w:lang w:val="it-CH"/>
+              </w:rPr>
+              <w:t xml:space="preserve"> </w:t>
+            </w:r>
+            <w:proofErr w:type="spellStart"/>
+            <w:r>
+              <w:rPr>
+                <w:sz w:val="24"/>
+                <w:szCs w:val="24"/>
+                <w:lang w:val="it-CH"/>
+              </w:rPr>
+              <w:t>not</w:t>
+            </w:r>
+            <w:proofErr w:type="spellEnd"/>
+            <w:r>
+              <w:rPr>
+                <w:sz w:val="24"/>
+                <w:szCs w:val="24"/>
+                <w:lang w:val="it-CH"/>
+              </w:rPr>
+              <w:t xml:space="preserve"> </w:t>
+            </w:r>
+            <w:proofErr w:type="spellStart"/>
+            <w:r>
+              <w:rPr>
+                <w:sz w:val="24"/>
+                <w:szCs w:val="24"/>
+                <w:lang w:val="it-CH"/>
+              </w:rPr>
+              <w:t>shown</w:t>
+            </w:r>
+            <w:proofErr w:type="spellEnd"/>
+            <w:r>
+              <w:rPr>
+                <w:sz w:val="24"/>
+                <w:szCs w:val="24"/>
+                <w:lang w:val="it-CH"/>
+              </w:rPr>
+              <w:t xml:space="preserve"> with the GUI</w:t>
             </w:r>
           </w:p>
         </w:tc>
@@ -8105,32 +8993,90 @@
                 <w:szCs w:val="24"/>
                 <w:lang w:val="it-CH"/>
               </w:rPr>
-              <w:t xml:space="preserve">Store on local PC: Profile_1.2.001.xml (appendix </w:t>
-            </w:r>
+              <w:t xml:space="preserve">Store on </w:t>
+            </w:r>
+            <w:proofErr w:type="spellStart"/>
             <w:r>
               <w:rPr>
                 <w:sz w:val="24"/>
                 <w:szCs w:val="24"/>
                 <w:lang w:val="it-CH"/>
               </w:rPr>
-              <w:t>n_n</w:t>
-            </w:r>
+              <w:t>local</w:t>
+            </w:r>
+            <w:proofErr w:type="spellEnd"/>
             <w:r>
               <w:rPr>
                 <w:sz w:val="24"/>
                 <w:szCs w:val="24"/>
                 <w:lang w:val="it-CH"/>
               </w:rPr>
-              <w:t xml:space="preserve">) and Cards_1.2.001.txt (appendix </w:t>
-            </w:r>
+              <w:t xml:space="preserve"> PC: Profile_1.2.001.xml (</w:t>
+            </w:r>
+            <w:proofErr w:type="spellStart"/>
             <w:r>
               <w:rPr>
                 <w:sz w:val="24"/>
                 <w:szCs w:val="24"/>
                 <w:lang w:val="it-CH"/>
               </w:rPr>
+              <w:t>appendix</w:t>
+            </w:r>
+            <w:proofErr w:type="spellEnd"/>
+            <w:r>
+              <w:rPr>
+                <w:sz w:val="24"/>
+                <w:szCs w:val="24"/>
+                <w:lang w:val="it-CH"/>
+              </w:rPr>
+              <w:t xml:space="preserve"> </w:t>
+            </w:r>
+            <w:proofErr w:type="spellStart"/>
+            <w:r>
+              <w:rPr>
+                <w:sz w:val="24"/>
+                <w:szCs w:val="24"/>
+                <w:lang w:val="it-CH"/>
+              </w:rPr>
               <w:t>n_n</w:t>
             </w:r>
+            <w:proofErr w:type="spellEnd"/>
+            <w:r>
+              <w:rPr>
+                <w:sz w:val="24"/>
+                <w:szCs w:val="24"/>
+                <w:lang w:val="it-CH"/>
+              </w:rPr>
+              <w:t>) and Cards_1.2.001.txt (</w:t>
+            </w:r>
+            <w:proofErr w:type="spellStart"/>
+            <w:r>
+              <w:rPr>
+                <w:sz w:val="24"/>
+                <w:szCs w:val="24"/>
+                <w:lang w:val="it-CH"/>
+              </w:rPr>
+              <w:t>appendix</w:t>
+            </w:r>
+            <w:proofErr w:type="spellEnd"/>
+            <w:r>
+              <w:rPr>
+                <w:sz w:val="24"/>
+                <w:szCs w:val="24"/>
+                <w:lang w:val="it-CH"/>
+              </w:rPr>
+              <w:t xml:space="preserve"> </w:t>
+            </w:r>
+            <w:proofErr w:type="spellStart"/>
+            <w:r>
+              <w:rPr>
+                <w:sz w:val="24"/>
+                <w:szCs w:val="24"/>
+                <w:lang w:val="it-CH"/>
+              </w:rPr>
+              <w:t>n_n</w:t>
+            </w:r>
+            <w:proofErr w:type="spellEnd"/>
             <w:r>
               <w:rPr>
                 <w:sz w:val="24"/>
@@ -8162,7 +9108,43 @@
                 <w:szCs w:val="24"/>
                 <w:lang w:val="it-CH"/>
               </w:rPr>
-              <w:t xml:space="preserve"> user right not set.</w:t>
+              <w:t xml:space="preserve"> user </w:t>
+            </w:r>
+            <w:proofErr w:type="spellStart"/>
+            <w:r>
+              <w:rPr>
+                <w:sz w:val="24"/>
+                <w:szCs w:val="24"/>
+                <w:lang w:val="it-CH"/>
+              </w:rPr>
+              <w:t>right</w:t>
+            </w:r>
+            <w:proofErr w:type="spellEnd"/>
+            <w:r>
+              <w:rPr>
+                <w:sz w:val="24"/>
+                <w:szCs w:val="24"/>
+                <w:lang w:val="it-CH"/>
+              </w:rPr>
+              <w:t xml:space="preserve"> </w:t>
+            </w:r>
+            <w:proofErr w:type="spellStart"/>
+            <w:r>
+              <w:rPr>
+                <w:sz w:val="24"/>
+                <w:szCs w:val="24"/>
+                <w:lang w:val="it-CH"/>
+              </w:rPr>
+              <w:t>not</w:t>
+            </w:r>
+            <w:proofErr w:type="spellEnd"/>
+            <w:r>
+              <w:rPr>
+                <w:sz w:val="24"/>
+                <w:szCs w:val="24"/>
+                <w:lang w:val="it-CH"/>
+              </w:rPr>
+              <w:t xml:space="preserve"> set.</w:t>
             </w:r>
           </w:p>
         </w:tc>
@@ -8228,26 +9210,72 @@
                 <w:lang w:val="it-CH"/>
               </w:rPr>
               <w:br/>
-              <w:t>in main page click “Import Profiles” link,</w:t>
-            </w:r>
+              <w:t xml:space="preserve">in </w:t>
+            </w:r>
+            <w:proofErr w:type="spellStart"/>
             <w:r>
               <w:rPr>
                 <w:sz w:val="24"/>
                 <w:szCs w:val="24"/>
                 <w:lang w:val="it-CH"/>
               </w:rPr>
-              <w:br/>
-              <w:t>Select the “1.2.001.xml” file,</w:t>
-            </w:r>
+              <w:t>main</w:t>
+            </w:r>
+            <w:proofErr w:type="spellEnd"/>
             <w:r>
               <w:rPr>
                 <w:sz w:val="24"/>
                 <w:szCs w:val="24"/>
                 <w:lang w:val="it-CH"/>
               </w:rPr>
+              <w:t xml:space="preserve"> page click “Import </w:t>
+            </w:r>
+            <w:proofErr w:type="spellStart"/>
+            <w:r>
+              <w:rPr>
+                <w:sz w:val="24"/>
+                <w:szCs w:val="24"/>
+                <w:lang w:val="it-CH"/>
+              </w:rPr>
+              <w:t>Profiles</w:t>
+            </w:r>
+            <w:proofErr w:type="spellEnd"/>
+            <w:r>
+              <w:rPr>
+                <w:sz w:val="24"/>
+                <w:szCs w:val="24"/>
+                <w:lang w:val="it-CH"/>
+              </w:rPr>
+              <w:t>” link,</w:t>
+            </w:r>
+            <w:r>
+              <w:rPr>
+                <w:sz w:val="24"/>
+                <w:szCs w:val="24"/>
+                <w:lang w:val="it-CH"/>
+              </w:rPr>
               <w:br/>
-              <w:t>Import the Profile</w:t>
-            </w:r>
+              <w:t>Select the “1.2.001.xml” file,</w:t>
+            </w:r>
+            <w:r>
+              <w:rPr>
+                <w:sz w:val="24"/>
+                <w:szCs w:val="24"/>
+                <w:lang w:val="it-CH"/>
+              </w:rPr>
+              <w:br/>
+              <w:t xml:space="preserve">Import the </w:t>
+            </w:r>
+            <w:proofErr w:type="spellStart"/>
+            <w:r>
+              <w:rPr>
+                <w:sz w:val="24"/>
+                <w:szCs w:val="24"/>
+                <w:lang w:val="it-CH"/>
+              </w:rPr>
+              <w:t>Profile</w:t>
+            </w:r>
+            <w:proofErr w:type="spellEnd"/>
           </w:p>
           <w:p>
             <w:pPr>
@@ -8278,7 +9306,25 @@
                 <w:lang w:val="it-CH"/>
               </w:rPr>
               <w:br/>
-              <w:t>in main page click “Import Cards” link,</w:t>
+              <w:t xml:space="preserve">in </w:t>
+            </w:r>
+            <w:proofErr w:type="spellStart"/>
+            <w:r>
+              <w:rPr>
+                <w:sz w:val="24"/>
+                <w:szCs w:val="24"/>
+                <w:lang w:val="it-CH"/>
+              </w:rPr>
+              <w:t>main</w:t>
+            </w:r>
+            <w:proofErr w:type="spellEnd"/>
+            <w:r>
+              <w:rPr>
+                <w:sz w:val="24"/>
+                <w:szCs w:val="24"/>
+                <w:lang w:val="it-CH"/>
+              </w:rPr>
+              <w:t xml:space="preserve"> page click “Import Cards” link,</w:t>
             </w:r>
             <w:r>
               <w:rPr>
@@ -8330,6 +9376,7 @@
                 <w:lang w:val="it-CH"/>
               </w:rPr>
             </w:pPr>
+            <w:proofErr w:type="spellStart"/>
             <w:r>
               <w:rPr>
                 <w:sz w:val="24"/>
@@ -8337,7 +9384,16 @@
                 <w:lang w:val="it-CH"/>
               </w:rPr>
               <w:lastRenderedPageBreak/>
-              <w:t>Research the “</w:t>
+              <w:t>Research</w:t>
+            </w:r>
+            <w:proofErr w:type="spellEnd"/>
+            <w:r>
+              <w:rPr>
+                <w:sz w:val="24"/>
+                <w:szCs w:val="24"/>
+                <w:lang w:val="it-CH"/>
+              </w:rPr>
+              <w:t xml:space="preserve"> the “</w:t>
             </w:r>
             <w:r>
               <w:rPr>
@@ -8364,17 +9420,45 @@
                 <w:lang w:val="it-CH"/>
               </w:rPr>
               <w:br/>
-              <w:t>Click the imsi card link</w:t>
-            </w:r>
+              <w:t xml:space="preserve">Click the </w:t>
+            </w:r>
+            <w:proofErr w:type="spellStart"/>
             <w:r>
               <w:rPr>
                 <w:sz w:val="24"/>
                 <w:szCs w:val="24"/>
                 <w:lang w:val="it-CH"/>
               </w:rPr>
+              <w:t>imsi</w:t>
+            </w:r>
+            <w:proofErr w:type="spellEnd"/>
+            <w:r>
+              <w:rPr>
+                <w:sz w:val="24"/>
+                <w:szCs w:val="24"/>
+                <w:lang w:val="it-CH"/>
+              </w:rPr>
+              <w:t xml:space="preserve"> card link</w:t>
+            </w:r>
+            <w:r>
+              <w:rPr>
+                <w:sz w:val="24"/>
+                <w:szCs w:val="24"/>
+                <w:lang w:val="it-CH"/>
+              </w:rPr>
               <w:br/>
-              <w:t>Check the card details</w:t>
-            </w:r>
+              <w:t xml:space="preserve">Check the card </w:t>
+            </w:r>
+            <w:proofErr w:type="spellStart"/>
+            <w:r>
+              <w:rPr>
+                <w:sz w:val="24"/>
+                <w:szCs w:val="24"/>
+                <w:lang w:val="it-CH"/>
+              </w:rPr>
+              <w:t>details</w:t>
+            </w:r>
+            <w:proofErr w:type="spellEnd"/>
           </w:p>
           <w:p>
             <w:pPr>
@@ -8389,6 +9473,7 @@
                 <w:lang w:val="it-CH"/>
               </w:rPr>
             </w:pPr>
+            <w:proofErr w:type="spellStart"/>
             <w:r>
               <w:rPr>
                 <w:rFonts w:eastAsia="MS Mincho"/>
@@ -8396,8 +9481,9 @@
                 <w:szCs w:val="24"/>
                 <w:lang w:val="it-CH" w:eastAsia="ja-JP"/>
               </w:rPr>
-              <w:t>Execute the SQL:</w:t>
-            </w:r>
+              <w:t>Execute</w:t>
+            </w:r>
+            <w:proofErr w:type="spellEnd"/>
             <w:r>
               <w:rPr>
                 <w:rFonts w:eastAsia="MS Mincho"/>
@@ -8405,6 +9491,15 @@
                 <w:szCs w:val="24"/>
                 <w:lang w:val="it-CH" w:eastAsia="ja-JP"/>
               </w:rPr>
+              <w:t xml:space="preserve"> the SQL:</w:t>
+            </w:r>
+            <w:r>
+              <w:rPr>
+                <w:rFonts w:eastAsia="MS Mincho"/>
+                <w:sz w:val="24"/>
+                <w:szCs w:val="24"/>
+                <w:lang w:val="it-CH" w:eastAsia="ja-JP"/>
+              </w:rPr>
               <w:br/>
             </w:r>
             <w:r>
@@ -8413,7 +9508,313 @@
                 <w:rFonts w:eastAsia="MS Mincho"/>
                 <w:lang w:val="it-CH"/>
               </w:rPr>
-              <w:t>SELECT imsi, dir, keyset, cntr, rawtohex(kickey), rawtohex(kidkey), rawtohex(kikkey), rawtohex(chv), rawtohex(dap)FROM otacardkey a where imsi='340041795924770' ORDER BY keyset;</w:t>
+              <w:t xml:space="preserve">SELECT </w:t>
+            </w:r>
+            <w:proofErr w:type="spellStart"/>
+            <w:r>
+              <w:rPr>
+                <w:rStyle w:val="Codice"/>
+                <w:rFonts w:eastAsia="MS Mincho"/>
+                <w:lang w:val="it-CH"/>
+              </w:rPr>
+              <w:t>imsi</w:t>
+            </w:r>
+            <w:proofErr w:type="spellEnd"/>
+            <w:r>
+              <w:rPr>
+                <w:rStyle w:val="Codice"/>
+                <w:rFonts w:eastAsia="MS Mincho"/>
+                <w:lang w:val="it-CH"/>
+              </w:rPr>
+              <w:t xml:space="preserve">, dir, </w:t>
+            </w:r>
+            <w:proofErr w:type="spellStart"/>
+            <w:r>
+              <w:rPr>
+                <w:rStyle w:val="Codice"/>
+                <w:rFonts w:eastAsia="MS Mincho"/>
+                <w:lang w:val="it-CH"/>
+              </w:rPr>
+              <w:t>keyset</w:t>
+            </w:r>
+            <w:proofErr w:type="spellEnd"/>
+            <w:r>
+              <w:rPr>
+                <w:rStyle w:val="Codice"/>
+                <w:rFonts w:eastAsia="MS Mincho"/>
+                <w:lang w:val="it-CH"/>
+              </w:rPr>
+              <w:t xml:space="preserve">, </w:t>
+            </w:r>
+            <w:proofErr w:type="spellStart"/>
+            <w:r>
+              <w:rPr>
+                <w:rStyle w:val="Codice"/>
+                <w:rFonts w:eastAsia="MS Mincho"/>
+                <w:lang w:val="it-CH"/>
+              </w:rPr>
+              <w:t>cntr</w:t>
+            </w:r>
+            <w:proofErr w:type="spellEnd"/>
+            <w:r>
+              <w:rPr>
+                <w:rStyle w:val="Codice"/>
+                <w:rFonts w:eastAsia="MS Mincho"/>
+                <w:lang w:val="it-CH"/>
+              </w:rPr>
+              <w:t xml:space="preserve">, </w:t>
+            </w:r>
+            <w:proofErr w:type="spellStart"/>
+            <w:r>
+              <w:rPr>
+                <w:rStyle w:val="Codice"/>
+                <w:rFonts w:eastAsia="MS Mincho"/>
+                <w:lang w:val="it-CH"/>
+              </w:rPr>
+              <w:t>rawtohex</w:t>
+            </w:r>
+            <w:proofErr w:type="spellEnd"/>
+            <w:r>
+              <w:rPr>
+                <w:rStyle w:val="Codice"/>
+                <w:rFonts w:eastAsia="MS Mincho"/>
+                <w:lang w:val="it-CH"/>
+              </w:rPr>
+              <w:t>(</w:t>
+            </w:r>
+            <w:proofErr w:type="spellStart"/>
+            <w:r>
+              <w:rPr>
+                <w:rStyle w:val="Codice"/>
+                <w:rFonts w:eastAsia="MS Mincho"/>
+                <w:lang w:val="it-CH"/>
+              </w:rPr>
+              <w:t>kickey</w:t>
+            </w:r>
+            <w:proofErr w:type="spellEnd"/>
+            <w:r>
+              <w:rPr>
+                <w:rStyle w:val="Codice"/>
+                <w:rFonts w:eastAsia="MS Mincho"/>
+                <w:lang w:val="it-CH"/>
+              </w:rPr>
+              <w:t xml:space="preserve">), </w:t>
+            </w:r>
+            <w:proofErr w:type="spellStart"/>
+            <w:r>
+              <w:rPr>
+                <w:rStyle w:val="Codice"/>
+                <w:rFonts w:eastAsia="MS Mincho"/>
+                <w:lang w:val="it-CH"/>
+              </w:rPr>
+              <w:t>rawtohex</w:t>
+            </w:r>
+            <w:proofErr w:type="spellEnd"/>
+            <w:r>
+              <w:rPr>
+                <w:rStyle w:val="Codice"/>
+                <w:rFonts w:eastAsia="MS Mincho"/>
+                <w:lang w:val="it-CH"/>
+              </w:rPr>
+              <w:t>(</w:t>
+            </w:r>
+            <w:proofErr w:type="spellStart"/>
+            <w:r>
+              <w:rPr>
+                <w:rStyle w:val="Codice"/>
+                <w:rFonts w:eastAsia="MS Mincho"/>
+                <w:lang w:val="it-CH"/>
+              </w:rPr>
+              <w:t>kidkey</w:t>
+            </w:r>
+            <w:proofErr w:type="spellEnd"/>
+            <w:r>
+              <w:rPr>
+                <w:rStyle w:val="Codice"/>
+                <w:rFonts w:eastAsia="MS Mincho"/>
+                <w:lang w:val="it-CH"/>
+              </w:rPr>
+              <w:t xml:space="preserve">), </w:t>
+            </w:r>
+            <w:proofErr w:type="spellStart"/>
+            <w:r>
+              <w:rPr>
+                <w:rStyle w:val="Codice"/>
+                <w:rFonts w:eastAsia="MS Mincho"/>
+                <w:lang w:val="it-CH"/>
+              </w:rPr>
+              <w:t>rawtohex</w:t>
+            </w:r>
+            <w:proofErr w:type="spellEnd"/>
+            <w:r>
+              <w:rPr>
+                <w:rStyle w:val="Codice"/>
+                <w:rFonts w:eastAsia="MS Mincho"/>
+                <w:lang w:val="it-CH"/>
+              </w:rPr>
+              <w:t>(</w:t>
+            </w:r>
+            <w:proofErr w:type="spellStart"/>
+            <w:r>
+              <w:rPr>
+                <w:rStyle w:val="Codice"/>
+                <w:rFonts w:eastAsia="MS Mincho"/>
+                <w:lang w:val="it-CH"/>
+              </w:rPr>
+              <w:t>kikkey</w:t>
+            </w:r>
+            <w:proofErr w:type="spellEnd"/>
+            <w:r>
+              <w:rPr>
+                <w:rStyle w:val="Codice"/>
+                <w:rFonts w:eastAsia="MS Mincho"/>
+                <w:lang w:val="it-CH"/>
+              </w:rPr>
+              <w:t xml:space="preserve">), </w:t>
+            </w:r>
+            <w:proofErr w:type="spellStart"/>
+            <w:r>
+              <w:rPr>
+                <w:rStyle w:val="Codice"/>
+                <w:rFonts w:eastAsia="MS Mincho"/>
+                <w:lang w:val="it-CH"/>
+              </w:rPr>
+              <w:t>rawtohex</w:t>
+            </w:r>
+            <w:proofErr w:type="spellEnd"/>
+            <w:r>
+              <w:rPr>
+                <w:rStyle w:val="Codice"/>
+                <w:rFonts w:eastAsia="MS Mincho"/>
+                <w:lang w:val="it-CH"/>
+              </w:rPr>
+              <w:t>(</w:t>
+            </w:r>
+            <w:proofErr w:type="spellStart"/>
+            <w:r>
+              <w:rPr>
+                <w:rStyle w:val="Codice"/>
+                <w:rFonts w:eastAsia="MS Mincho"/>
+                <w:lang w:val="it-CH"/>
+              </w:rPr>
+              <w:t>chv</w:t>
+            </w:r>
+            <w:proofErr w:type="spellEnd"/>
+            <w:r>
+              <w:rPr>
+                <w:rStyle w:val="Codice"/>
+                <w:rFonts w:eastAsia="MS Mincho"/>
+                <w:lang w:val="it-CH"/>
+              </w:rPr>
+              <w:t xml:space="preserve">), </w:t>
+            </w:r>
+            <w:proofErr w:type="spellStart"/>
+            <w:r>
+              <w:rPr>
+                <w:rStyle w:val="Codice"/>
+                <w:rFonts w:eastAsia="MS Mincho"/>
+                <w:lang w:val="it-CH"/>
+              </w:rPr>
+              <w:t>rawtohex</w:t>
+            </w:r>
+            <w:proofErr w:type="spellEnd"/>
+            <w:r>
+              <w:rPr>
+                <w:rStyle w:val="Codice"/>
+                <w:rFonts w:eastAsia="MS Mincho"/>
+                <w:lang w:val="it-CH"/>
+              </w:rPr>
+              <w:t>(</w:t>
+            </w:r>
+            <w:proofErr w:type="spellStart"/>
+            <w:r>
+              <w:rPr>
+                <w:rStyle w:val="Codice"/>
+                <w:rFonts w:eastAsia="MS Mincho"/>
+                <w:lang w:val="it-CH"/>
+              </w:rPr>
+              <w:t>dap</w:t>
+            </w:r>
+            <w:proofErr w:type="spellEnd"/>
+            <w:r>
+              <w:rPr>
+                <w:rStyle w:val="Codice"/>
+                <w:rFonts w:eastAsia="MS Mincho"/>
+                <w:lang w:val="it-CH"/>
+              </w:rPr>
+              <w:t xml:space="preserve">)FROM </w:t>
+            </w:r>
+            <w:proofErr w:type="spellStart"/>
+            <w:r>
+              <w:rPr>
+                <w:rStyle w:val="Codice"/>
+                <w:rFonts w:eastAsia="MS Mincho"/>
+                <w:lang w:val="it-CH"/>
+              </w:rPr>
+              <w:t>otacardkey</w:t>
+            </w:r>
+            <w:proofErr w:type="spellEnd"/>
+            <w:r>
+              <w:rPr>
+                <w:rStyle w:val="Codice"/>
+                <w:rFonts w:eastAsia="MS Mincho"/>
+                <w:lang w:val="it-CH"/>
+              </w:rPr>
+              <w:t xml:space="preserve"> a </w:t>
+            </w:r>
+            <w:proofErr w:type="spellStart"/>
+            <w:r>
+              <w:rPr>
+                <w:rStyle w:val="Codice"/>
+                <w:rFonts w:eastAsia="MS Mincho"/>
+                <w:lang w:val="it-CH"/>
+              </w:rPr>
+              <w:t>where</w:t>
+            </w:r>
+            <w:proofErr w:type="spellEnd"/>
+            <w:r>
+              <w:rPr>
+                <w:rStyle w:val="Codice"/>
+                <w:rFonts w:eastAsia="MS Mincho"/>
+                <w:lang w:val="it-CH"/>
+              </w:rPr>
+              <w:t xml:space="preserve"> </w:t>
+            </w:r>
+            <w:proofErr w:type="spellStart"/>
+            <w:r>
+              <w:rPr>
+                <w:rStyle w:val="Codice"/>
+                <w:rFonts w:eastAsia="MS Mincho"/>
+                <w:lang w:val="it-CH"/>
+              </w:rPr>
+              <w:t>imsi</w:t>
+            </w:r>
+            <w:proofErr w:type="spellEnd"/>
+            <w:r>
+              <w:rPr>
+                <w:rStyle w:val="Codice"/>
+                <w:rFonts w:eastAsia="MS Mincho"/>
+                <w:lang w:val="it-CH"/>
+              </w:rPr>
+              <w:t xml:space="preserve">='340041795924770' ORDER BY </w:t>
+            </w:r>
+            <w:proofErr w:type="spellStart"/>
+            <w:r>
+              <w:rPr>
+                <w:rStyle w:val="Codice"/>
+                <w:rFonts w:eastAsia="MS Mincho"/>
+                <w:lang w:val="it-CH"/>
+              </w:rPr>
+              <w:t>keyset</w:t>
+            </w:r>
+            <w:proofErr w:type="spellEnd"/>
+            <w:r>
+              <w:rPr>
+                <w:rStyle w:val="Codice"/>
+                <w:rFonts w:eastAsia="MS Mincho"/>
+                <w:lang w:val="it-CH"/>
+              </w:rPr>
+              <w:t>;</w:t>
             </w:r>
           </w:p>
         </w:tc>
@@ -8466,7 +9867,115 @@
                 <w:szCs w:val="24"/>
                 <w:lang w:val="it-CH"/>
               </w:rPr>
-              <w:t>Keys visible in the DB (OtaCardKey) but not visible in the GUI (Card details)</w:t>
+              <w:t xml:space="preserve">Keys </w:t>
+            </w:r>
+            <w:proofErr w:type="spellStart"/>
+            <w:r>
+              <w:rPr>
+                <w:sz w:val="24"/>
+                <w:szCs w:val="24"/>
+                <w:lang w:val="it-CH"/>
+              </w:rPr>
+              <w:t>visible</w:t>
+            </w:r>
+            <w:proofErr w:type="spellEnd"/>
+            <w:r>
+              <w:rPr>
+                <w:sz w:val="24"/>
+                <w:szCs w:val="24"/>
+                <w:lang w:val="it-CH"/>
+              </w:rPr>
+              <w:t xml:space="preserve"> in the DB (</w:t>
+            </w:r>
+            <w:proofErr w:type="spellStart"/>
+            <w:r>
+              <w:rPr>
+                <w:sz w:val="24"/>
+                <w:szCs w:val="24"/>
+                <w:lang w:val="it-CH"/>
+              </w:rPr>
+              <w:t>OtaCardKey</w:t>
+            </w:r>
+            <w:proofErr w:type="spellEnd"/>
+            <w:r>
+              <w:rPr>
+                <w:sz w:val="24"/>
+                <w:szCs w:val="24"/>
+                <w:lang w:val="it-CH"/>
+              </w:rPr>
+              <w:t xml:space="preserve">) </w:t>
+            </w:r>
+            <w:proofErr w:type="spellStart"/>
+            <w:r>
+              <w:rPr>
+                <w:sz w:val="24"/>
+                <w:szCs w:val="24"/>
+                <w:lang w:val="it-CH"/>
+              </w:rPr>
+              <w:t>but</w:t>
+            </w:r>
+            <w:proofErr w:type="spellEnd"/>
+            <w:r>
+              <w:rPr>
+                <w:sz w:val="24"/>
+                <w:szCs w:val="24"/>
+                <w:lang w:val="it-CH"/>
+              </w:rPr>
+              <w:t xml:space="preserve"> </w:t>
+            </w:r>
+            <w:proofErr w:type="spellStart"/>
+            <w:r>
+              <w:rPr>
+                <w:sz w:val="24"/>
+                <w:szCs w:val="24"/>
+                <w:lang w:val="it-CH"/>
+              </w:rPr>
+              <w:t>not</w:t>
+            </w:r>
+            <w:proofErr w:type="spellEnd"/>
+            <w:r>
+              <w:rPr>
+                <w:sz w:val="24"/>
+                <w:szCs w:val="24"/>
+                <w:lang w:val="it-CH"/>
+              </w:rPr>
+              <w:t xml:space="preserve"> </w:t>
+            </w:r>
+            <w:proofErr w:type="spellStart"/>
+            <w:r>
+              <w:rPr>
+                <w:sz w:val="24"/>
+                <w:szCs w:val="24"/>
+                <w:lang w:val="it-CH"/>
+              </w:rPr>
+              <w:t>visible</w:t>
+            </w:r>
+            <w:proofErr w:type="spellEnd"/>
+            <w:r>
+              <w:rPr>
+                <w:sz w:val="24"/>
+                <w:szCs w:val="24"/>
+                <w:lang w:val="it-CH"/>
+              </w:rPr>
+              <w:t xml:space="preserve"> in the GUI (Card </w:t>
+            </w:r>
+            <w:proofErr w:type="spellStart"/>
+            <w:r>
+              <w:rPr>
+                <w:sz w:val="24"/>
+                <w:szCs w:val="24"/>
+                <w:lang w:val="it-CH"/>
+              </w:rPr>
+              <w:t>details</w:t>
+            </w:r>
+            <w:proofErr w:type="spellEnd"/>
+            <w:r>
+              <w:rPr>
+                <w:sz w:val="24"/>
+                <w:szCs w:val="24"/>
+                <w:lang w:val="it-CH"/>
+              </w:rPr>
+              <w:t>)</w:t>
             </w:r>
           </w:p>
         </w:tc>
@@ -8775,13 +10284,21 @@
         <w:t>.</w:t>
       </w:r>
       <w:r>
-        <w:t xml:space="preserve"> 1.7) (ad esempio Gan</w:t>
+        <w:t xml:space="preserve"> 1.7) (ad esempio </w:t>
+      </w:r>
+      <w:proofErr w:type="spellStart"/>
+      <w:r>
+        <w:t>Gan</w:t>
       </w:r>
       <w:r>
         <w:t>t</w:t>
       </w:r>
       <w:r>
-        <w:t>t consuntivo).</w:t>
+        <w:t>t</w:t>
+      </w:r>
+      <w:proofErr w:type="spellEnd"/>
+      <w:r>
+        <w:t xml:space="preserve"> consuntivo).</w:t>
       </w:r>
     </w:p>
     <w:p/>
@@ -9015,8 +10532,13 @@
         <w:t xml:space="preserve"> </w:t>
       </w:r>
       <w:r>
-        <w:t>Esempio di diagramma di Gantt</w:t>
-      </w:r>
+        <w:t xml:space="preserve">Esempio di diagramma di </w:t>
+      </w:r>
+      <w:proofErr w:type="spellStart"/>
+      <w:r>
+        <w:t>Gantt</w:t>
+      </w:r>
+      <w:proofErr w:type="spellEnd"/>
       <w:r>
         <w:t xml:space="preserve"> consuntivo</w:t>
       </w:r>
@@ -9265,8 +10787,13 @@
           <w:numId w:val="7"/>
         </w:numPr>
       </w:pPr>
-      <w:r>
-        <w:t>ev. Numero di edizione,</w:t>
+      <w:proofErr w:type="spellStart"/>
+      <w:r>
+        <w:t>ev</w:t>
+      </w:r>
+      <w:proofErr w:type="spellEnd"/>
+      <w:r>
+        <w:t>. Numero di edizione,</w:t>
       </w:r>
     </w:p>
     <w:p>
@@ -9330,7 +10857,15 @@
         </w:numPr>
       </w:pPr>
       <w:r>
-        <w:t>URL del sito (se troppo lungo solo dominio, evt completo nel diario),</w:t>
+        <w:t xml:space="preserve">URL del sito (se troppo lungo solo dominio, </w:t>
+      </w:r>
+      <w:proofErr w:type="spellStart"/>
+      <w:r>
+        <w:t>evt</w:t>
+      </w:r>
+      <w:proofErr w:type="spellEnd"/>
+      <w:r>
+        <w:t xml:space="preserve"> completo nel diario),</w:t>
       </w:r>
     </w:p>
     <w:p>
@@ -9494,7 +11029,15 @@
           </w:tcPr>
           <w:p>
             <w:r>
-              <w:t>American Standard Code for Information Interchange, codice per la codifica di caratteri.</w:t>
+              <w:t xml:space="preserve">American Standard Code for Information </w:t>
+            </w:r>
+            <w:proofErr w:type="spellStart"/>
+            <w:r>
+              <w:t>Interchange</w:t>
+            </w:r>
+            <w:proofErr w:type="spellEnd"/>
+            <w:r>
+              <w:t>, codice per la codifica di caratteri.</w:t>
             </w:r>
           </w:p>
         </w:tc>
@@ -9571,8 +11114,21 @@
             <w:tcW w:w="7081" w:type="dxa"/>
           </w:tcPr>
           <w:p>
-            <w:r>
-              <w:t>Zettabyte File System, filesystem opernsource a 128 bit con funzionalità avanzate.</w:t>
+            <w:proofErr w:type="spellStart"/>
+            <w:r>
+              <w:t>Zettabyte</w:t>
+            </w:r>
+            <w:proofErr w:type="spellEnd"/>
+            <w:r>
+              <w:t xml:space="preserve"> File System, filesystem </w:t>
+            </w:r>
+            <w:proofErr w:type="spellStart"/>
+            <w:r>
+              <w:t>opernsource</w:t>
+            </w:r>
+            <w:proofErr w:type="spellEnd"/>
+            <w:r>
+              <w:t xml:space="preserve"> a 128 bit con funzionalità avanzate.</w:t>
             </w:r>
           </w:p>
         </w:tc>
@@ -10046,11 +11602,16 @@
         </w:numPr>
       </w:pPr>
       <w:r>
-        <w:t>Mandato e/o Qd</w:t>
+        <w:t xml:space="preserve">Mandato e/o </w:t>
+      </w:r>
+      <w:proofErr w:type="spellStart"/>
+      <w:r>
+        <w:t>Qd</w:t>
       </w:r>
       <w:r>
         <w:t>C</w:t>
       </w:r>
+      <w:proofErr w:type="spellEnd"/>
     </w:p>
     <w:p>
       <w:pPr>
@@ -10243,12 +11804,14 @@
               <w:lang w:val="it-IT"/>
             </w:rPr>
           </w:pPr>
+          <w:proofErr w:type="spellStart"/>
           <w:r>
             <w:rPr>
               <w:lang w:val="it-IT"/>
             </w:rPr>
             <w:t>PokéCardDex</w:t>
           </w:r>
+          <w:proofErr w:type="spellEnd"/>
         </w:p>
       </w:tc>
     </w:tr>
@@ -10657,7 +12220,7 @@
         <w:noProof/>
         <w:sz w:val="20"/>
       </w:rPr>
-      <w:t>11.09.2026</w:t>
+      <w:t>18.09.2026</w:t>
     </w:r>
     <w:r>
       <w:rPr>
@@ -10885,7 +12448,7 @@
         <w:noProof/>
         <w:sz w:val="20"/>
       </w:rPr>
-      <w:t>11.09.2026</w:t>
+      <w:t>18.09.2026</w:t>
     </w:r>
     <w:r>
       <w:rPr>
@@ -11264,6 +12827,7 @@
               <w:sz w:val="20"/>
             </w:rPr>
           </w:pPr>
+          <w:proofErr w:type="spellStart"/>
           <w:r>
             <w:rPr>
               <w:rFonts w:cs="Arial"/>
@@ -11272,6 +12836,7 @@
             </w:rPr>
             <w:t>PokéCardDex</w:t>
           </w:r>
+          <w:proofErr w:type="spellEnd"/>
         </w:p>
       </w:tc>
       <w:tc>
@@ -16366,6 +17931,7 @@
   <w:style w:type="character" w:default="1" w:styleId="Carpredefinitoparagrafo">
     <w:name w:val="Default Paragraph Font"/>
     <w:uiPriority w:val="1"/>
+    <w:semiHidden/>
     <w:unhideWhenUsed/>
   </w:style>
   <w:style w:type="table" w:default="1" w:styleId="Tabellanormale">

--- a/3_Documentazione/documentazione progetto.docx
+++ b/3_Documentazione/documentazione progetto.docx
@@ -4477,7 +4477,28 @@
     </w:p>
     <w:p>
       <w:r>
-        <w:t>Il prodotto verrà utilizzato nel contesto di collezione e raccolta delle carte pokémon, nel contesto del collezionismo delle carte pokémon, non ci sono applicativi che ti permettano di segnalare quali carte si ha, l’unico modo era quello di indicare le carte che si ha in un foglio o in un file di testo</w:t>
+        <w:t>Il prodotto verrà utilizzato nel contesto di collezione e raccolta delle carte pokémon, nel contesto del collezionismo delle carte pokémon</w:t>
+      </w:r>
+      <w:r>
+        <w:t>.</w:t>
+      </w:r>
+      <w:r>
+        <w:t xml:space="preserve"> </w:t>
+      </w:r>
+      <w:r>
+        <w:t>N</w:t>
+      </w:r>
+      <w:r>
+        <w:t>on ci sono applicativi che permettano di segnalare quali carte si ha, l’unico modo era quello di indicare le carte che si ha in un foglio</w:t>
+      </w:r>
+      <w:r>
+        <w:t>,</w:t>
+      </w:r>
+      <w:r>
+        <w:t xml:space="preserve"> in un file di testo</w:t>
+      </w:r>
+      <w:r>
+        <w:t xml:space="preserve"> o un altro software di carte pokémon non ottimizzato per la raccolta. Il problema verrà risolto tramite l’uso combinato di server e API, il primo salverà i dati delle carte e li associa all’utente, mentre il secondo ha l’obbiettivo di validare le carte e di mostrarle su schermo.</w:t>
       </w:r>
     </w:p>
     <w:p>
@@ -4497,131 +4518,6 @@
       </w:r>
       <w:bookmarkEnd w:id="14"/>
       <w:bookmarkEnd w:id="15"/>
-    </w:p>
-    <w:p>
-      <w:r>
-        <w:t xml:space="preserve">Il </w:t>
-      </w:r>
-      <w:r>
-        <w:t>progettista, dopo aver ricevuto il mandato</w:t>
-      </w:r>
-      <w:r>
-        <w:t xml:space="preserve">, in collaborazione con il </w:t>
-      </w:r>
-      <w:r>
-        <w:t>committente</w:t>
-      </w:r>
-      <w:r>
-        <w:t xml:space="preserve"> redige una lista di requisiti</w:t>
-      </w:r>
-      <w:r>
-        <w:t xml:space="preserve">. Durante questi incontri, tramite interviste (da inserire nei diari), </w:t>
-      </w:r>
-      <w:r>
-        <w:t>il progettista deve cercare di rispondere alle seguenti domande:</w:t>
-      </w:r>
-    </w:p>
-    <w:p>
-      <w:pPr>
-        <w:numPr>
-          <w:ilvl w:val="0"/>
-          <w:numId w:val="13"/>
-        </w:numPr>
-      </w:pPr>
-      <w:r>
-        <w:t>Quali sono i bisogni del committente?</w:t>
-      </w:r>
-    </w:p>
-    <w:p>
-      <w:pPr>
-        <w:numPr>
-          <w:ilvl w:val="0"/>
-          <w:numId w:val="13"/>
-        </w:numPr>
-      </w:pPr>
-      <w:r>
-        <w:t>Quali funzioni deve svolgere il prodotto?</w:t>
-      </w:r>
-    </w:p>
-    <w:p>
-      <w:pPr>
-        <w:numPr>
-          <w:ilvl w:val="0"/>
-          <w:numId w:val="13"/>
-        </w:numPr>
-      </w:pPr>
-      <w:r>
-        <w:t>Come devono essere implementate?</w:t>
-      </w:r>
-    </w:p>
-    <w:p>
-      <w:pPr>
-        <w:numPr>
-          <w:ilvl w:val="0"/>
-          <w:numId w:val="13"/>
-        </w:numPr>
-      </w:pPr>
-      <w:r>
-        <w:t>L’utente, come vorrebbe/dovrebbe interagire con il prodotto?</w:t>
-      </w:r>
-    </w:p>
-    <w:p>
-      <w:pPr>
-        <w:numPr>
-          <w:ilvl w:val="0"/>
-          <w:numId w:val="13"/>
-        </w:numPr>
-      </w:pPr>
-      <w:r>
-        <w:t>Come verrà utilizzato il prodotto?</w:t>
-      </w:r>
-    </w:p>
-    <w:p>
-      <w:pPr>
-        <w:numPr>
-          <w:ilvl w:val="0"/>
-          <w:numId w:val="13"/>
-        </w:numPr>
-      </w:pPr>
-      <w:r>
-        <w:t xml:space="preserve">Che tipo di interfaccia </w:t>
-      </w:r>
-      <w:r>
-        <w:t>si immagina?</w:t>
-      </w:r>
-    </w:p>
-    <w:p>
-      <w:pPr>
-        <w:numPr>
-          <w:ilvl w:val="0"/>
-          <w:numId w:val="13"/>
-        </w:numPr>
-      </w:pPr>
-      <w:r>
-        <w:t>Che prestazioni minime deve fornire il prodotto?</w:t>
-      </w:r>
-    </w:p>
-    <w:p>
-      <w:pPr>
-        <w:numPr>
-          <w:ilvl w:val="0"/>
-          <w:numId w:val="13"/>
-        </w:numPr>
-      </w:pPr>
-      <w:r>
-        <w:t>Che grado di sicurezza deve avere il prodotto?</w:t>
-      </w:r>
-    </w:p>
-    <w:p>
-      <w:pPr>
-        <w:numPr>
-          <w:ilvl w:val="0"/>
-          <w:numId w:val="13"/>
-        </w:numPr>
-      </w:pPr>
-      <w:r>
-        <w:t>…</w:t>
-      </w:r>
     </w:p>
     <w:p>
       <w:pPr>
@@ -4897,7 +4793,6 @@
               <w:rPr>
                 <w:b/>
               </w:rPr>
-              <w:lastRenderedPageBreak/>
               <w:t>002</w:t>
             </w:r>
           </w:p>
@@ -5227,6 +5122,7 @@
                 <w:b/>
                 <w:bCs/>
               </w:rPr>
+              <w:lastRenderedPageBreak/>
               <w:t>Requisito</w:t>
             </w:r>
           </w:p>
@@ -6240,7 +6136,6 @@
               <w:rPr>
                 <w:b/>
               </w:rPr>
-              <w:lastRenderedPageBreak/>
               <w:t>002</w:t>
             </w:r>
           </w:p>
@@ -6415,6 +6310,7 @@
                 <w:b/>
                 <w:bCs/>
               </w:rPr>
+              <w:lastRenderedPageBreak/>
               <w:t>Requisito</w:t>
             </w:r>
           </w:p>
@@ -7434,7 +7330,6 @@
               <w:rPr>
                 <w:b/>
               </w:rPr>
-              <w:lastRenderedPageBreak/>
               <w:t>003</w:t>
             </w:r>
           </w:p>
@@ -7598,6 +7493,59 @@
       <w:r>
         <w:t>.</w:t>
       </w:r>
+      <w:r>
+        <w:rPr>
+          <w:noProof/>
+        </w:rPr>
+        <w:drawing>
+          <wp:inline distT="0" distB="0" distL="0" distR="0" wp14:anchorId="08270607" wp14:editId="2C1B2137">
+            <wp:extent cx="6013450" cy="4190057"/>
+            <wp:effectExtent l="0" t="0" r="6350" b="1270"/>
+            <wp:docPr id="5" name="Immagine 5"/>
+            <wp:cNvGraphicFramePr>
+              <a:graphicFrameLocks xmlns:a="http://schemas.openxmlformats.org/drawingml/2006/main" noChangeAspect="1"/>
+            </wp:cNvGraphicFramePr>
+            <a:graphic xmlns:a="http://schemas.openxmlformats.org/drawingml/2006/main">
+              <a:graphicData uri="http://schemas.openxmlformats.org/drawingml/2006/picture">
+                <pic:pic xmlns:pic="http://schemas.openxmlformats.org/drawingml/2006/picture">
+                  <pic:nvPicPr>
+                    <pic:cNvPr id="0" name="Picture 2"/>
+                    <pic:cNvPicPr>
+                      <a:picLocks noChangeAspect="1" noChangeArrowheads="1"/>
+                    </pic:cNvPicPr>
+                  </pic:nvPicPr>
+                  <pic:blipFill>
+                    <a:blip r:embed="rId8">
+                      <a:extLst>
+                        <a:ext uri="{28A0092B-C50C-407E-A947-70E740481C1C}">
+                          <a14:useLocalDpi xmlns:a14="http://schemas.microsoft.com/office/drawing/2010/main" val="0"/>
+                        </a:ext>
+                      </a:extLst>
+                    </a:blip>
+                    <a:srcRect/>
+                    <a:stretch>
+                      <a:fillRect/>
+                    </a:stretch>
+                  </pic:blipFill>
+                  <pic:spPr bwMode="auto">
+                    <a:xfrm>
+                      <a:off x="0" y="0"/>
+                      <a:ext cx="6015594" cy="4191551"/>
+                    </a:xfrm>
+                    <a:prstGeom prst="rect">
+                      <a:avLst/>
+                    </a:prstGeom>
+                    <a:noFill/>
+                    <a:ln>
+                      <a:noFill/>
+                    </a:ln>
+                  </pic:spPr>
+                </pic:pic>
+              </a:graphicData>
+            </a:graphic>
+          </wp:inline>
+        </w:drawing>
+      </w:r>
     </w:p>
     <w:p>
       <w:pPr>
@@ -7648,6 +7596,7 @@
         <w:rPr>
           <w:noProof/>
         </w:rPr>
+        <w:lastRenderedPageBreak/>
         <w:drawing>
           <wp:inline distT="0" distB="0" distL="0" distR="0" wp14:anchorId="280632B8" wp14:editId="61600608">
             <wp:extent cx="5972175" cy="2876550"/>
@@ -7666,7 +7615,7 @@
                     </pic:cNvPicPr>
                   </pic:nvPicPr>
                   <pic:blipFill>
-                    <a:blip r:embed="rId8" cstate="print">
+                    <a:blip r:embed="rId9" cstate="print">
                       <a:extLst>
                         <a:ext uri="{28A0092B-C50C-407E-A947-70E740481C1C}">
                           <a14:useLocalDpi xmlns:a14="http://schemas.microsoft.com/office/drawing/2010/main" val="0"/>
@@ -7776,10 +7725,10 @@
     <w:p>
       <w:pPr>
         <w:sectPr>
-          <w:headerReference w:type="default" r:id="rId9"/>
-          <w:footerReference w:type="default" r:id="rId10"/>
-          <w:headerReference w:type="first" r:id="rId11"/>
-          <w:footerReference w:type="first" r:id="rId12"/>
+          <w:headerReference w:type="default" r:id="rId10"/>
+          <w:footerReference w:type="default" r:id="rId11"/>
+          <w:headerReference w:type="first" r:id="rId12"/>
+          <w:footerReference w:type="first" r:id="rId13"/>
           <w:pgSz w:w="11906" w:h="16838"/>
           <w:pgMar w:top="1985" w:right="1134" w:bottom="1418" w:left="1134" w:header="567" w:footer="567" w:gutter="0"/>
           <w:pgNumType w:start="1"/>
@@ -7821,7 +7770,7 @@
                     </pic:cNvPicPr>
                   </pic:nvPicPr>
                   <pic:blipFill>
-                    <a:blip r:embed="rId8" cstate="print">
+                    <a:blip r:embed="rId9" cstate="print">
                       <a:extLst>
                         <a:ext uri="{28A0092B-C50C-407E-A947-70E740481C1C}">
                           <a14:useLocalDpi xmlns:a14="http://schemas.microsoft.com/office/drawing/2010/main" val="0"/>
@@ -7905,9 +7854,9 @@
     <w:p>
       <w:pPr>
         <w:sectPr>
-          <w:footerReference w:type="default" r:id="rId13"/>
-          <w:headerReference w:type="first" r:id="rId14"/>
-          <w:footerReference w:type="first" r:id="rId15"/>
+          <w:footerReference w:type="default" r:id="rId14"/>
+          <w:headerReference w:type="first" r:id="rId15"/>
+          <w:footerReference w:type="first" r:id="rId16"/>
           <w:pgSz w:w="16838" w:h="11906" w:orient="landscape"/>
           <w:pgMar w:top="720" w:right="720" w:bottom="720" w:left="720" w:header="567" w:footer="567" w:gutter="0"/>
           <w:cols w:space="720"/>
@@ -8180,7 +8129,7 @@
                     </pic:cNvPicPr>
                   </pic:nvPicPr>
                   <pic:blipFill>
-                    <a:blip r:embed="rId16">
+                    <a:blip r:embed="rId17">
                       <a:extLst>
                         <a:ext uri="{28A0092B-C50C-407E-A947-70E740481C1C}">
                           <a14:useLocalDpi xmlns:a14="http://schemas.microsoft.com/office/drawing/2010/main" val="0"/>
@@ -8290,7 +8239,7 @@
                     </pic:cNvPicPr>
                   </pic:nvPicPr>
                   <pic:blipFill>
-                    <a:blip r:embed="rId17">
+                    <a:blip r:embed="rId18">
                       <a:extLst>
                         <a:ext uri="{28A0092B-C50C-407E-A947-70E740481C1C}">
                           <a14:useLocalDpi xmlns:a14="http://schemas.microsoft.com/office/drawing/2010/main" val="0"/>
@@ -10306,10 +10255,10 @@
     <w:p>
       <w:pPr>
         <w:sectPr>
-          <w:headerReference w:type="default" r:id="rId18"/>
-          <w:footerReference w:type="default" r:id="rId19"/>
-          <w:headerReference w:type="first" r:id="rId20"/>
-          <w:footerReference w:type="first" r:id="rId21"/>
+          <w:headerReference w:type="default" r:id="rId19"/>
+          <w:footerReference w:type="default" r:id="rId20"/>
+          <w:headerReference w:type="first" r:id="rId21"/>
+          <w:footerReference w:type="first" r:id="rId22"/>
           <w:pgSz w:w="11906" w:h="16838"/>
           <w:pgMar w:top="1985" w:right="1134" w:bottom="1418" w:left="1134" w:header="567" w:footer="567" w:gutter="0"/>
           <w:cols w:space="720"/>
@@ -10461,7 +10410,7 @@
                     </pic:cNvPicPr>
                   </pic:nvPicPr>
                   <pic:blipFill>
-                    <a:blip r:embed="rId8" cstate="print">
+                    <a:blip r:embed="rId9" cstate="print">
                       <a:extLst>
                         <a:ext uri="{28A0092B-C50C-407E-A947-70E740481C1C}">
                           <a14:useLocalDpi xmlns:a14="http://schemas.microsoft.com/office/drawing/2010/main" val="0"/>
@@ -10548,8 +10497,8 @@
     <w:p>
       <w:pPr>
         <w:sectPr>
-          <w:headerReference w:type="first" r:id="rId22"/>
-          <w:footerReference w:type="first" r:id="rId23"/>
+          <w:headerReference w:type="first" r:id="rId23"/>
+          <w:footerReference w:type="first" r:id="rId24"/>
           <w:pgSz w:w="16838" w:h="11906" w:orient="landscape"/>
           <w:pgMar w:top="720" w:right="720" w:bottom="720" w:left="720" w:header="567" w:footer="567" w:gutter="0"/>
           <w:cols w:space="720"/>
@@ -11642,8 +11591,8 @@
       </w:pPr>
     </w:p>
     <w:sectPr>
-      <w:headerReference w:type="first" r:id="rId24"/>
-      <w:footerReference w:type="first" r:id="rId25"/>
+      <w:headerReference w:type="first" r:id="rId25"/>
+      <w:footerReference w:type="first" r:id="rId26"/>
       <w:pgSz w:w="11906" w:h="16838"/>
       <w:pgMar w:top="1985" w:right="1134" w:bottom="1418" w:left="1134" w:header="567" w:footer="567" w:gutter="0"/>
       <w:cols w:space="720"/>

--- a/3_Documentazione/documentazione progetto.docx
+++ b/3_Documentazione/documentazione progetto.docx
@@ -1,6 +1,6 @@
 
 <file path=word/document.xml><?xml version="1.0" encoding="utf-8"?>
-<w:document xmlns:wpc="http://schemas.microsoft.com/office/word/2010/wordprocessingCanvas" xmlns:cx="http://schemas.microsoft.com/office/drawing/2014/chartex" xmlns:cx1="http://schemas.microsoft.com/office/drawing/2015/9/8/chartex" xmlns:cx2="http://schemas.microsoft.com/office/drawing/2015/10/21/chartex" xmlns:cx3="http://schemas.microsoft.com/office/drawing/2016/5/9/chartex" xmlns:cx4="http://schemas.microsoft.com/office/drawing/2016/5/10/chartex" xmlns:cx5="http://schemas.microsoft.com/office/drawing/2016/5/11/chartex" xmlns:cx6="http://schemas.microsoft.com/office/drawing/2016/5/12/chartex" xmlns:cx7="http://schemas.microsoft.com/office/drawing/2016/5/13/chartex" xmlns:cx8="http://schemas.microsoft.com/office/drawing/2016/5/14/chartex" xmlns:mc="http://schemas.openxmlformats.org/markup-compatibility/2006" xmlns:aink="http://schemas.microsoft.com/office/drawing/2016/ink" xmlns:am3d="http://schemas.microsoft.com/office/drawing/2017/model3d" xmlns:o="urn:schemas-microsoft-com:office:office" xmlns:oel="http://schemas.microsoft.com/office/2019/extlst" xmlns:r="http://schemas.openxmlformats.org/officeDocument/2006/relationships" xmlns:m="http://schemas.openxmlformats.org/officeDocument/2006/math" xmlns:v="urn:schemas-microsoft-com:vml" xmlns:wp14="http://schemas.microsoft.com/office/word/2010/wordprocessingDrawing" xmlns:wp="http://schemas.openxmlformats.org/drawingml/2006/wordprocessingDrawing" xmlns:w10="urn:schemas-microsoft-com:office:word" xmlns:w="http://schemas.openxmlformats.org/wordprocessingml/2006/main" xmlns:w14="http://schemas.microsoft.com/office/word/2010/wordml" xmlns:w15="http://schemas.microsoft.com/office/word/2012/wordml" xmlns:w16cex="http://schemas.microsoft.com/office/word/2018/wordml/cex" xmlns:w16cid="http://schemas.microsoft.com/office/word/2016/wordml/cid" xmlns:w16="http://schemas.microsoft.com/office/word/2018/wordml" xmlns:w16sdtdh="http://schemas.microsoft.com/office/word/2020/wordml/sdtdatahash" xmlns:w16se="http://schemas.microsoft.com/office/word/2015/wordml/symex" xmlns:wpg="http://schemas.microsoft.com/office/word/2010/wordprocessingGroup" xmlns:wpi="http://schemas.microsoft.com/office/word/2010/wordprocessingInk" xmlns:wne="http://schemas.microsoft.com/office/word/2006/wordml" xmlns:wps="http://schemas.microsoft.com/office/word/2010/wordprocessingShape" mc:Ignorable="w14 w15 w16se w16cid w16 w16cex w16sdtdh wp14">
+<w:document xmlns:wpc="http://schemas.microsoft.com/office/word/2010/wordprocessingCanvas" xmlns:cx="http://schemas.microsoft.com/office/drawing/2014/chartex" xmlns:cx1="http://schemas.microsoft.com/office/drawing/2015/9/8/chartex" xmlns:cx2="http://schemas.microsoft.com/office/drawing/2015/10/21/chartex" xmlns:cx3="http://schemas.microsoft.com/office/drawing/2016/5/9/chartex" xmlns:cx4="http://schemas.microsoft.com/office/drawing/2016/5/10/chartex" xmlns:cx5="http://schemas.microsoft.com/office/drawing/2016/5/11/chartex" xmlns:cx6="http://schemas.microsoft.com/office/drawing/2016/5/12/chartex" xmlns:cx7="http://schemas.microsoft.com/office/drawing/2016/5/13/chartex" xmlns:cx8="http://schemas.microsoft.com/office/drawing/2016/5/14/chartex" xmlns:mc="http://schemas.openxmlformats.org/markup-compatibility/2006" xmlns:aink="http://schemas.microsoft.com/office/drawing/2016/ink" xmlns:am3d="http://schemas.microsoft.com/office/drawing/2017/model3d" xmlns:o="urn:schemas-microsoft-com:office:office" xmlns:oel="http://schemas.microsoft.com/office/2019/extlst" xmlns:r="http://schemas.openxmlformats.org/officeDocument/2006/relationships" xmlns:m="http://schemas.openxmlformats.org/officeDocument/2006/math" xmlns:v="urn:schemas-microsoft-com:vml" xmlns:wp14="http://schemas.microsoft.com/office/word/2010/wordprocessingDrawing" xmlns:wp="http://schemas.openxmlformats.org/drawingml/2006/wordprocessingDrawing" xmlns:w10="urn:schemas-microsoft-com:office:word" xmlns:w="http://schemas.openxmlformats.org/wordprocessingml/2006/main" xmlns:w14="http://schemas.microsoft.com/office/word/2010/wordml" xmlns:w15="http://schemas.microsoft.com/office/word/2012/wordml" xmlns:w16cex="http://schemas.microsoft.com/office/word/2018/wordml/cex" xmlns:w16cid="http://schemas.microsoft.com/office/word/2016/wordml/cid" xmlns:w16="http://schemas.microsoft.com/office/word/2018/wordml" xmlns:w16du="http://schemas.microsoft.com/office/word/2023/wordml/word16du" xmlns:w16sdtdh="http://schemas.microsoft.com/office/word/2020/wordml/sdtdatahash" xmlns:w16sdtfl="http://schemas.microsoft.com/office/word/2024/wordml/sdtformatlock" xmlns:w16se="http://schemas.microsoft.com/office/word/2015/wordml/symex" xmlns:wpg="http://schemas.microsoft.com/office/word/2010/wordprocessingGroup" xmlns:wpi="http://schemas.microsoft.com/office/word/2010/wordprocessingInk" xmlns:wne="http://schemas.microsoft.com/office/word/2006/wordml" xmlns:wps="http://schemas.microsoft.com/office/word/2010/wordprocessingShape" mc:Ignorable="w14 w15 w16se w16cid w16 w16cex w16sdtdh w16sdtfl w16du wp14">
   <w:body>
     <w:p>
       <w:pPr>
@@ -18,14 +18,12 @@
           <w:lang w:val="it-CH"/>
         </w:rPr>
       </w:pPr>
-      <w:proofErr w:type="spellStart"/>
       <w:r>
         <w:rPr>
           <w:lang w:val="it-CH"/>
         </w:rPr>
         <w:t>PokéCardDex</w:t>
       </w:r>
-      <w:proofErr w:type="spellEnd"/>
     </w:p>
     <w:p>
       <w:pPr>
@@ -3552,13 +3550,24 @@
     </w:p>
     <w:p/>
     <w:p>
-      <w:r>
+      <w:pPr>
+        <w:rPr>
+          <w:lang w:val="en-US"/>
+        </w:rPr>
+      </w:pPr>
+      <w:r>
+        <w:rPr>
+          <w:lang w:val="en-US"/>
+        </w:rPr>
         <w:t xml:space="preserve">Esempio di abstract: </w:t>
       </w:r>
     </w:p>
     <w:p>
       <w:pPr>
         <w:ind w:left="720"/>
+        <w:rPr>
+          <w:lang w:val="en-US"/>
+        </w:rPr>
       </w:pPr>
     </w:p>
     <w:p>
@@ -3566,733 +3575,29 @@
         <w:ind w:left="720"/>
         <w:rPr>
           <w:i/>
+          <w:lang w:val="en-US"/>
         </w:rPr>
       </w:pPr>
-      <w:proofErr w:type="spellStart"/>
       <w:r>
         <w:rPr>
           <w:i/>
+          <w:lang w:val="en-US"/>
         </w:rPr>
-        <w:t>As</w:t>
-      </w:r>
-      <w:proofErr w:type="spellEnd"/>
+        <w:t xml:space="preserve">As the size and complexity of today’s most modern computer chips increase, new techniques must be developed to effectively design and create Very </w:t>
+      </w:r>
       <w:r>
         <w:rPr>
           <w:i/>
+          <w:lang w:val="en-US"/>
         </w:rPr>
-        <w:t xml:space="preserve"> the size and </w:t>
-      </w:r>
-      <w:proofErr w:type="spellStart"/>
+        <w:t>Large-Scale</w:t>
+      </w:r>
       <w:r>
         <w:rPr>
           <w:i/>
+          <w:lang w:val="en-US"/>
         </w:rPr>
-        <w:t>complexity</w:t>
-      </w:r>
-      <w:proofErr w:type="spellEnd"/>
-      <w:r>
-        <w:rPr>
-          <w:i/>
-        </w:rPr>
-        <w:t xml:space="preserve"> of </w:t>
-      </w:r>
-      <w:proofErr w:type="spellStart"/>
-      <w:r>
-        <w:rPr>
-          <w:i/>
-        </w:rPr>
-        <w:t>today’s</w:t>
-      </w:r>
-      <w:proofErr w:type="spellEnd"/>
-      <w:r>
-        <w:rPr>
-          <w:i/>
-        </w:rPr>
-        <w:t xml:space="preserve"> </w:t>
-      </w:r>
-      <w:proofErr w:type="spellStart"/>
-      <w:r>
-        <w:rPr>
-          <w:i/>
-        </w:rPr>
-        <w:t>most</w:t>
-      </w:r>
-      <w:proofErr w:type="spellEnd"/>
-      <w:r>
-        <w:rPr>
-          <w:i/>
-        </w:rPr>
-        <w:t xml:space="preserve"> </w:t>
-      </w:r>
-      <w:proofErr w:type="spellStart"/>
-      <w:r>
-        <w:rPr>
-          <w:i/>
-        </w:rPr>
-        <w:t>modern</w:t>
-      </w:r>
-      <w:proofErr w:type="spellEnd"/>
-      <w:r>
-        <w:rPr>
-          <w:i/>
-        </w:rPr>
-        <w:t xml:space="preserve"> computer chips </w:t>
-      </w:r>
-      <w:proofErr w:type="spellStart"/>
-      <w:r>
-        <w:rPr>
-          <w:i/>
-        </w:rPr>
-        <w:t>increase</w:t>
-      </w:r>
-      <w:proofErr w:type="spellEnd"/>
-      <w:r>
-        <w:rPr>
-          <w:i/>
-        </w:rPr>
-        <w:t xml:space="preserve">, new techniques must be </w:t>
-      </w:r>
-      <w:proofErr w:type="spellStart"/>
-      <w:r>
-        <w:rPr>
-          <w:i/>
-        </w:rPr>
-        <w:t>developed</w:t>
-      </w:r>
-      <w:proofErr w:type="spellEnd"/>
-      <w:r>
-        <w:rPr>
-          <w:i/>
-        </w:rPr>
-        <w:t xml:space="preserve"> to </w:t>
-      </w:r>
-      <w:proofErr w:type="spellStart"/>
-      <w:r>
-        <w:rPr>
-          <w:i/>
-        </w:rPr>
-        <w:t>effectively</w:t>
-      </w:r>
-      <w:proofErr w:type="spellEnd"/>
-      <w:r>
-        <w:rPr>
-          <w:i/>
-        </w:rPr>
-        <w:t xml:space="preserve"> design and create </w:t>
-      </w:r>
-      <w:proofErr w:type="spellStart"/>
-      <w:r>
-        <w:rPr>
-          <w:i/>
-        </w:rPr>
-        <w:t>Very</w:t>
-      </w:r>
-      <w:proofErr w:type="spellEnd"/>
-      <w:r>
-        <w:rPr>
-          <w:i/>
-        </w:rPr>
-        <w:t xml:space="preserve"> </w:t>
-      </w:r>
-      <w:r>
-        <w:rPr>
-          <w:i/>
-        </w:rPr>
-        <w:t>Large-Scale</w:t>
-      </w:r>
-      <w:r>
-        <w:rPr>
-          <w:i/>
-        </w:rPr>
-        <w:t xml:space="preserve"> Integration chips </w:t>
-      </w:r>
-      <w:proofErr w:type="spellStart"/>
-      <w:r>
-        <w:rPr>
-          <w:i/>
-        </w:rPr>
-        <w:t>quickly</w:t>
-      </w:r>
-      <w:proofErr w:type="spellEnd"/>
-      <w:r>
-        <w:rPr>
-          <w:i/>
-        </w:rPr>
-        <w:t xml:space="preserve">. For </w:t>
-      </w:r>
-      <w:proofErr w:type="spellStart"/>
-      <w:r>
-        <w:rPr>
-          <w:i/>
-        </w:rPr>
-        <w:t>this</w:t>
-      </w:r>
-      <w:proofErr w:type="spellEnd"/>
-      <w:r>
-        <w:rPr>
-          <w:i/>
-        </w:rPr>
-        <w:t xml:space="preserve"> project, a new </w:t>
-      </w:r>
-      <w:proofErr w:type="spellStart"/>
-      <w:r>
-        <w:rPr>
-          <w:i/>
-        </w:rPr>
-        <w:t>type</w:t>
-      </w:r>
-      <w:proofErr w:type="spellEnd"/>
-      <w:r>
-        <w:rPr>
-          <w:i/>
-        </w:rPr>
-        <w:t xml:space="preserve"> of hardware </w:t>
-      </w:r>
-      <w:proofErr w:type="spellStart"/>
-      <w:r>
-        <w:rPr>
-          <w:i/>
-        </w:rPr>
-        <w:t>compiler</w:t>
-      </w:r>
-      <w:proofErr w:type="spellEnd"/>
-      <w:r>
-        <w:rPr>
-          <w:i/>
-        </w:rPr>
-        <w:t xml:space="preserve"> </w:t>
-      </w:r>
-      <w:proofErr w:type="spellStart"/>
-      <w:r>
-        <w:rPr>
-          <w:i/>
-        </w:rPr>
-        <w:t>is</w:t>
-      </w:r>
-      <w:proofErr w:type="spellEnd"/>
-      <w:r>
-        <w:rPr>
-          <w:i/>
-        </w:rPr>
-        <w:t xml:space="preserve"> </w:t>
-      </w:r>
-      <w:proofErr w:type="spellStart"/>
-      <w:r>
-        <w:rPr>
-          <w:i/>
-        </w:rPr>
-        <w:t>created</w:t>
-      </w:r>
-      <w:proofErr w:type="spellEnd"/>
-      <w:r>
-        <w:rPr>
-          <w:i/>
-        </w:rPr>
-        <w:t xml:space="preserve">. </w:t>
-      </w:r>
-      <w:proofErr w:type="spellStart"/>
-      <w:r>
-        <w:rPr>
-          <w:i/>
-        </w:rPr>
-        <w:t>This</w:t>
-      </w:r>
-      <w:proofErr w:type="spellEnd"/>
-      <w:r>
-        <w:rPr>
-          <w:i/>
-        </w:rPr>
-        <w:t xml:space="preserve"> hardware </w:t>
-      </w:r>
-      <w:proofErr w:type="spellStart"/>
-      <w:r>
-        <w:rPr>
-          <w:i/>
-        </w:rPr>
-        <w:t>compiler</w:t>
-      </w:r>
-      <w:proofErr w:type="spellEnd"/>
-      <w:r>
-        <w:rPr>
-          <w:i/>
-        </w:rPr>
-        <w:t xml:space="preserve"> </w:t>
-      </w:r>
-      <w:proofErr w:type="spellStart"/>
-      <w:r>
-        <w:rPr>
-          <w:i/>
-        </w:rPr>
-        <w:t>will</w:t>
-      </w:r>
-      <w:proofErr w:type="spellEnd"/>
-      <w:r>
-        <w:rPr>
-          <w:i/>
-        </w:rPr>
-        <w:t xml:space="preserve"> </w:t>
-      </w:r>
-      <w:proofErr w:type="spellStart"/>
-      <w:r>
-        <w:rPr>
-          <w:i/>
-        </w:rPr>
-        <w:t>read</w:t>
-      </w:r>
-      <w:proofErr w:type="spellEnd"/>
-      <w:r>
-        <w:rPr>
-          <w:i/>
-        </w:rPr>
-        <w:t xml:space="preserve"> a C++ </w:t>
-      </w:r>
-      <w:proofErr w:type="spellStart"/>
-      <w:r>
-        <w:rPr>
-          <w:i/>
-        </w:rPr>
-        <w:t>program</w:t>
-      </w:r>
-      <w:proofErr w:type="spellEnd"/>
-      <w:r>
-        <w:rPr>
-          <w:i/>
-        </w:rPr>
-        <w:t xml:space="preserve">, and </w:t>
-      </w:r>
-      <w:proofErr w:type="spellStart"/>
-      <w:r>
-        <w:rPr>
-          <w:i/>
-        </w:rPr>
-        <w:t>physically</w:t>
-      </w:r>
-      <w:proofErr w:type="spellEnd"/>
-      <w:r>
-        <w:rPr>
-          <w:i/>
-        </w:rPr>
-        <w:t xml:space="preserve"> design a </w:t>
-      </w:r>
-      <w:proofErr w:type="spellStart"/>
-      <w:r>
-        <w:rPr>
-          <w:i/>
-        </w:rPr>
-        <w:t>suitable</w:t>
-      </w:r>
-      <w:proofErr w:type="spellEnd"/>
-      <w:r>
-        <w:rPr>
-          <w:i/>
-        </w:rPr>
-        <w:t xml:space="preserve"> </w:t>
-      </w:r>
-      <w:proofErr w:type="spellStart"/>
-      <w:r>
-        <w:rPr>
-          <w:i/>
-        </w:rPr>
-        <w:t>microprocessor</w:t>
-      </w:r>
-      <w:proofErr w:type="spellEnd"/>
-      <w:r>
-        <w:rPr>
-          <w:i/>
-        </w:rPr>
-        <w:t xml:space="preserve"> </w:t>
-      </w:r>
-      <w:proofErr w:type="spellStart"/>
-      <w:r>
-        <w:rPr>
-          <w:i/>
-        </w:rPr>
-        <w:t>intended</w:t>
-      </w:r>
-      <w:proofErr w:type="spellEnd"/>
-      <w:r>
-        <w:rPr>
-          <w:i/>
-        </w:rPr>
-        <w:t xml:space="preserve"> for running </w:t>
-      </w:r>
-      <w:proofErr w:type="spellStart"/>
-      <w:r>
-        <w:rPr>
-          <w:i/>
-        </w:rPr>
-        <w:t>that</w:t>
-      </w:r>
-      <w:proofErr w:type="spellEnd"/>
-      <w:r>
-        <w:rPr>
-          <w:i/>
-        </w:rPr>
-        <w:t xml:space="preserve"> </w:t>
-      </w:r>
-      <w:proofErr w:type="spellStart"/>
-      <w:r>
-        <w:rPr>
-          <w:i/>
-        </w:rPr>
-        <w:t>specific</w:t>
-      </w:r>
-      <w:proofErr w:type="spellEnd"/>
-      <w:r>
-        <w:rPr>
-          <w:i/>
-        </w:rPr>
-        <w:t xml:space="preserve"> </w:t>
-      </w:r>
-      <w:proofErr w:type="spellStart"/>
-      <w:r>
-        <w:rPr>
-          <w:i/>
-        </w:rPr>
-        <w:t>program</w:t>
-      </w:r>
-      <w:proofErr w:type="spellEnd"/>
-      <w:r>
-        <w:rPr>
-          <w:i/>
-        </w:rPr>
-        <w:t xml:space="preserve">. With </w:t>
-      </w:r>
-      <w:proofErr w:type="spellStart"/>
-      <w:r>
-        <w:rPr>
-          <w:i/>
-        </w:rPr>
-        <w:t>this</w:t>
-      </w:r>
-      <w:proofErr w:type="spellEnd"/>
-      <w:r>
-        <w:rPr>
-          <w:i/>
-        </w:rPr>
-        <w:t xml:space="preserve"> new and </w:t>
-      </w:r>
-      <w:proofErr w:type="spellStart"/>
-      <w:r>
-        <w:rPr>
-          <w:i/>
-        </w:rPr>
-        <w:t>powerful</w:t>
-      </w:r>
-      <w:proofErr w:type="spellEnd"/>
-      <w:r>
-        <w:rPr>
-          <w:i/>
-        </w:rPr>
-        <w:t xml:space="preserve"> </w:t>
-      </w:r>
-      <w:proofErr w:type="spellStart"/>
-      <w:r>
-        <w:rPr>
-          <w:i/>
-        </w:rPr>
-        <w:t>compiler</w:t>
-      </w:r>
-      <w:proofErr w:type="spellEnd"/>
-      <w:r>
-        <w:rPr>
-          <w:i/>
-        </w:rPr>
-        <w:t xml:space="preserve">, </w:t>
-      </w:r>
-      <w:proofErr w:type="spellStart"/>
-      <w:r>
-        <w:rPr>
-          <w:i/>
-        </w:rPr>
-        <w:t>it</w:t>
-      </w:r>
-      <w:proofErr w:type="spellEnd"/>
-      <w:r>
-        <w:rPr>
-          <w:i/>
-        </w:rPr>
-        <w:t xml:space="preserve"> </w:t>
-      </w:r>
-      <w:proofErr w:type="spellStart"/>
-      <w:r>
-        <w:rPr>
-          <w:i/>
-        </w:rPr>
-        <w:t>is</w:t>
-      </w:r>
-      <w:proofErr w:type="spellEnd"/>
-      <w:r>
-        <w:rPr>
-          <w:i/>
-        </w:rPr>
-        <w:t xml:space="preserve"> </w:t>
-      </w:r>
-      <w:proofErr w:type="spellStart"/>
-      <w:r>
-        <w:rPr>
-          <w:i/>
-        </w:rPr>
-        <w:t>possible</w:t>
-      </w:r>
-      <w:proofErr w:type="spellEnd"/>
-      <w:r>
-        <w:rPr>
-          <w:i/>
-        </w:rPr>
-        <w:t xml:space="preserve"> to design </w:t>
-      </w:r>
-      <w:proofErr w:type="spellStart"/>
-      <w:r>
-        <w:rPr>
-          <w:i/>
-        </w:rPr>
-        <w:t>anything</w:t>
-      </w:r>
-      <w:proofErr w:type="spellEnd"/>
-      <w:r>
-        <w:rPr>
-          <w:i/>
-        </w:rPr>
-        <w:t xml:space="preserve"> from a small </w:t>
-      </w:r>
-      <w:proofErr w:type="spellStart"/>
-      <w:r>
-        <w:rPr>
-          <w:i/>
-        </w:rPr>
-        <w:t>adder</w:t>
-      </w:r>
-      <w:proofErr w:type="spellEnd"/>
-      <w:r>
-        <w:rPr>
-          <w:i/>
-        </w:rPr>
-        <w:t xml:space="preserve">, to a </w:t>
-      </w:r>
-      <w:proofErr w:type="spellStart"/>
-      <w:r>
-        <w:rPr>
-          <w:i/>
-        </w:rPr>
-        <w:t>microprocessor</w:t>
-      </w:r>
-      <w:proofErr w:type="spellEnd"/>
-      <w:r>
-        <w:rPr>
-          <w:i/>
-        </w:rPr>
-        <w:t xml:space="preserve"> with </w:t>
-      </w:r>
-      <w:proofErr w:type="spellStart"/>
-      <w:r>
-        <w:rPr>
-          <w:i/>
-        </w:rPr>
-        <w:t>millions</w:t>
-      </w:r>
-      <w:proofErr w:type="spellEnd"/>
-      <w:r>
-        <w:rPr>
-          <w:i/>
-        </w:rPr>
-        <w:t xml:space="preserve"> of </w:t>
-      </w:r>
-      <w:proofErr w:type="spellStart"/>
-      <w:r>
-        <w:rPr>
-          <w:i/>
-        </w:rPr>
-        <w:t>transistors</w:t>
-      </w:r>
-      <w:proofErr w:type="spellEnd"/>
-      <w:r>
-        <w:rPr>
-          <w:i/>
-        </w:rPr>
-        <w:t xml:space="preserve">. </w:t>
-      </w:r>
-      <w:proofErr w:type="spellStart"/>
-      <w:r>
-        <w:rPr>
-          <w:i/>
-        </w:rPr>
-        <w:t>Designing</w:t>
-      </w:r>
-      <w:proofErr w:type="spellEnd"/>
-      <w:r>
-        <w:rPr>
-          <w:i/>
-        </w:rPr>
-        <w:t xml:space="preserve"> new computer chips, </w:t>
-      </w:r>
-      <w:proofErr w:type="spellStart"/>
-      <w:r>
-        <w:rPr>
-          <w:i/>
-        </w:rPr>
-        <w:t>such</w:t>
-      </w:r>
-      <w:proofErr w:type="spellEnd"/>
-      <w:r>
-        <w:rPr>
-          <w:i/>
-        </w:rPr>
-        <w:t xml:space="preserve"> </w:t>
-      </w:r>
-      <w:proofErr w:type="spellStart"/>
-      <w:r>
-        <w:rPr>
-          <w:i/>
-        </w:rPr>
-        <w:t>as</w:t>
-      </w:r>
-      <w:proofErr w:type="spellEnd"/>
-      <w:r>
-        <w:rPr>
-          <w:i/>
-        </w:rPr>
-        <w:t xml:space="preserve"> the Pentium 4, can </w:t>
-      </w:r>
-      <w:proofErr w:type="spellStart"/>
-      <w:r>
-        <w:rPr>
-          <w:i/>
-        </w:rPr>
-        <w:t>require</w:t>
-      </w:r>
-      <w:proofErr w:type="spellEnd"/>
-      <w:r>
-        <w:rPr>
-          <w:i/>
-        </w:rPr>
-        <w:t xml:space="preserve"> </w:t>
-      </w:r>
-      <w:proofErr w:type="spellStart"/>
-      <w:r>
-        <w:rPr>
-          <w:i/>
-        </w:rPr>
-        <w:t>dozens</w:t>
-      </w:r>
-      <w:proofErr w:type="spellEnd"/>
-      <w:r>
-        <w:rPr>
-          <w:i/>
-        </w:rPr>
-        <w:t xml:space="preserve"> of </w:t>
-      </w:r>
-      <w:proofErr w:type="spellStart"/>
-      <w:r>
-        <w:rPr>
-          <w:i/>
-        </w:rPr>
-        <w:t>engineers</w:t>
-      </w:r>
-      <w:proofErr w:type="spellEnd"/>
-      <w:r>
-        <w:rPr>
-          <w:i/>
-        </w:rPr>
-        <w:t xml:space="preserve"> and </w:t>
-      </w:r>
-      <w:proofErr w:type="spellStart"/>
-      <w:r>
-        <w:rPr>
-          <w:i/>
-        </w:rPr>
-        <w:t>months</w:t>
-      </w:r>
-      <w:proofErr w:type="spellEnd"/>
-      <w:r>
-        <w:rPr>
-          <w:i/>
-        </w:rPr>
-        <w:t xml:space="preserve"> of time. With the help of </w:t>
-      </w:r>
-      <w:proofErr w:type="spellStart"/>
-      <w:r>
-        <w:rPr>
-          <w:i/>
-        </w:rPr>
-        <w:t>this</w:t>
-      </w:r>
-      <w:proofErr w:type="spellEnd"/>
-      <w:r>
-        <w:rPr>
-          <w:i/>
-        </w:rPr>
-        <w:t xml:space="preserve"> </w:t>
-      </w:r>
-      <w:proofErr w:type="spellStart"/>
-      <w:r>
-        <w:rPr>
-          <w:i/>
-        </w:rPr>
-        <w:t>compiler</w:t>
-      </w:r>
-      <w:proofErr w:type="spellEnd"/>
-      <w:r>
-        <w:rPr>
-          <w:i/>
-        </w:rPr>
-        <w:t xml:space="preserve">, a single </w:t>
-      </w:r>
-      <w:proofErr w:type="spellStart"/>
-      <w:r>
-        <w:rPr>
-          <w:i/>
-        </w:rPr>
-        <w:t>person</w:t>
-      </w:r>
-      <w:proofErr w:type="spellEnd"/>
-      <w:r>
-        <w:rPr>
-          <w:i/>
-        </w:rPr>
-        <w:t xml:space="preserve"> </w:t>
-      </w:r>
-      <w:proofErr w:type="spellStart"/>
-      <w:r>
-        <w:rPr>
-          <w:i/>
-        </w:rPr>
-        <w:t>could</w:t>
-      </w:r>
-      <w:proofErr w:type="spellEnd"/>
-      <w:r>
-        <w:rPr>
-          <w:i/>
-        </w:rPr>
-        <w:t xml:space="preserve"> design </w:t>
-      </w:r>
-      <w:proofErr w:type="spellStart"/>
-      <w:r>
-        <w:rPr>
-          <w:i/>
-        </w:rPr>
-        <w:t>such</w:t>
-      </w:r>
-      <w:proofErr w:type="spellEnd"/>
-      <w:r>
-        <w:rPr>
-          <w:i/>
-        </w:rPr>
-        <w:t xml:space="preserve"> a large-scale </w:t>
-      </w:r>
-      <w:proofErr w:type="spellStart"/>
-      <w:r>
-        <w:rPr>
-          <w:i/>
-        </w:rPr>
-        <w:t>microprocessor</w:t>
-      </w:r>
-      <w:proofErr w:type="spellEnd"/>
-      <w:r>
-        <w:rPr>
-          <w:i/>
-        </w:rPr>
-        <w:t xml:space="preserve"> in just weeks.</w:t>
+        <w:t xml:space="preserve"> Integration chips quickly. For this project, a new type of hardware compiler is created. This hardware compiler will read a C++ program, and physically design a suitable microprocessor intended for running that specific program. With this new and powerful compiler, it is possible to design anything from a small adder, to a microprocessor with millions of transistors. Designing new computer chips, such as the Pentium 4, can require dozens of engineers and months of time. With the help of this compiler, a single person could design such a large-scale microprocessor in just weeks.</w:t>
       </w:r>
     </w:p>
     <w:p>
@@ -4300,6 +3605,7 @@
         <w:ind w:left="720"/>
         <w:rPr>
           <w:i/>
+          <w:lang w:val="en-US"/>
         </w:rPr>
       </w:pPr>
     </w:p>
@@ -4486,19 +3792,72 @@
         <w:t xml:space="preserve"> </w:t>
       </w:r>
       <w:r>
-        <w:t>N</w:t>
-      </w:r>
-      <w:r>
-        <w:t>on ci sono applicativi che permettano di segnalare quali carte si ha, l’unico modo era quello di indicare le carte che si ha in un foglio</w:t>
-      </w:r>
-      <w:r>
-        <w:t>,</w:t>
-      </w:r>
-      <w:r>
-        <w:t xml:space="preserve"> in un file di testo</w:t>
-      </w:r>
-      <w:r>
-        <w:t xml:space="preserve"> o un altro software di carte pokémon non ottimizzato per la raccolta. Il problema verrà risolto tramite l’uso combinato di server e API, il primo salverà i dati delle carte e li associa all’utente, mentre il secondo ha l’obbiettivo di validare le carte e di mostrarle su schermo.</w:t>
+        <w:t>C</w:t>
+      </w:r>
+      <w:r>
+        <w:t>i sono applicativi che permettano di segnalare quali carte si ha</w:t>
+      </w:r>
+      <w:r>
+        <w:t xml:space="preserve"> e il loro valore</w:t>
+      </w:r>
+      <w:r>
+        <w:t xml:space="preserve">, </w:t>
+      </w:r>
+      <w:r>
+        <w:t xml:space="preserve">ad esempio </w:t>
+      </w:r>
+      <w:hyperlink r:id="rId8" w:history="1">
+        <w:r>
+          <w:rPr>
+            <w:rStyle w:val="Collegamentoipertestuale"/>
+            <w:i/>
+            <w:iCs/>
+          </w:rPr>
+          <w:t>Compleo : Collezione TCG</w:t>
+        </w:r>
+      </w:hyperlink>
+      <w:r>
+        <w:rPr>
+          <w:i/>
+          <w:iCs/>
+        </w:rPr>
+        <w:t xml:space="preserve"> </w:t>
+      </w:r>
+      <w:r>
+        <w:t>di</w:t>
+      </w:r>
+      <w:r>
+        <w:t xml:space="preserve"> Tera Dev SRL</w:t>
+      </w:r>
+      <w:r>
+        <w:t>.</w:t>
+      </w:r>
+      <w:r>
+        <w:t xml:space="preserve"> Noi però useremo come supporto i browser come google chrome. L’applicativo web viene supportato dall’</w:t>
+      </w:r>
+      <w:r>
+        <w:t xml:space="preserve">uso combinato di server e API, il </w:t>
+      </w:r>
+      <w:r>
+        <w:t>server</w:t>
+      </w:r>
+      <w:r>
+        <w:t xml:space="preserve"> salv</w:t>
+      </w:r>
+      <w:r>
+        <w:t>a</w:t>
+      </w:r>
+      <w:r>
+        <w:t xml:space="preserve"> i dati delle carte e li associa all’utente, mentre </w:t>
+      </w:r>
+      <w:r>
+        <w:t>l’API</w:t>
+      </w:r>
+      <w:r>
+        <w:t xml:space="preserve"> ha l’obbiettivo di validare le carte e di mostrarle su schermo</w:t>
+      </w:r>
+      <w:r>
+        <w:t xml:space="preserve"> dai server di TCGdex.</w:t>
       </w:r>
     </w:p>
     <w:p>
@@ -5122,7 +4481,6 @@
                 <w:b/>
                 <w:bCs/>
               </w:rPr>
-              <w:lastRenderedPageBreak/>
               <w:t>Requisito</w:t>
             </w:r>
           </w:p>
@@ -5499,15 +4857,7 @@
           </w:tcPr>
           <w:p>
             <w:r>
-              <w:t xml:space="preserve">Si necessita di una pagina per il </w:t>
-            </w:r>
-            <w:proofErr w:type="spellStart"/>
-            <w:r>
-              <w:t>sign</w:t>
-            </w:r>
-            <w:proofErr w:type="spellEnd"/>
-            <w:r>
-              <w:t>-in</w:t>
+              <w:t>Si necessita di una pagina per il sign-in</w:t>
             </w:r>
           </w:p>
         </w:tc>
@@ -5767,21 +5117,8 @@
               <w:t xml:space="preserve">di </w:t>
             </w:r>
             <w:r>
-              <w:t xml:space="preserve">implementare il </w:t>
-            </w:r>
-            <w:proofErr w:type="spellStart"/>
-            <w:r>
-              <w:t>get</w:t>
-            </w:r>
-            <w:proofErr w:type="spellEnd"/>
-            <w:r>
-              <w:t xml:space="preserve"> di </w:t>
-            </w:r>
-            <w:proofErr w:type="spellStart"/>
-            <w:r>
-              <w:t>tcgdex.dev</w:t>
-            </w:r>
-            <w:proofErr w:type="spellEnd"/>
+              <w:t>implementare il get di tcgdex.dev</w:t>
+            </w:r>
           </w:p>
         </w:tc>
       </w:tr>
@@ -5815,15 +5152,7 @@
               <w:t xml:space="preserve">Si necessita di </w:t>
             </w:r>
             <w:r>
-              <w:t xml:space="preserve">convertire il codice inserito in id delle carte di </w:t>
-            </w:r>
-            <w:proofErr w:type="spellStart"/>
-            <w:r>
-              <w:t>tcgdex</w:t>
-            </w:r>
-            <w:proofErr w:type="spellEnd"/>
-            <w:r>
-              <w:t xml:space="preserve"> (es.: me05-048)</w:t>
+              <w:t>convertire il codice inserito in id delle carte di tcgdex (es.: me05-048)</w:t>
             </w:r>
           </w:p>
         </w:tc>
@@ -6513,15 +5842,7 @@
               <w:t xml:space="preserve">Si </w:t>
             </w:r>
             <w:r>
-              <w:t xml:space="preserve">deve poter inserire nuovi dati dalla pagina di </w:t>
-            </w:r>
-            <w:proofErr w:type="spellStart"/>
-            <w:r>
-              <w:t>sign</w:t>
-            </w:r>
-            <w:proofErr w:type="spellEnd"/>
-            <w:r>
-              <w:t>-in al DB</w:t>
+              <w:t>deve poter inserire nuovi dati dalla pagina di sign-in al DB</w:t>
             </w:r>
           </w:p>
         </w:tc>
@@ -7515,7 +6836,7 @@
                     </pic:cNvPicPr>
                   </pic:nvPicPr>
                   <pic:blipFill>
-                    <a:blip r:embed="rId8">
+                    <a:blip r:embed="rId9">
                       <a:extLst>
                         <a:ext uri="{28A0092B-C50C-407E-A947-70E740481C1C}">
                           <a14:useLocalDpi xmlns:a14="http://schemas.microsoft.com/office/drawing/2010/main" val="0"/>
@@ -7576,15 +6897,7 @@
     <w:p/>
     <w:p>
       <w:r>
-        <w:t xml:space="preserve">La pianificazione può essere rappresentata mediante un diagramma di </w:t>
-      </w:r>
-      <w:proofErr w:type="spellStart"/>
-      <w:r>
-        <w:t>Gantt</w:t>
-      </w:r>
-      <w:proofErr w:type="spellEnd"/>
-      <w:r>
-        <w:t>:</w:t>
+        <w:t>La pianificazione può essere rappresentata mediante un diagramma di Gantt:</w:t>
       </w:r>
     </w:p>
     <w:p/>
@@ -7615,7 +6928,7 @@
                     </pic:cNvPicPr>
                   </pic:nvPicPr>
                   <pic:blipFill>
-                    <a:blip r:embed="rId9" cstate="print">
+                    <a:blip r:embed="rId10" cstate="print">
                       <a:extLst>
                         <a:ext uri="{28A0092B-C50C-407E-A947-70E740481C1C}">
                           <a14:useLocalDpi xmlns:a14="http://schemas.microsoft.com/office/drawing/2010/main" val="0"/>
@@ -7686,14 +6999,9 @@
         <w:t xml:space="preserve"> </w:t>
       </w:r>
       <w:r>
-        <w:t xml:space="preserve">Esempio di diagramma di </w:t>
-      </w:r>
-      <w:proofErr w:type="spellStart"/>
-      <w:r>
-        <w:t>Gantt</w:t>
+        <w:t>Esempio di diagramma di Gantt</w:t>
       </w:r>
       <w:bookmarkEnd w:id="20"/>
-      <w:proofErr w:type="spellEnd"/>
     </w:p>
     <w:p>
       <w:r>
@@ -7709,15 +7017,7 @@
         <w:t>.</w:t>
       </w:r>
       <w:r>
-        <w:t xml:space="preserve"> </w:t>
-      </w:r>
-      <w:proofErr w:type="spellStart"/>
-      <w:r>
-        <w:t>scrum</w:t>
-      </w:r>
-      <w:proofErr w:type="spellEnd"/>
-      <w:r>
-        <w:t>), dovranno apparire in questo capitolo.</w:t>
+        <w:t xml:space="preserve"> scrum), dovranno apparire in questo capitolo.</w:t>
       </w:r>
     </w:p>
     <w:p/>
@@ -7725,10 +7025,10 @@
     <w:p>
       <w:pPr>
         <w:sectPr>
-          <w:headerReference w:type="default" r:id="rId10"/>
-          <w:footerReference w:type="default" r:id="rId11"/>
-          <w:headerReference w:type="first" r:id="rId12"/>
-          <w:footerReference w:type="first" r:id="rId13"/>
+          <w:headerReference w:type="default" r:id="rId11"/>
+          <w:footerReference w:type="default" r:id="rId12"/>
+          <w:headerReference w:type="first" r:id="rId13"/>
+          <w:footerReference w:type="first" r:id="rId14"/>
           <w:pgSz w:w="11906" w:h="16838"/>
           <w:pgMar w:top="1985" w:right="1134" w:bottom="1418" w:left="1134" w:header="567" w:footer="567" w:gutter="0"/>
           <w:pgNumType w:start="1"/>
@@ -7770,7 +7070,7 @@
                     </pic:cNvPicPr>
                   </pic:nvPicPr>
                   <pic:blipFill>
-                    <a:blip r:embed="rId9" cstate="print">
+                    <a:blip r:embed="rId10" cstate="print">
                       <a:extLst>
                         <a:ext uri="{28A0092B-C50C-407E-A947-70E740481C1C}">
                           <a14:useLocalDpi xmlns:a14="http://schemas.microsoft.com/office/drawing/2010/main" val="0"/>
@@ -7841,22 +7141,17 @@
         <w:t xml:space="preserve"> </w:t>
       </w:r>
       <w:r>
-        <w:t xml:space="preserve">Esempio di diagramma di </w:t>
-      </w:r>
-      <w:proofErr w:type="spellStart"/>
-      <w:r>
-        <w:t>Gantt</w:t>
+        <w:t>Esempio di diagramma di Gantt</w:t>
       </w:r>
       <w:bookmarkEnd w:id="21"/>
-      <w:proofErr w:type="spellEnd"/>
     </w:p>
     <w:p/>
     <w:p>
       <w:pPr>
         <w:sectPr>
-          <w:footerReference w:type="default" r:id="rId14"/>
-          <w:headerReference w:type="first" r:id="rId15"/>
-          <w:footerReference w:type="first" r:id="rId16"/>
+          <w:footerReference w:type="default" r:id="rId15"/>
+          <w:headerReference w:type="first" r:id="rId16"/>
+          <w:footerReference w:type="first" r:id="rId17"/>
           <w:pgSz w:w="16838" w:h="11906" w:orient="landscape"/>
           <w:pgMar w:top="720" w:right="720" w:bottom="720" w:left="720" w:header="567" w:footer="567" w:gutter="0"/>
           <w:cols w:space="720"/>
@@ -8055,13 +7350,8 @@
         </w:numPr>
       </w:pPr>
       <w:r>
-        <w:t xml:space="preserve">Eventuale </w:t>
-      </w:r>
-      <w:proofErr w:type="spellStart"/>
-      <w:r>
-        <w:t>sitemap</w:t>
-      </w:r>
-      <w:proofErr w:type="spellEnd"/>
+        <w:t>Eventuale sitemap</w:t>
+      </w:r>
     </w:p>
     <w:p>
       <w:pPr>
@@ -8129,7 +7419,7 @@
                     </pic:cNvPicPr>
                   </pic:nvPicPr>
                   <pic:blipFill>
-                    <a:blip r:embed="rId17">
+                    <a:blip r:embed="rId18">
                       <a:extLst>
                         <a:ext uri="{28A0092B-C50C-407E-A947-70E740481C1C}">
                           <a14:useLocalDpi xmlns:a14="http://schemas.microsoft.com/office/drawing/2010/main" val="0"/>
@@ -8239,7 +7529,7 @@
                     </pic:cNvPicPr>
                   </pic:nvPicPr>
                   <pic:blipFill>
-                    <a:blip r:embed="rId18">
+                    <a:blip r:embed="rId19">
                       <a:extLst>
                         <a:ext uri="{28A0092B-C50C-407E-A947-70E740481C1C}">
                           <a14:useLocalDpi xmlns:a14="http://schemas.microsoft.com/office/drawing/2010/main" val="0"/>
@@ -8343,15 +7633,7 @@
     </w:p>
     <w:p>
       <w:r>
-        <w:t xml:space="preserve">Descrizione delle interfacce interne ed esterne del sistema e dell’interfaccia utente. La progettazione delle interfacce è basata sulle informazioni ricavate durante la fase di analisi e realizzata tramite </w:t>
-      </w:r>
-      <w:proofErr w:type="spellStart"/>
-      <w:r>
-        <w:t>mockups</w:t>
-      </w:r>
-      <w:proofErr w:type="spellEnd"/>
-      <w:r>
-        <w:t>.</w:t>
+        <w:t>Descrizione delle interfacce interne ed esterne del sistema e dell’interfaccia utente. La progettazione delle interfacce è basata sulle informazioni ricavate durante la fase di analisi e realizzata tramite mockups.</w:t>
       </w:r>
     </w:p>
     <w:p>
@@ -8420,13 +7702,8 @@
         </w:numPr>
       </w:pPr>
       <w:r>
-        <w:t xml:space="preserve">Tabelle di </w:t>
-      </w:r>
-      <w:proofErr w:type="spellStart"/>
-      <w:r>
-        <w:t>routing</w:t>
-      </w:r>
-      <w:proofErr w:type="spellEnd"/>
+        <w:t>Tabelle di routing</w:t>
+      </w:r>
     </w:p>
     <w:p>
       <w:pPr>
@@ -8703,70 +7980,16 @@
               <w:rPr>
                 <w:sz w:val="24"/>
                 <w:szCs w:val="24"/>
-                <w:lang w:val="it-CH"/>
+                <w:lang w:val="en-US"/>
               </w:rPr>
             </w:pPr>
             <w:r>
               <w:rPr>
                 <w:sz w:val="24"/>
                 <w:szCs w:val="24"/>
-                <w:lang w:val="it-CH"/>
-              </w:rPr>
-              <w:t xml:space="preserve">Import a card with KIC, KID and KIK keys, </w:t>
-            </w:r>
-            <w:proofErr w:type="spellStart"/>
-            <w:r>
-              <w:rPr>
-                <w:sz w:val="24"/>
-                <w:szCs w:val="24"/>
-                <w:lang w:val="it-CH"/>
-              </w:rPr>
-              <w:t>but</w:t>
-            </w:r>
-            <w:proofErr w:type="spellEnd"/>
-            <w:r>
-              <w:rPr>
-                <w:sz w:val="24"/>
-                <w:szCs w:val="24"/>
-                <w:lang w:val="it-CH"/>
-              </w:rPr>
-              <w:t xml:space="preserve"> </w:t>
-            </w:r>
-            <w:proofErr w:type="spellStart"/>
-            <w:r>
-              <w:rPr>
-                <w:sz w:val="24"/>
-                <w:szCs w:val="24"/>
-                <w:lang w:val="it-CH"/>
-              </w:rPr>
-              <w:t>not</w:t>
-            </w:r>
-            <w:proofErr w:type="spellEnd"/>
-            <w:r>
-              <w:rPr>
-                <w:sz w:val="24"/>
-                <w:szCs w:val="24"/>
-                <w:lang w:val="it-CH"/>
-              </w:rPr>
-              <w:t xml:space="preserve"> </w:t>
-            </w:r>
-            <w:proofErr w:type="spellStart"/>
-            <w:r>
-              <w:rPr>
-                <w:sz w:val="24"/>
-                <w:szCs w:val="24"/>
-                <w:lang w:val="it-CH"/>
-              </w:rPr>
-              <w:t>shown</w:t>
-            </w:r>
-            <w:proofErr w:type="spellEnd"/>
-            <w:r>
-              <w:rPr>
-                <w:sz w:val="24"/>
-                <w:szCs w:val="24"/>
-                <w:lang w:val="it-CH"/>
-              </w:rPr>
-              <w:t xml:space="preserve"> with the GUI</w:t>
+                <w:lang w:val="en-US"/>
+              </w:rPr>
+              <w:t>Import a card with KIC, KID and KIK keys, but not shown with the GUI</w:t>
             </w:r>
           </w:p>
         </w:tc>
@@ -8809,88 +8032,16 @@
               <w:rPr>
                 <w:sz w:val="24"/>
                 <w:szCs w:val="24"/>
-                <w:lang w:val="it-CH"/>
+                <w:lang w:val="en-US"/>
               </w:rPr>
             </w:pPr>
             <w:r>
               <w:rPr>
                 <w:sz w:val="24"/>
                 <w:szCs w:val="24"/>
-                <w:lang w:val="it-CH"/>
-              </w:rPr>
-              <w:t xml:space="preserve">Import a card with KIC, KID and KIK keys with no </w:t>
-            </w:r>
-            <w:proofErr w:type="spellStart"/>
-            <w:r>
-              <w:rPr>
-                <w:sz w:val="24"/>
-                <w:szCs w:val="24"/>
-                <w:lang w:val="it-CH"/>
-              </w:rPr>
-              <w:t>obfuscation</w:t>
-            </w:r>
-            <w:proofErr w:type="spellEnd"/>
-            <w:r>
-              <w:rPr>
-                <w:sz w:val="24"/>
-                <w:szCs w:val="24"/>
-                <w:lang w:val="it-CH"/>
-              </w:rPr>
-              <w:t xml:space="preserve">, </w:t>
-            </w:r>
-            <w:proofErr w:type="spellStart"/>
-            <w:r>
-              <w:rPr>
-                <w:sz w:val="24"/>
-                <w:szCs w:val="24"/>
-                <w:lang w:val="it-CH"/>
-              </w:rPr>
-              <w:t>but</w:t>
-            </w:r>
-            <w:proofErr w:type="spellEnd"/>
-            <w:r>
-              <w:rPr>
-                <w:sz w:val="24"/>
-                <w:szCs w:val="24"/>
-                <w:lang w:val="it-CH"/>
-              </w:rPr>
-              <w:t xml:space="preserve"> </w:t>
-            </w:r>
-            <w:proofErr w:type="spellStart"/>
-            <w:r>
-              <w:rPr>
-                <w:sz w:val="24"/>
-                <w:szCs w:val="24"/>
-                <w:lang w:val="it-CH"/>
-              </w:rPr>
-              <w:t>not</w:t>
-            </w:r>
-            <w:proofErr w:type="spellEnd"/>
-            <w:r>
-              <w:rPr>
-                <w:sz w:val="24"/>
-                <w:szCs w:val="24"/>
-                <w:lang w:val="it-CH"/>
-              </w:rPr>
-              <w:t xml:space="preserve"> </w:t>
-            </w:r>
-            <w:proofErr w:type="spellStart"/>
-            <w:r>
-              <w:rPr>
-                <w:sz w:val="24"/>
-                <w:szCs w:val="24"/>
-                <w:lang w:val="it-CH"/>
-              </w:rPr>
-              <w:t>shown</w:t>
-            </w:r>
-            <w:proofErr w:type="spellEnd"/>
-            <w:r>
-              <w:rPr>
-                <w:sz w:val="24"/>
-                <w:szCs w:val="24"/>
-                <w:lang w:val="it-CH"/>
-              </w:rPr>
-              <w:t xml:space="preserve"> with the GUI</w:t>
+                <w:lang w:val="en-US"/>
+              </w:rPr>
+              <w:t>Import a card with KIC, KID and KIK keys with no obfuscation, but not shown with the GUI</w:t>
             </w:r>
           </w:p>
         </w:tc>
@@ -8933,167 +8084,73 @@
               <w:rPr>
                 <w:sz w:val="24"/>
                 <w:szCs w:val="24"/>
-                <w:lang w:val="it-CH"/>
+                <w:lang w:val="en-US"/>
               </w:rPr>
             </w:pPr>
             <w:r>
               <w:rPr>
                 <w:sz w:val="24"/>
                 <w:szCs w:val="24"/>
-                <w:lang w:val="it-CH"/>
-              </w:rPr>
-              <w:t xml:space="preserve">Store on </w:t>
-            </w:r>
-            <w:proofErr w:type="spellStart"/>
+                <w:lang w:val="en-US"/>
+              </w:rPr>
+              <w:t xml:space="preserve">Store on local PC: Profile_1.2.001.xml (appendix </w:t>
+            </w:r>
             <w:r>
               <w:rPr>
                 <w:sz w:val="24"/>
                 <w:szCs w:val="24"/>
-                <w:lang w:val="it-CH"/>
-              </w:rPr>
-              <w:t>local</w:t>
-            </w:r>
-            <w:proofErr w:type="spellEnd"/>
+                <w:lang w:val="en-US"/>
+              </w:rPr>
+              <w:t>n_n</w:t>
+            </w:r>
             <w:r>
               <w:rPr>
                 <w:sz w:val="24"/>
                 <w:szCs w:val="24"/>
-                <w:lang w:val="it-CH"/>
-              </w:rPr>
-              <w:t xml:space="preserve"> PC: Profile_1.2.001.xml (</w:t>
-            </w:r>
-            <w:proofErr w:type="spellStart"/>
+                <w:lang w:val="en-US"/>
+              </w:rPr>
+              <w:t xml:space="preserve">) and Cards_1.2.001.txt (appendix </w:t>
+            </w:r>
             <w:r>
               <w:rPr>
                 <w:sz w:val="24"/>
                 <w:szCs w:val="24"/>
-                <w:lang w:val="it-CH"/>
-              </w:rPr>
-              <w:t>appendix</w:t>
-            </w:r>
-            <w:proofErr w:type="spellEnd"/>
+                <w:lang w:val="en-US"/>
+              </w:rPr>
+              <w:t>n_n</w:t>
+            </w:r>
             <w:r>
               <w:rPr>
                 <w:sz w:val="24"/>
                 <w:szCs w:val="24"/>
-                <w:lang w:val="it-CH"/>
-              </w:rPr>
-              <w:t xml:space="preserve"> </w:t>
-            </w:r>
-            <w:proofErr w:type="spellStart"/>
-            <w:r>
+                <w:lang w:val="en-US"/>
+              </w:rPr>
+              <w:t>).</w:t>
+            </w:r>
+          </w:p>
+          <w:p>
+            <w:pPr>
+              <w:pStyle w:val="BodyTextChar"/>
               <w:rPr>
                 <w:sz w:val="24"/>
                 <w:szCs w:val="24"/>
-                <w:lang w:val="it-CH"/>
-              </w:rPr>
-              <w:t>n_n</w:t>
-            </w:r>
-            <w:proofErr w:type="spellEnd"/>
+                <w:lang w:val="en-US"/>
+              </w:rPr>
+            </w:pPr>
+            <w:r>
+              <w:rPr>
+                <w:rStyle w:val="Codice"/>
+                <w:lang w:val="en-US"/>
+              </w:rPr>
+              <w:t>PIN (OTA_VIEW_PIN_PUK_KEY) and ADM (OTA_VIEW_ADM_KEY)</w:t>
+            </w:r>
             <w:r>
               <w:rPr>
                 <w:sz w:val="24"/>
                 <w:szCs w:val="24"/>
-                <w:lang w:val="it-CH"/>
-              </w:rPr>
-              <w:t>) and Cards_1.2.001.txt (</w:t>
-            </w:r>
-            <w:proofErr w:type="spellStart"/>
-            <w:r>
-              <w:rPr>
-                <w:sz w:val="24"/>
-                <w:szCs w:val="24"/>
-                <w:lang w:val="it-CH"/>
-              </w:rPr>
-              <w:t>appendix</w:t>
-            </w:r>
-            <w:proofErr w:type="spellEnd"/>
-            <w:r>
-              <w:rPr>
-                <w:sz w:val="24"/>
-                <w:szCs w:val="24"/>
-                <w:lang w:val="it-CH"/>
-              </w:rPr>
-              <w:t xml:space="preserve"> </w:t>
-            </w:r>
-            <w:proofErr w:type="spellStart"/>
-            <w:r>
-              <w:rPr>
-                <w:sz w:val="24"/>
-                <w:szCs w:val="24"/>
-                <w:lang w:val="it-CH"/>
-              </w:rPr>
-              <w:t>n_n</w:t>
-            </w:r>
-            <w:proofErr w:type="spellEnd"/>
-            <w:r>
-              <w:rPr>
-                <w:sz w:val="24"/>
-                <w:szCs w:val="24"/>
-                <w:lang w:val="it-CH"/>
-              </w:rPr>
-              <w:t>).</w:t>
-            </w:r>
-          </w:p>
-          <w:p>
-            <w:pPr>
-              <w:pStyle w:val="BodyTextChar"/>
-              <w:rPr>
-                <w:sz w:val="24"/>
-                <w:szCs w:val="24"/>
-                <w:lang w:val="it-CH"/>
-              </w:rPr>
-            </w:pPr>
-            <w:r>
-              <w:rPr>
-                <w:rStyle w:val="Codice"/>
-                <w:lang w:val="it-CH"/>
-              </w:rPr>
-              <w:t>PIN (OTA_VIEW_PIN_PUK_KEY) and ADM (OTA_VIEW_ADM_KEY)</w:t>
-            </w:r>
-            <w:r>
-              <w:rPr>
-                <w:sz w:val="24"/>
-                <w:szCs w:val="24"/>
-                <w:lang w:val="it-CH"/>
-              </w:rPr>
-              <w:t xml:space="preserve"> user </w:t>
-            </w:r>
-            <w:proofErr w:type="spellStart"/>
-            <w:r>
-              <w:rPr>
-                <w:sz w:val="24"/>
-                <w:szCs w:val="24"/>
-                <w:lang w:val="it-CH"/>
-              </w:rPr>
-              <w:t>right</w:t>
-            </w:r>
-            <w:proofErr w:type="spellEnd"/>
-            <w:r>
-              <w:rPr>
-                <w:sz w:val="24"/>
-                <w:szCs w:val="24"/>
-                <w:lang w:val="it-CH"/>
-              </w:rPr>
-              <w:t xml:space="preserve"> </w:t>
-            </w:r>
-            <w:proofErr w:type="spellStart"/>
-            <w:r>
-              <w:rPr>
-                <w:sz w:val="24"/>
-                <w:szCs w:val="24"/>
-                <w:lang w:val="it-CH"/>
-              </w:rPr>
-              <w:t>not</w:t>
-            </w:r>
-            <w:proofErr w:type="spellEnd"/>
-            <w:r>
-              <w:rPr>
-                <w:sz w:val="24"/>
-                <w:szCs w:val="24"/>
-                <w:lang w:val="it-CH"/>
-              </w:rPr>
-              <w:t xml:space="preserve"> set.</w:t>
+                <w:lang w:val="en-US"/>
+              </w:rPr>
+              <w:t xml:space="preserve"> user right not set.</w:t>
             </w:r>
           </w:p>
         </w:tc>
@@ -9141,14 +8198,14 @@
               <w:rPr>
                 <w:sz w:val="24"/>
                 <w:szCs w:val="24"/>
-                <w:lang w:val="it-CH"/>
+                <w:lang w:val="en-US"/>
               </w:rPr>
             </w:pPr>
             <w:r>
               <w:rPr>
                 <w:sz w:val="24"/>
                 <w:szCs w:val="24"/>
-                <w:lang w:val="it-CH"/>
+                <w:lang w:val="en-US"/>
               </w:rPr>
               <w:t xml:space="preserve">Go to “Cards manager” menu, </w:t>
             </w:r>
@@ -9156,75 +8213,29 @@
               <w:rPr>
                 <w:sz w:val="24"/>
                 <w:szCs w:val="24"/>
-                <w:lang w:val="it-CH"/>
+                <w:lang w:val="en-US"/>
               </w:rPr>
               <w:br/>
-              <w:t xml:space="preserve">in </w:t>
-            </w:r>
-            <w:proofErr w:type="spellStart"/>
+              <w:t>in main page click “Import Profiles” link,</w:t>
+            </w:r>
             <w:r>
               <w:rPr>
                 <w:sz w:val="24"/>
                 <w:szCs w:val="24"/>
-                <w:lang w:val="it-CH"/>
-              </w:rPr>
-              <w:t>main</w:t>
-            </w:r>
-            <w:proofErr w:type="spellEnd"/>
+                <w:lang w:val="en-US"/>
+              </w:rPr>
+              <w:br/>
+              <w:t>Select the “1.2.001.xml” file,</w:t>
+            </w:r>
             <w:r>
               <w:rPr>
                 <w:sz w:val="24"/>
                 <w:szCs w:val="24"/>
-                <w:lang w:val="it-CH"/>
-              </w:rPr>
-              <w:t xml:space="preserve"> page click “Import </w:t>
-            </w:r>
-            <w:proofErr w:type="spellStart"/>
-            <w:r>
-              <w:rPr>
-                <w:sz w:val="24"/>
-                <w:szCs w:val="24"/>
-                <w:lang w:val="it-CH"/>
-              </w:rPr>
-              <w:t>Profiles</w:t>
-            </w:r>
-            <w:proofErr w:type="spellEnd"/>
-            <w:r>
-              <w:rPr>
-                <w:sz w:val="24"/>
-                <w:szCs w:val="24"/>
-                <w:lang w:val="it-CH"/>
-              </w:rPr>
-              <w:t>” link,</w:t>
-            </w:r>
-            <w:r>
-              <w:rPr>
-                <w:sz w:val="24"/>
-                <w:szCs w:val="24"/>
-                <w:lang w:val="it-CH"/>
+                <w:lang w:val="en-US"/>
               </w:rPr>
               <w:br/>
-              <w:t>Select the “1.2.001.xml” file,</w:t>
-            </w:r>
-            <w:r>
-              <w:rPr>
-                <w:sz w:val="24"/>
-                <w:szCs w:val="24"/>
-                <w:lang w:val="it-CH"/>
-              </w:rPr>
-              <w:br/>
-              <w:t xml:space="preserve">Import the </w:t>
-            </w:r>
-            <w:proofErr w:type="spellStart"/>
-            <w:r>
-              <w:rPr>
-                <w:sz w:val="24"/>
-                <w:szCs w:val="24"/>
-                <w:lang w:val="it-CH"/>
-              </w:rPr>
-              <w:t>Profile</w:t>
-            </w:r>
-            <w:proofErr w:type="spellEnd"/>
+              <w:t>Import the Profile</w:t>
+            </w:r>
           </w:p>
           <w:p>
             <w:pPr>
@@ -9237,14 +8248,14 @@
               <w:rPr>
                 <w:sz w:val="24"/>
                 <w:szCs w:val="24"/>
-                <w:lang w:val="it-CH"/>
+                <w:lang w:val="en-US"/>
               </w:rPr>
             </w:pPr>
             <w:r>
               <w:rPr>
                 <w:sz w:val="24"/>
                 <w:szCs w:val="24"/>
-                <w:lang w:val="it-CH"/>
+                <w:lang w:val="en-US"/>
               </w:rPr>
               <w:t xml:space="preserve">Go to “Cards manager” menu, </w:t>
             </w:r>
@@ -9252,34 +8263,34 @@
               <w:rPr>
                 <w:sz w:val="24"/>
                 <w:szCs w:val="24"/>
-                <w:lang w:val="it-CH"/>
+                <w:lang w:val="en-US"/>
               </w:rPr>
               <w:br/>
-              <w:t xml:space="preserve">in </w:t>
-            </w:r>
-            <w:proofErr w:type="spellStart"/>
+              <w:t>in main page click “Import Cards” link,</w:t>
+            </w:r>
             <w:r>
               <w:rPr>
                 <w:sz w:val="24"/>
                 <w:szCs w:val="24"/>
-                <w:lang w:val="it-CH"/>
-              </w:rPr>
-              <w:t>main</w:t>
-            </w:r>
-            <w:proofErr w:type="spellEnd"/>
+                <w:lang w:val="en-US"/>
+              </w:rPr>
+              <w:br/>
+              <w:t>Select the “1.2.001.txt” file,</w:t>
+            </w:r>
             <w:r>
               <w:rPr>
                 <w:sz w:val="24"/>
                 <w:szCs w:val="24"/>
-                <w:lang w:val="it-CH"/>
-              </w:rPr>
-              <w:t xml:space="preserve"> page click “Import Cards” link,</w:t>
+                <w:lang w:val="en-US"/>
+              </w:rPr>
+              <w:br/>
+              <w:t xml:space="preserve">Delete the cards, </w:t>
             </w:r>
             <w:r>
               <w:rPr>
                 <w:sz w:val="24"/>
                 <w:szCs w:val="24"/>
-                <w:lang w:val="it-CH"/>
+                <w:lang w:val="en-US"/>
               </w:rPr>
               <w:br/>
               <w:t>Select the “1.2.001.txt” file,</w:t>
@@ -9288,25 +8299,7 @@
               <w:rPr>
                 <w:sz w:val="24"/>
                 <w:szCs w:val="24"/>
-                <w:lang w:val="it-CH"/>
-              </w:rPr>
-              <w:br/>
-              <w:t xml:space="preserve">Delete the cards, </w:t>
-            </w:r>
-            <w:r>
-              <w:rPr>
-                <w:sz w:val="24"/>
-                <w:szCs w:val="24"/>
-                <w:lang w:val="it-CH"/>
-              </w:rPr>
-              <w:br/>
-              <w:t>Select the “1.2.001.txt” file,</w:t>
-            </w:r>
-            <w:r>
-              <w:rPr>
-                <w:sz w:val="24"/>
-                <w:szCs w:val="24"/>
-                <w:lang w:val="it-CH"/>
+                <w:lang w:val="en-US"/>
               </w:rPr>
               <w:br/>
               <w:t>Import the cards</w:t>
@@ -9322,27 +8315,17 @@
               <w:rPr>
                 <w:sz w:val="24"/>
                 <w:szCs w:val="24"/>
-                <w:lang w:val="it-CH"/>
+                <w:lang w:val="en-US"/>
               </w:rPr>
             </w:pPr>
-            <w:proofErr w:type="spellStart"/>
             <w:r>
               <w:rPr>
                 <w:sz w:val="24"/>
                 <w:szCs w:val="24"/>
-                <w:lang w:val="it-CH"/>
+                <w:lang w:val="en-US"/>
               </w:rPr>
               <w:lastRenderedPageBreak/>
-              <w:t>Research</w:t>
-            </w:r>
-            <w:proofErr w:type="spellEnd"/>
-            <w:r>
-              <w:rPr>
-                <w:sz w:val="24"/>
-                <w:szCs w:val="24"/>
-                <w:lang w:val="it-CH"/>
-              </w:rPr>
-              <w:t xml:space="preserve"> the “</w:t>
+              <w:t>Research the “</w:t>
             </w:r>
             <w:r>
               <w:rPr>
@@ -9350,7 +8333,7 @@
                 <w:color w:val="000000"/>
                 <w:sz w:val="24"/>
                 <w:szCs w:val="24"/>
-                <w:lang w:val="it-CH" w:eastAsia="ja-JP"/>
+                <w:lang w:val="en-US" w:eastAsia="ja-JP"/>
               </w:rPr>
               <w:t>41795924770</w:t>
             </w:r>
@@ -9358,7 +8341,7 @@
               <w:rPr>
                 <w:sz w:val="24"/>
                 <w:szCs w:val="24"/>
-                <w:lang w:val="it-CH"/>
+                <w:lang w:val="en-US"/>
               </w:rPr>
               <w:t>” Card,</w:t>
             </w:r>
@@ -9366,48 +8349,20 @@
               <w:rPr>
                 <w:sz w:val="24"/>
                 <w:szCs w:val="24"/>
-                <w:lang w:val="it-CH"/>
+                <w:lang w:val="en-US"/>
               </w:rPr>
               <w:br/>
-              <w:t xml:space="preserve">Click the </w:t>
-            </w:r>
-            <w:proofErr w:type="spellStart"/>
+              <w:t>Click the imsi card link</w:t>
+            </w:r>
             <w:r>
               <w:rPr>
                 <w:sz w:val="24"/>
                 <w:szCs w:val="24"/>
-                <w:lang w:val="it-CH"/>
-              </w:rPr>
-              <w:t>imsi</w:t>
-            </w:r>
-            <w:proofErr w:type="spellEnd"/>
-            <w:r>
-              <w:rPr>
-                <w:sz w:val="24"/>
-                <w:szCs w:val="24"/>
-                <w:lang w:val="it-CH"/>
-              </w:rPr>
-              <w:t xml:space="preserve"> card link</w:t>
-            </w:r>
-            <w:r>
-              <w:rPr>
-                <w:sz w:val="24"/>
-                <w:szCs w:val="24"/>
-                <w:lang w:val="it-CH"/>
+                <w:lang w:val="en-US"/>
               </w:rPr>
               <w:br/>
-              <w:t xml:space="preserve">Check the card </w:t>
-            </w:r>
-            <w:proofErr w:type="spellStart"/>
-            <w:r>
-              <w:rPr>
-                <w:sz w:val="24"/>
-                <w:szCs w:val="24"/>
-                <w:lang w:val="it-CH"/>
-              </w:rPr>
-              <w:t>details</w:t>
-            </w:r>
-            <w:proofErr w:type="spellEnd"/>
+              <w:t>Check the card details</w:t>
+            </w:r>
           </w:p>
           <w:p>
             <w:pPr>
@@ -9419,35 +8374,24 @@
               <w:rPr>
                 <w:sz w:val="24"/>
                 <w:szCs w:val="24"/>
-                <w:lang w:val="it-CH"/>
+                <w:lang w:val="en-US"/>
               </w:rPr>
             </w:pPr>
-            <w:proofErr w:type="spellStart"/>
             <w:r>
               <w:rPr>
                 <w:rFonts w:eastAsia="MS Mincho"/>
                 <w:sz w:val="24"/>
                 <w:szCs w:val="24"/>
-                <w:lang w:val="it-CH" w:eastAsia="ja-JP"/>
-              </w:rPr>
-              <w:t>Execute</w:t>
-            </w:r>
-            <w:proofErr w:type="spellEnd"/>
+                <w:lang w:val="en-US" w:eastAsia="ja-JP"/>
+              </w:rPr>
+              <w:t>Execute the SQL:</w:t>
+            </w:r>
             <w:r>
               <w:rPr>
                 <w:rFonts w:eastAsia="MS Mincho"/>
                 <w:sz w:val="24"/>
                 <w:szCs w:val="24"/>
-                <w:lang w:val="it-CH" w:eastAsia="ja-JP"/>
-              </w:rPr>
-              <w:t xml:space="preserve"> the SQL:</w:t>
-            </w:r>
-            <w:r>
-              <w:rPr>
-                <w:rFonts w:eastAsia="MS Mincho"/>
-                <w:sz w:val="24"/>
-                <w:szCs w:val="24"/>
-                <w:lang w:val="it-CH" w:eastAsia="ja-JP"/>
+                <w:lang w:val="en-US" w:eastAsia="ja-JP"/>
               </w:rPr>
               <w:br/>
             </w:r>
@@ -9455,315 +8399,9 @@
               <w:rPr>
                 <w:rStyle w:val="Codice"/>
                 <w:rFonts w:eastAsia="MS Mincho"/>
-                <w:lang w:val="it-CH"/>
-              </w:rPr>
-              <w:t xml:space="preserve">SELECT </w:t>
-            </w:r>
-            <w:proofErr w:type="spellStart"/>
-            <w:r>
-              <w:rPr>
-                <w:rStyle w:val="Codice"/>
-                <w:rFonts w:eastAsia="MS Mincho"/>
-                <w:lang w:val="it-CH"/>
-              </w:rPr>
-              <w:t>imsi</w:t>
-            </w:r>
-            <w:proofErr w:type="spellEnd"/>
-            <w:r>
-              <w:rPr>
-                <w:rStyle w:val="Codice"/>
-                <w:rFonts w:eastAsia="MS Mincho"/>
-                <w:lang w:val="it-CH"/>
-              </w:rPr>
-              <w:t xml:space="preserve">, dir, </w:t>
-            </w:r>
-            <w:proofErr w:type="spellStart"/>
-            <w:r>
-              <w:rPr>
-                <w:rStyle w:val="Codice"/>
-                <w:rFonts w:eastAsia="MS Mincho"/>
-                <w:lang w:val="it-CH"/>
-              </w:rPr>
-              <w:t>keyset</w:t>
-            </w:r>
-            <w:proofErr w:type="spellEnd"/>
-            <w:r>
-              <w:rPr>
-                <w:rStyle w:val="Codice"/>
-                <w:rFonts w:eastAsia="MS Mincho"/>
-                <w:lang w:val="it-CH"/>
-              </w:rPr>
-              <w:t xml:space="preserve">, </w:t>
-            </w:r>
-            <w:proofErr w:type="spellStart"/>
-            <w:r>
-              <w:rPr>
-                <w:rStyle w:val="Codice"/>
-                <w:rFonts w:eastAsia="MS Mincho"/>
-                <w:lang w:val="it-CH"/>
-              </w:rPr>
-              <w:t>cntr</w:t>
-            </w:r>
-            <w:proofErr w:type="spellEnd"/>
-            <w:r>
-              <w:rPr>
-                <w:rStyle w:val="Codice"/>
-                <w:rFonts w:eastAsia="MS Mincho"/>
-                <w:lang w:val="it-CH"/>
-              </w:rPr>
-              <w:t xml:space="preserve">, </w:t>
-            </w:r>
-            <w:proofErr w:type="spellStart"/>
-            <w:r>
-              <w:rPr>
-                <w:rStyle w:val="Codice"/>
-                <w:rFonts w:eastAsia="MS Mincho"/>
-                <w:lang w:val="it-CH"/>
-              </w:rPr>
-              <w:t>rawtohex</w:t>
-            </w:r>
-            <w:proofErr w:type="spellEnd"/>
-            <w:r>
-              <w:rPr>
-                <w:rStyle w:val="Codice"/>
-                <w:rFonts w:eastAsia="MS Mincho"/>
-                <w:lang w:val="it-CH"/>
-              </w:rPr>
-              <w:t>(</w:t>
-            </w:r>
-            <w:proofErr w:type="spellStart"/>
-            <w:r>
-              <w:rPr>
-                <w:rStyle w:val="Codice"/>
-                <w:rFonts w:eastAsia="MS Mincho"/>
-                <w:lang w:val="it-CH"/>
-              </w:rPr>
-              <w:t>kickey</w:t>
-            </w:r>
-            <w:proofErr w:type="spellEnd"/>
-            <w:r>
-              <w:rPr>
-                <w:rStyle w:val="Codice"/>
-                <w:rFonts w:eastAsia="MS Mincho"/>
-                <w:lang w:val="it-CH"/>
-              </w:rPr>
-              <w:t xml:space="preserve">), </w:t>
-            </w:r>
-            <w:proofErr w:type="spellStart"/>
-            <w:r>
-              <w:rPr>
-                <w:rStyle w:val="Codice"/>
-                <w:rFonts w:eastAsia="MS Mincho"/>
-                <w:lang w:val="it-CH"/>
-              </w:rPr>
-              <w:t>rawtohex</w:t>
-            </w:r>
-            <w:proofErr w:type="spellEnd"/>
-            <w:r>
-              <w:rPr>
-                <w:rStyle w:val="Codice"/>
-                <w:rFonts w:eastAsia="MS Mincho"/>
-                <w:lang w:val="it-CH"/>
-              </w:rPr>
-              <w:t>(</w:t>
-            </w:r>
-            <w:proofErr w:type="spellStart"/>
-            <w:r>
-              <w:rPr>
-                <w:rStyle w:val="Codice"/>
-                <w:rFonts w:eastAsia="MS Mincho"/>
-                <w:lang w:val="it-CH"/>
-              </w:rPr>
-              <w:t>kidkey</w:t>
-            </w:r>
-            <w:proofErr w:type="spellEnd"/>
-            <w:r>
-              <w:rPr>
-                <w:rStyle w:val="Codice"/>
-                <w:rFonts w:eastAsia="MS Mincho"/>
-                <w:lang w:val="it-CH"/>
-              </w:rPr>
-              <w:t xml:space="preserve">), </w:t>
-            </w:r>
-            <w:proofErr w:type="spellStart"/>
-            <w:r>
-              <w:rPr>
-                <w:rStyle w:val="Codice"/>
-                <w:rFonts w:eastAsia="MS Mincho"/>
-                <w:lang w:val="it-CH"/>
-              </w:rPr>
-              <w:t>rawtohex</w:t>
-            </w:r>
-            <w:proofErr w:type="spellEnd"/>
-            <w:r>
-              <w:rPr>
-                <w:rStyle w:val="Codice"/>
-                <w:rFonts w:eastAsia="MS Mincho"/>
-                <w:lang w:val="it-CH"/>
-              </w:rPr>
-              <w:t>(</w:t>
-            </w:r>
-            <w:proofErr w:type="spellStart"/>
-            <w:r>
-              <w:rPr>
-                <w:rStyle w:val="Codice"/>
-                <w:rFonts w:eastAsia="MS Mincho"/>
-                <w:lang w:val="it-CH"/>
-              </w:rPr>
-              <w:t>kikkey</w:t>
-            </w:r>
-            <w:proofErr w:type="spellEnd"/>
-            <w:r>
-              <w:rPr>
-                <w:rStyle w:val="Codice"/>
-                <w:rFonts w:eastAsia="MS Mincho"/>
-                <w:lang w:val="it-CH"/>
-              </w:rPr>
-              <w:t xml:space="preserve">), </w:t>
-            </w:r>
-            <w:proofErr w:type="spellStart"/>
-            <w:r>
-              <w:rPr>
-                <w:rStyle w:val="Codice"/>
-                <w:rFonts w:eastAsia="MS Mincho"/>
-                <w:lang w:val="it-CH"/>
-              </w:rPr>
-              <w:t>rawtohex</w:t>
-            </w:r>
-            <w:proofErr w:type="spellEnd"/>
-            <w:r>
-              <w:rPr>
-                <w:rStyle w:val="Codice"/>
-                <w:rFonts w:eastAsia="MS Mincho"/>
-                <w:lang w:val="it-CH"/>
-              </w:rPr>
-              <w:t>(</w:t>
-            </w:r>
-            <w:proofErr w:type="spellStart"/>
-            <w:r>
-              <w:rPr>
-                <w:rStyle w:val="Codice"/>
-                <w:rFonts w:eastAsia="MS Mincho"/>
-                <w:lang w:val="it-CH"/>
-              </w:rPr>
-              <w:t>chv</w:t>
-            </w:r>
-            <w:proofErr w:type="spellEnd"/>
-            <w:r>
-              <w:rPr>
-                <w:rStyle w:val="Codice"/>
-                <w:rFonts w:eastAsia="MS Mincho"/>
-                <w:lang w:val="it-CH"/>
-              </w:rPr>
-              <w:t xml:space="preserve">), </w:t>
-            </w:r>
-            <w:proofErr w:type="spellStart"/>
-            <w:r>
-              <w:rPr>
-                <w:rStyle w:val="Codice"/>
-                <w:rFonts w:eastAsia="MS Mincho"/>
-                <w:lang w:val="it-CH"/>
-              </w:rPr>
-              <w:t>rawtohex</w:t>
-            </w:r>
-            <w:proofErr w:type="spellEnd"/>
-            <w:r>
-              <w:rPr>
-                <w:rStyle w:val="Codice"/>
-                <w:rFonts w:eastAsia="MS Mincho"/>
-                <w:lang w:val="it-CH"/>
-              </w:rPr>
-              <w:t>(</w:t>
-            </w:r>
-            <w:proofErr w:type="spellStart"/>
-            <w:r>
-              <w:rPr>
-                <w:rStyle w:val="Codice"/>
-                <w:rFonts w:eastAsia="MS Mincho"/>
-                <w:lang w:val="it-CH"/>
-              </w:rPr>
-              <w:t>dap</w:t>
-            </w:r>
-            <w:proofErr w:type="spellEnd"/>
-            <w:r>
-              <w:rPr>
-                <w:rStyle w:val="Codice"/>
-                <w:rFonts w:eastAsia="MS Mincho"/>
-                <w:lang w:val="it-CH"/>
-              </w:rPr>
-              <w:t xml:space="preserve">)FROM </w:t>
-            </w:r>
-            <w:proofErr w:type="spellStart"/>
-            <w:r>
-              <w:rPr>
-                <w:rStyle w:val="Codice"/>
-                <w:rFonts w:eastAsia="MS Mincho"/>
-                <w:lang w:val="it-CH"/>
-              </w:rPr>
-              <w:t>otacardkey</w:t>
-            </w:r>
-            <w:proofErr w:type="spellEnd"/>
-            <w:r>
-              <w:rPr>
-                <w:rStyle w:val="Codice"/>
-                <w:rFonts w:eastAsia="MS Mincho"/>
-                <w:lang w:val="it-CH"/>
-              </w:rPr>
-              <w:t xml:space="preserve"> a </w:t>
-            </w:r>
-            <w:proofErr w:type="spellStart"/>
-            <w:r>
-              <w:rPr>
-                <w:rStyle w:val="Codice"/>
-                <w:rFonts w:eastAsia="MS Mincho"/>
-                <w:lang w:val="it-CH"/>
-              </w:rPr>
-              <w:t>where</w:t>
-            </w:r>
-            <w:proofErr w:type="spellEnd"/>
-            <w:r>
-              <w:rPr>
-                <w:rStyle w:val="Codice"/>
-                <w:rFonts w:eastAsia="MS Mincho"/>
-                <w:lang w:val="it-CH"/>
-              </w:rPr>
-              <w:t xml:space="preserve"> </w:t>
-            </w:r>
-            <w:proofErr w:type="spellStart"/>
-            <w:r>
-              <w:rPr>
-                <w:rStyle w:val="Codice"/>
-                <w:rFonts w:eastAsia="MS Mincho"/>
-                <w:lang w:val="it-CH"/>
-              </w:rPr>
-              <w:t>imsi</w:t>
-            </w:r>
-            <w:proofErr w:type="spellEnd"/>
-            <w:r>
-              <w:rPr>
-                <w:rStyle w:val="Codice"/>
-                <w:rFonts w:eastAsia="MS Mincho"/>
-                <w:lang w:val="it-CH"/>
-              </w:rPr>
-              <w:t xml:space="preserve">='340041795924770' ORDER BY </w:t>
-            </w:r>
-            <w:proofErr w:type="spellStart"/>
-            <w:r>
-              <w:rPr>
-                <w:rStyle w:val="Codice"/>
-                <w:rFonts w:eastAsia="MS Mincho"/>
-                <w:lang w:val="it-CH"/>
-              </w:rPr>
-              <w:t>keyset</w:t>
-            </w:r>
-            <w:proofErr w:type="spellEnd"/>
-            <w:r>
-              <w:rPr>
-                <w:rStyle w:val="Codice"/>
-                <w:rFonts w:eastAsia="MS Mincho"/>
-                <w:lang w:val="it-CH"/>
-              </w:rPr>
-              <w:t>;</w:t>
+                <w:lang w:val="en-US"/>
+              </w:rPr>
+              <w:t>SELECT imsi, dir, keyset, cntr, rawtohex(kickey), rawtohex(kidkey), rawtohex(kikkey), rawtohex(chv), rawtohex(dap)FROM otacardkey a where imsi='340041795924770' ORDER BY keyset;</w:t>
             </w:r>
           </w:p>
         </w:tc>
@@ -9807,138 +8445,40 @@
               <w:rPr>
                 <w:sz w:val="24"/>
                 <w:szCs w:val="24"/>
-                <w:lang w:val="it-CH"/>
+                <w:lang w:val="en-US"/>
               </w:rPr>
             </w:pPr>
             <w:r>
               <w:rPr>
                 <w:sz w:val="24"/>
                 <w:szCs w:val="24"/>
-                <w:lang w:val="it-CH"/>
-              </w:rPr>
-              <w:t xml:space="preserve">Keys </w:t>
-            </w:r>
-            <w:proofErr w:type="spellStart"/>
-            <w:r>
-              <w:rPr>
-                <w:sz w:val="24"/>
-                <w:szCs w:val="24"/>
-                <w:lang w:val="it-CH"/>
-              </w:rPr>
-              <w:t>visible</w:t>
-            </w:r>
-            <w:proofErr w:type="spellEnd"/>
-            <w:r>
-              <w:rPr>
-                <w:sz w:val="24"/>
-                <w:szCs w:val="24"/>
-                <w:lang w:val="it-CH"/>
-              </w:rPr>
-              <w:t xml:space="preserve"> in the DB (</w:t>
-            </w:r>
-            <w:proofErr w:type="spellStart"/>
-            <w:r>
-              <w:rPr>
-                <w:sz w:val="24"/>
-                <w:szCs w:val="24"/>
-                <w:lang w:val="it-CH"/>
-              </w:rPr>
-              <w:t>OtaCardKey</w:t>
-            </w:r>
-            <w:proofErr w:type="spellEnd"/>
-            <w:r>
-              <w:rPr>
-                <w:sz w:val="24"/>
-                <w:szCs w:val="24"/>
-                <w:lang w:val="it-CH"/>
-              </w:rPr>
-              <w:t xml:space="preserve">) </w:t>
-            </w:r>
-            <w:proofErr w:type="spellStart"/>
-            <w:r>
-              <w:rPr>
-                <w:sz w:val="24"/>
-                <w:szCs w:val="24"/>
-                <w:lang w:val="it-CH"/>
-              </w:rPr>
-              <w:t>but</w:t>
-            </w:r>
-            <w:proofErr w:type="spellEnd"/>
-            <w:r>
-              <w:rPr>
-                <w:sz w:val="24"/>
-                <w:szCs w:val="24"/>
-                <w:lang w:val="it-CH"/>
-              </w:rPr>
-              <w:t xml:space="preserve"> </w:t>
-            </w:r>
-            <w:proofErr w:type="spellStart"/>
-            <w:r>
-              <w:rPr>
-                <w:sz w:val="24"/>
-                <w:szCs w:val="24"/>
-                <w:lang w:val="it-CH"/>
-              </w:rPr>
-              <w:t>not</w:t>
-            </w:r>
-            <w:proofErr w:type="spellEnd"/>
-            <w:r>
-              <w:rPr>
-                <w:sz w:val="24"/>
-                <w:szCs w:val="24"/>
-                <w:lang w:val="it-CH"/>
-              </w:rPr>
-              <w:t xml:space="preserve"> </w:t>
-            </w:r>
-            <w:proofErr w:type="spellStart"/>
-            <w:r>
-              <w:rPr>
-                <w:sz w:val="24"/>
-                <w:szCs w:val="24"/>
-                <w:lang w:val="it-CH"/>
-              </w:rPr>
-              <w:t>visible</w:t>
-            </w:r>
-            <w:proofErr w:type="spellEnd"/>
-            <w:r>
-              <w:rPr>
-                <w:sz w:val="24"/>
-                <w:szCs w:val="24"/>
-                <w:lang w:val="it-CH"/>
-              </w:rPr>
-              <w:t xml:space="preserve"> in the GUI (Card </w:t>
-            </w:r>
-            <w:proofErr w:type="spellStart"/>
-            <w:r>
-              <w:rPr>
-                <w:sz w:val="24"/>
-                <w:szCs w:val="24"/>
-                <w:lang w:val="it-CH"/>
-              </w:rPr>
-              <w:t>details</w:t>
-            </w:r>
-            <w:proofErr w:type="spellEnd"/>
-            <w:r>
-              <w:rPr>
-                <w:sz w:val="24"/>
-                <w:szCs w:val="24"/>
-                <w:lang w:val="it-CH"/>
-              </w:rPr>
-              <w:t>)</w:t>
+                <w:lang w:val="en-US"/>
+              </w:rPr>
+              <w:t>Keys visible in the DB (OtaCardKey) but not visible in the GUI (Card details)</w:t>
             </w:r>
           </w:p>
         </w:tc>
       </w:tr>
     </w:tbl>
-    <w:p/>
+    <w:p>
+      <w:pPr>
+        <w:rPr>
+          <w:lang w:val="en-US"/>
+        </w:rPr>
+      </w:pPr>
+    </w:p>
     <w:p>
       <w:pPr>
         <w:rPr>
           <w:b/>
+          <w:lang w:val="en-US"/>
         </w:rPr>
       </w:pPr>
       <w:bookmarkStart w:id="56" w:name="_Toc461179225"/>
       <w:r>
+        <w:rPr>
+          <w:lang w:val="en-US"/>
+        </w:rPr>
         <w:br w:type="page"/>
       </w:r>
     </w:p>
@@ -10233,21 +8773,13 @@
         <w:t>.</w:t>
       </w:r>
       <w:r>
-        <w:t xml:space="preserve"> 1.7) (ad esempio </w:t>
-      </w:r>
-      <w:proofErr w:type="spellStart"/>
-      <w:r>
-        <w:t>Gan</w:t>
+        <w:t xml:space="preserve"> 1.7) (ad esempio Gan</w:t>
       </w:r>
       <w:r>
         <w:t>t</w:t>
       </w:r>
       <w:r>
-        <w:t>t</w:t>
-      </w:r>
-      <w:proofErr w:type="spellEnd"/>
-      <w:r>
-        <w:t xml:space="preserve"> consuntivo).</w:t>
+        <w:t>t consuntivo).</w:t>
       </w:r>
     </w:p>
     <w:p/>
@@ -10255,10 +8787,10 @@
     <w:p>
       <w:pPr>
         <w:sectPr>
-          <w:headerReference w:type="default" r:id="rId19"/>
-          <w:footerReference w:type="default" r:id="rId20"/>
-          <w:headerReference w:type="first" r:id="rId21"/>
-          <w:footerReference w:type="first" r:id="rId22"/>
+          <w:headerReference w:type="default" r:id="rId20"/>
+          <w:footerReference w:type="default" r:id="rId21"/>
+          <w:headerReference w:type="first" r:id="rId22"/>
+          <w:footerReference w:type="first" r:id="rId23"/>
           <w:pgSz w:w="11906" w:h="16838"/>
           <w:pgMar w:top="1985" w:right="1134" w:bottom="1418" w:left="1134" w:header="567" w:footer="567" w:gutter="0"/>
           <w:cols w:space="720"/>
@@ -10410,7 +8942,7 @@
                     </pic:cNvPicPr>
                   </pic:nvPicPr>
                   <pic:blipFill>
-                    <a:blip r:embed="rId9" cstate="print">
+                    <a:blip r:embed="rId10" cstate="print">
                       <a:extLst>
                         <a:ext uri="{28A0092B-C50C-407E-A947-70E740481C1C}">
                           <a14:useLocalDpi xmlns:a14="http://schemas.microsoft.com/office/drawing/2010/main" val="0"/>
@@ -10481,13 +9013,8 @@
         <w:t xml:space="preserve"> </w:t>
       </w:r>
       <w:r>
-        <w:t xml:space="preserve">Esempio di diagramma di </w:t>
-      </w:r>
-      <w:proofErr w:type="spellStart"/>
-      <w:r>
-        <w:t>Gantt</w:t>
-      </w:r>
-      <w:proofErr w:type="spellEnd"/>
+        <w:t>Esempio di diagramma di Gantt</w:t>
+      </w:r>
       <w:r>
         <w:t xml:space="preserve"> consuntivo</w:t>
       </w:r>
@@ -10497,8 +9024,8 @@
     <w:p>
       <w:pPr>
         <w:sectPr>
-          <w:headerReference w:type="first" r:id="rId23"/>
-          <w:footerReference w:type="first" r:id="rId24"/>
+          <w:headerReference w:type="first" r:id="rId24"/>
+          <w:footerReference w:type="first" r:id="rId25"/>
           <w:pgSz w:w="16838" w:h="11906" w:orient="landscape"/>
           <w:pgMar w:top="720" w:right="720" w:bottom="720" w:left="720" w:header="567" w:footer="567" w:gutter="0"/>
           <w:cols w:space="720"/>
@@ -10736,13 +9263,8 @@
           <w:numId w:val="7"/>
         </w:numPr>
       </w:pPr>
-      <w:proofErr w:type="spellStart"/>
-      <w:r>
-        <w:t>ev</w:t>
-      </w:r>
-      <w:proofErr w:type="spellEnd"/>
-      <w:r>
-        <w:t>. Numero di edizione,</w:t>
+      <w:r>
+        <w:t>ev. Numero di edizione,</w:t>
       </w:r>
     </w:p>
     <w:p>
@@ -10806,15 +9328,7 @@
         </w:numPr>
       </w:pPr>
       <w:r>
-        <w:t xml:space="preserve">URL del sito (se troppo lungo solo dominio, </w:t>
-      </w:r>
-      <w:proofErr w:type="spellStart"/>
-      <w:r>
-        <w:t>evt</w:t>
-      </w:r>
-      <w:proofErr w:type="spellEnd"/>
-      <w:r>
-        <w:t xml:space="preserve"> completo nel diario),</w:t>
+        <w:t>URL del sito (se troppo lungo solo dominio, evt completo nel diario),</w:t>
       </w:r>
     </w:p>
     <w:p>
@@ -10865,21 +9379,36 @@
           <w:ilvl w:val="0"/>
           <w:numId w:val="8"/>
         </w:numPr>
-      </w:pPr>
-      <w:r>
+        <w:rPr>
+          <w:lang w:val="en-US"/>
+        </w:rPr>
+      </w:pPr>
+      <w:r>
+        <w:rPr>
+          <w:lang w:val="en-US"/>
+        </w:rPr>
         <w:t xml:space="preserve">http://standards.ieee.org/guides/style/section7.html, </w:t>
       </w:r>
       <w:r>
         <w:rPr>
           <w:i/>
+          <w:lang w:val="en-US"/>
         </w:rPr>
         <w:t>IEEE Standards Style Manual</w:t>
       </w:r>
       <w:r>
+        <w:rPr>
+          <w:lang w:val="en-US"/>
+        </w:rPr>
         <w:t>, 07-06-2008.</w:t>
       </w:r>
     </w:p>
     <w:p>
+      <w:pPr>
+        <w:rPr>
+          <w:lang w:val="en-US"/>
+        </w:rPr>
+      </w:pPr>
       <w:bookmarkStart w:id="87" w:name="_Toc461179235"/>
     </w:p>
     <w:p>
@@ -10889,10 +9418,13 @@
           <w:b/>
           <w:sz w:val="28"/>
           <w:szCs w:val="32"/>
-          <w:lang w:eastAsia="en-US"/>
+          <w:lang w:val="en-US" w:eastAsia="en-US"/>
         </w:rPr>
       </w:pPr>
       <w:r>
+        <w:rPr>
+          <w:lang w:val="en-US"/>
+        </w:rPr>
         <w:br w:type="page"/>
       </w:r>
     </w:p>
@@ -10978,15 +9510,7 @@
           </w:tcPr>
           <w:p>
             <w:r>
-              <w:t xml:space="preserve">American Standard Code for Information </w:t>
-            </w:r>
-            <w:proofErr w:type="spellStart"/>
-            <w:r>
-              <w:t>Interchange</w:t>
-            </w:r>
-            <w:proofErr w:type="spellEnd"/>
-            <w:r>
-              <w:t>, codice per la codifica di caratteri.</w:t>
+              <w:t>American Standard Code for Information Interchange, codice per la codifica di caratteri.</w:t>
             </w:r>
           </w:p>
         </w:tc>
@@ -11063,21 +9587,8 @@
             <w:tcW w:w="7081" w:type="dxa"/>
           </w:tcPr>
           <w:p>
-            <w:proofErr w:type="spellStart"/>
-            <w:r>
-              <w:t>Zettabyte</w:t>
-            </w:r>
-            <w:proofErr w:type="spellEnd"/>
-            <w:r>
-              <w:t xml:space="preserve"> File System, filesystem </w:t>
-            </w:r>
-            <w:proofErr w:type="spellStart"/>
-            <w:r>
-              <w:t>opernsource</w:t>
-            </w:r>
-            <w:proofErr w:type="spellEnd"/>
-            <w:r>
-              <w:t xml:space="preserve"> a 128 bit con funzionalità avanzate.</w:t>
+            <w:r>
+              <w:t>Zettabyte File System, filesystem opernsource a 128 bit con funzionalità avanzate.</w:t>
             </w:r>
           </w:p>
         </w:tc>
@@ -11551,16 +10062,11 @@
         </w:numPr>
       </w:pPr>
       <w:r>
-        <w:t xml:space="preserve">Mandato e/o </w:t>
-      </w:r>
-      <w:proofErr w:type="spellStart"/>
-      <w:r>
-        <w:t>Qd</w:t>
+        <w:t>Mandato e/o Qd</w:t>
       </w:r>
       <w:r>
         <w:t>C</w:t>
       </w:r>
-      <w:proofErr w:type="spellEnd"/>
     </w:p>
     <w:p>
       <w:pPr>
@@ -11591,8 +10097,8 @@
       </w:pPr>
     </w:p>
     <w:sectPr>
-      <w:headerReference w:type="first" r:id="rId25"/>
-      <w:footerReference w:type="first" r:id="rId26"/>
+      <w:headerReference w:type="first" r:id="rId26"/>
+      <w:footerReference w:type="first" r:id="rId27"/>
       <w:pgSz w:w="11906" w:h="16838"/>
       <w:pgMar w:top="1985" w:right="1134" w:bottom="1418" w:left="1134" w:header="567" w:footer="567" w:gutter="0"/>
       <w:cols w:space="720"/>
@@ -11603,7 +10109,7 @@
 </file>
 
 <file path=word/endnotes.xml><?xml version="1.0" encoding="utf-8"?>
-<w:endnotes xmlns:wpc="http://schemas.microsoft.com/office/word/2010/wordprocessingCanvas" xmlns:cx="http://schemas.microsoft.com/office/drawing/2014/chartex" xmlns:cx1="http://schemas.microsoft.com/office/drawing/2015/9/8/chartex" xmlns:cx2="http://schemas.microsoft.com/office/drawing/2015/10/21/chartex" xmlns:cx3="http://schemas.microsoft.com/office/drawing/2016/5/9/chartex" xmlns:cx4="http://schemas.microsoft.com/office/drawing/2016/5/10/chartex" xmlns:cx5="http://schemas.microsoft.com/office/drawing/2016/5/11/chartex" xmlns:cx6="http://schemas.microsoft.com/office/drawing/2016/5/12/chartex" xmlns:cx7="http://schemas.microsoft.com/office/drawing/2016/5/13/chartex" xmlns:cx8="http://schemas.microsoft.com/office/drawing/2016/5/14/chartex" xmlns:mc="http://schemas.openxmlformats.org/markup-compatibility/2006" xmlns:aink="http://schemas.microsoft.com/office/drawing/2016/ink" xmlns:am3d="http://schemas.microsoft.com/office/drawing/2017/model3d" xmlns:o="urn:schemas-microsoft-com:office:office" xmlns:oel="http://schemas.microsoft.com/office/2019/extlst" xmlns:r="http://schemas.openxmlformats.org/officeDocument/2006/relationships" xmlns:m="http://schemas.openxmlformats.org/officeDocument/2006/math" xmlns:v="urn:schemas-microsoft-com:vml" xmlns:wp14="http://schemas.microsoft.com/office/word/2010/wordprocessingDrawing" xmlns:wp="http://schemas.openxmlformats.org/drawingml/2006/wordprocessingDrawing" xmlns:w10="urn:schemas-microsoft-com:office:word" xmlns:w="http://schemas.openxmlformats.org/wordprocessingml/2006/main" xmlns:w14="http://schemas.microsoft.com/office/word/2010/wordml" xmlns:w15="http://schemas.microsoft.com/office/word/2012/wordml" xmlns:w16cex="http://schemas.microsoft.com/office/word/2018/wordml/cex" xmlns:w16cid="http://schemas.microsoft.com/office/word/2016/wordml/cid" xmlns:w16="http://schemas.microsoft.com/office/word/2018/wordml" xmlns:w16sdtdh="http://schemas.microsoft.com/office/word/2020/wordml/sdtdatahash" xmlns:w16se="http://schemas.microsoft.com/office/word/2015/wordml/symex" xmlns:wpg="http://schemas.microsoft.com/office/word/2010/wordprocessingGroup" xmlns:wpi="http://schemas.microsoft.com/office/word/2010/wordprocessingInk" xmlns:wne="http://schemas.microsoft.com/office/word/2006/wordml" xmlns:wps="http://schemas.microsoft.com/office/word/2010/wordprocessingShape" mc:Ignorable="w14 w15 w16se w16cid w16 w16cex w16sdtdh wp14">
+<w:endnotes xmlns:wpc="http://schemas.microsoft.com/office/word/2010/wordprocessingCanvas" xmlns:cx="http://schemas.microsoft.com/office/drawing/2014/chartex" xmlns:cx1="http://schemas.microsoft.com/office/drawing/2015/9/8/chartex" xmlns:cx2="http://schemas.microsoft.com/office/drawing/2015/10/21/chartex" xmlns:cx3="http://schemas.microsoft.com/office/drawing/2016/5/9/chartex" xmlns:cx4="http://schemas.microsoft.com/office/drawing/2016/5/10/chartex" xmlns:cx5="http://schemas.microsoft.com/office/drawing/2016/5/11/chartex" xmlns:cx6="http://schemas.microsoft.com/office/drawing/2016/5/12/chartex" xmlns:cx7="http://schemas.microsoft.com/office/drawing/2016/5/13/chartex" xmlns:cx8="http://schemas.microsoft.com/office/drawing/2016/5/14/chartex" xmlns:mc="http://schemas.openxmlformats.org/markup-compatibility/2006" xmlns:aink="http://schemas.microsoft.com/office/drawing/2016/ink" xmlns:am3d="http://schemas.microsoft.com/office/drawing/2017/model3d" xmlns:o="urn:schemas-microsoft-com:office:office" xmlns:oel="http://schemas.microsoft.com/office/2019/extlst" xmlns:r="http://schemas.openxmlformats.org/officeDocument/2006/relationships" xmlns:m="http://schemas.openxmlformats.org/officeDocument/2006/math" xmlns:v="urn:schemas-microsoft-com:vml" xmlns:wp14="http://schemas.microsoft.com/office/word/2010/wordprocessingDrawing" xmlns:wp="http://schemas.openxmlformats.org/drawingml/2006/wordprocessingDrawing" xmlns:w10="urn:schemas-microsoft-com:office:word" xmlns:w="http://schemas.openxmlformats.org/wordprocessingml/2006/main" xmlns:w14="http://schemas.microsoft.com/office/word/2010/wordml" xmlns:w15="http://schemas.microsoft.com/office/word/2012/wordml" xmlns:w16cex="http://schemas.microsoft.com/office/word/2018/wordml/cex" xmlns:w16cid="http://schemas.microsoft.com/office/word/2016/wordml/cid" xmlns:w16="http://schemas.microsoft.com/office/word/2018/wordml" xmlns:w16du="http://schemas.microsoft.com/office/word/2023/wordml/word16du" xmlns:w16sdtdh="http://schemas.microsoft.com/office/word/2020/wordml/sdtdatahash" xmlns:w16sdtfl="http://schemas.microsoft.com/office/word/2024/wordml/sdtformatlock" xmlns:w16se="http://schemas.microsoft.com/office/word/2015/wordml/symex" xmlns:wpg="http://schemas.microsoft.com/office/word/2010/wordprocessingGroup" xmlns:wpi="http://schemas.microsoft.com/office/word/2010/wordprocessingInk" xmlns:wne="http://schemas.microsoft.com/office/word/2006/wordml" xmlns:wps="http://schemas.microsoft.com/office/word/2010/wordprocessingShape" mc:Ignorable="w14 w15 w16se w16cid w16 w16cex w16sdtdh w16sdtfl w16du wp14">
   <w:endnote w:type="separator" w:id="-1">
     <w:p>
       <w:r>
@@ -11622,7 +10128,7 @@
 </file>
 
 <file path=word/footer1.xml><?xml version="1.0" encoding="utf-8"?>
-<w:ftr xmlns:wpc="http://schemas.microsoft.com/office/word/2010/wordprocessingCanvas" xmlns:cx="http://schemas.microsoft.com/office/drawing/2014/chartex" xmlns:cx1="http://schemas.microsoft.com/office/drawing/2015/9/8/chartex" xmlns:cx2="http://schemas.microsoft.com/office/drawing/2015/10/21/chartex" xmlns:cx3="http://schemas.microsoft.com/office/drawing/2016/5/9/chartex" xmlns:cx4="http://schemas.microsoft.com/office/drawing/2016/5/10/chartex" xmlns:cx5="http://schemas.microsoft.com/office/drawing/2016/5/11/chartex" xmlns:cx6="http://schemas.microsoft.com/office/drawing/2016/5/12/chartex" xmlns:cx7="http://schemas.microsoft.com/office/drawing/2016/5/13/chartex" xmlns:cx8="http://schemas.microsoft.com/office/drawing/2016/5/14/chartex" xmlns:mc="http://schemas.openxmlformats.org/markup-compatibility/2006" xmlns:aink="http://schemas.microsoft.com/office/drawing/2016/ink" xmlns:am3d="http://schemas.microsoft.com/office/drawing/2017/model3d" xmlns:o="urn:schemas-microsoft-com:office:office" xmlns:oel="http://schemas.microsoft.com/office/2019/extlst" xmlns:r="http://schemas.openxmlformats.org/officeDocument/2006/relationships" xmlns:m="http://schemas.openxmlformats.org/officeDocument/2006/math" xmlns:v="urn:schemas-microsoft-com:vml" xmlns:wp14="http://schemas.microsoft.com/office/word/2010/wordprocessingDrawing" xmlns:wp="http://schemas.openxmlformats.org/drawingml/2006/wordprocessingDrawing" xmlns:w10="urn:schemas-microsoft-com:office:word" xmlns:w="http://schemas.openxmlformats.org/wordprocessingml/2006/main" xmlns:w14="http://schemas.microsoft.com/office/word/2010/wordml" xmlns:w15="http://schemas.microsoft.com/office/word/2012/wordml" xmlns:w16cex="http://schemas.microsoft.com/office/word/2018/wordml/cex" xmlns:w16cid="http://schemas.microsoft.com/office/word/2016/wordml/cid" xmlns:w16="http://schemas.microsoft.com/office/word/2018/wordml" xmlns:w16sdtdh="http://schemas.microsoft.com/office/word/2020/wordml/sdtdatahash" xmlns:w16se="http://schemas.microsoft.com/office/word/2015/wordml/symex" xmlns:wpg="http://schemas.microsoft.com/office/word/2010/wordprocessingGroup" xmlns:wpi="http://schemas.microsoft.com/office/word/2010/wordprocessingInk" xmlns:wne="http://schemas.microsoft.com/office/word/2006/wordml" xmlns:wps="http://schemas.microsoft.com/office/word/2010/wordprocessingShape" mc:Ignorable="w14 w15 w16se w16cid w16 w16cex w16sdtdh wp14">
+<w:ftr xmlns:wpc="http://schemas.microsoft.com/office/word/2010/wordprocessingCanvas" xmlns:cx="http://schemas.microsoft.com/office/drawing/2014/chartex" xmlns:cx1="http://schemas.microsoft.com/office/drawing/2015/9/8/chartex" xmlns:cx2="http://schemas.microsoft.com/office/drawing/2015/10/21/chartex" xmlns:cx3="http://schemas.microsoft.com/office/drawing/2016/5/9/chartex" xmlns:cx4="http://schemas.microsoft.com/office/drawing/2016/5/10/chartex" xmlns:cx5="http://schemas.microsoft.com/office/drawing/2016/5/11/chartex" xmlns:cx6="http://schemas.microsoft.com/office/drawing/2016/5/12/chartex" xmlns:cx7="http://schemas.microsoft.com/office/drawing/2016/5/13/chartex" xmlns:cx8="http://schemas.microsoft.com/office/drawing/2016/5/14/chartex" xmlns:mc="http://schemas.openxmlformats.org/markup-compatibility/2006" xmlns:aink="http://schemas.microsoft.com/office/drawing/2016/ink" xmlns:am3d="http://schemas.microsoft.com/office/drawing/2017/model3d" xmlns:o="urn:schemas-microsoft-com:office:office" xmlns:oel="http://schemas.microsoft.com/office/2019/extlst" xmlns:r="http://schemas.openxmlformats.org/officeDocument/2006/relationships" xmlns:m="http://schemas.openxmlformats.org/officeDocument/2006/math" xmlns:v="urn:schemas-microsoft-com:vml" xmlns:wp14="http://schemas.microsoft.com/office/word/2010/wordprocessingDrawing" xmlns:wp="http://schemas.openxmlformats.org/drawingml/2006/wordprocessingDrawing" xmlns:w10="urn:schemas-microsoft-com:office:word" xmlns:w="http://schemas.openxmlformats.org/wordprocessingml/2006/main" xmlns:w14="http://schemas.microsoft.com/office/word/2010/wordml" xmlns:w15="http://schemas.microsoft.com/office/word/2012/wordml" xmlns:w16cex="http://schemas.microsoft.com/office/word/2018/wordml/cex" xmlns:w16cid="http://schemas.microsoft.com/office/word/2016/wordml/cid" xmlns:w16="http://schemas.microsoft.com/office/word/2018/wordml" xmlns:w16du="http://schemas.microsoft.com/office/word/2023/wordml/word16du" xmlns:w16sdtdh="http://schemas.microsoft.com/office/word/2020/wordml/sdtdatahash" xmlns:w16sdtfl="http://schemas.microsoft.com/office/word/2024/wordml/sdtformatlock" xmlns:w16se="http://schemas.microsoft.com/office/word/2015/wordml/symex" xmlns:wpg="http://schemas.microsoft.com/office/word/2010/wordprocessingGroup" xmlns:wpi="http://schemas.microsoft.com/office/word/2010/wordprocessingInk" xmlns:wne="http://schemas.microsoft.com/office/word/2006/wordml" xmlns:wps="http://schemas.microsoft.com/office/word/2010/wordprocessingShape" mc:Ignorable="w14 w15 w16se w16cid w16 w16cex w16sdtdh w16sdtfl w16du wp14">
   <w:p>
     <w:pPr>
       <w:pStyle w:val="Pidipagina"/>
@@ -11710,7 +10216,7 @@
 </file>
 
 <file path=word/footer2.xml><?xml version="1.0" encoding="utf-8"?>
-<w:ftr xmlns:wpc="http://schemas.microsoft.com/office/word/2010/wordprocessingCanvas" xmlns:cx="http://schemas.microsoft.com/office/drawing/2014/chartex" xmlns:cx1="http://schemas.microsoft.com/office/drawing/2015/9/8/chartex" xmlns:cx2="http://schemas.microsoft.com/office/drawing/2015/10/21/chartex" xmlns:cx3="http://schemas.microsoft.com/office/drawing/2016/5/9/chartex" xmlns:cx4="http://schemas.microsoft.com/office/drawing/2016/5/10/chartex" xmlns:cx5="http://schemas.microsoft.com/office/drawing/2016/5/11/chartex" xmlns:cx6="http://schemas.microsoft.com/office/drawing/2016/5/12/chartex" xmlns:cx7="http://schemas.microsoft.com/office/drawing/2016/5/13/chartex" xmlns:cx8="http://schemas.microsoft.com/office/drawing/2016/5/14/chartex" xmlns:mc="http://schemas.openxmlformats.org/markup-compatibility/2006" xmlns:aink="http://schemas.microsoft.com/office/drawing/2016/ink" xmlns:am3d="http://schemas.microsoft.com/office/drawing/2017/model3d" xmlns:o="urn:schemas-microsoft-com:office:office" xmlns:oel="http://schemas.microsoft.com/office/2019/extlst" xmlns:r="http://schemas.openxmlformats.org/officeDocument/2006/relationships" xmlns:m="http://schemas.openxmlformats.org/officeDocument/2006/math" xmlns:v="urn:schemas-microsoft-com:vml" xmlns:wp14="http://schemas.microsoft.com/office/word/2010/wordprocessingDrawing" xmlns:wp="http://schemas.openxmlformats.org/drawingml/2006/wordprocessingDrawing" xmlns:w10="urn:schemas-microsoft-com:office:word" xmlns:w="http://schemas.openxmlformats.org/wordprocessingml/2006/main" xmlns:w14="http://schemas.microsoft.com/office/word/2010/wordml" xmlns:w15="http://schemas.microsoft.com/office/word/2012/wordml" xmlns:w16cex="http://schemas.microsoft.com/office/word/2018/wordml/cex" xmlns:w16cid="http://schemas.microsoft.com/office/word/2016/wordml/cid" xmlns:w16="http://schemas.microsoft.com/office/word/2018/wordml" xmlns:w16sdtdh="http://schemas.microsoft.com/office/word/2020/wordml/sdtdatahash" xmlns:w16se="http://schemas.microsoft.com/office/word/2015/wordml/symex" xmlns:wpg="http://schemas.microsoft.com/office/word/2010/wordprocessingGroup" xmlns:wpi="http://schemas.microsoft.com/office/word/2010/wordprocessingInk" xmlns:wne="http://schemas.microsoft.com/office/word/2006/wordml" xmlns:wps="http://schemas.microsoft.com/office/word/2010/wordprocessingShape" mc:Ignorable="w14 w15 w16se w16cid w16 w16cex w16sdtdh wp14">
+<w:ftr xmlns:wpc="http://schemas.microsoft.com/office/word/2010/wordprocessingCanvas" xmlns:cx="http://schemas.microsoft.com/office/drawing/2014/chartex" xmlns:cx1="http://schemas.microsoft.com/office/drawing/2015/9/8/chartex" xmlns:cx2="http://schemas.microsoft.com/office/drawing/2015/10/21/chartex" xmlns:cx3="http://schemas.microsoft.com/office/drawing/2016/5/9/chartex" xmlns:cx4="http://schemas.microsoft.com/office/drawing/2016/5/10/chartex" xmlns:cx5="http://schemas.microsoft.com/office/drawing/2016/5/11/chartex" xmlns:cx6="http://schemas.microsoft.com/office/drawing/2016/5/12/chartex" xmlns:cx7="http://schemas.microsoft.com/office/drawing/2016/5/13/chartex" xmlns:cx8="http://schemas.microsoft.com/office/drawing/2016/5/14/chartex" xmlns:mc="http://schemas.openxmlformats.org/markup-compatibility/2006" xmlns:aink="http://schemas.microsoft.com/office/drawing/2016/ink" xmlns:am3d="http://schemas.microsoft.com/office/drawing/2017/model3d" xmlns:o="urn:schemas-microsoft-com:office:office" xmlns:oel="http://schemas.microsoft.com/office/2019/extlst" xmlns:r="http://schemas.openxmlformats.org/officeDocument/2006/relationships" xmlns:m="http://schemas.openxmlformats.org/officeDocument/2006/math" xmlns:v="urn:schemas-microsoft-com:vml" xmlns:wp14="http://schemas.microsoft.com/office/word/2010/wordprocessingDrawing" xmlns:wp="http://schemas.openxmlformats.org/drawingml/2006/wordprocessingDrawing" xmlns:w10="urn:schemas-microsoft-com:office:word" xmlns:w="http://schemas.openxmlformats.org/wordprocessingml/2006/main" xmlns:w14="http://schemas.microsoft.com/office/word/2010/wordml" xmlns:w15="http://schemas.microsoft.com/office/word/2012/wordml" xmlns:w16cex="http://schemas.microsoft.com/office/word/2018/wordml/cex" xmlns:w16cid="http://schemas.microsoft.com/office/word/2016/wordml/cid" xmlns:w16="http://schemas.microsoft.com/office/word/2018/wordml" xmlns:w16du="http://schemas.microsoft.com/office/word/2023/wordml/word16du" xmlns:w16sdtdh="http://schemas.microsoft.com/office/word/2020/wordml/sdtdatahash" xmlns:w16sdtfl="http://schemas.microsoft.com/office/word/2024/wordml/sdtformatlock" xmlns:w16se="http://schemas.microsoft.com/office/word/2015/wordml/symex" xmlns:wpg="http://schemas.microsoft.com/office/word/2010/wordprocessingGroup" xmlns:wpi="http://schemas.microsoft.com/office/word/2010/wordprocessingInk" xmlns:wne="http://schemas.microsoft.com/office/word/2006/wordml" xmlns:wps="http://schemas.microsoft.com/office/word/2010/wordprocessingShape" mc:Ignorable="w14 w15 w16se w16cid w16 w16cex w16sdtdh w16sdtfl w16du wp14">
   <w:tbl>
     <w:tblPr>
       <w:tblW w:w="0" w:type="auto"/>
@@ -11724,7 +10230,6 @@
       <w:tc>
         <w:tcPr>
           <w:tcW w:w="2694" w:type="dxa"/>
-          <w:shd w:val="clear" w:color="auto" w:fill="auto"/>
         </w:tcPr>
         <w:p>
           <w:pPr>
@@ -11745,7 +10250,6 @@
       <w:tc>
         <w:tcPr>
           <w:tcW w:w="6944" w:type="dxa"/>
-          <w:shd w:val="clear" w:color="auto" w:fill="auto"/>
         </w:tcPr>
         <w:p>
           <w:pPr>
@@ -11753,14 +10257,12 @@
               <w:lang w:val="it-IT"/>
             </w:rPr>
           </w:pPr>
-          <w:proofErr w:type="spellStart"/>
           <w:r>
             <w:rPr>
               <w:lang w:val="it-IT"/>
             </w:rPr>
             <w:t>PokéCardDex</w:t>
           </w:r>
-          <w:proofErr w:type="spellEnd"/>
         </w:p>
       </w:tc>
     </w:tr>
@@ -11768,7 +10270,6 @@
       <w:tc>
         <w:tcPr>
           <w:tcW w:w="2694" w:type="dxa"/>
-          <w:shd w:val="clear" w:color="auto" w:fill="auto"/>
         </w:tcPr>
         <w:p>
           <w:pPr>
@@ -11789,7 +10290,6 @@
       <w:tc>
         <w:tcPr>
           <w:tcW w:w="6944" w:type="dxa"/>
-          <w:shd w:val="clear" w:color="auto" w:fill="auto"/>
         </w:tcPr>
         <w:p>
           <w:pPr>
@@ -11810,7 +10310,6 @@
       <w:tc>
         <w:tcPr>
           <w:tcW w:w="2694" w:type="dxa"/>
-          <w:shd w:val="clear" w:color="auto" w:fill="auto"/>
         </w:tcPr>
         <w:p>
           <w:pPr>
@@ -11831,7 +10330,6 @@
       <w:tc>
         <w:tcPr>
           <w:tcW w:w="6944" w:type="dxa"/>
-          <w:shd w:val="clear" w:color="auto" w:fill="auto"/>
         </w:tcPr>
         <w:p>
           <w:pPr>
@@ -11858,7 +10356,6 @@
       <w:tc>
         <w:tcPr>
           <w:tcW w:w="2694" w:type="dxa"/>
-          <w:shd w:val="clear" w:color="auto" w:fill="auto"/>
         </w:tcPr>
         <w:p>
           <w:pPr>
@@ -11879,7 +10376,6 @@
       <w:tc>
         <w:tcPr>
           <w:tcW w:w="6944" w:type="dxa"/>
-          <w:shd w:val="clear" w:color="auto" w:fill="auto"/>
         </w:tcPr>
         <w:p>
           <w:pPr>
@@ -11900,7 +10396,6 @@
       <w:tc>
         <w:tcPr>
           <w:tcW w:w="2694" w:type="dxa"/>
-          <w:shd w:val="clear" w:color="auto" w:fill="auto"/>
         </w:tcPr>
         <w:p>
           <w:pPr>
@@ -11921,7 +10416,6 @@
       <w:tc>
         <w:tcPr>
           <w:tcW w:w="6944" w:type="dxa"/>
-          <w:shd w:val="clear" w:color="auto" w:fill="auto"/>
         </w:tcPr>
         <w:p>
           <w:pPr>
@@ -11954,7 +10448,7 @@
 </file>
 
 <file path=word/footer3.xml><?xml version="1.0" encoding="utf-8"?>
-<w:ftr xmlns:wpc="http://schemas.microsoft.com/office/word/2010/wordprocessingCanvas" xmlns:cx="http://schemas.microsoft.com/office/drawing/2014/chartex" xmlns:cx1="http://schemas.microsoft.com/office/drawing/2015/9/8/chartex" xmlns:cx2="http://schemas.microsoft.com/office/drawing/2015/10/21/chartex" xmlns:cx3="http://schemas.microsoft.com/office/drawing/2016/5/9/chartex" xmlns:cx4="http://schemas.microsoft.com/office/drawing/2016/5/10/chartex" xmlns:cx5="http://schemas.microsoft.com/office/drawing/2016/5/11/chartex" xmlns:cx6="http://schemas.microsoft.com/office/drawing/2016/5/12/chartex" xmlns:cx7="http://schemas.microsoft.com/office/drawing/2016/5/13/chartex" xmlns:cx8="http://schemas.microsoft.com/office/drawing/2016/5/14/chartex" xmlns:mc="http://schemas.openxmlformats.org/markup-compatibility/2006" xmlns:aink="http://schemas.microsoft.com/office/drawing/2016/ink" xmlns:am3d="http://schemas.microsoft.com/office/drawing/2017/model3d" xmlns:o="urn:schemas-microsoft-com:office:office" xmlns:oel="http://schemas.microsoft.com/office/2019/extlst" xmlns:r="http://schemas.openxmlformats.org/officeDocument/2006/relationships" xmlns:m="http://schemas.openxmlformats.org/officeDocument/2006/math" xmlns:v="urn:schemas-microsoft-com:vml" xmlns:wp14="http://schemas.microsoft.com/office/word/2010/wordprocessingDrawing" xmlns:wp="http://schemas.openxmlformats.org/drawingml/2006/wordprocessingDrawing" xmlns:w10="urn:schemas-microsoft-com:office:word" xmlns:w="http://schemas.openxmlformats.org/wordprocessingml/2006/main" xmlns:w14="http://schemas.microsoft.com/office/word/2010/wordml" xmlns:w15="http://schemas.microsoft.com/office/word/2012/wordml" xmlns:w16cex="http://schemas.microsoft.com/office/word/2018/wordml/cex" xmlns:w16cid="http://schemas.microsoft.com/office/word/2016/wordml/cid" xmlns:w16="http://schemas.microsoft.com/office/word/2018/wordml" xmlns:w16sdtdh="http://schemas.microsoft.com/office/word/2020/wordml/sdtdatahash" xmlns:w16se="http://schemas.microsoft.com/office/word/2015/wordml/symex" xmlns:wpg="http://schemas.microsoft.com/office/word/2010/wordprocessingGroup" xmlns:wpi="http://schemas.microsoft.com/office/word/2010/wordprocessingInk" xmlns:wne="http://schemas.microsoft.com/office/word/2006/wordml" xmlns:wps="http://schemas.microsoft.com/office/word/2010/wordprocessingShape" mc:Ignorable="w14 w15 w16se w16cid w16 w16cex w16sdtdh wp14">
+<w:ftr xmlns:wpc="http://schemas.microsoft.com/office/word/2010/wordprocessingCanvas" xmlns:cx="http://schemas.microsoft.com/office/drawing/2014/chartex" xmlns:cx1="http://schemas.microsoft.com/office/drawing/2015/9/8/chartex" xmlns:cx2="http://schemas.microsoft.com/office/drawing/2015/10/21/chartex" xmlns:cx3="http://schemas.microsoft.com/office/drawing/2016/5/9/chartex" xmlns:cx4="http://schemas.microsoft.com/office/drawing/2016/5/10/chartex" xmlns:cx5="http://schemas.microsoft.com/office/drawing/2016/5/11/chartex" xmlns:cx6="http://schemas.microsoft.com/office/drawing/2016/5/12/chartex" xmlns:cx7="http://schemas.microsoft.com/office/drawing/2016/5/13/chartex" xmlns:cx8="http://schemas.microsoft.com/office/drawing/2016/5/14/chartex" xmlns:mc="http://schemas.openxmlformats.org/markup-compatibility/2006" xmlns:aink="http://schemas.microsoft.com/office/drawing/2016/ink" xmlns:am3d="http://schemas.microsoft.com/office/drawing/2017/model3d" xmlns:o="urn:schemas-microsoft-com:office:office" xmlns:oel="http://schemas.microsoft.com/office/2019/extlst" xmlns:r="http://schemas.openxmlformats.org/officeDocument/2006/relationships" xmlns:m="http://schemas.openxmlformats.org/officeDocument/2006/math" xmlns:v="urn:schemas-microsoft-com:vml" xmlns:wp14="http://schemas.microsoft.com/office/word/2010/wordprocessingDrawing" xmlns:wp="http://schemas.openxmlformats.org/drawingml/2006/wordprocessingDrawing" xmlns:w10="urn:schemas-microsoft-com:office:word" xmlns:w="http://schemas.openxmlformats.org/wordprocessingml/2006/main" xmlns:w14="http://schemas.microsoft.com/office/word/2010/wordml" xmlns:w15="http://schemas.microsoft.com/office/word/2012/wordml" xmlns:w16cex="http://schemas.microsoft.com/office/word/2018/wordml/cex" xmlns:w16cid="http://schemas.microsoft.com/office/word/2016/wordml/cid" xmlns:w16="http://schemas.microsoft.com/office/word/2018/wordml" xmlns:w16du="http://schemas.microsoft.com/office/word/2023/wordml/word16du" xmlns:w16sdtdh="http://schemas.microsoft.com/office/word/2020/wordml/sdtdatahash" xmlns:w16sdtfl="http://schemas.microsoft.com/office/word/2024/wordml/sdtformatlock" xmlns:w16se="http://schemas.microsoft.com/office/word/2015/wordml/symex" xmlns:wpg="http://schemas.microsoft.com/office/word/2010/wordprocessingGroup" xmlns:wpi="http://schemas.microsoft.com/office/word/2010/wordprocessingInk" xmlns:wne="http://schemas.microsoft.com/office/word/2006/wordml" xmlns:wps="http://schemas.microsoft.com/office/word/2010/wordprocessingShape" mc:Ignorable="w14 w15 w16se w16cid w16 w16cex w16sdtdh w16sdtfl w16du wp14">
   <w:p>
     <w:pPr>
       <w:pStyle w:val="Pidipagina"/>
@@ -12018,7 +10512,7 @@
 </file>
 
 <file path=word/footer4.xml><?xml version="1.0" encoding="utf-8"?>
-<w:ftr xmlns:wpc="http://schemas.microsoft.com/office/word/2010/wordprocessingCanvas" xmlns:cx="http://schemas.microsoft.com/office/drawing/2014/chartex" xmlns:cx1="http://schemas.microsoft.com/office/drawing/2015/9/8/chartex" xmlns:cx2="http://schemas.microsoft.com/office/drawing/2015/10/21/chartex" xmlns:cx3="http://schemas.microsoft.com/office/drawing/2016/5/9/chartex" xmlns:cx4="http://schemas.microsoft.com/office/drawing/2016/5/10/chartex" xmlns:cx5="http://schemas.microsoft.com/office/drawing/2016/5/11/chartex" xmlns:cx6="http://schemas.microsoft.com/office/drawing/2016/5/12/chartex" xmlns:cx7="http://schemas.microsoft.com/office/drawing/2016/5/13/chartex" xmlns:cx8="http://schemas.microsoft.com/office/drawing/2016/5/14/chartex" xmlns:mc="http://schemas.openxmlformats.org/markup-compatibility/2006" xmlns:aink="http://schemas.microsoft.com/office/drawing/2016/ink" xmlns:am3d="http://schemas.microsoft.com/office/drawing/2017/model3d" xmlns:o="urn:schemas-microsoft-com:office:office" xmlns:oel="http://schemas.microsoft.com/office/2019/extlst" xmlns:r="http://schemas.openxmlformats.org/officeDocument/2006/relationships" xmlns:m="http://schemas.openxmlformats.org/officeDocument/2006/math" xmlns:v="urn:schemas-microsoft-com:vml" xmlns:wp14="http://schemas.microsoft.com/office/word/2010/wordprocessingDrawing" xmlns:wp="http://schemas.openxmlformats.org/drawingml/2006/wordprocessingDrawing" xmlns:w10="urn:schemas-microsoft-com:office:word" xmlns:w="http://schemas.openxmlformats.org/wordprocessingml/2006/main" xmlns:w14="http://schemas.microsoft.com/office/word/2010/wordml" xmlns:w15="http://schemas.microsoft.com/office/word/2012/wordml" xmlns:w16cex="http://schemas.microsoft.com/office/word/2018/wordml/cex" xmlns:w16cid="http://schemas.microsoft.com/office/word/2016/wordml/cid" xmlns:w16="http://schemas.microsoft.com/office/word/2018/wordml" xmlns:w16sdtdh="http://schemas.microsoft.com/office/word/2020/wordml/sdtdatahash" xmlns:w16se="http://schemas.microsoft.com/office/word/2015/wordml/symex" xmlns:wpg="http://schemas.microsoft.com/office/word/2010/wordprocessingGroup" xmlns:wpi="http://schemas.microsoft.com/office/word/2010/wordprocessingInk" xmlns:wne="http://schemas.microsoft.com/office/word/2006/wordml" xmlns:wps="http://schemas.microsoft.com/office/word/2010/wordprocessingShape" mc:Ignorable="w14 w15 w16se w16cid w16 w16cex w16sdtdh wp14">
+<w:ftr xmlns:wpc="http://schemas.microsoft.com/office/word/2010/wordprocessingCanvas" xmlns:cx="http://schemas.microsoft.com/office/drawing/2014/chartex" xmlns:cx1="http://schemas.microsoft.com/office/drawing/2015/9/8/chartex" xmlns:cx2="http://schemas.microsoft.com/office/drawing/2015/10/21/chartex" xmlns:cx3="http://schemas.microsoft.com/office/drawing/2016/5/9/chartex" xmlns:cx4="http://schemas.microsoft.com/office/drawing/2016/5/10/chartex" xmlns:cx5="http://schemas.microsoft.com/office/drawing/2016/5/11/chartex" xmlns:cx6="http://schemas.microsoft.com/office/drawing/2016/5/12/chartex" xmlns:cx7="http://schemas.microsoft.com/office/drawing/2016/5/13/chartex" xmlns:cx8="http://schemas.microsoft.com/office/drawing/2016/5/14/chartex" xmlns:mc="http://schemas.openxmlformats.org/markup-compatibility/2006" xmlns:aink="http://schemas.microsoft.com/office/drawing/2016/ink" xmlns:am3d="http://schemas.microsoft.com/office/drawing/2017/model3d" xmlns:o="urn:schemas-microsoft-com:office:office" xmlns:oel="http://schemas.microsoft.com/office/2019/extlst" xmlns:r="http://schemas.openxmlformats.org/officeDocument/2006/relationships" xmlns:m="http://schemas.openxmlformats.org/officeDocument/2006/math" xmlns:v="urn:schemas-microsoft-com:vml" xmlns:wp14="http://schemas.microsoft.com/office/word/2010/wordprocessingDrawing" xmlns:wp="http://schemas.openxmlformats.org/drawingml/2006/wordprocessingDrawing" xmlns:w10="urn:schemas-microsoft-com:office:word" xmlns:w="http://schemas.openxmlformats.org/wordprocessingml/2006/main" xmlns:w14="http://schemas.microsoft.com/office/word/2010/wordml" xmlns:w15="http://schemas.microsoft.com/office/word/2012/wordml" xmlns:w16cex="http://schemas.microsoft.com/office/word/2018/wordml/cex" xmlns:w16cid="http://schemas.microsoft.com/office/word/2016/wordml/cid" xmlns:w16="http://schemas.microsoft.com/office/word/2018/wordml" xmlns:w16du="http://schemas.microsoft.com/office/word/2023/wordml/word16du" xmlns:w16sdtdh="http://schemas.microsoft.com/office/word/2020/wordml/sdtdatahash" xmlns:w16sdtfl="http://schemas.microsoft.com/office/word/2024/wordml/sdtformatlock" xmlns:w16se="http://schemas.microsoft.com/office/word/2015/wordml/symex" xmlns:wpg="http://schemas.microsoft.com/office/word/2010/wordprocessingGroup" xmlns:wpi="http://schemas.microsoft.com/office/word/2010/wordprocessingInk" xmlns:wne="http://schemas.microsoft.com/office/word/2006/wordml" xmlns:wps="http://schemas.microsoft.com/office/word/2010/wordprocessingShape" mc:Ignorable="w14 w15 w16se w16cid w16 w16cex w16sdtdh w16sdtfl w16du wp14">
   <w:p>
     <w:pPr>
       <w:pStyle w:val="Pidipagina"/>
@@ -12088,7 +10582,7 @@
 </file>
 
 <file path=word/footer5.xml><?xml version="1.0" encoding="utf-8"?>
-<w:ftr xmlns:wpc="http://schemas.microsoft.com/office/word/2010/wordprocessingCanvas" xmlns:cx="http://schemas.microsoft.com/office/drawing/2014/chartex" xmlns:cx1="http://schemas.microsoft.com/office/drawing/2015/9/8/chartex" xmlns:cx2="http://schemas.microsoft.com/office/drawing/2015/10/21/chartex" xmlns:cx3="http://schemas.microsoft.com/office/drawing/2016/5/9/chartex" xmlns:cx4="http://schemas.microsoft.com/office/drawing/2016/5/10/chartex" xmlns:cx5="http://schemas.microsoft.com/office/drawing/2016/5/11/chartex" xmlns:cx6="http://schemas.microsoft.com/office/drawing/2016/5/12/chartex" xmlns:cx7="http://schemas.microsoft.com/office/drawing/2016/5/13/chartex" xmlns:cx8="http://schemas.microsoft.com/office/drawing/2016/5/14/chartex" xmlns:mc="http://schemas.openxmlformats.org/markup-compatibility/2006" xmlns:aink="http://schemas.microsoft.com/office/drawing/2016/ink" xmlns:am3d="http://schemas.microsoft.com/office/drawing/2017/model3d" xmlns:o="urn:schemas-microsoft-com:office:office" xmlns:oel="http://schemas.microsoft.com/office/2019/extlst" xmlns:r="http://schemas.openxmlformats.org/officeDocument/2006/relationships" xmlns:m="http://schemas.openxmlformats.org/officeDocument/2006/math" xmlns:v="urn:schemas-microsoft-com:vml" xmlns:wp14="http://schemas.microsoft.com/office/word/2010/wordprocessingDrawing" xmlns:wp="http://schemas.openxmlformats.org/drawingml/2006/wordprocessingDrawing" xmlns:w10="urn:schemas-microsoft-com:office:word" xmlns:w="http://schemas.openxmlformats.org/wordprocessingml/2006/main" xmlns:w14="http://schemas.microsoft.com/office/word/2010/wordml" xmlns:w15="http://schemas.microsoft.com/office/word/2012/wordml" xmlns:w16cex="http://schemas.microsoft.com/office/word/2018/wordml/cex" xmlns:w16cid="http://schemas.microsoft.com/office/word/2016/wordml/cid" xmlns:w16="http://schemas.microsoft.com/office/word/2018/wordml" xmlns:w16sdtdh="http://schemas.microsoft.com/office/word/2020/wordml/sdtdatahash" xmlns:w16se="http://schemas.microsoft.com/office/word/2015/wordml/symex" xmlns:wpg="http://schemas.microsoft.com/office/word/2010/wordprocessingGroup" xmlns:wpi="http://schemas.microsoft.com/office/word/2010/wordprocessingInk" xmlns:wne="http://schemas.microsoft.com/office/word/2006/wordml" xmlns:wps="http://schemas.microsoft.com/office/word/2010/wordprocessingShape" mc:Ignorable="w14 w15 w16se w16cid w16 w16cex w16sdtdh wp14">
+<w:ftr xmlns:wpc="http://schemas.microsoft.com/office/word/2010/wordprocessingCanvas" xmlns:cx="http://schemas.microsoft.com/office/drawing/2014/chartex" xmlns:cx1="http://schemas.microsoft.com/office/drawing/2015/9/8/chartex" xmlns:cx2="http://schemas.microsoft.com/office/drawing/2015/10/21/chartex" xmlns:cx3="http://schemas.microsoft.com/office/drawing/2016/5/9/chartex" xmlns:cx4="http://schemas.microsoft.com/office/drawing/2016/5/10/chartex" xmlns:cx5="http://schemas.microsoft.com/office/drawing/2016/5/11/chartex" xmlns:cx6="http://schemas.microsoft.com/office/drawing/2016/5/12/chartex" xmlns:cx7="http://schemas.microsoft.com/office/drawing/2016/5/13/chartex" xmlns:cx8="http://schemas.microsoft.com/office/drawing/2016/5/14/chartex" xmlns:mc="http://schemas.openxmlformats.org/markup-compatibility/2006" xmlns:aink="http://schemas.microsoft.com/office/drawing/2016/ink" xmlns:am3d="http://schemas.microsoft.com/office/drawing/2017/model3d" xmlns:o="urn:schemas-microsoft-com:office:office" xmlns:oel="http://schemas.microsoft.com/office/2019/extlst" xmlns:r="http://schemas.openxmlformats.org/officeDocument/2006/relationships" xmlns:m="http://schemas.openxmlformats.org/officeDocument/2006/math" xmlns:v="urn:schemas-microsoft-com:vml" xmlns:wp14="http://schemas.microsoft.com/office/word/2010/wordprocessingDrawing" xmlns:wp="http://schemas.openxmlformats.org/drawingml/2006/wordprocessingDrawing" xmlns:w10="urn:schemas-microsoft-com:office:word" xmlns:w="http://schemas.openxmlformats.org/wordprocessingml/2006/main" xmlns:w14="http://schemas.microsoft.com/office/word/2010/wordml" xmlns:w15="http://schemas.microsoft.com/office/word/2012/wordml" xmlns:w16cex="http://schemas.microsoft.com/office/word/2018/wordml/cex" xmlns:w16cid="http://schemas.microsoft.com/office/word/2016/wordml/cid" xmlns:w16="http://schemas.microsoft.com/office/word/2018/wordml" xmlns:w16du="http://schemas.microsoft.com/office/word/2023/wordml/word16du" xmlns:w16sdtdh="http://schemas.microsoft.com/office/word/2020/wordml/sdtdatahash" xmlns:w16sdtfl="http://schemas.microsoft.com/office/word/2024/wordml/sdtformatlock" xmlns:w16se="http://schemas.microsoft.com/office/word/2015/wordml/symex" xmlns:wpg="http://schemas.microsoft.com/office/word/2010/wordprocessingGroup" xmlns:wpi="http://schemas.microsoft.com/office/word/2010/wordprocessingInk" xmlns:wne="http://schemas.microsoft.com/office/word/2006/wordml" xmlns:wps="http://schemas.microsoft.com/office/word/2010/wordprocessingShape" mc:Ignorable="w14 w15 w16se w16cid w16 w16cex w16sdtdh w16sdtfl w16du wp14">
   <w:p>
     <w:pPr>
       <w:pStyle w:val="Pidipagina"/>
@@ -12169,7 +10663,7 @@
         <w:noProof/>
         <w:sz w:val="20"/>
       </w:rPr>
-      <w:t>18.09.2026</w:t>
+      <w:t>25.09.2026</w:t>
     </w:r>
     <w:r>
       <w:rPr>
@@ -12182,7 +10676,7 @@
 </file>
 
 <file path=word/footer6.xml><?xml version="1.0" encoding="utf-8"?>
-<w:ftr xmlns:wpc="http://schemas.microsoft.com/office/word/2010/wordprocessingCanvas" xmlns:cx="http://schemas.microsoft.com/office/drawing/2014/chartex" xmlns:cx1="http://schemas.microsoft.com/office/drawing/2015/9/8/chartex" xmlns:cx2="http://schemas.microsoft.com/office/drawing/2015/10/21/chartex" xmlns:cx3="http://schemas.microsoft.com/office/drawing/2016/5/9/chartex" xmlns:cx4="http://schemas.microsoft.com/office/drawing/2016/5/10/chartex" xmlns:cx5="http://schemas.microsoft.com/office/drawing/2016/5/11/chartex" xmlns:cx6="http://schemas.microsoft.com/office/drawing/2016/5/12/chartex" xmlns:cx7="http://schemas.microsoft.com/office/drawing/2016/5/13/chartex" xmlns:cx8="http://schemas.microsoft.com/office/drawing/2016/5/14/chartex" xmlns:mc="http://schemas.openxmlformats.org/markup-compatibility/2006" xmlns:aink="http://schemas.microsoft.com/office/drawing/2016/ink" xmlns:am3d="http://schemas.microsoft.com/office/drawing/2017/model3d" xmlns:o="urn:schemas-microsoft-com:office:office" xmlns:oel="http://schemas.microsoft.com/office/2019/extlst" xmlns:r="http://schemas.openxmlformats.org/officeDocument/2006/relationships" xmlns:m="http://schemas.openxmlformats.org/officeDocument/2006/math" xmlns:v="urn:schemas-microsoft-com:vml" xmlns:wp14="http://schemas.microsoft.com/office/word/2010/wordprocessingDrawing" xmlns:wp="http://schemas.openxmlformats.org/drawingml/2006/wordprocessingDrawing" xmlns:w10="urn:schemas-microsoft-com:office:word" xmlns:w="http://schemas.openxmlformats.org/wordprocessingml/2006/main" xmlns:w14="http://schemas.microsoft.com/office/word/2010/wordml" xmlns:w15="http://schemas.microsoft.com/office/word/2012/wordml" xmlns:w16cex="http://schemas.microsoft.com/office/word/2018/wordml/cex" xmlns:w16cid="http://schemas.microsoft.com/office/word/2016/wordml/cid" xmlns:w16="http://schemas.microsoft.com/office/word/2018/wordml" xmlns:w16sdtdh="http://schemas.microsoft.com/office/word/2020/wordml/sdtdatahash" xmlns:w16se="http://schemas.microsoft.com/office/word/2015/wordml/symex" xmlns:wpg="http://schemas.microsoft.com/office/word/2010/wordprocessingGroup" xmlns:wpi="http://schemas.microsoft.com/office/word/2010/wordprocessingInk" xmlns:wne="http://schemas.microsoft.com/office/word/2006/wordml" xmlns:wps="http://schemas.microsoft.com/office/word/2010/wordprocessingShape" mc:Ignorable="w14 w15 w16se w16cid w16 w16cex w16sdtdh wp14">
+<w:ftr xmlns:wpc="http://schemas.microsoft.com/office/word/2010/wordprocessingCanvas" xmlns:cx="http://schemas.microsoft.com/office/drawing/2014/chartex" xmlns:cx1="http://schemas.microsoft.com/office/drawing/2015/9/8/chartex" xmlns:cx2="http://schemas.microsoft.com/office/drawing/2015/10/21/chartex" xmlns:cx3="http://schemas.microsoft.com/office/drawing/2016/5/9/chartex" xmlns:cx4="http://schemas.microsoft.com/office/drawing/2016/5/10/chartex" xmlns:cx5="http://schemas.microsoft.com/office/drawing/2016/5/11/chartex" xmlns:cx6="http://schemas.microsoft.com/office/drawing/2016/5/12/chartex" xmlns:cx7="http://schemas.microsoft.com/office/drawing/2016/5/13/chartex" xmlns:cx8="http://schemas.microsoft.com/office/drawing/2016/5/14/chartex" xmlns:mc="http://schemas.openxmlformats.org/markup-compatibility/2006" xmlns:aink="http://schemas.microsoft.com/office/drawing/2016/ink" xmlns:am3d="http://schemas.microsoft.com/office/drawing/2017/model3d" xmlns:o="urn:schemas-microsoft-com:office:office" xmlns:oel="http://schemas.microsoft.com/office/2019/extlst" xmlns:r="http://schemas.openxmlformats.org/officeDocument/2006/relationships" xmlns:m="http://schemas.openxmlformats.org/officeDocument/2006/math" xmlns:v="urn:schemas-microsoft-com:vml" xmlns:wp14="http://schemas.microsoft.com/office/word/2010/wordprocessingDrawing" xmlns:wp="http://schemas.openxmlformats.org/drawingml/2006/wordprocessingDrawing" xmlns:w10="urn:schemas-microsoft-com:office:word" xmlns:w="http://schemas.openxmlformats.org/wordprocessingml/2006/main" xmlns:w14="http://schemas.microsoft.com/office/word/2010/wordml" xmlns:w15="http://schemas.microsoft.com/office/word/2012/wordml" xmlns:w16cex="http://schemas.microsoft.com/office/word/2018/wordml/cex" xmlns:w16cid="http://schemas.microsoft.com/office/word/2016/wordml/cid" xmlns:w16="http://schemas.microsoft.com/office/word/2018/wordml" xmlns:w16du="http://schemas.microsoft.com/office/word/2023/wordml/word16du" xmlns:w16sdtdh="http://schemas.microsoft.com/office/word/2020/wordml/sdtdatahash" xmlns:w16sdtfl="http://schemas.microsoft.com/office/word/2024/wordml/sdtformatlock" xmlns:w16se="http://schemas.microsoft.com/office/word/2015/wordml/symex" xmlns:wpg="http://schemas.microsoft.com/office/word/2010/wordprocessingGroup" xmlns:wpi="http://schemas.microsoft.com/office/word/2010/wordprocessingInk" xmlns:wne="http://schemas.microsoft.com/office/word/2006/wordml" xmlns:wps="http://schemas.microsoft.com/office/word/2010/wordprocessingShape" mc:Ignorable="w14 w15 w16se w16cid w16 w16cex w16sdtdh w16sdtfl w16du wp14">
   <w:p>
     <w:pPr>
       <w:pStyle w:val="Pidipagina"/>
@@ -12246,7 +10740,7 @@
 </file>
 
 <file path=word/footer7.xml><?xml version="1.0" encoding="utf-8"?>
-<w:ftr xmlns:wpc="http://schemas.microsoft.com/office/word/2010/wordprocessingCanvas" xmlns:cx="http://schemas.microsoft.com/office/drawing/2014/chartex" xmlns:cx1="http://schemas.microsoft.com/office/drawing/2015/9/8/chartex" xmlns:cx2="http://schemas.microsoft.com/office/drawing/2015/10/21/chartex" xmlns:cx3="http://schemas.microsoft.com/office/drawing/2016/5/9/chartex" xmlns:cx4="http://schemas.microsoft.com/office/drawing/2016/5/10/chartex" xmlns:cx5="http://schemas.microsoft.com/office/drawing/2016/5/11/chartex" xmlns:cx6="http://schemas.microsoft.com/office/drawing/2016/5/12/chartex" xmlns:cx7="http://schemas.microsoft.com/office/drawing/2016/5/13/chartex" xmlns:cx8="http://schemas.microsoft.com/office/drawing/2016/5/14/chartex" xmlns:mc="http://schemas.openxmlformats.org/markup-compatibility/2006" xmlns:aink="http://schemas.microsoft.com/office/drawing/2016/ink" xmlns:am3d="http://schemas.microsoft.com/office/drawing/2017/model3d" xmlns:o="urn:schemas-microsoft-com:office:office" xmlns:oel="http://schemas.microsoft.com/office/2019/extlst" xmlns:r="http://schemas.openxmlformats.org/officeDocument/2006/relationships" xmlns:m="http://schemas.openxmlformats.org/officeDocument/2006/math" xmlns:v="urn:schemas-microsoft-com:vml" xmlns:wp14="http://schemas.microsoft.com/office/word/2010/wordprocessingDrawing" xmlns:wp="http://schemas.openxmlformats.org/drawingml/2006/wordprocessingDrawing" xmlns:w10="urn:schemas-microsoft-com:office:word" xmlns:w="http://schemas.openxmlformats.org/wordprocessingml/2006/main" xmlns:w14="http://schemas.microsoft.com/office/word/2010/wordml" xmlns:w15="http://schemas.microsoft.com/office/word/2012/wordml" xmlns:w16cex="http://schemas.microsoft.com/office/word/2018/wordml/cex" xmlns:w16cid="http://schemas.microsoft.com/office/word/2016/wordml/cid" xmlns:w16="http://schemas.microsoft.com/office/word/2018/wordml" xmlns:w16sdtdh="http://schemas.microsoft.com/office/word/2020/wordml/sdtdatahash" xmlns:w16se="http://schemas.microsoft.com/office/word/2015/wordml/symex" xmlns:wpg="http://schemas.microsoft.com/office/word/2010/wordprocessingGroup" xmlns:wpi="http://schemas.microsoft.com/office/word/2010/wordprocessingInk" xmlns:wne="http://schemas.microsoft.com/office/word/2006/wordml" xmlns:wps="http://schemas.microsoft.com/office/word/2010/wordprocessingShape" mc:Ignorable="w14 w15 w16se w16cid w16 w16cex w16sdtdh wp14">
+<w:ftr xmlns:wpc="http://schemas.microsoft.com/office/word/2010/wordprocessingCanvas" xmlns:cx="http://schemas.microsoft.com/office/drawing/2014/chartex" xmlns:cx1="http://schemas.microsoft.com/office/drawing/2015/9/8/chartex" xmlns:cx2="http://schemas.microsoft.com/office/drawing/2015/10/21/chartex" xmlns:cx3="http://schemas.microsoft.com/office/drawing/2016/5/9/chartex" xmlns:cx4="http://schemas.microsoft.com/office/drawing/2016/5/10/chartex" xmlns:cx5="http://schemas.microsoft.com/office/drawing/2016/5/11/chartex" xmlns:cx6="http://schemas.microsoft.com/office/drawing/2016/5/12/chartex" xmlns:cx7="http://schemas.microsoft.com/office/drawing/2016/5/13/chartex" xmlns:cx8="http://schemas.microsoft.com/office/drawing/2016/5/14/chartex" xmlns:mc="http://schemas.openxmlformats.org/markup-compatibility/2006" xmlns:aink="http://schemas.microsoft.com/office/drawing/2016/ink" xmlns:am3d="http://schemas.microsoft.com/office/drawing/2017/model3d" xmlns:o="urn:schemas-microsoft-com:office:office" xmlns:oel="http://schemas.microsoft.com/office/2019/extlst" xmlns:r="http://schemas.openxmlformats.org/officeDocument/2006/relationships" xmlns:m="http://schemas.openxmlformats.org/officeDocument/2006/math" xmlns:v="urn:schemas-microsoft-com:vml" xmlns:wp14="http://schemas.microsoft.com/office/word/2010/wordprocessingDrawing" xmlns:wp="http://schemas.openxmlformats.org/drawingml/2006/wordprocessingDrawing" xmlns:w10="urn:schemas-microsoft-com:office:word" xmlns:w="http://schemas.openxmlformats.org/wordprocessingml/2006/main" xmlns:w14="http://schemas.microsoft.com/office/word/2010/wordml" xmlns:w15="http://schemas.microsoft.com/office/word/2012/wordml" xmlns:w16cex="http://schemas.microsoft.com/office/word/2018/wordml/cex" xmlns:w16cid="http://schemas.microsoft.com/office/word/2016/wordml/cid" xmlns:w16="http://schemas.microsoft.com/office/word/2018/wordml" xmlns:w16du="http://schemas.microsoft.com/office/word/2023/wordml/word16du" xmlns:w16sdtdh="http://schemas.microsoft.com/office/word/2020/wordml/sdtdatahash" xmlns:w16sdtfl="http://schemas.microsoft.com/office/word/2024/wordml/sdtformatlock" xmlns:w16se="http://schemas.microsoft.com/office/word/2015/wordml/symex" xmlns:wpg="http://schemas.microsoft.com/office/word/2010/wordprocessingGroup" xmlns:wpi="http://schemas.microsoft.com/office/word/2010/wordprocessingInk" xmlns:wne="http://schemas.microsoft.com/office/word/2006/wordml" xmlns:wps="http://schemas.microsoft.com/office/word/2010/wordprocessingShape" mc:Ignorable="w14 w15 w16se w16cid w16 w16cex w16sdtdh w16sdtfl w16du wp14">
   <w:p>
     <w:pPr>
       <w:pStyle w:val="Pidipagina"/>
@@ -12316,7 +10810,7 @@
 </file>
 
 <file path=word/footer8.xml><?xml version="1.0" encoding="utf-8"?>
-<w:ftr xmlns:wpc="http://schemas.microsoft.com/office/word/2010/wordprocessingCanvas" xmlns:cx="http://schemas.microsoft.com/office/drawing/2014/chartex" xmlns:cx1="http://schemas.microsoft.com/office/drawing/2015/9/8/chartex" xmlns:cx2="http://schemas.microsoft.com/office/drawing/2015/10/21/chartex" xmlns:cx3="http://schemas.microsoft.com/office/drawing/2016/5/9/chartex" xmlns:cx4="http://schemas.microsoft.com/office/drawing/2016/5/10/chartex" xmlns:cx5="http://schemas.microsoft.com/office/drawing/2016/5/11/chartex" xmlns:cx6="http://schemas.microsoft.com/office/drawing/2016/5/12/chartex" xmlns:cx7="http://schemas.microsoft.com/office/drawing/2016/5/13/chartex" xmlns:cx8="http://schemas.microsoft.com/office/drawing/2016/5/14/chartex" xmlns:mc="http://schemas.openxmlformats.org/markup-compatibility/2006" xmlns:aink="http://schemas.microsoft.com/office/drawing/2016/ink" xmlns:am3d="http://schemas.microsoft.com/office/drawing/2017/model3d" xmlns:o="urn:schemas-microsoft-com:office:office" xmlns:oel="http://schemas.microsoft.com/office/2019/extlst" xmlns:r="http://schemas.openxmlformats.org/officeDocument/2006/relationships" xmlns:m="http://schemas.openxmlformats.org/officeDocument/2006/math" xmlns:v="urn:schemas-microsoft-com:vml" xmlns:wp14="http://schemas.microsoft.com/office/word/2010/wordprocessingDrawing" xmlns:wp="http://schemas.openxmlformats.org/drawingml/2006/wordprocessingDrawing" xmlns:w10="urn:schemas-microsoft-com:office:word" xmlns:w="http://schemas.openxmlformats.org/wordprocessingml/2006/main" xmlns:w14="http://schemas.microsoft.com/office/word/2010/wordml" xmlns:w15="http://schemas.microsoft.com/office/word/2012/wordml" xmlns:w16cex="http://schemas.microsoft.com/office/word/2018/wordml/cex" xmlns:w16cid="http://schemas.microsoft.com/office/word/2016/wordml/cid" xmlns:w16="http://schemas.microsoft.com/office/word/2018/wordml" xmlns:w16sdtdh="http://schemas.microsoft.com/office/word/2020/wordml/sdtdatahash" xmlns:w16se="http://schemas.microsoft.com/office/word/2015/wordml/symex" xmlns:wpg="http://schemas.microsoft.com/office/word/2010/wordprocessingGroup" xmlns:wpi="http://schemas.microsoft.com/office/word/2010/wordprocessingInk" xmlns:wne="http://schemas.microsoft.com/office/word/2006/wordml" xmlns:wps="http://schemas.microsoft.com/office/word/2010/wordprocessingShape" mc:Ignorable="w14 w15 w16se w16cid w16 w16cex w16sdtdh wp14">
+<w:ftr xmlns:wpc="http://schemas.microsoft.com/office/word/2010/wordprocessingCanvas" xmlns:cx="http://schemas.microsoft.com/office/drawing/2014/chartex" xmlns:cx1="http://schemas.microsoft.com/office/drawing/2015/9/8/chartex" xmlns:cx2="http://schemas.microsoft.com/office/drawing/2015/10/21/chartex" xmlns:cx3="http://schemas.microsoft.com/office/drawing/2016/5/9/chartex" xmlns:cx4="http://schemas.microsoft.com/office/drawing/2016/5/10/chartex" xmlns:cx5="http://schemas.microsoft.com/office/drawing/2016/5/11/chartex" xmlns:cx6="http://schemas.microsoft.com/office/drawing/2016/5/12/chartex" xmlns:cx7="http://schemas.microsoft.com/office/drawing/2016/5/13/chartex" xmlns:cx8="http://schemas.microsoft.com/office/drawing/2016/5/14/chartex" xmlns:mc="http://schemas.openxmlformats.org/markup-compatibility/2006" xmlns:aink="http://schemas.microsoft.com/office/drawing/2016/ink" xmlns:am3d="http://schemas.microsoft.com/office/drawing/2017/model3d" xmlns:o="urn:schemas-microsoft-com:office:office" xmlns:oel="http://schemas.microsoft.com/office/2019/extlst" xmlns:r="http://schemas.openxmlformats.org/officeDocument/2006/relationships" xmlns:m="http://schemas.openxmlformats.org/officeDocument/2006/math" xmlns:v="urn:schemas-microsoft-com:vml" xmlns:wp14="http://schemas.microsoft.com/office/word/2010/wordprocessingDrawing" xmlns:wp="http://schemas.openxmlformats.org/drawingml/2006/wordprocessingDrawing" xmlns:w10="urn:schemas-microsoft-com:office:word" xmlns:w="http://schemas.openxmlformats.org/wordprocessingml/2006/main" xmlns:w14="http://schemas.microsoft.com/office/word/2010/wordml" xmlns:w15="http://schemas.microsoft.com/office/word/2012/wordml" xmlns:w16cex="http://schemas.microsoft.com/office/word/2018/wordml/cex" xmlns:w16cid="http://schemas.microsoft.com/office/word/2016/wordml/cid" xmlns:w16="http://schemas.microsoft.com/office/word/2018/wordml" xmlns:w16du="http://schemas.microsoft.com/office/word/2023/wordml/word16du" xmlns:w16sdtdh="http://schemas.microsoft.com/office/word/2020/wordml/sdtdatahash" xmlns:w16sdtfl="http://schemas.microsoft.com/office/word/2024/wordml/sdtformatlock" xmlns:w16se="http://schemas.microsoft.com/office/word/2015/wordml/symex" xmlns:wpg="http://schemas.microsoft.com/office/word/2010/wordprocessingGroup" xmlns:wpi="http://schemas.microsoft.com/office/word/2010/wordprocessingInk" xmlns:wne="http://schemas.microsoft.com/office/word/2006/wordml" xmlns:wps="http://schemas.microsoft.com/office/word/2010/wordprocessingShape" mc:Ignorable="w14 w15 w16se w16cid w16 w16cex w16sdtdh w16sdtfl w16du wp14">
   <w:p>
     <w:pPr>
       <w:pStyle w:val="Pidipagina"/>
@@ -12397,7 +10891,7 @@
         <w:noProof/>
         <w:sz w:val="20"/>
       </w:rPr>
-      <w:t>18.09.2026</w:t>
+      <w:t>25.09.2026</w:t>
     </w:r>
     <w:r>
       <w:rPr>
@@ -12424,7 +10918,7 @@
 </file>
 
 <file path=word/footnotes.xml><?xml version="1.0" encoding="utf-8"?>
-<w:footnotes xmlns:wpc="http://schemas.microsoft.com/office/word/2010/wordprocessingCanvas" xmlns:cx="http://schemas.microsoft.com/office/drawing/2014/chartex" xmlns:cx1="http://schemas.microsoft.com/office/drawing/2015/9/8/chartex" xmlns:cx2="http://schemas.microsoft.com/office/drawing/2015/10/21/chartex" xmlns:cx3="http://schemas.microsoft.com/office/drawing/2016/5/9/chartex" xmlns:cx4="http://schemas.microsoft.com/office/drawing/2016/5/10/chartex" xmlns:cx5="http://schemas.microsoft.com/office/drawing/2016/5/11/chartex" xmlns:cx6="http://schemas.microsoft.com/office/drawing/2016/5/12/chartex" xmlns:cx7="http://schemas.microsoft.com/office/drawing/2016/5/13/chartex" xmlns:cx8="http://schemas.microsoft.com/office/drawing/2016/5/14/chartex" xmlns:mc="http://schemas.openxmlformats.org/markup-compatibility/2006" xmlns:aink="http://schemas.microsoft.com/office/drawing/2016/ink" xmlns:am3d="http://schemas.microsoft.com/office/drawing/2017/model3d" xmlns:o="urn:schemas-microsoft-com:office:office" xmlns:oel="http://schemas.microsoft.com/office/2019/extlst" xmlns:r="http://schemas.openxmlformats.org/officeDocument/2006/relationships" xmlns:m="http://schemas.openxmlformats.org/officeDocument/2006/math" xmlns:v="urn:schemas-microsoft-com:vml" xmlns:wp14="http://schemas.microsoft.com/office/word/2010/wordprocessingDrawing" xmlns:wp="http://schemas.openxmlformats.org/drawingml/2006/wordprocessingDrawing" xmlns:w10="urn:schemas-microsoft-com:office:word" xmlns:w="http://schemas.openxmlformats.org/wordprocessingml/2006/main" xmlns:w14="http://schemas.microsoft.com/office/word/2010/wordml" xmlns:w15="http://schemas.microsoft.com/office/word/2012/wordml" xmlns:w16cex="http://schemas.microsoft.com/office/word/2018/wordml/cex" xmlns:w16cid="http://schemas.microsoft.com/office/word/2016/wordml/cid" xmlns:w16="http://schemas.microsoft.com/office/word/2018/wordml" xmlns:w16sdtdh="http://schemas.microsoft.com/office/word/2020/wordml/sdtdatahash" xmlns:w16se="http://schemas.microsoft.com/office/word/2015/wordml/symex" xmlns:wpg="http://schemas.microsoft.com/office/word/2010/wordprocessingGroup" xmlns:wpi="http://schemas.microsoft.com/office/word/2010/wordprocessingInk" xmlns:wne="http://schemas.microsoft.com/office/word/2006/wordml" xmlns:wps="http://schemas.microsoft.com/office/word/2010/wordprocessingShape" mc:Ignorable="w14 w15 w16se w16cid w16 w16cex w16sdtdh wp14">
+<w:footnotes xmlns:wpc="http://schemas.microsoft.com/office/word/2010/wordprocessingCanvas" xmlns:cx="http://schemas.microsoft.com/office/drawing/2014/chartex" xmlns:cx1="http://schemas.microsoft.com/office/drawing/2015/9/8/chartex" xmlns:cx2="http://schemas.microsoft.com/office/drawing/2015/10/21/chartex" xmlns:cx3="http://schemas.microsoft.com/office/drawing/2016/5/9/chartex" xmlns:cx4="http://schemas.microsoft.com/office/drawing/2016/5/10/chartex" xmlns:cx5="http://schemas.microsoft.com/office/drawing/2016/5/11/chartex" xmlns:cx6="http://schemas.microsoft.com/office/drawing/2016/5/12/chartex" xmlns:cx7="http://schemas.microsoft.com/office/drawing/2016/5/13/chartex" xmlns:cx8="http://schemas.microsoft.com/office/drawing/2016/5/14/chartex" xmlns:mc="http://schemas.openxmlformats.org/markup-compatibility/2006" xmlns:aink="http://schemas.microsoft.com/office/drawing/2016/ink" xmlns:am3d="http://schemas.microsoft.com/office/drawing/2017/model3d" xmlns:o="urn:schemas-microsoft-com:office:office" xmlns:oel="http://schemas.microsoft.com/office/2019/extlst" xmlns:r="http://schemas.openxmlformats.org/officeDocument/2006/relationships" xmlns:m="http://schemas.openxmlformats.org/officeDocument/2006/math" xmlns:v="urn:schemas-microsoft-com:vml" xmlns:wp14="http://schemas.microsoft.com/office/word/2010/wordprocessingDrawing" xmlns:wp="http://schemas.openxmlformats.org/drawingml/2006/wordprocessingDrawing" xmlns:w10="urn:schemas-microsoft-com:office:word" xmlns:w="http://schemas.openxmlformats.org/wordprocessingml/2006/main" xmlns:w14="http://schemas.microsoft.com/office/word/2010/wordml" xmlns:w15="http://schemas.microsoft.com/office/word/2012/wordml" xmlns:w16cex="http://schemas.microsoft.com/office/word/2018/wordml/cex" xmlns:w16cid="http://schemas.microsoft.com/office/word/2016/wordml/cid" xmlns:w16="http://schemas.microsoft.com/office/word/2018/wordml" xmlns:w16du="http://schemas.microsoft.com/office/word/2023/wordml/word16du" xmlns:w16sdtdh="http://schemas.microsoft.com/office/word/2020/wordml/sdtdatahash" xmlns:w16sdtfl="http://schemas.microsoft.com/office/word/2024/wordml/sdtformatlock" xmlns:w16se="http://schemas.microsoft.com/office/word/2015/wordml/symex" xmlns:wpg="http://schemas.microsoft.com/office/word/2010/wordprocessingGroup" xmlns:wpi="http://schemas.microsoft.com/office/word/2010/wordprocessingInk" xmlns:wne="http://schemas.microsoft.com/office/word/2006/wordml" xmlns:wps="http://schemas.microsoft.com/office/word/2010/wordprocessingShape" mc:Ignorable="w14 w15 w16se w16cid w16 w16cex w16sdtdh w16sdtfl w16du wp14">
   <w:footnote w:type="separator" w:id="-1">
     <w:p>
       <w:r>
@@ -12443,7 +10937,7 @@
 </file>
 
 <file path=word/header1.xml><?xml version="1.0" encoding="utf-8"?>
-<w:hdr xmlns:wpc="http://schemas.microsoft.com/office/word/2010/wordprocessingCanvas" xmlns:cx="http://schemas.microsoft.com/office/drawing/2014/chartex" xmlns:cx1="http://schemas.microsoft.com/office/drawing/2015/9/8/chartex" xmlns:cx2="http://schemas.microsoft.com/office/drawing/2015/10/21/chartex" xmlns:cx3="http://schemas.microsoft.com/office/drawing/2016/5/9/chartex" xmlns:cx4="http://schemas.microsoft.com/office/drawing/2016/5/10/chartex" xmlns:cx5="http://schemas.microsoft.com/office/drawing/2016/5/11/chartex" xmlns:cx6="http://schemas.microsoft.com/office/drawing/2016/5/12/chartex" xmlns:cx7="http://schemas.microsoft.com/office/drawing/2016/5/13/chartex" xmlns:cx8="http://schemas.microsoft.com/office/drawing/2016/5/14/chartex" xmlns:mc="http://schemas.openxmlformats.org/markup-compatibility/2006" xmlns:aink="http://schemas.microsoft.com/office/drawing/2016/ink" xmlns:am3d="http://schemas.microsoft.com/office/drawing/2017/model3d" xmlns:o="urn:schemas-microsoft-com:office:office" xmlns:oel="http://schemas.microsoft.com/office/2019/extlst" xmlns:r="http://schemas.openxmlformats.org/officeDocument/2006/relationships" xmlns:m="http://schemas.openxmlformats.org/officeDocument/2006/math" xmlns:v="urn:schemas-microsoft-com:vml" xmlns:wp14="http://schemas.microsoft.com/office/word/2010/wordprocessingDrawing" xmlns:wp="http://schemas.openxmlformats.org/drawingml/2006/wordprocessingDrawing" xmlns:w10="urn:schemas-microsoft-com:office:word" xmlns:w="http://schemas.openxmlformats.org/wordprocessingml/2006/main" xmlns:w14="http://schemas.microsoft.com/office/word/2010/wordml" xmlns:w15="http://schemas.microsoft.com/office/word/2012/wordml" xmlns:w16cex="http://schemas.microsoft.com/office/word/2018/wordml/cex" xmlns:w16cid="http://schemas.microsoft.com/office/word/2016/wordml/cid" xmlns:w16="http://schemas.microsoft.com/office/word/2018/wordml" xmlns:w16sdtdh="http://schemas.microsoft.com/office/word/2020/wordml/sdtdatahash" xmlns:w16se="http://schemas.microsoft.com/office/word/2015/wordml/symex" xmlns:wpg="http://schemas.microsoft.com/office/word/2010/wordprocessingGroup" xmlns:wpi="http://schemas.microsoft.com/office/word/2010/wordprocessingInk" xmlns:wne="http://schemas.microsoft.com/office/word/2006/wordml" xmlns:wps="http://schemas.microsoft.com/office/word/2010/wordprocessingShape" mc:Ignorable="w14 w15 w16se w16cid w16 w16cex w16sdtdh wp14">
+<w:hdr xmlns:wpc="http://schemas.microsoft.com/office/word/2010/wordprocessingCanvas" xmlns:cx="http://schemas.microsoft.com/office/drawing/2014/chartex" xmlns:cx1="http://schemas.microsoft.com/office/drawing/2015/9/8/chartex" xmlns:cx2="http://schemas.microsoft.com/office/drawing/2015/10/21/chartex" xmlns:cx3="http://schemas.microsoft.com/office/drawing/2016/5/9/chartex" xmlns:cx4="http://schemas.microsoft.com/office/drawing/2016/5/10/chartex" xmlns:cx5="http://schemas.microsoft.com/office/drawing/2016/5/11/chartex" xmlns:cx6="http://schemas.microsoft.com/office/drawing/2016/5/12/chartex" xmlns:cx7="http://schemas.microsoft.com/office/drawing/2016/5/13/chartex" xmlns:cx8="http://schemas.microsoft.com/office/drawing/2016/5/14/chartex" xmlns:mc="http://schemas.openxmlformats.org/markup-compatibility/2006" xmlns:aink="http://schemas.microsoft.com/office/drawing/2016/ink" xmlns:am3d="http://schemas.microsoft.com/office/drawing/2017/model3d" xmlns:o="urn:schemas-microsoft-com:office:office" xmlns:oel="http://schemas.microsoft.com/office/2019/extlst" xmlns:r="http://schemas.openxmlformats.org/officeDocument/2006/relationships" xmlns:m="http://schemas.openxmlformats.org/officeDocument/2006/math" xmlns:v="urn:schemas-microsoft-com:vml" xmlns:wp14="http://schemas.microsoft.com/office/word/2010/wordprocessingDrawing" xmlns:wp="http://schemas.openxmlformats.org/drawingml/2006/wordprocessingDrawing" xmlns:w10="urn:schemas-microsoft-com:office:word" xmlns:w="http://schemas.openxmlformats.org/wordprocessingml/2006/main" xmlns:w14="http://schemas.microsoft.com/office/word/2010/wordml" xmlns:w15="http://schemas.microsoft.com/office/word/2012/wordml" xmlns:w16cex="http://schemas.microsoft.com/office/word/2018/wordml/cex" xmlns:w16cid="http://schemas.microsoft.com/office/word/2016/wordml/cid" xmlns:w16="http://schemas.microsoft.com/office/word/2018/wordml" xmlns:w16du="http://schemas.microsoft.com/office/word/2023/wordml/word16du" xmlns:w16sdtdh="http://schemas.microsoft.com/office/word/2020/wordml/sdtdatahash" xmlns:w16sdtfl="http://schemas.microsoft.com/office/word/2024/wordml/sdtformatlock" xmlns:w16se="http://schemas.microsoft.com/office/word/2015/wordml/symex" xmlns:wpg="http://schemas.microsoft.com/office/word/2010/wordprocessingGroup" xmlns:wpi="http://schemas.microsoft.com/office/word/2010/wordprocessingInk" xmlns:wne="http://schemas.microsoft.com/office/word/2006/wordml" xmlns:wps="http://schemas.microsoft.com/office/word/2010/wordprocessingShape" mc:Ignorable="w14 w15 w16se w16cid w16 w16cex w16sdtdh w16sdtfl w16du wp14">
   <w:tbl>
     <w:tblPr>
       <w:tblW w:w="9694" w:type="dxa"/>
@@ -12776,7 +11270,6 @@
               <w:sz w:val="20"/>
             </w:rPr>
           </w:pPr>
-          <w:proofErr w:type="spellStart"/>
           <w:r>
             <w:rPr>
               <w:rFonts w:cs="Arial"/>
@@ -12785,7 +11278,6 @@
             </w:rPr>
             <w:t>PokéCardDex</w:t>
           </w:r>
-          <w:proofErr w:type="spellEnd"/>
         </w:p>
       </w:tc>
       <w:tc>
@@ -12831,7 +11323,7 @@
 </file>
 
 <file path=word/header2.xml><?xml version="1.0" encoding="utf-8"?>
-<w:hdr xmlns:wpc="http://schemas.microsoft.com/office/word/2010/wordprocessingCanvas" xmlns:cx="http://schemas.microsoft.com/office/drawing/2014/chartex" xmlns:cx1="http://schemas.microsoft.com/office/drawing/2015/9/8/chartex" xmlns:cx2="http://schemas.microsoft.com/office/drawing/2015/10/21/chartex" xmlns:cx3="http://schemas.microsoft.com/office/drawing/2016/5/9/chartex" xmlns:cx4="http://schemas.microsoft.com/office/drawing/2016/5/10/chartex" xmlns:cx5="http://schemas.microsoft.com/office/drawing/2016/5/11/chartex" xmlns:cx6="http://schemas.microsoft.com/office/drawing/2016/5/12/chartex" xmlns:cx7="http://schemas.microsoft.com/office/drawing/2016/5/13/chartex" xmlns:cx8="http://schemas.microsoft.com/office/drawing/2016/5/14/chartex" xmlns:mc="http://schemas.openxmlformats.org/markup-compatibility/2006" xmlns:aink="http://schemas.microsoft.com/office/drawing/2016/ink" xmlns:am3d="http://schemas.microsoft.com/office/drawing/2017/model3d" xmlns:o="urn:schemas-microsoft-com:office:office" xmlns:oel="http://schemas.microsoft.com/office/2019/extlst" xmlns:r="http://schemas.openxmlformats.org/officeDocument/2006/relationships" xmlns:m="http://schemas.openxmlformats.org/officeDocument/2006/math" xmlns:v="urn:schemas-microsoft-com:vml" xmlns:wp14="http://schemas.microsoft.com/office/word/2010/wordprocessingDrawing" xmlns:wp="http://schemas.openxmlformats.org/drawingml/2006/wordprocessingDrawing" xmlns:w10="urn:schemas-microsoft-com:office:word" xmlns:w="http://schemas.openxmlformats.org/wordprocessingml/2006/main" xmlns:w14="http://schemas.microsoft.com/office/word/2010/wordml" xmlns:w15="http://schemas.microsoft.com/office/word/2012/wordml" xmlns:w16cex="http://schemas.microsoft.com/office/word/2018/wordml/cex" xmlns:w16cid="http://schemas.microsoft.com/office/word/2016/wordml/cid" xmlns:w16="http://schemas.microsoft.com/office/word/2018/wordml" xmlns:w16sdtdh="http://schemas.microsoft.com/office/word/2020/wordml/sdtdatahash" xmlns:w16se="http://schemas.microsoft.com/office/word/2015/wordml/symex" xmlns:wpg="http://schemas.microsoft.com/office/word/2010/wordprocessingGroup" xmlns:wpi="http://schemas.microsoft.com/office/word/2010/wordprocessingInk" xmlns:wne="http://schemas.microsoft.com/office/word/2006/wordml" xmlns:wps="http://schemas.microsoft.com/office/word/2010/wordprocessingShape" mc:Ignorable="w14 w15 w16se w16cid w16 w16cex w16sdtdh wp14">
+<w:hdr xmlns:wpc="http://schemas.microsoft.com/office/word/2010/wordprocessingCanvas" xmlns:cx="http://schemas.microsoft.com/office/drawing/2014/chartex" xmlns:cx1="http://schemas.microsoft.com/office/drawing/2015/9/8/chartex" xmlns:cx2="http://schemas.microsoft.com/office/drawing/2015/10/21/chartex" xmlns:cx3="http://schemas.microsoft.com/office/drawing/2016/5/9/chartex" xmlns:cx4="http://schemas.microsoft.com/office/drawing/2016/5/10/chartex" xmlns:cx5="http://schemas.microsoft.com/office/drawing/2016/5/11/chartex" xmlns:cx6="http://schemas.microsoft.com/office/drawing/2016/5/12/chartex" xmlns:cx7="http://schemas.microsoft.com/office/drawing/2016/5/13/chartex" xmlns:cx8="http://schemas.microsoft.com/office/drawing/2016/5/14/chartex" xmlns:mc="http://schemas.openxmlformats.org/markup-compatibility/2006" xmlns:aink="http://schemas.microsoft.com/office/drawing/2016/ink" xmlns:am3d="http://schemas.microsoft.com/office/drawing/2017/model3d" xmlns:o="urn:schemas-microsoft-com:office:office" xmlns:oel="http://schemas.microsoft.com/office/2019/extlst" xmlns:r="http://schemas.openxmlformats.org/officeDocument/2006/relationships" xmlns:m="http://schemas.openxmlformats.org/officeDocument/2006/math" xmlns:v="urn:schemas-microsoft-com:vml" xmlns:wp14="http://schemas.microsoft.com/office/word/2010/wordprocessingDrawing" xmlns:wp="http://schemas.openxmlformats.org/drawingml/2006/wordprocessingDrawing" xmlns:w10="urn:schemas-microsoft-com:office:word" xmlns:w="http://schemas.openxmlformats.org/wordprocessingml/2006/main" xmlns:w14="http://schemas.microsoft.com/office/word/2010/wordml" xmlns:w15="http://schemas.microsoft.com/office/word/2012/wordml" xmlns:w16cex="http://schemas.microsoft.com/office/word/2018/wordml/cex" xmlns:w16cid="http://schemas.microsoft.com/office/word/2016/wordml/cid" xmlns:w16="http://schemas.microsoft.com/office/word/2018/wordml" xmlns:w16du="http://schemas.microsoft.com/office/word/2023/wordml/word16du" xmlns:w16sdtdh="http://schemas.microsoft.com/office/word/2020/wordml/sdtdatahash" xmlns:w16sdtfl="http://schemas.microsoft.com/office/word/2024/wordml/sdtformatlock" xmlns:w16se="http://schemas.microsoft.com/office/word/2015/wordml/symex" xmlns:wpg="http://schemas.microsoft.com/office/word/2010/wordprocessingGroup" xmlns:wpi="http://schemas.microsoft.com/office/word/2010/wordprocessingInk" xmlns:wne="http://schemas.microsoft.com/office/word/2006/wordml" xmlns:wps="http://schemas.microsoft.com/office/word/2010/wordprocessingShape" mc:Ignorable="w14 w15 w16se w16cid w16 w16cex w16sdtdh w16sdtfl w16du wp14">
   <w:tbl>
     <w:tblPr>
       <w:tblW w:w="9638" w:type="dxa"/>
@@ -13101,7 +11593,7 @@
 </file>
 
 <file path=word/header3.xml><?xml version="1.0" encoding="utf-8"?>
-<w:hdr xmlns:wpc="http://schemas.microsoft.com/office/word/2010/wordprocessingCanvas" xmlns:cx="http://schemas.microsoft.com/office/drawing/2014/chartex" xmlns:cx1="http://schemas.microsoft.com/office/drawing/2015/9/8/chartex" xmlns:cx2="http://schemas.microsoft.com/office/drawing/2015/10/21/chartex" xmlns:cx3="http://schemas.microsoft.com/office/drawing/2016/5/9/chartex" xmlns:cx4="http://schemas.microsoft.com/office/drawing/2016/5/10/chartex" xmlns:cx5="http://schemas.microsoft.com/office/drawing/2016/5/11/chartex" xmlns:cx6="http://schemas.microsoft.com/office/drawing/2016/5/12/chartex" xmlns:cx7="http://schemas.microsoft.com/office/drawing/2016/5/13/chartex" xmlns:cx8="http://schemas.microsoft.com/office/drawing/2016/5/14/chartex" xmlns:mc="http://schemas.openxmlformats.org/markup-compatibility/2006" xmlns:aink="http://schemas.microsoft.com/office/drawing/2016/ink" xmlns:am3d="http://schemas.microsoft.com/office/drawing/2017/model3d" xmlns:o="urn:schemas-microsoft-com:office:office" xmlns:oel="http://schemas.microsoft.com/office/2019/extlst" xmlns:r="http://schemas.openxmlformats.org/officeDocument/2006/relationships" xmlns:m="http://schemas.openxmlformats.org/officeDocument/2006/math" xmlns:v="urn:schemas-microsoft-com:vml" xmlns:wp14="http://schemas.microsoft.com/office/word/2010/wordprocessingDrawing" xmlns:wp="http://schemas.openxmlformats.org/drawingml/2006/wordprocessingDrawing" xmlns:w10="urn:schemas-microsoft-com:office:word" xmlns:w="http://schemas.openxmlformats.org/wordprocessingml/2006/main" xmlns:w14="http://schemas.microsoft.com/office/word/2010/wordml" xmlns:w15="http://schemas.microsoft.com/office/word/2012/wordml" xmlns:w16cex="http://schemas.microsoft.com/office/word/2018/wordml/cex" xmlns:w16cid="http://schemas.microsoft.com/office/word/2016/wordml/cid" xmlns:w16="http://schemas.microsoft.com/office/word/2018/wordml" xmlns:w16sdtdh="http://schemas.microsoft.com/office/word/2020/wordml/sdtdatahash" xmlns:w16se="http://schemas.microsoft.com/office/word/2015/wordml/symex" xmlns:wpg="http://schemas.microsoft.com/office/word/2010/wordprocessingGroup" xmlns:wpi="http://schemas.microsoft.com/office/word/2010/wordprocessingInk" xmlns:wne="http://schemas.microsoft.com/office/word/2006/wordml" xmlns:wps="http://schemas.microsoft.com/office/word/2010/wordprocessingShape" mc:Ignorable="w14 w15 w16se w16cid w16 w16cex w16sdtdh wp14">
+<w:hdr xmlns:wpc="http://schemas.microsoft.com/office/word/2010/wordprocessingCanvas" xmlns:cx="http://schemas.microsoft.com/office/drawing/2014/chartex" xmlns:cx1="http://schemas.microsoft.com/office/drawing/2015/9/8/chartex" xmlns:cx2="http://schemas.microsoft.com/office/drawing/2015/10/21/chartex" xmlns:cx3="http://schemas.microsoft.com/office/drawing/2016/5/9/chartex" xmlns:cx4="http://schemas.microsoft.com/office/drawing/2016/5/10/chartex" xmlns:cx5="http://schemas.microsoft.com/office/drawing/2016/5/11/chartex" xmlns:cx6="http://schemas.microsoft.com/office/drawing/2016/5/12/chartex" xmlns:cx7="http://schemas.microsoft.com/office/drawing/2016/5/13/chartex" xmlns:cx8="http://schemas.microsoft.com/office/drawing/2016/5/14/chartex" xmlns:mc="http://schemas.openxmlformats.org/markup-compatibility/2006" xmlns:aink="http://schemas.microsoft.com/office/drawing/2016/ink" xmlns:am3d="http://schemas.microsoft.com/office/drawing/2017/model3d" xmlns:o="urn:schemas-microsoft-com:office:office" xmlns:oel="http://schemas.microsoft.com/office/2019/extlst" xmlns:r="http://schemas.openxmlformats.org/officeDocument/2006/relationships" xmlns:m="http://schemas.openxmlformats.org/officeDocument/2006/math" xmlns:v="urn:schemas-microsoft-com:vml" xmlns:wp14="http://schemas.microsoft.com/office/word/2010/wordprocessingDrawing" xmlns:wp="http://schemas.openxmlformats.org/drawingml/2006/wordprocessingDrawing" xmlns:w10="urn:schemas-microsoft-com:office:word" xmlns:w="http://schemas.openxmlformats.org/wordprocessingml/2006/main" xmlns:w14="http://schemas.microsoft.com/office/word/2010/wordml" xmlns:w15="http://schemas.microsoft.com/office/word/2012/wordml" xmlns:w16cex="http://schemas.microsoft.com/office/word/2018/wordml/cex" xmlns:w16cid="http://schemas.microsoft.com/office/word/2016/wordml/cid" xmlns:w16="http://schemas.microsoft.com/office/word/2018/wordml" xmlns:w16du="http://schemas.microsoft.com/office/word/2023/wordml/word16du" xmlns:w16sdtdh="http://schemas.microsoft.com/office/word/2020/wordml/sdtdatahash" xmlns:w16sdtfl="http://schemas.microsoft.com/office/word/2024/wordml/sdtformatlock" xmlns:w16se="http://schemas.microsoft.com/office/word/2015/wordml/symex" xmlns:wpg="http://schemas.microsoft.com/office/word/2010/wordprocessingGroup" xmlns:wpi="http://schemas.microsoft.com/office/word/2010/wordprocessingInk" xmlns:wne="http://schemas.microsoft.com/office/word/2006/wordml" xmlns:wps="http://schemas.microsoft.com/office/word/2010/wordprocessingShape" mc:Ignorable="w14 w15 w16se w16cid w16 w16cex w16sdtdh w16sdtfl w16du wp14">
   <w:tbl>
     <w:tblPr>
       <w:tblW w:w="15363" w:type="dxa"/>
@@ -13482,7 +11974,7 @@
 </file>
 
 <file path=word/header4.xml><?xml version="1.0" encoding="utf-8"?>
-<w:hdr xmlns:wpc="http://schemas.microsoft.com/office/word/2010/wordprocessingCanvas" xmlns:cx="http://schemas.microsoft.com/office/drawing/2014/chartex" xmlns:cx1="http://schemas.microsoft.com/office/drawing/2015/9/8/chartex" xmlns:cx2="http://schemas.microsoft.com/office/drawing/2015/10/21/chartex" xmlns:cx3="http://schemas.microsoft.com/office/drawing/2016/5/9/chartex" xmlns:cx4="http://schemas.microsoft.com/office/drawing/2016/5/10/chartex" xmlns:cx5="http://schemas.microsoft.com/office/drawing/2016/5/11/chartex" xmlns:cx6="http://schemas.microsoft.com/office/drawing/2016/5/12/chartex" xmlns:cx7="http://schemas.microsoft.com/office/drawing/2016/5/13/chartex" xmlns:cx8="http://schemas.microsoft.com/office/drawing/2016/5/14/chartex" xmlns:mc="http://schemas.openxmlformats.org/markup-compatibility/2006" xmlns:aink="http://schemas.microsoft.com/office/drawing/2016/ink" xmlns:am3d="http://schemas.microsoft.com/office/drawing/2017/model3d" xmlns:o="urn:schemas-microsoft-com:office:office" xmlns:oel="http://schemas.microsoft.com/office/2019/extlst" xmlns:r="http://schemas.openxmlformats.org/officeDocument/2006/relationships" xmlns:m="http://schemas.openxmlformats.org/officeDocument/2006/math" xmlns:v="urn:schemas-microsoft-com:vml" xmlns:wp14="http://schemas.microsoft.com/office/word/2010/wordprocessingDrawing" xmlns:wp="http://schemas.openxmlformats.org/drawingml/2006/wordprocessingDrawing" xmlns:w10="urn:schemas-microsoft-com:office:word" xmlns:w="http://schemas.openxmlformats.org/wordprocessingml/2006/main" xmlns:w14="http://schemas.microsoft.com/office/word/2010/wordml" xmlns:w15="http://schemas.microsoft.com/office/word/2012/wordml" xmlns:w16cex="http://schemas.microsoft.com/office/word/2018/wordml/cex" xmlns:w16cid="http://schemas.microsoft.com/office/word/2016/wordml/cid" xmlns:w16="http://schemas.microsoft.com/office/word/2018/wordml" xmlns:w16sdtdh="http://schemas.microsoft.com/office/word/2020/wordml/sdtdatahash" xmlns:w16se="http://schemas.microsoft.com/office/word/2015/wordml/symex" xmlns:wpg="http://schemas.microsoft.com/office/word/2010/wordprocessingGroup" xmlns:wpi="http://schemas.microsoft.com/office/word/2010/wordprocessingInk" xmlns:wne="http://schemas.microsoft.com/office/word/2006/wordml" xmlns:wps="http://schemas.microsoft.com/office/word/2010/wordprocessingShape" mc:Ignorable="w14 w15 w16se w16cid w16 w16cex w16sdtdh wp14">
+<w:hdr xmlns:wpc="http://schemas.microsoft.com/office/word/2010/wordprocessingCanvas" xmlns:cx="http://schemas.microsoft.com/office/drawing/2014/chartex" xmlns:cx1="http://schemas.microsoft.com/office/drawing/2015/9/8/chartex" xmlns:cx2="http://schemas.microsoft.com/office/drawing/2015/10/21/chartex" xmlns:cx3="http://schemas.microsoft.com/office/drawing/2016/5/9/chartex" xmlns:cx4="http://schemas.microsoft.com/office/drawing/2016/5/10/chartex" xmlns:cx5="http://schemas.microsoft.com/office/drawing/2016/5/11/chartex" xmlns:cx6="http://schemas.microsoft.com/office/drawing/2016/5/12/chartex" xmlns:cx7="http://schemas.microsoft.com/office/drawing/2016/5/13/chartex" xmlns:cx8="http://schemas.microsoft.com/office/drawing/2016/5/14/chartex" xmlns:mc="http://schemas.openxmlformats.org/markup-compatibility/2006" xmlns:aink="http://schemas.microsoft.com/office/drawing/2016/ink" xmlns:am3d="http://schemas.microsoft.com/office/drawing/2017/model3d" xmlns:o="urn:schemas-microsoft-com:office:office" xmlns:oel="http://schemas.microsoft.com/office/2019/extlst" xmlns:r="http://schemas.openxmlformats.org/officeDocument/2006/relationships" xmlns:m="http://schemas.openxmlformats.org/officeDocument/2006/math" xmlns:v="urn:schemas-microsoft-com:vml" xmlns:wp14="http://schemas.microsoft.com/office/word/2010/wordprocessingDrawing" xmlns:wp="http://schemas.openxmlformats.org/drawingml/2006/wordprocessingDrawing" xmlns:w10="urn:schemas-microsoft-com:office:word" xmlns:w="http://schemas.openxmlformats.org/wordprocessingml/2006/main" xmlns:w14="http://schemas.microsoft.com/office/word/2010/wordml" xmlns:w15="http://schemas.microsoft.com/office/word/2012/wordml" xmlns:w16cex="http://schemas.microsoft.com/office/word/2018/wordml/cex" xmlns:w16cid="http://schemas.microsoft.com/office/word/2016/wordml/cid" xmlns:w16="http://schemas.microsoft.com/office/word/2018/wordml" xmlns:w16du="http://schemas.microsoft.com/office/word/2023/wordml/word16du" xmlns:w16sdtdh="http://schemas.microsoft.com/office/word/2020/wordml/sdtdatahash" xmlns:w16sdtfl="http://schemas.microsoft.com/office/word/2024/wordml/sdtformatlock" xmlns:w16se="http://schemas.microsoft.com/office/word/2015/wordml/symex" xmlns:wpg="http://schemas.microsoft.com/office/word/2010/wordprocessingGroup" xmlns:wpi="http://schemas.microsoft.com/office/word/2010/wordprocessingInk" xmlns:wne="http://schemas.microsoft.com/office/word/2006/wordml" xmlns:wps="http://schemas.microsoft.com/office/word/2010/wordprocessingShape" mc:Ignorable="w14 w15 w16se w16cid w16 w16cex w16sdtdh w16sdtfl w16du wp14">
   <w:tbl>
     <w:tblPr>
       <w:tblW w:w="9694" w:type="dxa"/>
@@ -13868,7 +12360,7 @@
 </file>
 
 <file path=word/header5.xml><?xml version="1.0" encoding="utf-8"?>
-<w:hdr xmlns:wpc="http://schemas.microsoft.com/office/word/2010/wordprocessingCanvas" xmlns:cx="http://schemas.microsoft.com/office/drawing/2014/chartex" xmlns:cx1="http://schemas.microsoft.com/office/drawing/2015/9/8/chartex" xmlns:cx2="http://schemas.microsoft.com/office/drawing/2015/10/21/chartex" xmlns:cx3="http://schemas.microsoft.com/office/drawing/2016/5/9/chartex" xmlns:cx4="http://schemas.microsoft.com/office/drawing/2016/5/10/chartex" xmlns:cx5="http://schemas.microsoft.com/office/drawing/2016/5/11/chartex" xmlns:cx6="http://schemas.microsoft.com/office/drawing/2016/5/12/chartex" xmlns:cx7="http://schemas.microsoft.com/office/drawing/2016/5/13/chartex" xmlns:cx8="http://schemas.microsoft.com/office/drawing/2016/5/14/chartex" xmlns:mc="http://schemas.openxmlformats.org/markup-compatibility/2006" xmlns:aink="http://schemas.microsoft.com/office/drawing/2016/ink" xmlns:am3d="http://schemas.microsoft.com/office/drawing/2017/model3d" xmlns:o="urn:schemas-microsoft-com:office:office" xmlns:oel="http://schemas.microsoft.com/office/2019/extlst" xmlns:r="http://schemas.openxmlformats.org/officeDocument/2006/relationships" xmlns:m="http://schemas.openxmlformats.org/officeDocument/2006/math" xmlns:v="urn:schemas-microsoft-com:vml" xmlns:wp14="http://schemas.microsoft.com/office/word/2010/wordprocessingDrawing" xmlns:wp="http://schemas.openxmlformats.org/drawingml/2006/wordprocessingDrawing" xmlns:w10="urn:schemas-microsoft-com:office:word" xmlns:w="http://schemas.openxmlformats.org/wordprocessingml/2006/main" xmlns:w14="http://schemas.microsoft.com/office/word/2010/wordml" xmlns:w15="http://schemas.microsoft.com/office/word/2012/wordml" xmlns:w16cex="http://schemas.microsoft.com/office/word/2018/wordml/cex" xmlns:w16cid="http://schemas.microsoft.com/office/word/2016/wordml/cid" xmlns:w16="http://schemas.microsoft.com/office/word/2018/wordml" xmlns:w16sdtdh="http://schemas.microsoft.com/office/word/2020/wordml/sdtdatahash" xmlns:w16se="http://schemas.microsoft.com/office/word/2015/wordml/symex" xmlns:wpg="http://schemas.microsoft.com/office/word/2010/wordprocessingGroup" xmlns:wpi="http://schemas.microsoft.com/office/word/2010/wordprocessingInk" xmlns:wne="http://schemas.microsoft.com/office/word/2006/wordml" xmlns:wps="http://schemas.microsoft.com/office/word/2010/wordprocessingShape" mc:Ignorable="w14 w15 w16se w16cid w16 w16cex w16sdtdh wp14">
+<w:hdr xmlns:wpc="http://schemas.microsoft.com/office/word/2010/wordprocessingCanvas" xmlns:cx="http://schemas.microsoft.com/office/drawing/2014/chartex" xmlns:cx1="http://schemas.microsoft.com/office/drawing/2015/9/8/chartex" xmlns:cx2="http://schemas.microsoft.com/office/drawing/2015/10/21/chartex" xmlns:cx3="http://schemas.microsoft.com/office/drawing/2016/5/9/chartex" xmlns:cx4="http://schemas.microsoft.com/office/drawing/2016/5/10/chartex" xmlns:cx5="http://schemas.microsoft.com/office/drawing/2016/5/11/chartex" xmlns:cx6="http://schemas.microsoft.com/office/drawing/2016/5/12/chartex" xmlns:cx7="http://schemas.microsoft.com/office/drawing/2016/5/13/chartex" xmlns:cx8="http://schemas.microsoft.com/office/drawing/2016/5/14/chartex" xmlns:mc="http://schemas.openxmlformats.org/markup-compatibility/2006" xmlns:aink="http://schemas.microsoft.com/office/drawing/2016/ink" xmlns:am3d="http://schemas.microsoft.com/office/drawing/2017/model3d" xmlns:o="urn:schemas-microsoft-com:office:office" xmlns:oel="http://schemas.microsoft.com/office/2019/extlst" xmlns:r="http://schemas.openxmlformats.org/officeDocument/2006/relationships" xmlns:m="http://schemas.openxmlformats.org/officeDocument/2006/math" xmlns:v="urn:schemas-microsoft-com:vml" xmlns:wp14="http://schemas.microsoft.com/office/word/2010/wordprocessingDrawing" xmlns:wp="http://schemas.openxmlformats.org/drawingml/2006/wordprocessingDrawing" xmlns:w10="urn:schemas-microsoft-com:office:word" xmlns:w="http://schemas.openxmlformats.org/wordprocessingml/2006/main" xmlns:w14="http://schemas.microsoft.com/office/word/2010/wordml" xmlns:w15="http://schemas.microsoft.com/office/word/2012/wordml" xmlns:w16cex="http://schemas.microsoft.com/office/word/2018/wordml/cex" xmlns:w16cid="http://schemas.microsoft.com/office/word/2016/wordml/cid" xmlns:w16="http://schemas.microsoft.com/office/word/2018/wordml" xmlns:w16du="http://schemas.microsoft.com/office/word/2023/wordml/word16du" xmlns:w16sdtdh="http://schemas.microsoft.com/office/word/2020/wordml/sdtdatahash" xmlns:w16sdtfl="http://schemas.microsoft.com/office/word/2024/wordml/sdtformatlock" xmlns:w16se="http://schemas.microsoft.com/office/word/2015/wordml/symex" xmlns:wpg="http://schemas.microsoft.com/office/word/2010/wordprocessingGroup" xmlns:wpi="http://schemas.microsoft.com/office/word/2010/wordprocessingInk" xmlns:wne="http://schemas.microsoft.com/office/word/2006/wordml" xmlns:wps="http://schemas.microsoft.com/office/word/2010/wordprocessingShape" mc:Ignorable="w14 w15 w16se w16cid w16 w16cex w16sdtdh w16sdtfl w16du wp14">
   <w:tbl>
     <w:tblPr>
       <w:tblW w:w="9694" w:type="dxa"/>
@@ -14249,7 +12741,7 @@
 </file>
 
 <file path=word/header6.xml><?xml version="1.0" encoding="utf-8"?>
-<w:hdr xmlns:wpc="http://schemas.microsoft.com/office/word/2010/wordprocessingCanvas" xmlns:cx="http://schemas.microsoft.com/office/drawing/2014/chartex" xmlns:cx1="http://schemas.microsoft.com/office/drawing/2015/9/8/chartex" xmlns:cx2="http://schemas.microsoft.com/office/drawing/2015/10/21/chartex" xmlns:cx3="http://schemas.microsoft.com/office/drawing/2016/5/9/chartex" xmlns:cx4="http://schemas.microsoft.com/office/drawing/2016/5/10/chartex" xmlns:cx5="http://schemas.microsoft.com/office/drawing/2016/5/11/chartex" xmlns:cx6="http://schemas.microsoft.com/office/drawing/2016/5/12/chartex" xmlns:cx7="http://schemas.microsoft.com/office/drawing/2016/5/13/chartex" xmlns:cx8="http://schemas.microsoft.com/office/drawing/2016/5/14/chartex" xmlns:mc="http://schemas.openxmlformats.org/markup-compatibility/2006" xmlns:aink="http://schemas.microsoft.com/office/drawing/2016/ink" xmlns:am3d="http://schemas.microsoft.com/office/drawing/2017/model3d" xmlns:o="urn:schemas-microsoft-com:office:office" xmlns:oel="http://schemas.microsoft.com/office/2019/extlst" xmlns:r="http://schemas.openxmlformats.org/officeDocument/2006/relationships" xmlns:m="http://schemas.openxmlformats.org/officeDocument/2006/math" xmlns:v="urn:schemas-microsoft-com:vml" xmlns:wp14="http://schemas.microsoft.com/office/word/2010/wordprocessingDrawing" xmlns:wp="http://schemas.openxmlformats.org/drawingml/2006/wordprocessingDrawing" xmlns:w10="urn:schemas-microsoft-com:office:word" xmlns:w="http://schemas.openxmlformats.org/wordprocessingml/2006/main" xmlns:w14="http://schemas.microsoft.com/office/word/2010/wordml" xmlns:w15="http://schemas.microsoft.com/office/word/2012/wordml" xmlns:w16cex="http://schemas.microsoft.com/office/word/2018/wordml/cex" xmlns:w16cid="http://schemas.microsoft.com/office/word/2016/wordml/cid" xmlns:w16="http://schemas.microsoft.com/office/word/2018/wordml" xmlns:w16sdtdh="http://schemas.microsoft.com/office/word/2020/wordml/sdtdatahash" xmlns:w16se="http://schemas.microsoft.com/office/word/2015/wordml/symex" xmlns:wpg="http://schemas.microsoft.com/office/word/2010/wordprocessingGroup" xmlns:wpi="http://schemas.microsoft.com/office/word/2010/wordprocessingInk" xmlns:wne="http://schemas.microsoft.com/office/word/2006/wordml" xmlns:wps="http://schemas.microsoft.com/office/word/2010/wordprocessingShape" mc:Ignorable="w14 w15 w16se w16cid w16 w16cex w16sdtdh wp14">
+<w:hdr xmlns:wpc="http://schemas.microsoft.com/office/word/2010/wordprocessingCanvas" xmlns:cx="http://schemas.microsoft.com/office/drawing/2014/chartex" xmlns:cx1="http://schemas.microsoft.com/office/drawing/2015/9/8/chartex" xmlns:cx2="http://schemas.microsoft.com/office/drawing/2015/10/21/chartex" xmlns:cx3="http://schemas.microsoft.com/office/drawing/2016/5/9/chartex" xmlns:cx4="http://schemas.microsoft.com/office/drawing/2016/5/10/chartex" xmlns:cx5="http://schemas.microsoft.com/office/drawing/2016/5/11/chartex" xmlns:cx6="http://schemas.microsoft.com/office/drawing/2016/5/12/chartex" xmlns:cx7="http://schemas.microsoft.com/office/drawing/2016/5/13/chartex" xmlns:cx8="http://schemas.microsoft.com/office/drawing/2016/5/14/chartex" xmlns:mc="http://schemas.openxmlformats.org/markup-compatibility/2006" xmlns:aink="http://schemas.microsoft.com/office/drawing/2016/ink" xmlns:am3d="http://schemas.microsoft.com/office/drawing/2017/model3d" xmlns:o="urn:schemas-microsoft-com:office:office" xmlns:oel="http://schemas.microsoft.com/office/2019/extlst" xmlns:r="http://schemas.openxmlformats.org/officeDocument/2006/relationships" xmlns:m="http://schemas.openxmlformats.org/officeDocument/2006/math" xmlns:v="urn:schemas-microsoft-com:vml" xmlns:wp14="http://schemas.microsoft.com/office/word/2010/wordprocessingDrawing" xmlns:wp="http://schemas.openxmlformats.org/drawingml/2006/wordprocessingDrawing" xmlns:w10="urn:schemas-microsoft-com:office:word" xmlns:w="http://schemas.openxmlformats.org/wordprocessingml/2006/main" xmlns:w14="http://schemas.microsoft.com/office/word/2010/wordml" xmlns:w15="http://schemas.microsoft.com/office/word/2012/wordml" xmlns:w16cex="http://schemas.microsoft.com/office/word/2018/wordml/cex" xmlns:w16cid="http://schemas.microsoft.com/office/word/2016/wordml/cid" xmlns:w16="http://schemas.microsoft.com/office/word/2018/wordml" xmlns:w16du="http://schemas.microsoft.com/office/word/2023/wordml/word16du" xmlns:w16sdtdh="http://schemas.microsoft.com/office/word/2020/wordml/sdtdatahash" xmlns:w16sdtfl="http://schemas.microsoft.com/office/word/2024/wordml/sdtformatlock" xmlns:w16se="http://schemas.microsoft.com/office/word/2015/wordml/symex" xmlns:wpg="http://schemas.microsoft.com/office/word/2010/wordprocessingGroup" xmlns:wpi="http://schemas.microsoft.com/office/word/2010/wordprocessingInk" xmlns:wne="http://schemas.microsoft.com/office/word/2006/wordml" xmlns:wps="http://schemas.microsoft.com/office/word/2010/wordprocessingShape" mc:Ignorable="w14 w15 w16se w16cid w16 w16cex w16sdtdh w16sdtfl w16du wp14">
   <w:tbl>
     <w:tblPr>
       <w:tblW w:w="15363" w:type="dxa"/>
@@ -14630,7 +13122,7 @@
 </file>
 
 <file path=word/header7.xml><?xml version="1.0" encoding="utf-8"?>
-<w:hdr xmlns:wpc="http://schemas.microsoft.com/office/word/2010/wordprocessingCanvas" xmlns:cx="http://schemas.microsoft.com/office/drawing/2014/chartex" xmlns:cx1="http://schemas.microsoft.com/office/drawing/2015/9/8/chartex" xmlns:cx2="http://schemas.microsoft.com/office/drawing/2015/10/21/chartex" xmlns:cx3="http://schemas.microsoft.com/office/drawing/2016/5/9/chartex" xmlns:cx4="http://schemas.microsoft.com/office/drawing/2016/5/10/chartex" xmlns:cx5="http://schemas.microsoft.com/office/drawing/2016/5/11/chartex" xmlns:cx6="http://schemas.microsoft.com/office/drawing/2016/5/12/chartex" xmlns:cx7="http://schemas.microsoft.com/office/drawing/2016/5/13/chartex" xmlns:cx8="http://schemas.microsoft.com/office/drawing/2016/5/14/chartex" xmlns:mc="http://schemas.openxmlformats.org/markup-compatibility/2006" xmlns:aink="http://schemas.microsoft.com/office/drawing/2016/ink" xmlns:am3d="http://schemas.microsoft.com/office/drawing/2017/model3d" xmlns:o="urn:schemas-microsoft-com:office:office" xmlns:oel="http://schemas.microsoft.com/office/2019/extlst" xmlns:r="http://schemas.openxmlformats.org/officeDocument/2006/relationships" xmlns:m="http://schemas.openxmlformats.org/officeDocument/2006/math" xmlns:v="urn:schemas-microsoft-com:vml" xmlns:wp14="http://schemas.microsoft.com/office/word/2010/wordprocessingDrawing" xmlns:wp="http://schemas.openxmlformats.org/drawingml/2006/wordprocessingDrawing" xmlns:w10="urn:schemas-microsoft-com:office:word" xmlns:w="http://schemas.openxmlformats.org/wordprocessingml/2006/main" xmlns:w14="http://schemas.microsoft.com/office/word/2010/wordml" xmlns:w15="http://schemas.microsoft.com/office/word/2012/wordml" xmlns:w16cex="http://schemas.microsoft.com/office/word/2018/wordml/cex" xmlns:w16cid="http://schemas.microsoft.com/office/word/2016/wordml/cid" xmlns:w16="http://schemas.microsoft.com/office/word/2018/wordml" xmlns:w16sdtdh="http://schemas.microsoft.com/office/word/2020/wordml/sdtdatahash" xmlns:w16se="http://schemas.microsoft.com/office/word/2015/wordml/symex" xmlns:wpg="http://schemas.microsoft.com/office/word/2010/wordprocessingGroup" xmlns:wpi="http://schemas.microsoft.com/office/word/2010/wordprocessingInk" xmlns:wne="http://schemas.microsoft.com/office/word/2006/wordml" xmlns:wps="http://schemas.microsoft.com/office/word/2010/wordprocessingShape" mc:Ignorable="w14 w15 w16se w16cid w16 w16cex w16sdtdh wp14">
+<w:hdr xmlns:wpc="http://schemas.microsoft.com/office/word/2010/wordprocessingCanvas" xmlns:cx="http://schemas.microsoft.com/office/drawing/2014/chartex" xmlns:cx1="http://schemas.microsoft.com/office/drawing/2015/9/8/chartex" xmlns:cx2="http://schemas.microsoft.com/office/drawing/2015/10/21/chartex" xmlns:cx3="http://schemas.microsoft.com/office/drawing/2016/5/9/chartex" xmlns:cx4="http://schemas.microsoft.com/office/drawing/2016/5/10/chartex" xmlns:cx5="http://schemas.microsoft.com/office/drawing/2016/5/11/chartex" xmlns:cx6="http://schemas.microsoft.com/office/drawing/2016/5/12/chartex" xmlns:cx7="http://schemas.microsoft.com/office/drawing/2016/5/13/chartex" xmlns:cx8="http://schemas.microsoft.com/office/drawing/2016/5/14/chartex" xmlns:mc="http://schemas.openxmlformats.org/markup-compatibility/2006" xmlns:aink="http://schemas.microsoft.com/office/drawing/2016/ink" xmlns:am3d="http://schemas.microsoft.com/office/drawing/2017/model3d" xmlns:o="urn:schemas-microsoft-com:office:office" xmlns:oel="http://schemas.microsoft.com/office/2019/extlst" xmlns:r="http://schemas.openxmlformats.org/officeDocument/2006/relationships" xmlns:m="http://schemas.openxmlformats.org/officeDocument/2006/math" xmlns:v="urn:schemas-microsoft-com:vml" xmlns:wp14="http://schemas.microsoft.com/office/word/2010/wordprocessingDrawing" xmlns:wp="http://schemas.openxmlformats.org/drawingml/2006/wordprocessingDrawing" xmlns:w10="urn:schemas-microsoft-com:office:word" xmlns:w="http://schemas.openxmlformats.org/wordprocessingml/2006/main" xmlns:w14="http://schemas.microsoft.com/office/word/2010/wordml" xmlns:w15="http://schemas.microsoft.com/office/word/2012/wordml" xmlns:w16cex="http://schemas.microsoft.com/office/word/2018/wordml/cex" xmlns:w16cid="http://schemas.microsoft.com/office/word/2016/wordml/cid" xmlns:w16="http://schemas.microsoft.com/office/word/2018/wordml" xmlns:w16du="http://schemas.microsoft.com/office/word/2023/wordml/word16du" xmlns:w16sdtdh="http://schemas.microsoft.com/office/word/2020/wordml/sdtdatahash" xmlns:w16sdtfl="http://schemas.microsoft.com/office/word/2024/wordml/sdtformatlock" xmlns:w16se="http://schemas.microsoft.com/office/word/2015/wordml/symex" xmlns:wpg="http://schemas.microsoft.com/office/word/2010/wordprocessingGroup" xmlns:wpi="http://schemas.microsoft.com/office/word/2010/wordprocessingInk" xmlns:wne="http://schemas.microsoft.com/office/word/2006/wordml" xmlns:wps="http://schemas.microsoft.com/office/word/2010/wordprocessingShape" mc:Ignorable="w14 w15 w16se w16cid w16 w16cex w16sdtdh w16sdtfl w16du wp14">
   <w:tbl>
     <w:tblPr>
       <w:tblW w:w="9694" w:type="dxa"/>
@@ -15011,7 +13503,7 @@
 </file>
 
 <file path=word/numbering.xml><?xml version="1.0" encoding="utf-8"?>
-<w:numbering xmlns:wpc="http://schemas.microsoft.com/office/word/2010/wordprocessingCanvas" xmlns:cx="http://schemas.microsoft.com/office/drawing/2014/chartex" xmlns:cx1="http://schemas.microsoft.com/office/drawing/2015/9/8/chartex" xmlns:cx2="http://schemas.microsoft.com/office/drawing/2015/10/21/chartex" xmlns:cx3="http://schemas.microsoft.com/office/drawing/2016/5/9/chartex" xmlns:cx4="http://schemas.microsoft.com/office/drawing/2016/5/10/chartex" xmlns:cx5="http://schemas.microsoft.com/office/drawing/2016/5/11/chartex" xmlns:cx6="http://schemas.microsoft.com/office/drawing/2016/5/12/chartex" xmlns:cx7="http://schemas.microsoft.com/office/drawing/2016/5/13/chartex" xmlns:cx8="http://schemas.microsoft.com/office/drawing/2016/5/14/chartex" xmlns:mc="http://schemas.openxmlformats.org/markup-compatibility/2006" xmlns:aink="http://schemas.microsoft.com/office/drawing/2016/ink" xmlns:am3d="http://schemas.microsoft.com/office/drawing/2017/model3d" xmlns:o="urn:schemas-microsoft-com:office:office" xmlns:oel="http://schemas.microsoft.com/office/2019/extlst" xmlns:r="http://schemas.openxmlformats.org/officeDocument/2006/relationships" xmlns:m="http://schemas.openxmlformats.org/officeDocument/2006/math" xmlns:v="urn:schemas-microsoft-com:vml" xmlns:wp14="http://schemas.microsoft.com/office/word/2010/wordprocessingDrawing" xmlns:wp="http://schemas.openxmlformats.org/drawingml/2006/wordprocessingDrawing" xmlns:w10="urn:schemas-microsoft-com:office:word" xmlns:w="http://schemas.openxmlformats.org/wordprocessingml/2006/main" xmlns:w14="http://schemas.microsoft.com/office/word/2010/wordml" xmlns:w15="http://schemas.microsoft.com/office/word/2012/wordml" xmlns:w16cex="http://schemas.microsoft.com/office/word/2018/wordml/cex" xmlns:w16cid="http://schemas.microsoft.com/office/word/2016/wordml/cid" xmlns:w16="http://schemas.microsoft.com/office/word/2018/wordml" xmlns:w16sdtdh="http://schemas.microsoft.com/office/word/2020/wordml/sdtdatahash" xmlns:w16se="http://schemas.microsoft.com/office/word/2015/wordml/symex" xmlns:wpg="http://schemas.microsoft.com/office/word/2010/wordprocessingGroup" xmlns:wpi="http://schemas.microsoft.com/office/word/2010/wordprocessingInk" xmlns:wne="http://schemas.microsoft.com/office/word/2006/wordml" xmlns:wps="http://schemas.microsoft.com/office/word/2010/wordprocessingShape" mc:Ignorable="w14 w15 w16se w16cid w16 w16cex w16sdtdh wp14">
+<w:numbering xmlns:wpc="http://schemas.microsoft.com/office/word/2010/wordprocessingCanvas" xmlns:cx="http://schemas.microsoft.com/office/drawing/2014/chartex" xmlns:cx1="http://schemas.microsoft.com/office/drawing/2015/9/8/chartex" xmlns:cx2="http://schemas.microsoft.com/office/drawing/2015/10/21/chartex" xmlns:cx3="http://schemas.microsoft.com/office/drawing/2016/5/9/chartex" xmlns:cx4="http://schemas.microsoft.com/office/drawing/2016/5/10/chartex" xmlns:cx5="http://schemas.microsoft.com/office/drawing/2016/5/11/chartex" xmlns:cx6="http://schemas.microsoft.com/office/drawing/2016/5/12/chartex" xmlns:cx7="http://schemas.microsoft.com/office/drawing/2016/5/13/chartex" xmlns:cx8="http://schemas.microsoft.com/office/drawing/2016/5/14/chartex" xmlns:mc="http://schemas.openxmlformats.org/markup-compatibility/2006" xmlns:aink="http://schemas.microsoft.com/office/drawing/2016/ink" xmlns:am3d="http://schemas.microsoft.com/office/drawing/2017/model3d" xmlns:o="urn:schemas-microsoft-com:office:office" xmlns:oel="http://schemas.microsoft.com/office/2019/extlst" xmlns:r="http://schemas.openxmlformats.org/officeDocument/2006/relationships" xmlns:m="http://schemas.openxmlformats.org/officeDocument/2006/math" xmlns:v="urn:schemas-microsoft-com:vml" xmlns:wp14="http://schemas.microsoft.com/office/word/2010/wordprocessingDrawing" xmlns:wp="http://schemas.openxmlformats.org/drawingml/2006/wordprocessingDrawing" xmlns:w10="urn:schemas-microsoft-com:office:word" xmlns:w="http://schemas.openxmlformats.org/wordprocessingml/2006/main" xmlns:w14="http://schemas.microsoft.com/office/word/2010/wordml" xmlns:w15="http://schemas.microsoft.com/office/word/2012/wordml" xmlns:w16cex="http://schemas.microsoft.com/office/word/2018/wordml/cex" xmlns:w16cid="http://schemas.microsoft.com/office/word/2016/wordml/cid" xmlns:w16="http://schemas.microsoft.com/office/word/2018/wordml" xmlns:w16du="http://schemas.microsoft.com/office/word/2023/wordml/word16du" xmlns:w16sdtdh="http://schemas.microsoft.com/office/word/2020/wordml/sdtdatahash" xmlns:w16sdtfl="http://schemas.microsoft.com/office/word/2024/wordml/sdtformatlock" xmlns:w16se="http://schemas.microsoft.com/office/word/2015/wordml/symex" xmlns:wpg="http://schemas.microsoft.com/office/word/2010/wordprocessingGroup" xmlns:wpi="http://schemas.microsoft.com/office/word/2010/wordprocessingInk" xmlns:wne="http://schemas.microsoft.com/office/word/2006/wordml" xmlns:wps="http://schemas.microsoft.com/office/word/2010/wordprocessingShape" mc:Ignorable="w14 w15 w16se w16cid w16 w16cex w16sdtdh w16sdtfl w16du wp14">
   <w:abstractNum w:abstractNumId="0" w15:restartNumberingAfterBreak="0">
     <w:nsid w:val="0801489A"/>
     <w:multiLevelType w:val="hybridMultilevel"/>
@@ -17277,7 +15769,7 @@
 </file>
 
 <file path=word/styles.xml><?xml version="1.0" encoding="utf-8"?>
-<w:styles xmlns:mc="http://schemas.openxmlformats.org/markup-compatibility/2006" xmlns:r="http://schemas.openxmlformats.org/officeDocument/2006/relationships" xmlns:w="http://schemas.openxmlformats.org/wordprocessingml/2006/main" xmlns:w14="http://schemas.microsoft.com/office/word/2010/wordml" xmlns:w15="http://schemas.microsoft.com/office/word/2012/wordml" xmlns:w16cex="http://schemas.microsoft.com/office/word/2018/wordml/cex" xmlns:w16cid="http://schemas.microsoft.com/office/word/2016/wordml/cid" xmlns:w16="http://schemas.microsoft.com/office/word/2018/wordml" xmlns:w16sdtdh="http://schemas.microsoft.com/office/word/2020/wordml/sdtdatahash" xmlns:w16se="http://schemas.microsoft.com/office/word/2015/wordml/symex" mc:Ignorable="w14 w15 w16se w16cid w16 w16cex w16sdtdh">
+<w:styles xmlns:mc="http://schemas.openxmlformats.org/markup-compatibility/2006" xmlns:r="http://schemas.openxmlformats.org/officeDocument/2006/relationships" xmlns:w="http://schemas.openxmlformats.org/wordprocessingml/2006/main" xmlns:w14="http://schemas.microsoft.com/office/word/2010/wordml" xmlns:w15="http://schemas.microsoft.com/office/word/2012/wordml" xmlns:w16cex="http://schemas.microsoft.com/office/word/2018/wordml/cex" xmlns:w16cid="http://schemas.microsoft.com/office/word/2016/wordml/cid" xmlns:w16="http://schemas.microsoft.com/office/word/2018/wordml" xmlns:w16du="http://schemas.microsoft.com/office/word/2023/wordml/word16du" xmlns:w16sdtdh="http://schemas.microsoft.com/office/word/2020/wordml/sdtdatahash" xmlns:w16sdtfl="http://schemas.microsoft.com/office/word/2024/wordml/sdtformatlock" xmlns:w16se="http://schemas.microsoft.com/office/word/2015/wordml/symex" mc:Ignorable="w14 w15 w16se w16cid w16 w16cex w16sdtdh w16sdtfl w16du">
   <w:docDefaults>
     <w:rPrDefault>
       <w:rPr>
@@ -17880,7 +16372,6 @@
   <w:style w:type="character" w:default="1" w:styleId="Carpredefinitoparagrafo">
     <w:name w:val="Default Paragraph Font"/>
     <w:uiPriority w:val="1"/>
-    <w:semiHidden/>
     <w:unhideWhenUsed/>
   </w:style>
   <w:style w:type="table" w:default="1" w:styleId="Tabellanormale">
@@ -18277,6 +16768,18 @@
       <w:lang w:eastAsia="it-CH"/>
     </w:rPr>
   </w:style>
+  <w:style w:type="character" w:styleId="Menzionenonrisolta">
+    <w:name w:val="Unresolved Mention"/>
+    <w:basedOn w:val="Carpredefinitoparagrafo"/>
+    <w:uiPriority w:val="99"/>
+    <w:semiHidden/>
+    <w:unhideWhenUsed/>
+    <w:rsid w:val="00314D1B"/>
+    <w:rPr>
+      <w:color w:val="605E5C"/>
+      <w:shd w:val="clear" w:color="auto" w:fill="E1DFDD"/>
+    </w:rPr>
+  </w:style>
 </w:styles>
 </file>
 

--- a/3_Documentazione/documentazione progetto.docx
+++ b/3_Documentazione/documentazione progetto.docx
@@ -1,6 +1,6 @@
 
 <file path=word/document.xml><?xml version="1.0" encoding="utf-8"?>
-<w:document xmlns:wpc="http://schemas.microsoft.com/office/word/2010/wordprocessingCanvas" xmlns:cx="http://schemas.microsoft.com/office/drawing/2014/chartex" xmlns:cx1="http://schemas.microsoft.com/office/drawing/2015/9/8/chartex" xmlns:cx2="http://schemas.microsoft.com/office/drawing/2015/10/21/chartex" xmlns:cx3="http://schemas.microsoft.com/office/drawing/2016/5/9/chartex" xmlns:cx4="http://schemas.microsoft.com/office/drawing/2016/5/10/chartex" xmlns:cx5="http://schemas.microsoft.com/office/drawing/2016/5/11/chartex" xmlns:cx6="http://schemas.microsoft.com/office/drawing/2016/5/12/chartex" xmlns:cx7="http://schemas.microsoft.com/office/drawing/2016/5/13/chartex" xmlns:cx8="http://schemas.microsoft.com/office/drawing/2016/5/14/chartex" xmlns:mc="http://schemas.openxmlformats.org/markup-compatibility/2006" xmlns:aink="http://schemas.microsoft.com/office/drawing/2016/ink" xmlns:am3d="http://schemas.microsoft.com/office/drawing/2017/model3d" xmlns:o="urn:schemas-microsoft-com:office:office" xmlns:oel="http://schemas.microsoft.com/office/2019/extlst" xmlns:r="http://schemas.openxmlformats.org/officeDocument/2006/relationships" xmlns:m="http://schemas.openxmlformats.org/officeDocument/2006/math" xmlns:v="urn:schemas-microsoft-com:vml" xmlns:wp14="http://schemas.microsoft.com/office/word/2010/wordprocessingDrawing" xmlns:wp="http://schemas.openxmlformats.org/drawingml/2006/wordprocessingDrawing" xmlns:w10="urn:schemas-microsoft-com:office:word" xmlns:w="http://schemas.openxmlformats.org/wordprocessingml/2006/main" xmlns:w14="http://schemas.microsoft.com/office/word/2010/wordml" xmlns:w15="http://schemas.microsoft.com/office/word/2012/wordml" xmlns:w16cex="http://schemas.microsoft.com/office/word/2018/wordml/cex" xmlns:w16cid="http://schemas.microsoft.com/office/word/2016/wordml/cid" xmlns:w16="http://schemas.microsoft.com/office/word/2018/wordml" xmlns:w16du="http://schemas.microsoft.com/office/word/2023/wordml/word16du" xmlns:w16sdtdh="http://schemas.microsoft.com/office/word/2020/wordml/sdtdatahash" xmlns:w16sdtfl="http://schemas.microsoft.com/office/word/2024/wordml/sdtformatlock" xmlns:w16se="http://schemas.microsoft.com/office/word/2015/wordml/symex" xmlns:wpg="http://schemas.microsoft.com/office/word/2010/wordprocessingGroup" xmlns:wpi="http://schemas.microsoft.com/office/word/2010/wordprocessingInk" xmlns:wne="http://schemas.microsoft.com/office/word/2006/wordml" xmlns:wps="http://schemas.microsoft.com/office/word/2010/wordprocessingShape" mc:Ignorable="w14 w15 w16se w16cid w16 w16cex w16sdtdh w16sdtfl w16du wp14">
+<w:document xmlns:wpc="http://schemas.microsoft.com/office/word/2010/wordprocessingCanvas" xmlns:cx="http://schemas.microsoft.com/office/drawing/2014/chartex" xmlns:cx1="http://schemas.microsoft.com/office/drawing/2015/9/8/chartex" xmlns:cx2="http://schemas.microsoft.com/office/drawing/2015/10/21/chartex" xmlns:cx3="http://schemas.microsoft.com/office/drawing/2016/5/9/chartex" xmlns:cx4="http://schemas.microsoft.com/office/drawing/2016/5/10/chartex" xmlns:cx5="http://schemas.microsoft.com/office/drawing/2016/5/11/chartex" xmlns:cx6="http://schemas.microsoft.com/office/drawing/2016/5/12/chartex" xmlns:cx7="http://schemas.microsoft.com/office/drawing/2016/5/13/chartex" xmlns:cx8="http://schemas.microsoft.com/office/drawing/2016/5/14/chartex" xmlns:mc="http://schemas.openxmlformats.org/markup-compatibility/2006" xmlns:aink="http://schemas.microsoft.com/office/drawing/2016/ink" xmlns:am3d="http://schemas.microsoft.com/office/drawing/2017/model3d" xmlns:o="urn:schemas-microsoft-com:office:office" xmlns:oel="http://schemas.microsoft.com/office/2019/extlst" xmlns:r="http://schemas.openxmlformats.org/officeDocument/2006/relationships" xmlns:m="http://schemas.openxmlformats.org/officeDocument/2006/math" xmlns:v="urn:schemas-microsoft-com:vml" xmlns:wp14="http://schemas.microsoft.com/office/word/2010/wordprocessingDrawing" xmlns:wp="http://schemas.openxmlformats.org/drawingml/2006/wordprocessingDrawing" xmlns:w10="urn:schemas-microsoft-com:office:word" xmlns:w="http://schemas.openxmlformats.org/wordprocessingml/2006/main" xmlns:w14="http://schemas.microsoft.com/office/word/2010/wordml" xmlns:w15="http://schemas.microsoft.com/office/word/2012/wordml" xmlns:w16cex="http://schemas.microsoft.com/office/word/2018/wordml/cex" xmlns:w16cid="http://schemas.microsoft.com/office/word/2016/wordml/cid" xmlns:w16="http://schemas.microsoft.com/office/word/2018/wordml" xmlns:w16sdtdh="http://schemas.microsoft.com/office/word/2020/wordml/sdtdatahash" xmlns:w16se="http://schemas.microsoft.com/office/word/2015/wordml/symex" xmlns:wpg="http://schemas.microsoft.com/office/word/2010/wordprocessingGroup" xmlns:wpi="http://schemas.microsoft.com/office/word/2010/wordprocessingInk" xmlns:wne="http://schemas.microsoft.com/office/word/2006/wordml" xmlns:wps="http://schemas.microsoft.com/office/word/2010/wordprocessingShape" mc:Ignorable="w14 w15 w16se w16cid w16 w16cex w16sdtdh wp14">
   <w:body>
     <w:p>
       <w:pPr>
@@ -18,12 +18,14 @@
           <w:lang w:val="it-CH"/>
         </w:rPr>
       </w:pPr>
+      <w:proofErr w:type="spellStart"/>
       <w:r>
         <w:rPr>
           <w:lang w:val="it-CH"/>
         </w:rPr>
         <w:t>PokéCardDex</w:t>
       </w:r>
+      <w:proofErr w:type="spellEnd"/>
     </w:p>
     <w:p>
       <w:pPr>
@@ -3555,11 +3557,19 @@
           <w:lang w:val="en-US"/>
         </w:rPr>
       </w:pPr>
+      <w:proofErr w:type="spellStart"/>
       <w:r>
         <w:rPr>
           <w:lang w:val="en-US"/>
         </w:rPr>
-        <w:t xml:space="preserve">Esempio di abstract: </w:t>
+        <w:t>Esempio</w:t>
+      </w:r>
+      <w:proofErr w:type="spellEnd"/>
+      <w:r>
+        <w:rPr>
+          <w:lang w:val="en-US"/>
+        </w:rPr>
+        <w:t xml:space="preserve"> di abstract: </w:t>
       </w:r>
     </w:p>
     <w:p>
@@ -3807,13 +3817,33 @@
         <w:t xml:space="preserve">ad esempio </w:t>
       </w:r>
       <w:hyperlink r:id="rId8" w:history="1">
+        <w:proofErr w:type="spellStart"/>
+        <w:proofErr w:type="gramStart"/>
         <w:r>
           <w:rPr>
             <w:rStyle w:val="Collegamentoipertestuale"/>
             <w:i/>
             <w:iCs/>
           </w:rPr>
-          <w:t>Compleo : Collezione TCG</w:t>
+          <w:t>Compleo</w:t>
+        </w:r>
+        <w:proofErr w:type="spellEnd"/>
+        <w:r>
+          <w:rPr>
+            <w:rStyle w:val="Collegamentoipertestuale"/>
+            <w:i/>
+            <w:iCs/>
+          </w:rPr>
+          <w:t xml:space="preserve"> :</w:t>
+        </w:r>
+        <w:proofErr w:type="gramEnd"/>
+        <w:r>
+          <w:rPr>
+            <w:rStyle w:val="Collegamentoipertestuale"/>
+            <w:i/>
+            <w:iCs/>
+          </w:rPr>
+          <w:t xml:space="preserve"> Collezione TCG</w:t>
         </w:r>
       </w:hyperlink>
       <w:r>
@@ -3833,7 +3863,23 @@
         <w:t>.</w:t>
       </w:r>
       <w:r>
-        <w:t xml:space="preserve"> Noi però useremo come supporto i browser come google chrome. L’applicativo web viene supportato dall’</w:t>
+        <w:t xml:space="preserve"> Noi però useremo come supporto i browser come </w:t>
+      </w:r>
+      <w:proofErr w:type="spellStart"/>
+      <w:r>
+        <w:t>google</w:t>
+      </w:r>
+      <w:proofErr w:type="spellEnd"/>
+      <w:r>
+        <w:t xml:space="preserve"> </w:t>
+      </w:r>
+      <w:proofErr w:type="spellStart"/>
+      <w:r>
+        <w:t>chrome</w:t>
+      </w:r>
+      <w:proofErr w:type="spellEnd"/>
+      <w:r>
+        <w:t>. L’applicativo web viene supportato dall’</w:t>
       </w:r>
       <w:r>
         <w:t xml:space="preserve">uso combinato di server e API, il </w:t>
@@ -3857,7 +3903,15 @@
         <w:t xml:space="preserve"> ha l’obbiettivo di validare le carte e di mostrarle su schermo</w:t>
       </w:r>
       <w:r>
-        <w:t xml:space="preserve"> dai server di TCGdex.</w:t>
+        <w:t xml:space="preserve"> dai server di </w:t>
+      </w:r>
+      <w:proofErr w:type="spellStart"/>
+      <w:r>
+        <w:t>TCGdex</w:t>
+      </w:r>
+      <w:proofErr w:type="spellEnd"/>
+      <w:r>
+        <w:t>.</w:t>
       </w:r>
     </w:p>
     <w:p>
@@ -4481,6 +4535,7 @@
                 <w:b/>
                 <w:bCs/>
               </w:rPr>
+              <w:lastRenderedPageBreak/>
               <w:t>Requisito</w:t>
             </w:r>
           </w:p>
@@ -4857,7 +4912,15 @@
           </w:tcPr>
           <w:p>
             <w:r>
-              <w:t>Si necessita di una pagina per il sign-in</w:t>
+              <w:t xml:space="preserve">Si necessita di una pagina per il </w:t>
+            </w:r>
+            <w:proofErr w:type="spellStart"/>
+            <w:r>
+              <w:t>sign</w:t>
+            </w:r>
+            <w:proofErr w:type="spellEnd"/>
+            <w:r>
+              <w:t>-in</w:t>
             </w:r>
           </w:p>
         </w:tc>
@@ -5117,8 +5180,21 @@
               <w:t xml:space="preserve">di </w:t>
             </w:r>
             <w:r>
-              <w:t>implementare il get di tcgdex.dev</w:t>
-            </w:r>
+              <w:t xml:space="preserve">implementare il </w:t>
+            </w:r>
+            <w:proofErr w:type="spellStart"/>
+            <w:r>
+              <w:t>get</w:t>
+            </w:r>
+            <w:proofErr w:type="spellEnd"/>
+            <w:r>
+              <w:t xml:space="preserve"> di </w:t>
+            </w:r>
+            <w:proofErr w:type="spellStart"/>
+            <w:r>
+              <w:t>tcgdex.dev</w:t>
+            </w:r>
+            <w:proofErr w:type="spellEnd"/>
           </w:p>
         </w:tc>
       </w:tr>
@@ -5152,7 +5228,15 @@
               <w:t xml:space="preserve">Si necessita di </w:t>
             </w:r>
             <w:r>
-              <w:t>convertire il codice inserito in id delle carte di tcgdex (es.: me05-048)</w:t>
+              <w:t xml:space="preserve">convertire il codice inserito in id delle carte di </w:t>
+            </w:r>
+            <w:proofErr w:type="spellStart"/>
+            <w:r>
+              <w:t>tcgdex</w:t>
+            </w:r>
+            <w:proofErr w:type="spellEnd"/>
+            <w:r>
+              <w:t xml:space="preserve"> (es.: me05-048)</w:t>
             </w:r>
           </w:p>
         </w:tc>
@@ -5842,7 +5926,15 @@
               <w:t xml:space="preserve">Si </w:t>
             </w:r>
             <w:r>
-              <w:t>deve poter inserire nuovi dati dalla pagina di sign-in al DB</w:t>
+              <w:t xml:space="preserve">deve poter inserire nuovi dati dalla pagina di </w:t>
+            </w:r>
+            <w:proofErr w:type="spellStart"/>
+            <w:r>
+              <w:t>sign</w:t>
+            </w:r>
+            <w:proofErr w:type="spellEnd"/>
+            <w:r>
+              <w:t>-in al DB</w:t>
             </w:r>
           </w:p>
         </w:tc>
@@ -6897,7 +6989,15 @@
     <w:p/>
     <w:p>
       <w:r>
-        <w:t>La pianificazione può essere rappresentata mediante un diagramma di Gantt:</w:t>
+        <w:t xml:space="preserve">La pianificazione può essere rappresentata mediante un diagramma di </w:t>
+      </w:r>
+      <w:proofErr w:type="spellStart"/>
+      <w:r>
+        <w:t>Gantt</w:t>
+      </w:r>
+      <w:proofErr w:type="spellEnd"/>
+      <w:r>
+        <w:t>:</w:t>
       </w:r>
     </w:p>
     <w:p/>
@@ -6999,9 +7099,14 @@
         <w:t xml:space="preserve"> </w:t>
       </w:r>
       <w:r>
-        <w:t>Esempio di diagramma di Gantt</w:t>
+        <w:t xml:space="preserve">Esempio di diagramma di </w:t>
+      </w:r>
+      <w:proofErr w:type="spellStart"/>
+      <w:r>
+        <w:t>Gantt</w:t>
       </w:r>
       <w:bookmarkEnd w:id="20"/>
+      <w:proofErr w:type="spellEnd"/>
     </w:p>
     <w:p>
       <w:r>
@@ -7017,7 +7122,15 @@
         <w:t>.</w:t>
       </w:r>
       <w:r>
-        <w:t xml:space="preserve"> scrum), dovranno apparire in questo capitolo.</w:t>
+        <w:t xml:space="preserve"> </w:t>
+      </w:r>
+      <w:proofErr w:type="spellStart"/>
+      <w:r>
+        <w:t>scrum</w:t>
+      </w:r>
+      <w:proofErr w:type="spellEnd"/>
+      <w:r>
+        <w:t>), dovranno apparire in questo capitolo.</w:t>
       </w:r>
     </w:p>
     <w:p/>
@@ -7141,9 +7254,14 @@
         <w:t xml:space="preserve"> </w:t>
       </w:r>
       <w:r>
-        <w:t>Esempio di diagramma di Gantt</w:t>
+        <w:t xml:space="preserve">Esempio di diagramma di </w:t>
+      </w:r>
+      <w:proofErr w:type="spellStart"/>
+      <w:r>
+        <w:t>Gantt</w:t>
       </w:r>
       <w:bookmarkEnd w:id="21"/>
+      <w:proofErr w:type="spellEnd"/>
     </w:p>
     <w:p/>
     <w:p>
@@ -7223,6 +7341,17 @@
       <w:r>
         <w:t>.</w:t>
       </w:r>
+      <w:r>
+        <w:br/>
+      </w:r>
+      <w:proofErr w:type="spellStart"/>
+      <w:r>
+        <w:t>Intellij</w:t>
+      </w:r>
+      <w:proofErr w:type="spellEnd"/>
+      <w:r>
+        <w:t xml:space="preserve"> Idea 21</w:t>
+      </w:r>
     </w:p>
     <w:p>
       <w:pPr>
@@ -7350,8 +7479,13 @@
         </w:numPr>
       </w:pPr>
       <w:r>
-        <w:t>Eventuale sitemap</w:t>
-      </w:r>
+        <w:t xml:space="preserve">Eventuale </w:t>
+      </w:r>
+      <w:proofErr w:type="spellStart"/>
+      <w:r>
+        <w:t>sitemap</w:t>
+      </w:r>
+      <w:proofErr w:type="spellEnd"/>
     </w:p>
     <w:p>
       <w:pPr>
@@ -7633,7 +7767,15 @@
     </w:p>
     <w:p>
       <w:r>
-        <w:t>Descrizione delle interfacce interne ed esterne del sistema e dell’interfaccia utente. La progettazione delle interfacce è basata sulle informazioni ricavate durante la fase di analisi e realizzata tramite mockups.</w:t>
+        <w:t xml:space="preserve">Descrizione delle interfacce interne ed esterne del sistema e dell’interfaccia utente. La progettazione delle interfacce è basata sulle informazioni ricavate durante la fase di analisi e realizzata tramite </w:t>
+      </w:r>
+      <w:proofErr w:type="spellStart"/>
+      <w:r>
+        <w:t>mockups</w:t>
+      </w:r>
+      <w:proofErr w:type="spellEnd"/>
+      <w:r>
+        <w:t>.</w:t>
       </w:r>
     </w:p>
     <w:p>
@@ -7702,8 +7844,13 @@
         </w:numPr>
       </w:pPr>
       <w:r>
-        <w:t>Tabelle di routing</w:t>
-      </w:r>
+        <w:t xml:space="preserve">Tabelle di </w:t>
+      </w:r>
+      <w:proofErr w:type="spellStart"/>
+      <w:r>
+        <w:t>routing</w:t>
+      </w:r>
+      <w:proofErr w:type="spellEnd"/>
     </w:p>
     <w:p>
       <w:pPr>
@@ -8095,6 +8242,7 @@
               </w:rPr>
               <w:t xml:space="preserve">Store on local PC: Profile_1.2.001.xml (appendix </w:t>
             </w:r>
+            <w:proofErr w:type="spellStart"/>
             <w:r>
               <w:rPr>
                 <w:sz w:val="24"/>
@@ -8103,6 +8251,7 @@
               </w:rPr>
               <w:t>n_n</w:t>
             </w:r>
+            <w:proofErr w:type="spellEnd"/>
             <w:r>
               <w:rPr>
                 <w:sz w:val="24"/>
@@ -8111,6 +8260,7 @@
               </w:rPr>
               <w:t xml:space="preserve">) and Cards_1.2.001.txt (appendix </w:t>
             </w:r>
+            <w:proofErr w:type="spellStart"/>
             <w:r>
               <w:rPr>
                 <w:sz w:val="24"/>
@@ -8119,6 +8269,7 @@
               </w:rPr>
               <w:t>n_n</w:t>
             </w:r>
+            <w:proofErr w:type="spellEnd"/>
             <w:r>
               <w:rPr>
                 <w:sz w:val="24"/>
@@ -8352,7 +8503,25 @@
                 <w:lang w:val="en-US"/>
               </w:rPr>
               <w:br/>
-              <w:t>Click the imsi card link</w:t>
+              <w:t xml:space="preserve">Click the </w:t>
+            </w:r>
+            <w:proofErr w:type="spellStart"/>
+            <w:r>
+              <w:rPr>
+                <w:sz w:val="24"/>
+                <w:szCs w:val="24"/>
+                <w:lang w:val="en-US"/>
+              </w:rPr>
+              <w:t>imsi</w:t>
+            </w:r>
+            <w:proofErr w:type="spellEnd"/>
+            <w:r>
+              <w:rPr>
+                <w:sz w:val="24"/>
+                <w:szCs w:val="24"/>
+                <w:lang w:val="en-US"/>
+              </w:rPr>
+              <w:t xml:space="preserve"> card link</w:t>
             </w:r>
             <w:r>
               <w:rPr>
@@ -8401,7 +8570,259 @@
                 <w:rFonts w:eastAsia="MS Mincho"/>
                 <w:lang w:val="en-US"/>
               </w:rPr>
-              <w:t>SELECT imsi, dir, keyset, cntr, rawtohex(kickey), rawtohex(kidkey), rawtohex(kikkey), rawtohex(chv), rawtohex(dap)FROM otacardkey a where imsi='340041795924770' ORDER BY keyset;</w:t>
+              <w:t xml:space="preserve">SELECT </w:t>
+            </w:r>
+            <w:proofErr w:type="spellStart"/>
+            <w:r>
+              <w:rPr>
+                <w:rStyle w:val="Codice"/>
+                <w:rFonts w:eastAsia="MS Mincho"/>
+                <w:lang w:val="en-US"/>
+              </w:rPr>
+              <w:t>imsi</w:t>
+            </w:r>
+            <w:proofErr w:type="spellEnd"/>
+            <w:r>
+              <w:rPr>
+                <w:rStyle w:val="Codice"/>
+                <w:rFonts w:eastAsia="MS Mincho"/>
+                <w:lang w:val="en-US"/>
+              </w:rPr>
+              <w:t xml:space="preserve">, </w:t>
+            </w:r>
+            <w:proofErr w:type="spellStart"/>
+            <w:r>
+              <w:rPr>
+                <w:rStyle w:val="Codice"/>
+                <w:rFonts w:eastAsia="MS Mincho"/>
+                <w:lang w:val="en-US"/>
+              </w:rPr>
+              <w:t>dir</w:t>
+            </w:r>
+            <w:proofErr w:type="spellEnd"/>
+            <w:r>
+              <w:rPr>
+                <w:rStyle w:val="Codice"/>
+                <w:rFonts w:eastAsia="MS Mincho"/>
+                <w:lang w:val="en-US"/>
+              </w:rPr>
+              <w:t xml:space="preserve">, keyset, </w:t>
+            </w:r>
+            <w:proofErr w:type="spellStart"/>
+            <w:r>
+              <w:rPr>
+                <w:rStyle w:val="Codice"/>
+                <w:rFonts w:eastAsia="MS Mincho"/>
+                <w:lang w:val="en-US"/>
+              </w:rPr>
+              <w:t>cntr</w:t>
+            </w:r>
+            <w:proofErr w:type="spellEnd"/>
+            <w:r>
+              <w:rPr>
+                <w:rStyle w:val="Codice"/>
+                <w:rFonts w:eastAsia="MS Mincho"/>
+                <w:lang w:val="en-US"/>
+              </w:rPr>
+              <w:t xml:space="preserve">, </w:t>
+            </w:r>
+            <w:proofErr w:type="spellStart"/>
+            <w:r>
+              <w:rPr>
+                <w:rStyle w:val="Codice"/>
+                <w:rFonts w:eastAsia="MS Mincho"/>
+                <w:lang w:val="en-US"/>
+              </w:rPr>
+              <w:t>rawtohex</w:t>
+            </w:r>
+            <w:proofErr w:type="spellEnd"/>
+            <w:r>
+              <w:rPr>
+                <w:rStyle w:val="Codice"/>
+                <w:rFonts w:eastAsia="MS Mincho"/>
+                <w:lang w:val="en-US"/>
+              </w:rPr>
+              <w:t>(</w:t>
+            </w:r>
+            <w:proofErr w:type="spellStart"/>
+            <w:r>
+              <w:rPr>
+                <w:rStyle w:val="Codice"/>
+                <w:rFonts w:eastAsia="MS Mincho"/>
+                <w:lang w:val="en-US"/>
+              </w:rPr>
+              <w:t>kickey</w:t>
+            </w:r>
+            <w:proofErr w:type="spellEnd"/>
+            <w:r>
+              <w:rPr>
+                <w:rStyle w:val="Codice"/>
+                <w:rFonts w:eastAsia="MS Mincho"/>
+                <w:lang w:val="en-US"/>
+              </w:rPr>
+              <w:t xml:space="preserve">), </w:t>
+            </w:r>
+            <w:proofErr w:type="spellStart"/>
+            <w:r>
+              <w:rPr>
+                <w:rStyle w:val="Codice"/>
+                <w:rFonts w:eastAsia="MS Mincho"/>
+                <w:lang w:val="en-US"/>
+              </w:rPr>
+              <w:t>rawtohex</w:t>
+            </w:r>
+            <w:proofErr w:type="spellEnd"/>
+            <w:r>
+              <w:rPr>
+                <w:rStyle w:val="Codice"/>
+                <w:rFonts w:eastAsia="MS Mincho"/>
+                <w:lang w:val="en-US"/>
+              </w:rPr>
+              <w:t>(</w:t>
+            </w:r>
+            <w:proofErr w:type="spellStart"/>
+            <w:r>
+              <w:rPr>
+                <w:rStyle w:val="Codice"/>
+                <w:rFonts w:eastAsia="MS Mincho"/>
+                <w:lang w:val="en-US"/>
+              </w:rPr>
+              <w:t>kidkey</w:t>
+            </w:r>
+            <w:proofErr w:type="spellEnd"/>
+            <w:r>
+              <w:rPr>
+                <w:rStyle w:val="Codice"/>
+                <w:rFonts w:eastAsia="MS Mincho"/>
+                <w:lang w:val="en-US"/>
+              </w:rPr>
+              <w:t xml:space="preserve">), </w:t>
+            </w:r>
+            <w:proofErr w:type="spellStart"/>
+            <w:r>
+              <w:rPr>
+                <w:rStyle w:val="Codice"/>
+                <w:rFonts w:eastAsia="MS Mincho"/>
+                <w:lang w:val="en-US"/>
+              </w:rPr>
+              <w:t>rawtohex</w:t>
+            </w:r>
+            <w:proofErr w:type="spellEnd"/>
+            <w:r>
+              <w:rPr>
+                <w:rStyle w:val="Codice"/>
+                <w:rFonts w:eastAsia="MS Mincho"/>
+                <w:lang w:val="en-US"/>
+              </w:rPr>
+              <w:t>(</w:t>
+            </w:r>
+            <w:proofErr w:type="spellStart"/>
+            <w:r>
+              <w:rPr>
+                <w:rStyle w:val="Codice"/>
+                <w:rFonts w:eastAsia="MS Mincho"/>
+                <w:lang w:val="en-US"/>
+              </w:rPr>
+              <w:t>kikkey</w:t>
+            </w:r>
+            <w:proofErr w:type="spellEnd"/>
+            <w:r>
+              <w:rPr>
+                <w:rStyle w:val="Codice"/>
+                <w:rFonts w:eastAsia="MS Mincho"/>
+                <w:lang w:val="en-US"/>
+              </w:rPr>
+              <w:t xml:space="preserve">), </w:t>
+            </w:r>
+            <w:proofErr w:type="spellStart"/>
+            <w:r>
+              <w:rPr>
+                <w:rStyle w:val="Codice"/>
+                <w:rFonts w:eastAsia="MS Mincho"/>
+                <w:lang w:val="en-US"/>
+              </w:rPr>
+              <w:t>rawtohex</w:t>
+            </w:r>
+            <w:proofErr w:type="spellEnd"/>
+            <w:r>
+              <w:rPr>
+                <w:rStyle w:val="Codice"/>
+                <w:rFonts w:eastAsia="MS Mincho"/>
+                <w:lang w:val="en-US"/>
+              </w:rPr>
+              <w:t>(</w:t>
+            </w:r>
+            <w:proofErr w:type="spellStart"/>
+            <w:r>
+              <w:rPr>
+                <w:rStyle w:val="Codice"/>
+                <w:rFonts w:eastAsia="MS Mincho"/>
+                <w:lang w:val="en-US"/>
+              </w:rPr>
+              <w:t>chv</w:t>
+            </w:r>
+            <w:proofErr w:type="spellEnd"/>
+            <w:r>
+              <w:rPr>
+                <w:rStyle w:val="Codice"/>
+                <w:rFonts w:eastAsia="MS Mincho"/>
+                <w:lang w:val="en-US"/>
+              </w:rPr>
+              <w:t xml:space="preserve">), </w:t>
+            </w:r>
+            <w:proofErr w:type="spellStart"/>
+            <w:r>
+              <w:rPr>
+                <w:rStyle w:val="Codice"/>
+                <w:rFonts w:eastAsia="MS Mincho"/>
+                <w:lang w:val="en-US"/>
+              </w:rPr>
+              <w:t>rawtohex</w:t>
+            </w:r>
+            <w:proofErr w:type="spellEnd"/>
+            <w:r>
+              <w:rPr>
+                <w:rStyle w:val="Codice"/>
+                <w:rFonts w:eastAsia="MS Mincho"/>
+                <w:lang w:val="en-US"/>
+              </w:rPr>
+              <w:t xml:space="preserve">(dap)FROM </w:t>
+            </w:r>
+            <w:proofErr w:type="spellStart"/>
+            <w:r>
+              <w:rPr>
+                <w:rStyle w:val="Codice"/>
+                <w:rFonts w:eastAsia="MS Mincho"/>
+                <w:lang w:val="en-US"/>
+              </w:rPr>
+              <w:t>otacardkey</w:t>
+            </w:r>
+            <w:proofErr w:type="spellEnd"/>
+            <w:r>
+              <w:rPr>
+                <w:rStyle w:val="Codice"/>
+                <w:rFonts w:eastAsia="MS Mincho"/>
+                <w:lang w:val="en-US"/>
+              </w:rPr>
+              <w:t xml:space="preserve"> a where </w:t>
+            </w:r>
+            <w:proofErr w:type="spellStart"/>
+            <w:r>
+              <w:rPr>
+                <w:rStyle w:val="Codice"/>
+                <w:rFonts w:eastAsia="MS Mincho"/>
+                <w:lang w:val="en-US"/>
+              </w:rPr>
+              <w:t>imsi</w:t>
+            </w:r>
+            <w:proofErr w:type="spellEnd"/>
+            <w:r>
+              <w:rPr>
+                <w:rStyle w:val="Codice"/>
+                <w:rFonts w:eastAsia="MS Mincho"/>
+                <w:lang w:val="en-US"/>
+              </w:rPr>
+              <w:t>='340041795924770' ORDER BY keyset;</w:t>
             </w:r>
           </w:p>
         </w:tc>
@@ -8454,7 +8875,25 @@
                 <w:szCs w:val="24"/>
                 <w:lang w:val="en-US"/>
               </w:rPr>
-              <w:t>Keys visible in the DB (OtaCardKey) but not visible in the GUI (Card details)</w:t>
+              <w:t>Keys visible in the DB (</w:t>
+            </w:r>
+            <w:proofErr w:type="spellStart"/>
+            <w:r>
+              <w:rPr>
+                <w:sz w:val="24"/>
+                <w:szCs w:val="24"/>
+                <w:lang w:val="en-US"/>
+              </w:rPr>
+              <w:t>OtaCardKey</w:t>
+            </w:r>
+            <w:proofErr w:type="spellEnd"/>
+            <w:r>
+              <w:rPr>
+                <w:sz w:val="24"/>
+                <w:szCs w:val="24"/>
+                <w:lang w:val="en-US"/>
+              </w:rPr>
+              <w:t>) but not visible in the GUI (Card details)</w:t>
             </w:r>
           </w:p>
         </w:tc>
@@ -8773,13 +9212,21 @@
         <w:t>.</w:t>
       </w:r>
       <w:r>
-        <w:t xml:space="preserve"> 1.7) (ad esempio Gan</w:t>
+        <w:t xml:space="preserve"> 1.7) (ad esempio </w:t>
+      </w:r>
+      <w:proofErr w:type="spellStart"/>
+      <w:r>
+        <w:t>Gan</w:t>
       </w:r>
       <w:r>
         <w:t>t</w:t>
       </w:r>
       <w:r>
-        <w:t>t consuntivo).</w:t>
+        <w:t>t</w:t>
+      </w:r>
+      <w:proofErr w:type="spellEnd"/>
+      <w:r>
+        <w:t xml:space="preserve"> consuntivo).</w:t>
       </w:r>
     </w:p>
     <w:p/>
@@ -9013,8 +9460,13 @@
         <w:t xml:space="preserve"> </w:t>
       </w:r>
       <w:r>
-        <w:t>Esempio di diagramma di Gantt</w:t>
-      </w:r>
+        <w:t xml:space="preserve">Esempio di diagramma di </w:t>
+      </w:r>
+      <w:proofErr w:type="spellStart"/>
+      <w:r>
+        <w:t>Gantt</w:t>
+      </w:r>
+      <w:proofErr w:type="spellEnd"/>
       <w:r>
         <w:t xml:space="preserve"> consuntivo</w:t>
       </w:r>
@@ -9263,8 +9715,13 @@
           <w:numId w:val="7"/>
         </w:numPr>
       </w:pPr>
-      <w:r>
-        <w:t>ev. Numero di edizione,</w:t>
+      <w:proofErr w:type="spellStart"/>
+      <w:r>
+        <w:t>ev</w:t>
+      </w:r>
+      <w:proofErr w:type="spellEnd"/>
+      <w:r>
+        <w:t>. Numero di edizione,</w:t>
       </w:r>
     </w:p>
     <w:p>
@@ -9328,7 +9785,15 @@
         </w:numPr>
       </w:pPr>
       <w:r>
-        <w:t>URL del sito (se troppo lungo solo dominio, evt completo nel diario),</w:t>
+        <w:t xml:space="preserve">URL del sito (se troppo lungo solo dominio, </w:t>
+      </w:r>
+      <w:proofErr w:type="spellStart"/>
+      <w:r>
+        <w:t>evt</w:t>
+      </w:r>
+      <w:proofErr w:type="spellEnd"/>
+      <w:r>
+        <w:t xml:space="preserve"> completo nel diario),</w:t>
       </w:r>
     </w:p>
     <w:p>
@@ -9510,7 +9975,15 @@
           </w:tcPr>
           <w:p>
             <w:r>
-              <w:t>American Standard Code for Information Interchange, codice per la codifica di caratteri.</w:t>
+              <w:t xml:space="preserve">American Standard Code for Information </w:t>
+            </w:r>
+            <w:proofErr w:type="spellStart"/>
+            <w:r>
+              <w:t>Interchange</w:t>
+            </w:r>
+            <w:proofErr w:type="spellEnd"/>
+            <w:r>
+              <w:t>, codice per la codifica di caratteri.</w:t>
             </w:r>
           </w:p>
         </w:tc>
@@ -9587,8 +10060,21 @@
             <w:tcW w:w="7081" w:type="dxa"/>
           </w:tcPr>
           <w:p>
-            <w:r>
-              <w:t>Zettabyte File System, filesystem opernsource a 128 bit con funzionalità avanzate.</w:t>
+            <w:proofErr w:type="spellStart"/>
+            <w:r>
+              <w:t>Zettabyte</w:t>
+            </w:r>
+            <w:proofErr w:type="spellEnd"/>
+            <w:r>
+              <w:t xml:space="preserve"> File System, filesystem </w:t>
+            </w:r>
+            <w:proofErr w:type="spellStart"/>
+            <w:r>
+              <w:t>opernsource</w:t>
+            </w:r>
+            <w:proofErr w:type="spellEnd"/>
+            <w:r>
+              <w:t xml:space="preserve"> a 128 bit con funzionalità avanzate.</w:t>
             </w:r>
           </w:p>
         </w:tc>
@@ -10062,11 +10548,16 @@
         </w:numPr>
       </w:pPr>
       <w:r>
-        <w:t>Mandato e/o Qd</w:t>
+        <w:t xml:space="preserve">Mandato e/o </w:t>
+      </w:r>
+      <w:proofErr w:type="spellStart"/>
+      <w:r>
+        <w:t>Qd</w:t>
       </w:r>
       <w:r>
         <w:t>C</w:t>
       </w:r>
+      <w:proofErr w:type="spellEnd"/>
     </w:p>
     <w:p>
       <w:pPr>
@@ -10109,7 +10600,7 @@
 </file>
 
 <file path=word/endnotes.xml><?xml version="1.0" encoding="utf-8"?>
-<w:endnotes xmlns:wpc="http://schemas.microsoft.com/office/word/2010/wordprocessingCanvas" xmlns:cx="http://schemas.microsoft.com/office/drawing/2014/chartex" xmlns:cx1="http://schemas.microsoft.com/office/drawing/2015/9/8/chartex" xmlns:cx2="http://schemas.microsoft.com/office/drawing/2015/10/21/chartex" xmlns:cx3="http://schemas.microsoft.com/office/drawing/2016/5/9/chartex" xmlns:cx4="http://schemas.microsoft.com/office/drawing/2016/5/10/chartex" xmlns:cx5="http://schemas.microsoft.com/office/drawing/2016/5/11/chartex" xmlns:cx6="http://schemas.microsoft.com/office/drawing/2016/5/12/chartex" xmlns:cx7="http://schemas.microsoft.com/office/drawing/2016/5/13/chartex" xmlns:cx8="http://schemas.microsoft.com/office/drawing/2016/5/14/chartex" xmlns:mc="http://schemas.openxmlformats.org/markup-compatibility/2006" xmlns:aink="http://schemas.microsoft.com/office/drawing/2016/ink" xmlns:am3d="http://schemas.microsoft.com/office/drawing/2017/model3d" xmlns:o="urn:schemas-microsoft-com:office:office" xmlns:oel="http://schemas.microsoft.com/office/2019/extlst" xmlns:r="http://schemas.openxmlformats.org/officeDocument/2006/relationships" xmlns:m="http://schemas.openxmlformats.org/officeDocument/2006/math" xmlns:v="urn:schemas-microsoft-com:vml" xmlns:wp14="http://schemas.microsoft.com/office/word/2010/wordprocessingDrawing" xmlns:wp="http://schemas.openxmlformats.org/drawingml/2006/wordprocessingDrawing" xmlns:w10="urn:schemas-microsoft-com:office:word" xmlns:w="http://schemas.openxmlformats.org/wordprocessingml/2006/main" xmlns:w14="http://schemas.microsoft.com/office/word/2010/wordml" xmlns:w15="http://schemas.microsoft.com/office/word/2012/wordml" xmlns:w16cex="http://schemas.microsoft.com/office/word/2018/wordml/cex" xmlns:w16cid="http://schemas.microsoft.com/office/word/2016/wordml/cid" xmlns:w16="http://schemas.microsoft.com/office/word/2018/wordml" xmlns:w16du="http://schemas.microsoft.com/office/word/2023/wordml/word16du" xmlns:w16sdtdh="http://schemas.microsoft.com/office/word/2020/wordml/sdtdatahash" xmlns:w16sdtfl="http://schemas.microsoft.com/office/word/2024/wordml/sdtformatlock" xmlns:w16se="http://schemas.microsoft.com/office/word/2015/wordml/symex" xmlns:wpg="http://schemas.microsoft.com/office/word/2010/wordprocessingGroup" xmlns:wpi="http://schemas.microsoft.com/office/word/2010/wordprocessingInk" xmlns:wne="http://schemas.microsoft.com/office/word/2006/wordml" xmlns:wps="http://schemas.microsoft.com/office/word/2010/wordprocessingShape" mc:Ignorable="w14 w15 w16se w16cid w16 w16cex w16sdtdh w16sdtfl w16du wp14">
+<w:endnotes xmlns:wpc="http://schemas.microsoft.com/office/word/2010/wordprocessingCanvas" xmlns:cx="http://schemas.microsoft.com/office/drawing/2014/chartex" xmlns:cx1="http://schemas.microsoft.com/office/drawing/2015/9/8/chartex" xmlns:cx2="http://schemas.microsoft.com/office/drawing/2015/10/21/chartex" xmlns:cx3="http://schemas.microsoft.com/office/drawing/2016/5/9/chartex" xmlns:cx4="http://schemas.microsoft.com/office/drawing/2016/5/10/chartex" xmlns:cx5="http://schemas.microsoft.com/office/drawing/2016/5/11/chartex" xmlns:cx6="http://schemas.microsoft.com/office/drawing/2016/5/12/chartex" xmlns:cx7="http://schemas.microsoft.com/office/drawing/2016/5/13/chartex" xmlns:cx8="http://schemas.microsoft.com/office/drawing/2016/5/14/chartex" xmlns:mc="http://schemas.openxmlformats.org/markup-compatibility/2006" xmlns:aink="http://schemas.microsoft.com/office/drawing/2016/ink" xmlns:am3d="http://schemas.microsoft.com/office/drawing/2017/model3d" xmlns:o="urn:schemas-microsoft-com:office:office" xmlns:oel="http://schemas.microsoft.com/office/2019/extlst" xmlns:r="http://schemas.openxmlformats.org/officeDocument/2006/relationships" xmlns:m="http://schemas.openxmlformats.org/officeDocument/2006/math" xmlns:v="urn:schemas-microsoft-com:vml" xmlns:wp14="http://schemas.microsoft.com/office/word/2010/wordprocessingDrawing" xmlns:wp="http://schemas.openxmlformats.org/drawingml/2006/wordprocessingDrawing" xmlns:w10="urn:schemas-microsoft-com:office:word" xmlns:w="http://schemas.openxmlformats.org/wordprocessingml/2006/main" xmlns:w14="http://schemas.microsoft.com/office/word/2010/wordml" xmlns:w15="http://schemas.microsoft.com/office/word/2012/wordml" xmlns:w16cex="http://schemas.microsoft.com/office/word/2018/wordml/cex" xmlns:w16cid="http://schemas.microsoft.com/office/word/2016/wordml/cid" xmlns:w16="http://schemas.microsoft.com/office/word/2018/wordml" xmlns:w16sdtdh="http://schemas.microsoft.com/office/word/2020/wordml/sdtdatahash" xmlns:w16se="http://schemas.microsoft.com/office/word/2015/wordml/symex" xmlns:wpg="http://schemas.microsoft.com/office/word/2010/wordprocessingGroup" xmlns:wpi="http://schemas.microsoft.com/office/word/2010/wordprocessingInk" xmlns:wne="http://schemas.microsoft.com/office/word/2006/wordml" xmlns:wps="http://schemas.microsoft.com/office/word/2010/wordprocessingShape" mc:Ignorable="w14 w15 w16se w16cid w16 w16cex w16sdtdh wp14">
   <w:endnote w:type="separator" w:id="-1">
     <w:p>
       <w:r>
@@ -10128,7 +10619,7 @@
 </file>
 
 <file path=word/footer1.xml><?xml version="1.0" encoding="utf-8"?>
-<w:ftr xmlns:wpc="http://schemas.microsoft.com/office/word/2010/wordprocessingCanvas" xmlns:cx="http://schemas.microsoft.com/office/drawing/2014/chartex" xmlns:cx1="http://schemas.microsoft.com/office/drawing/2015/9/8/chartex" xmlns:cx2="http://schemas.microsoft.com/office/drawing/2015/10/21/chartex" xmlns:cx3="http://schemas.microsoft.com/office/drawing/2016/5/9/chartex" xmlns:cx4="http://schemas.microsoft.com/office/drawing/2016/5/10/chartex" xmlns:cx5="http://schemas.microsoft.com/office/drawing/2016/5/11/chartex" xmlns:cx6="http://schemas.microsoft.com/office/drawing/2016/5/12/chartex" xmlns:cx7="http://schemas.microsoft.com/office/drawing/2016/5/13/chartex" xmlns:cx8="http://schemas.microsoft.com/office/drawing/2016/5/14/chartex" xmlns:mc="http://schemas.openxmlformats.org/markup-compatibility/2006" xmlns:aink="http://schemas.microsoft.com/office/drawing/2016/ink" xmlns:am3d="http://schemas.microsoft.com/office/drawing/2017/model3d" xmlns:o="urn:schemas-microsoft-com:office:office" xmlns:oel="http://schemas.microsoft.com/office/2019/extlst" xmlns:r="http://schemas.openxmlformats.org/officeDocument/2006/relationships" xmlns:m="http://schemas.openxmlformats.org/officeDocument/2006/math" xmlns:v="urn:schemas-microsoft-com:vml" xmlns:wp14="http://schemas.microsoft.com/office/word/2010/wordprocessingDrawing" xmlns:wp="http://schemas.openxmlformats.org/drawingml/2006/wordprocessingDrawing" xmlns:w10="urn:schemas-microsoft-com:office:word" xmlns:w="http://schemas.openxmlformats.org/wordprocessingml/2006/main" xmlns:w14="http://schemas.microsoft.com/office/word/2010/wordml" xmlns:w15="http://schemas.microsoft.com/office/word/2012/wordml" xmlns:w16cex="http://schemas.microsoft.com/office/word/2018/wordml/cex" xmlns:w16cid="http://schemas.microsoft.com/office/word/2016/wordml/cid" xmlns:w16="http://schemas.microsoft.com/office/word/2018/wordml" xmlns:w16du="http://schemas.microsoft.com/office/word/2023/wordml/word16du" xmlns:w16sdtdh="http://schemas.microsoft.com/office/word/2020/wordml/sdtdatahash" xmlns:w16sdtfl="http://schemas.microsoft.com/office/word/2024/wordml/sdtformatlock" xmlns:w16se="http://schemas.microsoft.com/office/word/2015/wordml/symex" xmlns:wpg="http://schemas.microsoft.com/office/word/2010/wordprocessingGroup" xmlns:wpi="http://schemas.microsoft.com/office/word/2010/wordprocessingInk" xmlns:wne="http://schemas.microsoft.com/office/word/2006/wordml" xmlns:wps="http://schemas.microsoft.com/office/word/2010/wordprocessingShape" mc:Ignorable="w14 w15 w16se w16cid w16 w16cex w16sdtdh w16sdtfl w16du wp14">
+<w:ftr xmlns:wpc="http://schemas.microsoft.com/office/word/2010/wordprocessingCanvas" xmlns:cx="http://schemas.microsoft.com/office/drawing/2014/chartex" xmlns:cx1="http://schemas.microsoft.com/office/drawing/2015/9/8/chartex" xmlns:cx2="http://schemas.microsoft.com/office/drawing/2015/10/21/chartex" xmlns:cx3="http://schemas.microsoft.com/office/drawing/2016/5/9/chartex" xmlns:cx4="http://schemas.microsoft.com/office/drawing/2016/5/10/chartex" xmlns:cx5="http://schemas.microsoft.com/office/drawing/2016/5/11/chartex" xmlns:cx6="http://schemas.microsoft.com/office/drawing/2016/5/12/chartex" xmlns:cx7="http://schemas.microsoft.com/office/drawing/2016/5/13/chartex" xmlns:cx8="http://schemas.microsoft.com/office/drawing/2016/5/14/chartex" xmlns:mc="http://schemas.openxmlformats.org/markup-compatibility/2006" xmlns:aink="http://schemas.microsoft.com/office/drawing/2016/ink" xmlns:am3d="http://schemas.microsoft.com/office/drawing/2017/model3d" xmlns:o="urn:schemas-microsoft-com:office:office" xmlns:oel="http://schemas.microsoft.com/office/2019/extlst" xmlns:r="http://schemas.openxmlformats.org/officeDocument/2006/relationships" xmlns:m="http://schemas.openxmlformats.org/officeDocument/2006/math" xmlns:v="urn:schemas-microsoft-com:vml" xmlns:wp14="http://schemas.microsoft.com/office/word/2010/wordprocessingDrawing" xmlns:wp="http://schemas.openxmlformats.org/drawingml/2006/wordprocessingDrawing" xmlns:w10="urn:schemas-microsoft-com:office:word" xmlns:w="http://schemas.openxmlformats.org/wordprocessingml/2006/main" xmlns:w14="http://schemas.microsoft.com/office/word/2010/wordml" xmlns:w15="http://schemas.microsoft.com/office/word/2012/wordml" xmlns:w16cex="http://schemas.microsoft.com/office/word/2018/wordml/cex" xmlns:w16cid="http://schemas.microsoft.com/office/word/2016/wordml/cid" xmlns:w16="http://schemas.microsoft.com/office/word/2018/wordml" xmlns:w16sdtdh="http://schemas.microsoft.com/office/word/2020/wordml/sdtdatahash" xmlns:w16se="http://schemas.microsoft.com/office/word/2015/wordml/symex" xmlns:wpg="http://schemas.microsoft.com/office/word/2010/wordprocessingGroup" xmlns:wpi="http://schemas.microsoft.com/office/word/2010/wordprocessingInk" xmlns:wne="http://schemas.microsoft.com/office/word/2006/wordml" xmlns:wps="http://schemas.microsoft.com/office/word/2010/wordprocessingShape" mc:Ignorable="w14 w15 w16se w16cid w16 w16cex w16sdtdh wp14">
   <w:p>
     <w:pPr>
       <w:pStyle w:val="Pidipagina"/>
@@ -10216,7 +10707,7 @@
 </file>
 
 <file path=word/footer2.xml><?xml version="1.0" encoding="utf-8"?>
-<w:ftr xmlns:wpc="http://schemas.microsoft.com/office/word/2010/wordprocessingCanvas" xmlns:cx="http://schemas.microsoft.com/office/drawing/2014/chartex" xmlns:cx1="http://schemas.microsoft.com/office/drawing/2015/9/8/chartex" xmlns:cx2="http://schemas.microsoft.com/office/drawing/2015/10/21/chartex" xmlns:cx3="http://schemas.microsoft.com/office/drawing/2016/5/9/chartex" xmlns:cx4="http://schemas.microsoft.com/office/drawing/2016/5/10/chartex" xmlns:cx5="http://schemas.microsoft.com/office/drawing/2016/5/11/chartex" xmlns:cx6="http://schemas.microsoft.com/office/drawing/2016/5/12/chartex" xmlns:cx7="http://schemas.microsoft.com/office/drawing/2016/5/13/chartex" xmlns:cx8="http://schemas.microsoft.com/office/drawing/2016/5/14/chartex" xmlns:mc="http://schemas.openxmlformats.org/markup-compatibility/2006" xmlns:aink="http://schemas.microsoft.com/office/drawing/2016/ink" xmlns:am3d="http://schemas.microsoft.com/office/drawing/2017/model3d" xmlns:o="urn:schemas-microsoft-com:office:office" xmlns:oel="http://schemas.microsoft.com/office/2019/extlst" xmlns:r="http://schemas.openxmlformats.org/officeDocument/2006/relationships" xmlns:m="http://schemas.openxmlformats.org/officeDocument/2006/math" xmlns:v="urn:schemas-microsoft-com:vml" xmlns:wp14="http://schemas.microsoft.com/office/word/2010/wordprocessingDrawing" xmlns:wp="http://schemas.openxmlformats.org/drawingml/2006/wordprocessingDrawing" xmlns:w10="urn:schemas-microsoft-com:office:word" xmlns:w="http://schemas.openxmlformats.org/wordprocessingml/2006/main" xmlns:w14="http://schemas.microsoft.com/office/word/2010/wordml" xmlns:w15="http://schemas.microsoft.com/office/word/2012/wordml" xmlns:w16cex="http://schemas.microsoft.com/office/word/2018/wordml/cex" xmlns:w16cid="http://schemas.microsoft.com/office/word/2016/wordml/cid" xmlns:w16="http://schemas.microsoft.com/office/word/2018/wordml" xmlns:w16du="http://schemas.microsoft.com/office/word/2023/wordml/word16du" xmlns:w16sdtdh="http://schemas.microsoft.com/office/word/2020/wordml/sdtdatahash" xmlns:w16sdtfl="http://schemas.microsoft.com/office/word/2024/wordml/sdtformatlock" xmlns:w16se="http://schemas.microsoft.com/office/word/2015/wordml/symex" xmlns:wpg="http://schemas.microsoft.com/office/word/2010/wordprocessingGroup" xmlns:wpi="http://schemas.microsoft.com/office/word/2010/wordprocessingInk" xmlns:wne="http://schemas.microsoft.com/office/word/2006/wordml" xmlns:wps="http://schemas.microsoft.com/office/word/2010/wordprocessingShape" mc:Ignorable="w14 w15 w16se w16cid w16 w16cex w16sdtdh w16sdtfl w16du wp14">
+<w:ftr xmlns:wpc="http://schemas.microsoft.com/office/word/2010/wordprocessingCanvas" xmlns:cx="http://schemas.microsoft.com/office/drawing/2014/chartex" xmlns:cx1="http://schemas.microsoft.com/office/drawing/2015/9/8/chartex" xmlns:cx2="http://schemas.microsoft.com/office/drawing/2015/10/21/chartex" xmlns:cx3="http://schemas.microsoft.com/office/drawing/2016/5/9/chartex" xmlns:cx4="http://schemas.microsoft.com/office/drawing/2016/5/10/chartex" xmlns:cx5="http://schemas.microsoft.com/office/drawing/2016/5/11/chartex" xmlns:cx6="http://schemas.microsoft.com/office/drawing/2016/5/12/chartex" xmlns:cx7="http://schemas.microsoft.com/office/drawing/2016/5/13/chartex" xmlns:cx8="http://schemas.microsoft.com/office/drawing/2016/5/14/chartex" xmlns:mc="http://schemas.openxmlformats.org/markup-compatibility/2006" xmlns:aink="http://schemas.microsoft.com/office/drawing/2016/ink" xmlns:am3d="http://schemas.microsoft.com/office/drawing/2017/model3d" xmlns:o="urn:schemas-microsoft-com:office:office" xmlns:oel="http://schemas.microsoft.com/office/2019/extlst" xmlns:r="http://schemas.openxmlformats.org/officeDocument/2006/relationships" xmlns:m="http://schemas.openxmlformats.org/officeDocument/2006/math" xmlns:v="urn:schemas-microsoft-com:vml" xmlns:wp14="http://schemas.microsoft.com/office/word/2010/wordprocessingDrawing" xmlns:wp="http://schemas.openxmlformats.org/drawingml/2006/wordprocessingDrawing" xmlns:w10="urn:schemas-microsoft-com:office:word" xmlns:w="http://schemas.openxmlformats.org/wordprocessingml/2006/main" xmlns:w14="http://schemas.microsoft.com/office/word/2010/wordml" xmlns:w15="http://schemas.microsoft.com/office/word/2012/wordml" xmlns:w16cex="http://schemas.microsoft.com/office/word/2018/wordml/cex" xmlns:w16cid="http://schemas.microsoft.com/office/word/2016/wordml/cid" xmlns:w16="http://schemas.microsoft.com/office/word/2018/wordml" xmlns:w16sdtdh="http://schemas.microsoft.com/office/word/2020/wordml/sdtdatahash" xmlns:w16se="http://schemas.microsoft.com/office/word/2015/wordml/symex" xmlns:wpg="http://schemas.microsoft.com/office/word/2010/wordprocessingGroup" xmlns:wpi="http://schemas.microsoft.com/office/word/2010/wordprocessingInk" xmlns:wne="http://schemas.microsoft.com/office/word/2006/wordml" xmlns:wps="http://schemas.microsoft.com/office/word/2010/wordprocessingShape" mc:Ignorable="w14 w15 w16se w16cid w16 w16cex w16sdtdh wp14">
   <w:tbl>
     <w:tblPr>
       <w:tblW w:w="0" w:type="auto"/>
@@ -10257,12 +10748,14 @@
               <w:lang w:val="it-IT"/>
             </w:rPr>
           </w:pPr>
+          <w:proofErr w:type="spellStart"/>
           <w:r>
             <w:rPr>
               <w:lang w:val="it-IT"/>
             </w:rPr>
             <w:t>PokéCardDex</w:t>
           </w:r>
+          <w:proofErr w:type="spellEnd"/>
         </w:p>
       </w:tc>
     </w:tr>
@@ -10448,7 +10941,7 @@
 </file>
 
 <file path=word/footer3.xml><?xml version="1.0" encoding="utf-8"?>
-<w:ftr xmlns:wpc="http://schemas.microsoft.com/office/word/2010/wordprocessingCanvas" xmlns:cx="http://schemas.microsoft.com/office/drawing/2014/chartex" xmlns:cx1="http://schemas.microsoft.com/office/drawing/2015/9/8/chartex" xmlns:cx2="http://schemas.microsoft.com/office/drawing/2015/10/21/chartex" xmlns:cx3="http://schemas.microsoft.com/office/drawing/2016/5/9/chartex" xmlns:cx4="http://schemas.microsoft.com/office/drawing/2016/5/10/chartex" xmlns:cx5="http://schemas.microsoft.com/office/drawing/2016/5/11/chartex" xmlns:cx6="http://schemas.microsoft.com/office/drawing/2016/5/12/chartex" xmlns:cx7="http://schemas.microsoft.com/office/drawing/2016/5/13/chartex" xmlns:cx8="http://schemas.microsoft.com/office/drawing/2016/5/14/chartex" xmlns:mc="http://schemas.openxmlformats.org/markup-compatibility/2006" xmlns:aink="http://schemas.microsoft.com/office/drawing/2016/ink" xmlns:am3d="http://schemas.microsoft.com/office/drawing/2017/model3d" xmlns:o="urn:schemas-microsoft-com:office:office" xmlns:oel="http://schemas.microsoft.com/office/2019/extlst" xmlns:r="http://schemas.openxmlformats.org/officeDocument/2006/relationships" xmlns:m="http://schemas.openxmlformats.org/officeDocument/2006/math" xmlns:v="urn:schemas-microsoft-com:vml" xmlns:wp14="http://schemas.microsoft.com/office/word/2010/wordprocessingDrawing" xmlns:wp="http://schemas.openxmlformats.org/drawingml/2006/wordprocessingDrawing" xmlns:w10="urn:schemas-microsoft-com:office:word" xmlns:w="http://schemas.openxmlformats.org/wordprocessingml/2006/main" xmlns:w14="http://schemas.microsoft.com/office/word/2010/wordml" xmlns:w15="http://schemas.microsoft.com/office/word/2012/wordml" xmlns:w16cex="http://schemas.microsoft.com/office/word/2018/wordml/cex" xmlns:w16cid="http://schemas.microsoft.com/office/word/2016/wordml/cid" xmlns:w16="http://schemas.microsoft.com/office/word/2018/wordml" xmlns:w16du="http://schemas.microsoft.com/office/word/2023/wordml/word16du" xmlns:w16sdtdh="http://schemas.microsoft.com/office/word/2020/wordml/sdtdatahash" xmlns:w16sdtfl="http://schemas.microsoft.com/office/word/2024/wordml/sdtformatlock" xmlns:w16se="http://schemas.microsoft.com/office/word/2015/wordml/symex" xmlns:wpg="http://schemas.microsoft.com/office/word/2010/wordprocessingGroup" xmlns:wpi="http://schemas.microsoft.com/office/word/2010/wordprocessingInk" xmlns:wne="http://schemas.microsoft.com/office/word/2006/wordml" xmlns:wps="http://schemas.microsoft.com/office/word/2010/wordprocessingShape" mc:Ignorable="w14 w15 w16se w16cid w16 w16cex w16sdtdh w16sdtfl w16du wp14">
+<w:ftr xmlns:wpc="http://schemas.microsoft.com/office/word/2010/wordprocessingCanvas" xmlns:cx="http://schemas.microsoft.com/office/drawing/2014/chartex" xmlns:cx1="http://schemas.microsoft.com/office/drawing/2015/9/8/chartex" xmlns:cx2="http://schemas.microsoft.com/office/drawing/2015/10/21/chartex" xmlns:cx3="http://schemas.microsoft.com/office/drawing/2016/5/9/chartex" xmlns:cx4="http://schemas.microsoft.com/office/drawing/2016/5/10/chartex" xmlns:cx5="http://schemas.microsoft.com/office/drawing/2016/5/11/chartex" xmlns:cx6="http://schemas.microsoft.com/office/drawing/2016/5/12/chartex" xmlns:cx7="http://schemas.microsoft.com/office/drawing/2016/5/13/chartex" xmlns:cx8="http://schemas.microsoft.com/office/drawing/2016/5/14/chartex" xmlns:mc="http://schemas.openxmlformats.org/markup-compatibility/2006" xmlns:aink="http://schemas.microsoft.com/office/drawing/2016/ink" xmlns:am3d="http://schemas.microsoft.com/office/drawing/2017/model3d" xmlns:o="urn:schemas-microsoft-com:office:office" xmlns:oel="http://schemas.microsoft.com/office/2019/extlst" xmlns:r="http://schemas.openxmlformats.org/officeDocument/2006/relationships" xmlns:m="http://schemas.openxmlformats.org/officeDocument/2006/math" xmlns:v="urn:schemas-microsoft-com:vml" xmlns:wp14="http://schemas.microsoft.com/office/word/2010/wordprocessingDrawing" xmlns:wp="http://schemas.openxmlformats.org/drawingml/2006/wordprocessingDrawing" xmlns:w10="urn:schemas-microsoft-com:office:word" xmlns:w="http://schemas.openxmlformats.org/wordprocessingml/2006/main" xmlns:w14="http://schemas.microsoft.com/office/word/2010/wordml" xmlns:w15="http://schemas.microsoft.com/office/word/2012/wordml" xmlns:w16cex="http://schemas.microsoft.com/office/word/2018/wordml/cex" xmlns:w16cid="http://schemas.microsoft.com/office/word/2016/wordml/cid" xmlns:w16="http://schemas.microsoft.com/office/word/2018/wordml" xmlns:w16sdtdh="http://schemas.microsoft.com/office/word/2020/wordml/sdtdatahash" xmlns:w16se="http://schemas.microsoft.com/office/word/2015/wordml/symex" xmlns:wpg="http://schemas.microsoft.com/office/word/2010/wordprocessingGroup" xmlns:wpi="http://schemas.microsoft.com/office/word/2010/wordprocessingInk" xmlns:wne="http://schemas.microsoft.com/office/word/2006/wordml" xmlns:wps="http://schemas.microsoft.com/office/word/2010/wordprocessingShape" mc:Ignorable="w14 w15 w16se w16cid w16 w16cex w16sdtdh wp14">
   <w:p>
     <w:pPr>
       <w:pStyle w:val="Pidipagina"/>
@@ -10512,7 +11005,7 @@
 </file>
 
 <file path=word/footer4.xml><?xml version="1.0" encoding="utf-8"?>
-<w:ftr xmlns:wpc="http://schemas.microsoft.com/office/word/2010/wordprocessingCanvas" xmlns:cx="http://schemas.microsoft.com/office/drawing/2014/chartex" xmlns:cx1="http://schemas.microsoft.com/office/drawing/2015/9/8/chartex" xmlns:cx2="http://schemas.microsoft.com/office/drawing/2015/10/21/chartex" xmlns:cx3="http://schemas.microsoft.com/office/drawing/2016/5/9/chartex" xmlns:cx4="http://schemas.microsoft.com/office/drawing/2016/5/10/chartex" xmlns:cx5="http://schemas.microsoft.com/office/drawing/2016/5/11/chartex" xmlns:cx6="http://schemas.microsoft.com/office/drawing/2016/5/12/chartex" xmlns:cx7="http://schemas.microsoft.com/office/drawing/2016/5/13/chartex" xmlns:cx8="http://schemas.microsoft.com/office/drawing/2016/5/14/chartex" xmlns:mc="http://schemas.openxmlformats.org/markup-compatibility/2006" xmlns:aink="http://schemas.microsoft.com/office/drawing/2016/ink" xmlns:am3d="http://schemas.microsoft.com/office/drawing/2017/model3d" xmlns:o="urn:schemas-microsoft-com:office:office" xmlns:oel="http://schemas.microsoft.com/office/2019/extlst" xmlns:r="http://schemas.openxmlformats.org/officeDocument/2006/relationships" xmlns:m="http://schemas.openxmlformats.org/officeDocument/2006/math" xmlns:v="urn:schemas-microsoft-com:vml" xmlns:wp14="http://schemas.microsoft.com/office/word/2010/wordprocessingDrawing" xmlns:wp="http://schemas.openxmlformats.org/drawingml/2006/wordprocessingDrawing" xmlns:w10="urn:schemas-microsoft-com:office:word" xmlns:w="http://schemas.openxmlformats.org/wordprocessingml/2006/main" xmlns:w14="http://schemas.microsoft.com/office/word/2010/wordml" xmlns:w15="http://schemas.microsoft.com/office/word/2012/wordml" xmlns:w16cex="http://schemas.microsoft.com/office/word/2018/wordml/cex" xmlns:w16cid="http://schemas.microsoft.com/office/word/2016/wordml/cid" xmlns:w16="http://schemas.microsoft.com/office/word/2018/wordml" xmlns:w16du="http://schemas.microsoft.com/office/word/2023/wordml/word16du" xmlns:w16sdtdh="http://schemas.microsoft.com/office/word/2020/wordml/sdtdatahash" xmlns:w16sdtfl="http://schemas.microsoft.com/office/word/2024/wordml/sdtformatlock" xmlns:w16se="http://schemas.microsoft.com/office/word/2015/wordml/symex" xmlns:wpg="http://schemas.microsoft.com/office/word/2010/wordprocessingGroup" xmlns:wpi="http://schemas.microsoft.com/office/word/2010/wordprocessingInk" xmlns:wne="http://schemas.microsoft.com/office/word/2006/wordml" xmlns:wps="http://schemas.microsoft.com/office/word/2010/wordprocessingShape" mc:Ignorable="w14 w15 w16se w16cid w16 w16cex w16sdtdh w16sdtfl w16du wp14">
+<w:ftr xmlns:wpc="http://schemas.microsoft.com/office/word/2010/wordprocessingCanvas" xmlns:cx="http://schemas.microsoft.com/office/drawing/2014/chartex" xmlns:cx1="http://schemas.microsoft.com/office/drawing/2015/9/8/chartex" xmlns:cx2="http://schemas.microsoft.com/office/drawing/2015/10/21/chartex" xmlns:cx3="http://schemas.microsoft.com/office/drawing/2016/5/9/chartex" xmlns:cx4="http://schemas.microsoft.com/office/drawing/2016/5/10/chartex" xmlns:cx5="http://schemas.microsoft.com/office/drawing/2016/5/11/chartex" xmlns:cx6="http://schemas.microsoft.com/office/drawing/2016/5/12/chartex" xmlns:cx7="http://schemas.microsoft.com/office/drawing/2016/5/13/chartex" xmlns:cx8="http://schemas.microsoft.com/office/drawing/2016/5/14/chartex" xmlns:mc="http://schemas.openxmlformats.org/markup-compatibility/2006" xmlns:aink="http://schemas.microsoft.com/office/drawing/2016/ink" xmlns:am3d="http://schemas.microsoft.com/office/drawing/2017/model3d" xmlns:o="urn:schemas-microsoft-com:office:office" xmlns:oel="http://schemas.microsoft.com/office/2019/extlst" xmlns:r="http://schemas.openxmlformats.org/officeDocument/2006/relationships" xmlns:m="http://schemas.openxmlformats.org/officeDocument/2006/math" xmlns:v="urn:schemas-microsoft-com:vml" xmlns:wp14="http://schemas.microsoft.com/office/word/2010/wordprocessingDrawing" xmlns:wp="http://schemas.openxmlformats.org/drawingml/2006/wordprocessingDrawing" xmlns:w10="urn:schemas-microsoft-com:office:word" xmlns:w="http://schemas.openxmlformats.org/wordprocessingml/2006/main" xmlns:w14="http://schemas.microsoft.com/office/word/2010/wordml" xmlns:w15="http://schemas.microsoft.com/office/word/2012/wordml" xmlns:w16cex="http://schemas.microsoft.com/office/word/2018/wordml/cex" xmlns:w16cid="http://schemas.microsoft.com/office/word/2016/wordml/cid" xmlns:w16="http://schemas.microsoft.com/office/word/2018/wordml" xmlns:w16sdtdh="http://schemas.microsoft.com/office/word/2020/wordml/sdtdatahash" xmlns:w16se="http://schemas.microsoft.com/office/word/2015/wordml/symex" xmlns:wpg="http://schemas.microsoft.com/office/word/2010/wordprocessingGroup" xmlns:wpi="http://schemas.microsoft.com/office/word/2010/wordprocessingInk" xmlns:wne="http://schemas.microsoft.com/office/word/2006/wordml" xmlns:wps="http://schemas.microsoft.com/office/word/2010/wordprocessingShape" mc:Ignorable="w14 w15 w16se w16cid w16 w16cex w16sdtdh wp14">
   <w:p>
     <w:pPr>
       <w:pStyle w:val="Pidipagina"/>
@@ -10582,7 +11075,7 @@
 </file>
 
 <file path=word/footer5.xml><?xml version="1.0" encoding="utf-8"?>
-<w:ftr xmlns:wpc="http://schemas.microsoft.com/office/word/2010/wordprocessingCanvas" xmlns:cx="http://schemas.microsoft.com/office/drawing/2014/chartex" xmlns:cx1="http://schemas.microsoft.com/office/drawing/2015/9/8/chartex" xmlns:cx2="http://schemas.microsoft.com/office/drawing/2015/10/21/chartex" xmlns:cx3="http://schemas.microsoft.com/office/drawing/2016/5/9/chartex" xmlns:cx4="http://schemas.microsoft.com/office/drawing/2016/5/10/chartex" xmlns:cx5="http://schemas.microsoft.com/office/drawing/2016/5/11/chartex" xmlns:cx6="http://schemas.microsoft.com/office/drawing/2016/5/12/chartex" xmlns:cx7="http://schemas.microsoft.com/office/drawing/2016/5/13/chartex" xmlns:cx8="http://schemas.microsoft.com/office/drawing/2016/5/14/chartex" xmlns:mc="http://schemas.openxmlformats.org/markup-compatibility/2006" xmlns:aink="http://schemas.microsoft.com/office/drawing/2016/ink" xmlns:am3d="http://schemas.microsoft.com/office/drawing/2017/model3d" xmlns:o="urn:schemas-microsoft-com:office:office" xmlns:oel="http://schemas.microsoft.com/office/2019/extlst" xmlns:r="http://schemas.openxmlformats.org/officeDocument/2006/relationships" xmlns:m="http://schemas.openxmlformats.org/officeDocument/2006/math" xmlns:v="urn:schemas-microsoft-com:vml" xmlns:wp14="http://schemas.microsoft.com/office/word/2010/wordprocessingDrawing" xmlns:wp="http://schemas.openxmlformats.org/drawingml/2006/wordprocessingDrawing" xmlns:w10="urn:schemas-microsoft-com:office:word" xmlns:w="http://schemas.openxmlformats.org/wordprocessingml/2006/main" xmlns:w14="http://schemas.microsoft.com/office/word/2010/wordml" xmlns:w15="http://schemas.microsoft.com/office/word/2012/wordml" xmlns:w16cex="http://schemas.microsoft.com/office/word/2018/wordml/cex" xmlns:w16cid="http://schemas.microsoft.com/office/word/2016/wordml/cid" xmlns:w16="http://schemas.microsoft.com/office/word/2018/wordml" xmlns:w16du="http://schemas.microsoft.com/office/word/2023/wordml/word16du" xmlns:w16sdtdh="http://schemas.microsoft.com/office/word/2020/wordml/sdtdatahash" xmlns:w16sdtfl="http://schemas.microsoft.com/office/word/2024/wordml/sdtformatlock" xmlns:w16se="http://schemas.microsoft.com/office/word/2015/wordml/symex" xmlns:wpg="http://schemas.microsoft.com/office/word/2010/wordprocessingGroup" xmlns:wpi="http://schemas.microsoft.com/office/word/2010/wordprocessingInk" xmlns:wne="http://schemas.microsoft.com/office/word/2006/wordml" xmlns:wps="http://schemas.microsoft.com/office/word/2010/wordprocessingShape" mc:Ignorable="w14 w15 w16se w16cid w16 w16cex w16sdtdh w16sdtfl w16du wp14">
+<w:ftr xmlns:wpc="http://schemas.microsoft.com/office/word/2010/wordprocessingCanvas" xmlns:cx="http://schemas.microsoft.com/office/drawing/2014/chartex" xmlns:cx1="http://schemas.microsoft.com/office/drawing/2015/9/8/chartex" xmlns:cx2="http://schemas.microsoft.com/office/drawing/2015/10/21/chartex" xmlns:cx3="http://schemas.microsoft.com/office/drawing/2016/5/9/chartex" xmlns:cx4="http://schemas.microsoft.com/office/drawing/2016/5/10/chartex" xmlns:cx5="http://schemas.microsoft.com/office/drawing/2016/5/11/chartex" xmlns:cx6="http://schemas.microsoft.com/office/drawing/2016/5/12/chartex" xmlns:cx7="http://schemas.microsoft.com/office/drawing/2016/5/13/chartex" xmlns:cx8="http://schemas.microsoft.com/office/drawing/2016/5/14/chartex" xmlns:mc="http://schemas.openxmlformats.org/markup-compatibility/2006" xmlns:aink="http://schemas.microsoft.com/office/drawing/2016/ink" xmlns:am3d="http://schemas.microsoft.com/office/drawing/2017/model3d" xmlns:o="urn:schemas-microsoft-com:office:office" xmlns:oel="http://schemas.microsoft.com/office/2019/extlst" xmlns:r="http://schemas.openxmlformats.org/officeDocument/2006/relationships" xmlns:m="http://schemas.openxmlformats.org/officeDocument/2006/math" xmlns:v="urn:schemas-microsoft-com:vml" xmlns:wp14="http://schemas.microsoft.com/office/word/2010/wordprocessingDrawing" xmlns:wp="http://schemas.openxmlformats.org/drawingml/2006/wordprocessingDrawing" xmlns:w10="urn:schemas-microsoft-com:office:word" xmlns:w="http://schemas.openxmlformats.org/wordprocessingml/2006/main" xmlns:w14="http://schemas.microsoft.com/office/word/2010/wordml" xmlns:w15="http://schemas.microsoft.com/office/word/2012/wordml" xmlns:w16cex="http://schemas.microsoft.com/office/word/2018/wordml/cex" xmlns:w16cid="http://schemas.microsoft.com/office/word/2016/wordml/cid" xmlns:w16="http://schemas.microsoft.com/office/word/2018/wordml" xmlns:w16sdtdh="http://schemas.microsoft.com/office/word/2020/wordml/sdtdatahash" xmlns:w16se="http://schemas.microsoft.com/office/word/2015/wordml/symex" xmlns:wpg="http://schemas.microsoft.com/office/word/2010/wordprocessingGroup" xmlns:wpi="http://schemas.microsoft.com/office/word/2010/wordprocessingInk" xmlns:wne="http://schemas.microsoft.com/office/word/2006/wordml" xmlns:wps="http://schemas.microsoft.com/office/word/2010/wordprocessingShape" mc:Ignorable="w14 w15 w16se w16cid w16 w16cex w16sdtdh wp14">
   <w:p>
     <w:pPr>
       <w:pStyle w:val="Pidipagina"/>
@@ -10663,7 +11156,7 @@
         <w:noProof/>
         <w:sz w:val="20"/>
       </w:rPr>
-      <w:t>25.09.2026</w:t>
+      <w:t>03.10.2026</w:t>
     </w:r>
     <w:r>
       <w:rPr>
@@ -10676,7 +11169,7 @@
 </file>
 
 <file path=word/footer6.xml><?xml version="1.0" encoding="utf-8"?>
-<w:ftr xmlns:wpc="http://schemas.microsoft.com/office/word/2010/wordprocessingCanvas" xmlns:cx="http://schemas.microsoft.com/office/drawing/2014/chartex" xmlns:cx1="http://schemas.microsoft.com/office/drawing/2015/9/8/chartex" xmlns:cx2="http://schemas.microsoft.com/office/drawing/2015/10/21/chartex" xmlns:cx3="http://schemas.microsoft.com/office/drawing/2016/5/9/chartex" xmlns:cx4="http://schemas.microsoft.com/office/drawing/2016/5/10/chartex" xmlns:cx5="http://schemas.microsoft.com/office/drawing/2016/5/11/chartex" xmlns:cx6="http://schemas.microsoft.com/office/drawing/2016/5/12/chartex" xmlns:cx7="http://schemas.microsoft.com/office/drawing/2016/5/13/chartex" xmlns:cx8="http://schemas.microsoft.com/office/drawing/2016/5/14/chartex" xmlns:mc="http://schemas.openxmlformats.org/markup-compatibility/2006" xmlns:aink="http://schemas.microsoft.com/office/drawing/2016/ink" xmlns:am3d="http://schemas.microsoft.com/office/drawing/2017/model3d" xmlns:o="urn:schemas-microsoft-com:office:office" xmlns:oel="http://schemas.microsoft.com/office/2019/extlst" xmlns:r="http://schemas.openxmlformats.org/officeDocument/2006/relationships" xmlns:m="http://schemas.openxmlformats.org/officeDocument/2006/math" xmlns:v="urn:schemas-microsoft-com:vml" xmlns:wp14="http://schemas.microsoft.com/office/word/2010/wordprocessingDrawing" xmlns:wp="http://schemas.openxmlformats.org/drawingml/2006/wordprocessingDrawing" xmlns:w10="urn:schemas-microsoft-com:office:word" xmlns:w="http://schemas.openxmlformats.org/wordprocessingml/2006/main" xmlns:w14="http://schemas.microsoft.com/office/word/2010/wordml" xmlns:w15="http://schemas.microsoft.com/office/word/2012/wordml" xmlns:w16cex="http://schemas.microsoft.com/office/word/2018/wordml/cex" xmlns:w16cid="http://schemas.microsoft.com/office/word/2016/wordml/cid" xmlns:w16="http://schemas.microsoft.com/office/word/2018/wordml" xmlns:w16du="http://schemas.microsoft.com/office/word/2023/wordml/word16du" xmlns:w16sdtdh="http://schemas.microsoft.com/office/word/2020/wordml/sdtdatahash" xmlns:w16sdtfl="http://schemas.microsoft.com/office/word/2024/wordml/sdtformatlock" xmlns:w16se="http://schemas.microsoft.com/office/word/2015/wordml/symex" xmlns:wpg="http://schemas.microsoft.com/office/word/2010/wordprocessingGroup" xmlns:wpi="http://schemas.microsoft.com/office/word/2010/wordprocessingInk" xmlns:wne="http://schemas.microsoft.com/office/word/2006/wordml" xmlns:wps="http://schemas.microsoft.com/office/word/2010/wordprocessingShape" mc:Ignorable="w14 w15 w16se w16cid w16 w16cex w16sdtdh w16sdtfl w16du wp14">
+<w:ftr xmlns:wpc="http://schemas.microsoft.com/office/word/2010/wordprocessingCanvas" xmlns:cx="http://schemas.microsoft.com/office/drawing/2014/chartex" xmlns:cx1="http://schemas.microsoft.com/office/drawing/2015/9/8/chartex" xmlns:cx2="http://schemas.microsoft.com/office/drawing/2015/10/21/chartex" xmlns:cx3="http://schemas.microsoft.com/office/drawing/2016/5/9/chartex" xmlns:cx4="http://schemas.microsoft.com/office/drawing/2016/5/10/chartex" xmlns:cx5="http://schemas.microsoft.com/office/drawing/2016/5/11/chartex" xmlns:cx6="http://schemas.microsoft.com/office/drawing/2016/5/12/chartex" xmlns:cx7="http://schemas.microsoft.com/office/drawing/2016/5/13/chartex" xmlns:cx8="http://schemas.microsoft.com/office/drawing/2016/5/14/chartex" xmlns:mc="http://schemas.openxmlformats.org/markup-compatibility/2006" xmlns:aink="http://schemas.microsoft.com/office/drawing/2016/ink" xmlns:am3d="http://schemas.microsoft.com/office/drawing/2017/model3d" xmlns:o="urn:schemas-microsoft-com:office:office" xmlns:oel="http://schemas.microsoft.com/office/2019/extlst" xmlns:r="http://schemas.openxmlformats.org/officeDocument/2006/relationships" xmlns:m="http://schemas.openxmlformats.org/officeDocument/2006/math" xmlns:v="urn:schemas-microsoft-com:vml" xmlns:wp14="http://schemas.microsoft.com/office/word/2010/wordprocessingDrawing" xmlns:wp="http://schemas.openxmlformats.org/drawingml/2006/wordprocessingDrawing" xmlns:w10="urn:schemas-microsoft-com:office:word" xmlns:w="http://schemas.openxmlformats.org/wordprocessingml/2006/main" xmlns:w14="http://schemas.microsoft.com/office/word/2010/wordml" xmlns:w15="http://schemas.microsoft.com/office/word/2012/wordml" xmlns:w16cex="http://schemas.microsoft.com/office/word/2018/wordml/cex" xmlns:w16cid="http://schemas.microsoft.com/office/word/2016/wordml/cid" xmlns:w16="http://schemas.microsoft.com/office/word/2018/wordml" xmlns:w16sdtdh="http://schemas.microsoft.com/office/word/2020/wordml/sdtdatahash" xmlns:w16se="http://schemas.microsoft.com/office/word/2015/wordml/symex" xmlns:wpg="http://schemas.microsoft.com/office/word/2010/wordprocessingGroup" xmlns:wpi="http://schemas.microsoft.com/office/word/2010/wordprocessingInk" xmlns:wne="http://schemas.microsoft.com/office/word/2006/wordml" xmlns:wps="http://schemas.microsoft.com/office/word/2010/wordprocessingShape" mc:Ignorable="w14 w15 w16se w16cid w16 w16cex w16sdtdh wp14">
   <w:p>
     <w:pPr>
       <w:pStyle w:val="Pidipagina"/>
@@ -10740,7 +11233,7 @@
 </file>
 
 <file path=word/footer7.xml><?xml version="1.0" encoding="utf-8"?>
-<w:ftr xmlns:wpc="http://schemas.microsoft.com/office/word/2010/wordprocessingCanvas" xmlns:cx="http://schemas.microsoft.com/office/drawing/2014/chartex" xmlns:cx1="http://schemas.microsoft.com/office/drawing/2015/9/8/chartex" xmlns:cx2="http://schemas.microsoft.com/office/drawing/2015/10/21/chartex" xmlns:cx3="http://schemas.microsoft.com/office/drawing/2016/5/9/chartex" xmlns:cx4="http://schemas.microsoft.com/office/drawing/2016/5/10/chartex" xmlns:cx5="http://schemas.microsoft.com/office/drawing/2016/5/11/chartex" xmlns:cx6="http://schemas.microsoft.com/office/drawing/2016/5/12/chartex" xmlns:cx7="http://schemas.microsoft.com/office/drawing/2016/5/13/chartex" xmlns:cx8="http://schemas.microsoft.com/office/drawing/2016/5/14/chartex" xmlns:mc="http://schemas.openxmlformats.org/markup-compatibility/2006" xmlns:aink="http://schemas.microsoft.com/office/drawing/2016/ink" xmlns:am3d="http://schemas.microsoft.com/office/drawing/2017/model3d" xmlns:o="urn:schemas-microsoft-com:office:office" xmlns:oel="http://schemas.microsoft.com/office/2019/extlst" xmlns:r="http://schemas.openxmlformats.org/officeDocument/2006/relationships" xmlns:m="http://schemas.openxmlformats.org/officeDocument/2006/math" xmlns:v="urn:schemas-microsoft-com:vml" xmlns:wp14="http://schemas.microsoft.com/office/word/2010/wordprocessingDrawing" xmlns:wp="http://schemas.openxmlformats.org/drawingml/2006/wordprocessingDrawing" xmlns:w10="urn:schemas-microsoft-com:office:word" xmlns:w="http://schemas.openxmlformats.org/wordprocessingml/2006/main" xmlns:w14="http://schemas.microsoft.com/office/word/2010/wordml" xmlns:w15="http://schemas.microsoft.com/office/word/2012/wordml" xmlns:w16cex="http://schemas.microsoft.com/office/word/2018/wordml/cex" xmlns:w16cid="http://schemas.microsoft.com/office/word/2016/wordml/cid" xmlns:w16="http://schemas.microsoft.com/office/word/2018/wordml" xmlns:w16du="http://schemas.microsoft.com/office/word/2023/wordml/word16du" xmlns:w16sdtdh="http://schemas.microsoft.com/office/word/2020/wordml/sdtdatahash" xmlns:w16sdtfl="http://schemas.microsoft.com/office/word/2024/wordml/sdtformatlock" xmlns:w16se="http://schemas.microsoft.com/office/word/2015/wordml/symex" xmlns:wpg="http://schemas.microsoft.com/office/word/2010/wordprocessingGroup" xmlns:wpi="http://schemas.microsoft.com/office/word/2010/wordprocessingInk" xmlns:wne="http://schemas.microsoft.com/office/word/2006/wordml" xmlns:wps="http://schemas.microsoft.com/office/word/2010/wordprocessingShape" mc:Ignorable="w14 w15 w16se w16cid w16 w16cex w16sdtdh w16sdtfl w16du wp14">
+<w:ftr xmlns:wpc="http://schemas.microsoft.com/office/word/2010/wordprocessingCanvas" xmlns:cx="http://schemas.microsoft.com/office/drawing/2014/chartex" xmlns:cx1="http://schemas.microsoft.com/office/drawing/2015/9/8/chartex" xmlns:cx2="http://schemas.microsoft.com/office/drawing/2015/10/21/chartex" xmlns:cx3="http://schemas.microsoft.com/office/drawing/2016/5/9/chartex" xmlns:cx4="http://schemas.microsoft.com/office/drawing/2016/5/10/chartex" xmlns:cx5="http://schemas.microsoft.com/office/drawing/2016/5/11/chartex" xmlns:cx6="http://schemas.microsoft.com/office/drawing/2016/5/12/chartex" xmlns:cx7="http://schemas.microsoft.com/office/drawing/2016/5/13/chartex" xmlns:cx8="http://schemas.microsoft.com/office/drawing/2016/5/14/chartex" xmlns:mc="http://schemas.openxmlformats.org/markup-compatibility/2006" xmlns:aink="http://schemas.microsoft.com/office/drawing/2016/ink" xmlns:am3d="http://schemas.microsoft.com/office/drawing/2017/model3d" xmlns:o="urn:schemas-microsoft-com:office:office" xmlns:oel="http://schemas.microsoft.com/office/2019/extlst" xmlns:r="http://schemas.openxmlformats.org/officeDocument/2006/relationships" xmlns:m="http://schemas.openxmlformats.org/officeDocument/2006/math" xmlns:v="urn:schemas-microsoft-com:vml" xmlns:wp14="http://schemas.microsoft.com/office/word/2010/wordprocessingDrawing" xmlns:wp="http://schemas.openxmlformats.org/drawingml/2006/wordprocessingDrawing" xmlns:w10="urn:schemas-microsoft-com:office:word" xmlns:w="http://schemas.openxmlformats.org/wordprocessingml/2006/main" xmlns:w14="http://schemas.microsoft.com/office/word/2010/wordml" xmlns:w15="http://schemas.microsoft.com/office/word/2012/wordml" xmlns:w16cex="http://schemas.microsoft.com/office/word/2018/wordml/cex" xmlns:w16cid="http://schemas.microsoft.com/office/word/2016/wordml/cid" xmlns:w16="http://schemas.microsoft.com/office/word/2018/wordml" xmlns:w16sdtdh="http://schemas.microsoft.com/office/word/2020/wordml/sdtdatahash" xmlns:w16se="http://schemas.microsoft.com/office/word/2015/wordml/symex" xmlns:wpg="http://schemas.microsoft.com/office/word/2010/wordprocessingGroup" xmlns:wpi="http://schemas.microsoft.com/office/word/2010/wordprocessingInk" xmlns:wne="http://schemas.microsoft.com/office/word/2006/wordml" xmlns:wps="http://schemas.microsoft.com/office/word/2010/wordprocessingShape" mc:Ignorable="w14 w15 w16se w16cid w16 w16cex w16sdtdh wp14">
   <w:p>
     <w:pPr>
       <w:pStyle w:val="Pidipagina"/>
@@ -10810,7 +11303,7 @@
 </file>
 
 <file path=word/footer8.xml><?xml version="1.0" encoding="utf-8"?>
-<w:ftr xmlns:wpc="http://schemas.microsoft.com/office/word/2010/wordprocessingCanvas" xmlns:cx="http://schemas.microsoft.com/office/drawing/2014/chartex" xmlns:cx1="http://schemas.microsoft.com/office/drawing/2015/9/8/chartex" xmlns:cx2="http://schemas.microsoft.com/office/drawing/2015/10/21/chartex" xmlns:cx3="http://schemas.microsoft.com/office/drawing/2016/5/9/chartex" xmlns:cx4="http://schemas.microsoft.com/office/drawing/2016/5/10/chartex" xmlns:cx5="http://schemas.microsoft.com/office/drawing/2016/5/11/chartex" xmlns:cx6="http://schemas.microsoft.com/office/drawing/2016/5/12/chartex" xmlns:cx7="http://schemas.microsoft.com/office/drawing/2016/5/13/chartex" xmlns:cx8="http://schemas.microsoft.com/office/drawing/2016/5/14/chartex" xmlns:mc="http://schemas.openxmlformats.org/markup-compatibility/2006" xmlns:aink="http://schemas.microsoft.com/office/drawing/2016/ink" xmlns:am3d="http://schemas.microsoft.com/office/drawing/2017/model3d" xmlns:o="urn:schemas-microsoft-com:office:office" xmlns:oel="http://schemas.microsoft.com/office/2019/extlst" xmlns:r="http://schemas.openxmlformats.org/officeDocument/2006/relationships" xmlns:m="http://schemas.openxmlformats.org/officeDocument/2006/math" xmlns:v="urn:schemas-microsoft-com:vml" xmlns:wp14="http://schemas.microsoft.com/office/word/2010/wordprocessingDrawing" xmlns:wp="http://schemas.openxmlformats.org/drawingml/2006/wordprocessingDrawing" xmlns:w10="urn:schemas-microsoft-com:office:word" xmlns:w="http://schemas.openxmlformats.org/wordprocessingml/2006/main" xmlns:w14="http://schemas.microsoft.com/office/word/2010/wordml" xmlns:w15="http://schemas.microsoft.com/office/word/2012/wordml" xmlns:w16cex="http://schemas.microsoft.com/office/word/2018/wordml/cex" xmlns:w16cid="http://schemas.microsoft.com/office/word/2016/wordml/cid" xmlns:w16="http://schemas.microsoft.com/office/word/2018/wordml" xmlns:w16du="http://schemas.microsoft.com/office/word/2023/wordml/word16du" xmlns:w16sdtdh="http://schemas.microsoft.com/office/word/2020/wordml/sdtdatahash" xmlns:w16sdtfl="http://schemas.microsoft.com/office/word/2024/wordml/sdtformatlock" xmlns:w16se="http://schemas.microsoft.com/office/word/2015/wordml/symex" xmlns:wpg="http://schemas.microsoft.com/office/word/2010/wordprocessingGroup" xmlns:wpi="http://schemas.microsoft.com/office/word/2010/wordprocessingInk" xmlns:wne="http://schemas.microsoft.com/office/word/2006/wordml" xmlns:wps="http://schemas.microsoft.com/office/word/2010/wordprocessingShape" mc:Ignorable="w14 w15 w16se w16cid w16 w16cex w16sdtdh w16sdtfl w16du wp14">
+<w:ftr xmlns:wpc="http://schemas.microsoft.com/office/word/2010/wordprocessingCanvas" xmlns:cx="http://schemas.microsoft.com/office/drawing/2014/chartex" xmlns:cx1="http://schemas.microsoft.com/office/drawing/2015/9/8/chartex" xmlns:cx2="http://schemas.microsoft.com/office/drawing/2015/10/21/chartex" xmlns:cx3="http://schemas.microsoft.com/office/drawing/2016/5/9/chartex" xmlns:cx4="http://schemas.microsoft.com/office/drawing/2016/5/10/chartex" xmlns:cx5="http://schemas.microsoft.com/office/drawing/2016/5/11/chartex" xmlns:cx6="http://schemas.microsoft.com/office/drawing/2016/5/12/chartex" xmlns:cx7="http://schemas.microsoft.com/office/drawing/2016/5/13/chartex" xmlns:cx8="http://schemas.microsoft.com/office/drawing/2016/5/14/chartex" xmlns:mc="http://schemas.openxmlformats.org/markup-compatibility/2006" xmlns:aink="http://schemas.microsoft.com/office/drawing/2016/ink" xmlns:am3d="http://schemas.microsoft.com/office/drawing/2017/model3d" xmlns:o="urn:schemas-microsoft-com:office:office" xmlns:oel="http://schemas.microsoft.com/office/2019/extlst" xmlns:r="http://schemas.openxmlformats.org/officeDocument/2006/relationships" xmlns:m="http://schemas.openxmlformats.org/officeDocument/2006/math" xmlns:v="urn:schemas-microsoft-com:vml" xmlns:wp14="http://schemas.microsoft.com/office/word/2010/wordprocessingDrawing" xmlns:wp="http://schemas.openxmlformats.org/drawingml/2006/wordprocessingDrawing" xmlns:w10="urn:schemas-microsoft-com:office:word" xmlns:w="http://schemas.openxmlformats.org/wordprocessingml/2006/main" xmlns:w14="http://schemas.microsoft.com/office/word/2010/wordml" xmlns:w15="http://schemas.microsoft.com/office/word/2012/wordml" xmlns:w16cex="http://schemas.microsoft.com/office/word/2018/wordml/cex" xmlns:w16cid="http://schemas.microsoft.com/office/word/2016/wordml/cid" xmlns:w16="http://schemas.microsoft.com/office/word/2018/wordml" xmlns:w16sdtdh="http://schemas.microsoft.com/office/word/2020/wordml/sdtdatahash" xmlns:w16se="http://schemas.microsoft.com/office/word/2015/wordml/symex" xmlns:wpg="http://schemas.microsoft.com/office/word/2010/wordprocessingGroup" xmlns:wpi="http://schemas.microsoft.com/office/word/2010/wordprocessingInk" xmlns:wne="http://schemas.microsoft.com/office/word/2006/wordml" xmlns:wps="http://schemas.microsoft.com/office/word/2010/wordprocessingShape" mc:Ignorable="w14 w15 w16se w16cid w16 w16cex w16sdtdh wp14">
   <w:p>
     <w:pPr>
       <w:pStyle w:val="Pidipagina"/>
@@ -10891,7 +11384,7 @@
         <w:noProof/>
         <w:sz w:val="20"/>
       </w:rPr>
-      <w:t>25.09.2026</w:t>
+      <w:t>03.10.2026</w:t>
     </w:r>
     <w:r>
       <w:rPr>
@@ -10918,7 +11411,7 @@
 </file>
 
 <file path=word/footnotes.xml><?xml version="1.0" encoding="utf-8"?>
-<w:footnotes xmlns:wpc="http://schemas.microsoft.com/office/word/2010/wordprocessingCanvas" xmlns:cx="http://schemas.microsoft.com/office/drawing/2014/chartex" xmlns:cx1="http://schemas.microsoft.com/office/drawing/2015/9/8/chartex" xmlns:cx2="http://schemas.microsoft.com/office/drawing/2015/10/21/chartex" xmlns:cx3="http://schemas.microsoft.com/office/drawing/2016/5/9/chartex" xmlns:cx4="http://schemas.microsoft.com/office/drawing/2016/5/10/chartex" xmlns:cx5="http://schemas.microsoft.com/office/drawing/2016/5/11/chartex" xmlns:cx6="http://schemas.microsoft.com/office/drawing/2016/5/12/chartex" xmlns:cx7="http://schemas.microsoft.com/office/drawing/2016/5/13/chartex" xmlns:cx8="http://schemas.microsoft.com/office/drawing/2016/5/14/chartex" xmlns:mc="http://schemas.openxmlformats.org/markup-compatibility/2006" xmlns:aink="http://schemas.microsoft.com/office/drawing/2016/ink" xmlns:am3d="http://schemas.microsoft.com/office/drawing/2017/model3d" xmlns:o="urn:schemas-microsoft-com:office:office" xmlns:oel="http://schemas.microsoft.com/office/2019/extlst" xmlns:r="http://schemas.openxmlformats.org/officeDocument/2006/relationships" xmlns:m="http://schemas.openxmlformats.org/officeDocument/2006/math" xmlns:v="urn:schemas-microsoft-com:vml" xmlns:wp14="http://schemas.microsoft.com/office/word/2010/wordprocessingDrawing" xmlns:wp="http://schemas.openxmlformats.org/drawingml/2006/wordprocessingDrawing" xmlns:w10="urn:schemas-microsoft-com:office:word" xmlns:w="http://schemas.openxmlformats.org/wordprocessingml/2006/main" xmlns:w14="http://schemas.microsoft.com/office/word/2010/wordml" xmlns:w15="http://schemas.microsoft.com/office/word/2012/wordml" xmlns:w16cex="http://schemas.microsoft.com/office/word/2018/wordml/cex" xmlns:w16cid="http://schemas.microsoft.com/office/word/2016/wordml/cid" xmlns:w16="http://schemas.microsoft.com/office/word/2018/wordml" xmlns:w16du="http://schemas.microsoft.com/office/word/2023/wordml/word16du" xmlns:w16sdtdh="http://schemas.microsoft.com/office/word/2020/wordml/sdtdatahash" xmlns:w16sdtfl="http://schemas.microsoft.com/office/word/2024/wordml/sdtformatlock" xmlns:w16se="http://schemas.microsoft.com/office/word/2015/wordml/symex" xmlns:wpg="http://schemas.microsoft.com/office/word/2010/wordprocessingGroup" xmlns:wpi="http://schemas.microsoft.com/office/word/2010/wordprocessingInk" xmlns:wne="http://schemas.microsoft.com/office/word/2006/wordml" xmlns:wps="http://schemas.microsoft.com/office/word/2010/wordprocessingShape" mc:Ignorable="w14 w15 w16se w16cid w16 w16cex w16sdtdh w16sdtfl w16du wp14">
+<w:footnotes xmlns:wpc="http://schemas.microsoft.com/office/word/2010/wordprocessingCanvas" xmlns:cx="http://schemas.microsoft.com/office/drawing/2014/chartex" xmlns:cx1="http://schemas.microsoft.com/office/drawing/2015/9/8/chartex" xmlns:cx2="http://schemas.microsoft.com/office/drawing/2015/10/21/chartex" xmlns:cx3="http://schemas.microsoft.com/office/drawing/2016/5/9/chartex" xmlns:cx4="http://schemas.microsoft.com/office/drawing/2016/5/10/chartex" xmlns:cx5="http://schemas.microsoft.com/office/drawing/2016/5/11/chartex" xmlns:cx6="http://schemas.microsoft.com/office/drawing/2016/5/12/chartex" xmlns:cx7="http://schemas.microsoft.com/office/drawing/2016/5/13/chartex" xmlns:cx8="http://schemas.microsoft.com/office/drawing/2016/5/14/chartex" xmlns:mc="http://schemas.openxmlformats.org/markup-compatibility/2006" xmlns:aink="http://schemas.microsoft.com/office/drawing/2016/ink" xmlns:am3d="http://schemas.microsoft.com/office/drawing/2017/model3d" xmlns:o="urn:schemas-microsoft-com:office:office" xmlns:oel="http://schemas.microsoft.com/office/2019/extlst" xmlns:r="http://schemas.openxmlformats.org/officeDocument/2006/relationships" xmlns:m="http://schemas.openxmlformats.org/officeDocument/2006/math" xmlns:v="urn:schemas-microsoft-com:vml" xmlns:wp14="http://schemas.microsoft.com/office/word/2010/wordprocessingDrawing" xmlns:wp="http://schemas.openxmlformats.org/drawingml/2006/wordprocessingDrawing" xmlns:w10="urn:schemas-microsoft-com:office:word" xmlns:w="http://schemas.openxmlformats.org/wordprocessingml/2006/main" xmlns:w14="http://schemas.microsoft.com/office/word/2010/wordml" xmlns:w15="http://schemas.microsoft.com/office/word/2012/wordml" xmlns:w16cex="http://schemas.microsoft.com/office/word/2018/wordml/cex" xmlns:w16cid="http://schemas.microsoft.com/office/word/2016/wordml/cid" xmlns:w16="http://schemas.microsoft.com/office/word/2018/wordml" xmlns:w16sdtdh="http://schemas.microsoft.com/office/word/2020/wordml/sdtdatahash" xmlns:w16se="http://schemas.microsoft.com/office/word/2015/wordml/symex" xmlns:wpg="http://schemas.microsoft.com/office/word/2010/wordprocessingGroup" xmlns:wpi="http://schemas.microsoft.com/office/word/2010/wordprocessingInk" xmlns:wne="http://schemas.microsoft.com/office/word/2006/wordml" xmlns:wps="http://schemas.microsoft.com/office/word/2010/wordprocessingShape" mc:Ignorable="w14 w15 w16se w16cid w16 w16cex w16sdtdh wp14">
   <w:footnote w:type="separator" w:id="-1">
     <w:p>
       <w:r>
@@ -10937,7 +11430,7 @@
 </file>
 
 <file path=word/header1.xml><?xml version="1.0" encoding="utf-8"?>
-<w:hdr xmlns:wpc="http://schemas.microsoft.com/office/word/2010/wordprocessingCanvas" xmlns:cx="http://schemas.microsoft.com/office/drawing/2014/chartex" xmlns:cx1="http://schemas.microsoft.com/office/drawing/2015/9/8/chartex" xmlns:cx2="http://schemas.microsoft.com/office/drawing/2015/10/21/chartex" xmlns:cx3="http://schemas.microsoft.com/office/drawing/2016/5/9/chartex" xmlns:cx4="http://schemas.microsoft.com/office/drawing/2016/5/10/chartex" xmlns:cx5="http://schemas.microsoft.com/office/drawing/2016/5/11/chartex" xmlns:cx6="http://schemas.microsoft.com/office/drawing/2016/5/12/chartex" xmlns:cx7="http://schemas.microsoft.com/office/drawing/2016/5/13/chartex" xmlns:cx8="http://schemas.microsoft.com/office/drawing/2016/5/14/chartex" xmlns:mc="http://schemas.openxmlformats.org/markup-compatibility/2006" xmlns:aink="http://schemas.microsoft.com/office/drawing/2016/ink" xmlns:am3d="http://schemas.microsoft.com/office/drawing/2017/model3d" xmlns:o="urn:schemas-microsoft-com:office:office" xmlns:oel="http://schemas.microsoft.com/office/2019/extlst" xmlns:r="http://schemas.openxmlformats.org/officeDocument/2006/relationships" xmlns:m="http://schemas.openxmlformats.org/officeDocument/2006/math" xmlns:v="urn:schemas-microsoft-com:vml" xmlns:wp14="http://schemas.microsoft.com/office/word/2010/wordprocessingDrawing" xmlns:wp="http://schemas.openxmlformats.org/drawingml/2006/wordprocessingDrawing" xmlns:w10="urn:schemas-microsoft-com:office:word" xmlns:w="http://schemas.openxmlformats.org/wordprocessingml/2006/main" xmlns:w14="http://schemas.microsoft.com/office/word/2010/wordml" xmlns:w15="http://schemas.microsoft.com/office/word/2012/wordml" xmlns:w16cex="http://schemas.microsoft.com/office/word/2018/wordml/cex" xmlns:w16cid="http://schemas.microsoft.com/office/word/2016/wordml/cid" xmlns:w16="http://schemas.microsoft.com/office/word/2018/wordml" xmlns:w16du="http://schemas.microsoft.com/office/word/2023/wordml/word16du" xmlns:w16sdtdh="http://schemas.microsoft.com/office/word/2020/wordml/sdtdatahash" xmlns:w16sdtfl="http://schemas.microsoft.com/office/word/2024/wordml/sdtformatlock" xmlns:w16se="http://schemas.microsoft.com/office/word/2015/wordml/symex" xmlns:wpg="http://schemas.microsoft.com/office/word/2010/wordprocessingGroup" xmlns:wpi="http://schemas.microsoft.com/office/word/2010/wordprocessingInk" xmlns:wne="http://schemas.microsoft.com/office/word/2006/wordml" xmlns:wps="http://schemas.microsoft.com/office/word/2010/wordprocessingShape" mc:Ignorable="w14 w15 w16se w16cid w16 w16cex w16sdtdh w16sdtfl w16du wp14">
+<w:hdr xmlns:wpc="http://schemas.microsoft.com/office/word/2010/wordprocessingCanvas" xmlns:cx="http://schemas.microsoft.com/office/drawing/2014/chartex" xmlns:cx1="http://schemas.microsoft.com/office/drawing/2015/9/8/chartex" xmlns:cx2="http://schemas.microsoft.com/office/drawing/2015/10/21/chartex" xmlns:cx3="http://schemas.microsoft.com/office/drawing/2016/5/9/chartex" xmlns:cx4="http://schemas.microsoft.com/office/drawing/2016/5/10/chartex" xmlns:cx5="http://schemas.microsoft.com/office/drawing/2016/5/11/chartex" xmlns:cx6="http://schemas.microsoft.com/office/drawing/2016/5/12/chartex" xmlns:cx7="http://schemas.microsoft.com/office/drawing/2016/5/13/chartex" xmlns:cx8="http://schemas.microsoft.com/office/drawing/2016/5/14/chartex" xmlns:mc="http://schemas.openxmlformats.org/markup-compatibility/2006" xmlns:aink="http://schemas.microsoft.com/office/drawing/2016/ink" xmlns:am3d="http://schemas.microsoft.com/office/drawing/2017/model3d" xmlns:o="urn:schemas-microsoft-com:office:office" xmlns:oel="http://schemas.microsoft.com/office/2019/extlst" xmlns:r="http://schemas.openxmlformats.org/officeDocument/2006/relationships" xmlns:m="http://schemas.openxmlformats.org/officeDocument/2006/math" xmlns:v="urn:schemas-microsoft-com:vml" xmlns:wp14="http://schemas.microsoft.com/office/word/2010/wordprocessingDrawing" xmlns:wp="http://schemas.openxmlformats.org/drawingml/2006/wordprocessingDrawing" xmlns:w10="urn:schemas-microsoft-com:office:word" xmlns:w="http://schemas.openxmlformats.org/wordprocessingml/2006/main" xmlns:w14="http://schemas.microsoft.com/office/word/2010/wordml" xmlns:w15="http://schemas.microsoft.com/office/word/2012/wordml" xmlns:w16cex="http://schemas.microsoft.com/office/word/2018/wordml/cex" xmlns:w16cid="http://schemas.microsoft.com/office/word/2016/wordml/cid" xmlns:w16="http://schemas.microsoft.com/office/word/2018/wordml" xmlns:w16sdtdh="http://schemas.microsoft.com/office/word/2020/wordml/sdtdatahash" xmlns:w16se="http://schemas.microsoft.com/office/word/2015/wordml/symex" xmlns:wpg="http://schemas.microsoft.com/office/word/2010/wordprocessingGroup" xmlns:wpi="http://schemas.microsoft.com/office/word/2010/wordprocessingInk" xmlns:wne="http://schemas.microsoft.com/office/word/2006/wordml" xmlns:wps="http://schemas.microsoft.com/office/word/2010/wordprocessingShape" mc:Ignorable="w14 w15 w16se w16cid w16 w16cex w16sdtdh wp14">
   <w:tbl>
     <w:tblPr>
       <w:tblW w:w="9694" w:type="dxa"/>
@@ -11270,6 +11763,7 @@
               <w:sz w:val="20"/>
             </w:rPr>
           </w:pPr>
+          <w:proofErr w:type="spellStart"/>
           <w:r>
             <w:rPr>
               <w:rFonts w:cs="Arial"/>
@@ -11278,6 +11772,7 @@
             </w:rPr>
             <w:t>PokéCardDex</w:t>
           </w:r>
+          <w:proofErr w:type="spellEnd"/>
         </w:p>
       </w:tc>
       <w:tc>
@@ -11323,7 +11818,7 @@
 </file>
 
 <file path=word/header2.xml><?xml version="1.0" encoding="utf-8"?>
-<w:hdr xmlns:wpc="http://schemas.microsoft.com/office/word/2010/wordprocessingCanvas" xmlns:cx="http://schemas.microsoft.com/office/drawing/2014/chartex" xmlns:cx1="http://schemas.microsoft.com/office/drawing/2015/9/8/chartex" xmlns:cx2="http://schemas.microsoft.com/office/drawing/2015/10/21/chartex" xmlns:cx3="http://schemas.microsoft.com/office/drawing/2016/5/9/chartex" xmlns:cx4="http://schemas.microsoft.com/office/drawing/2016/5/10/chartex" xmlns:cx5="http://schemas.microsoft.com/office/drawing/2016/5/11/chartex" xmlns:cx6="http://schemas.microsoft.com/office/drawing/2016/5/12/chartex" xmlns:cx7="http://schemas.microsoft.com/office/drawing/2016/5/13/chartex" xmlns:cx8="http://schemas.microsoft.com/office/drawing/2016/5/14/chartex" xmlns:mc="http://schemas.openxmlformats.org/markup-compatibility/2006" xmlns:aink="http://schemas.microsoft.com/office/drawing/2016/ink" xmlns:am3d="http://schemas.microsoft.com/office/drawing/2017/model3d" xmlns:o="urn:schemas-microsoft-com:office:office" xmlns:oel="http://schemas.microsoft.com/office/2019/extlst" xmlns:r="http://schemas.openxmlformats.org/officeDocument/2006/relationships" xmlns:m="http://schemas.openxmlformats.org/officeDocument/2006/math" xmlns:v="urn:schemas-microsoft-com:vml" xmlns:wp14="http://schemas.microsoft.com/office/word/2010/wordprocessingDrawing" xmlns:wp="http://schemas.openxmlformats.org/drawingml/2006/wordprocessingDrawing" xmlns:w10="urn:schemas-microsoft-com:office:word" xmlns:w="http://schemas.openxmlformats.org/wordprocessingml/2006/main" xmlns:w14="http://schemas.microsoft.com/office/word/2010/wordml" xmlns:w15="http://schemas.microsoft.com/office/word/2012/wordml" xmlns:w16cex="http://schemas.microsoft.com/office/word/2018/wordml/cex" xmlns:w16cid="http://schemas.microsoft.com/office/word/2016/wordml/cid" xmlns:w16="http://schemas.microsoft.com/office/word/2018/wordml" xmlns:w16du="http://schemas.microsoft.com/office/word/2023/wordml/word16du" xmlns:w16sdtdh="http://schemas.microsoft.com/office/word/2020/wordml/sdtdatahash" xmlns:w16sdtfl="http://schemas.microsoft.com/office/word/2024/wordml/sdtformatlock" xmlns:w16se="http://schemas.microsoft.com/office/word/2015/wordml/symex" xmlns:wpg="http://schemas.microsoft.com/office/word/2010/wordprocessingGroup" xmlns:wpi="http://schemas.microsoft.com/office/word/2010/wordprocessingInk" xmlns:wne="http://schemas.microsoft.com/office/word/2006/wordml" xmlns:wps="http://schemas.microsoft.com/office/word/2010/wordprocessingShape" mc:Ignorable="w14 w15 w16se w16cid w16 w16cex w16sdtdh w16sdtfl w16du wp14">
+<w:hdr xmlns:wpc="http://schemas.microsoft.com/office/word/2010/wordprocessingCanvas" xmlns:cx="http://schemas.microsoft.com/office/drawing/2014/chartex" xmlns:cx1="http://schemas.microsoft.com/office/drawing/2015/9/8/chartex" xmlns:cx2="http://schemas.microsoft.com/office/drawing/2015/10/21/chartex" xmlns:cx3="http://schemas.microsoft.com/office/drawing/2016/5/9/chartex" xmlns:cx4="http://schemas.microsoft.com/office/drawing/2016/5/10/chartex" xmlns:cx5="http://schemas.microsoft.com/office/drawing/2016/5/11/chartex" xmlns:cx6="http://schemas.microsoft.com/office/drawing/2016/5/12/chartex" xmlns:cx7="http://schemas.microsoft.com/office/drawing/2016/5/13/chartex" xmlns:cx8="http://schemas.microsoft.com/office/drawing/2016/5/14/chartex" xmlns:mc="http://schemas.openxmlformats.org/markup-compatibility/2006" xmlns:aink="http://schemas.microsoft.com/office/drawing/2016/ink" xmlns:am3d="http://schemas.microsoft.com/office/drawing/2017/model3d" xmlns:o="urn:schemas-microsoft-com:office:office" xmlns:oel="http://schemas.microsoft.com/office/2019/extlst" xmlns:r="http://schemas.openxmlformats.org/officeDocument/2006/relationships" xmlns:m="http://schemas.openxmlformats.org/officeDocument/2006/math" xmlns:v="urn:schemas-microsoft-com:vml" xmlns:wp14="http://schemas.microsoft.com/office/word/2010/wordprocessingDrawing" xmlns:wp="http://schemas.openxmlformats.org/drawingml/2006/wordprocessingDrawing" xmlns:w10="urn:schemas-microsoft-com:office:word" xmlns:w="http://schemas.openxmlformats.org/wordprocessingml/2006/main" xmlns:w14="http://schemas.microsoft.com/office/word/2010/wordml" xmlns:w15="http://schemas.microsoft.com/office/word/2012/wordml" xmlns:w16cex="http://schemas.microsoft.com/office/word/2018/wordml/cex" xmlns:w16cid="http://schemas.microsoft.com/office/word/2016/wordml/cid" xmlns:w16="http://schemas.microsoft.com/office/word/2018/wordml" xmlns:w16sdtdh="http://schemas.microsoft.com/office/word/2020/wordml/sdtdatahash" xmlns:w16se="http://schemas.microsoft.com/office/word/2015/wordml/symex" xmlns:wpg="http://schemas.microsoft.com/office/word/2010/wordprocessingGroup" xmlns:wpi="http://schemas.microsoft.com/office/word/2010/wordprocessingInk" xmlns:wne="http://schemas.microsoft.com/office/word/2006/wordml" xmlns:wps="http://schemas.microsoft.com/office/word/2010/wordprocessingShape" mc:Ignorable="w14 w15 w16se w16cid w16 w16cex w16sdtdh wp14">
   <w:tbl>
     <w:tblPr>
       <w:tblW w:w="9638" w:type="dxa"/>
@@ -11593,7 +12088,7 @@
 </file>
 
 <file path=word/header3.xml><?xml version="1.0" encoding="utf-8"?>
-<w:hdr xmlns:wpc="http://schemas.microsoft.com/office/word/2010/wordprocessingCanvas" xmlns:cx="http://schemas.microsoft.com/office/drawing/2014/chartex" xmlns:cx1="http://schemas.microsoft.com/office/drawing/2015/9/8/chartex" xmlns:cx2="http://schemas.microsoft.com/office/drawing/2015/10/21/chartex" xmlns:cx3="http://schemas.microsoft.com/office/drawing/2016/5/9/chartex" xmlns:cx4="http://schemas.microsoft.com/office/drawing/2016/5/10/chartex" xmlns:cx5="http://schemas.microsoft.com/office/drawing/2016/5/11/chartex" xmlns:cx6="http://schemas.microsoft.com/office/drawing/2016/5/12/chartex" xmlns:cx7="http://schemas.microsoft.com/office/drawing/2016/5/13/chartex" xmlns:cx8="http://schemas.microsoft.com/office/drawing/2016/5/14/chartex" xmlns:mc="http://schemas.openxmlformats.org/markup-compatibility/2006" xmlns:aink="http://schemas.microsoft.com/office/drawing/2016/ink" xmlns:am3d="http://schemas.microsoft.com/office/drawing/2017/model3d" xmlns:o="urn:schemas-microsoft-com:office:office" xmlns:oel="http://schemas.microsoft.com/office/2019/extlst" xmlns:r="http://schemas.openxmlformats.org/officeDocument/2006/relationships" xmlns:m="http://schemas.openxmlformats.org/officeDocument/2006/math" xmlns:v="urn:schemas-microsoft-com:vml" xmlns:wp14="http://schemas.microsoft.com/office/word/2010/wordprocessingDrawing" xmlns:wp="http://schemas.openxmlformats.org/drawingml/2006/wordprocessingDrawing" xmlns:w10="urn:schemas-microsoft-com:office:word" xmlns:w="http://schemas.openxmlformats.org/wordprocessingml/2006/main" xmlns:w14="http://schemas.microsoft.com/office/word/2010/wordml" xmlns:w15="http://schemas.microsoft.com/office/word/2012/wordml" xmlns:w16cex="http://schemas.microsoft.com/office/word/2018/wordml/cex" xmlns:w16cid="http://schemas.microsoft.com/office/word/2016/wordml/cid" xmlns:w16="http://schemas.microsoft.com/office/word/2018/wordml" xmlns:w16du="http://schemas.microsoft.com/office/word/2023/wordml/word16du" xmlns:w16sdtdh="http://schemas.microsoft.com/office/word/2020/wordml/sdtdatahash" xmlns:w16sdtfl="http://schemas.microsoft.com/office/word/2024/wordml/sdtformatlock" xmlns:w16se="http://schemas.microsoft.com/office/word/2015/wordml/symex" xmlns:wpg="http://schemas.microsoft.com/office/word/2010/wordprocessingGroup" xmlns:wpi="http://schemas.microsoft.com/office/word/2010/wordprocessingInk" xmlns:wne="http://schemas.microsoft.com/office/word/2006/wordml" xmlns:wps="http://schemas.microsoft.com/office/word/2010/wordprocessingShape" mc:Ignorable="w14 w15 w16se w16cid w16 w16cex w16sdtdh w16sdtfl w16du wp14">
+<w:hdr xmlns:wpc="http://schemas.microsoft.com/office/word/2010/wordprocessingCanvas" xmlns:cx="http://schemas.microsoft.com/office/drawing/2014/chartex" xmlns:cx1="http://schemas.microsoft.com/office/drawing/2015/9/8/chartex" xmlns:cx2="http://schemas.microsoft.com/office/drawing/2015/10/21/chartex" xmlns:cx3="http://schemas.microsoft.com/office/drawing/2016/5/9/chartex" xmlns:cx4="http://schemas.microsoft.com/office/drawing/2016/5/10/chartex" xmlns:cx5="http://schemas.microsoft.com/office/drawing/2016/5/11/chartex" xmlns:cx6="http://schemas.microsoft.com/office/drawing/2016/5/12/chartex" xmlns:cx7="http://schemas.microsoft.com/office/drawing/2016/5/13/chartex" xmlns:cx8="http://schemas.microsoft.com/office/drawing/2016/5/14/chartex" xmlns:mc="http://schemas.openxmlformats.org/markup-compatibility/2006" xmlns:aink="http://schemas.microsoft.com/office/drawing/2016/ink" xmlns:am3d="http://schemas.microsoft.com/office/drawing/2017/model3d" xmlns:o="urn:schemas-microsoft-com:office:office" xmlns:oel="http://schemas.microsoft.com/office/2019/extlst" xmlns:r="http://schemas.openxmlformats.org/officeDocument/2006/relationships" xmlns:m="http://schemas.openxmlformats.org/officeDocument/2006/math" xmlns:v="urn:schemas-microsoft-com:vml" xmlns:wp14="http://schemas.microsoft.com/office/word/2010/wordprocessingDrawing" xmlns:wp="http://schemas.openxmlformats.org/drawingml/2006/wordprocessingDrawing" xmlns:w10="urn:schemas-microsoft-com:office:word" xmlns:w="http://schemas.openxmlformats.org/wordprocessingml/2006/main" xmlns:w14="http://schemas.microsoft.com/office/word/2010/wordml" xmlns:w15="http://schemas.microsoft.com/office/word/2012/wordml" xmlns:w16cex="http://schemas.microsoft.com/office/word/2018/wordml/cex" xmlns:w16cid="http://schemas.microsoft.com/office/word/2016/wordml/cid" xmlns:w16="http://schemas.microsoft.com/office/word/2018/wordml" xmlns:w16sdtdh="http://schemas.microsoft.com/office/word/2020/wordml/sdtdatahash" xmlns:w16se="http://schemas.microsoft.com/office/word/2015/wordml/symex" xmlns:wpg="http://schemas.microsoft.com/office/word/2010/wordprocessingGroup" xmlns:wpi="http://schemas.microsoft.com/office/word/2010/wordprocessingInk" xmlns:wne="http://schemas.microsoft.com/office/word/2006/wordml" xmlns:wps="http://schemas.microsoft.com/office/word/2010/wordprocessingShape" mc:Ignorable="w14 w15 w16se w16cid w16 w16cex w16sdtdh wp14">
   <w:tbl>
     <w:tblPr>
       <w:tblW w:w="15363" w:type="dxa"/>
@@ -11974,7 +12469,7 @@
 </file>
 
 <file path=word/header4.xml><?xml version="1.0" encoding="utf-8"?>
-<w:hdr xmlns:wpc="http://schemas.microsoft.com/office/word/2010/wordprocessingCanvas" xmlns:cx="http://schemas.microsoft.com/office/drawing/2014/chartex" xmlns:cx1="http://schemas.microsoft.com/office/drawing/2015/9/8/chartex" xmlns:cx2="http://schemas.microsoft.com/office/drawing/2015/10/21/chartex" xmlns:cx3="http://schemas.microsoft.com/office/drawing/2016/5/9/chartex" xmlns:cx4="http://schemas.microsoft.com/office/drawing/2016/5/10/chartex" xmlns:cx5="http://schemas.microsoft.com/office/drawing/2016/5/11/chartex" xmlns:cx6="http://schemas.microsoft.com/office/drawing/2016/5/12/chartex" xmlns:cx7="http://schemas.microsoft.com/office/drawing/2016/5/13/chartex" xmlns:cx8="http://schemas.microsoft.com/office/drawing/2016/5/14/chartex" xmlns:mc="http://schemas.openxmlformats.org/markup-compatibility/2006" xmlns:aink="http://schemas.microsoft.com/office/drawing/2016/ink" xmlns:am3d="http://schemas.microsoft.com/office/drawing/2017/model3d" xmlns:o="urn:schemas-microsoft-com:office:office" xmlns:oel="http://schemas.microsoft.com/office/2019/extlst" xmlns:r="http://schemas.openxmlformats.org/officeDocument/2006/relationships" xmlns:m="http://schemas.openxmlformats.org/officeDocument/2006/math" xmlns:v="urn:schemas-microsoft-com:vml" xmlns:wp14="http://schemas.microsoft.com/office/word/2010/wordprocessingDrawing" xmlns:wp="http://schemas.openxmlformats.org/drawingml/2006/wordprocessingDrawing" xmlns:w10="urn:schemas-microsoft-com:office:word" xmlns:w="http://schemas.openxmlformats.org/wordprocessingml/2006/main" xmlns:w14="http://schemas.microsoft.com/office/word/2010/wordml" xmlns:w15="http://schemas.microsoft.com/office/word/2012/wordml" xmlns:w16cex="http://schemas.microsoft.com/office/word/2018/wordml/cex" xmlns:w16cid="http://schemas.microsoft.com/office/word/2016/wordml/cid" xmlns:w16="http://schemas.microsoft.com/office/word/2018/wordml" xmlns:w16du="http://schemas.microsoft.com/office/word/2023/wordml/word16du" xmlns:w16sdtdh="http://schemas.microsoft.com/office/word/2020/wordml/sdtdatahash" xmlns:w16sdtfl="http://schemas.microsoft.com/office/word/2024/wordml/sdtformatlock" xmlns:w16se="http://schemas.microsoft.com/office/word/2015/wordml/symex" xmlns:wpg="http://schemas.microsoft.com/office/word/2010/wordprocessingGroup" xmlns:wpi="http://schemas.microsoft.com/office/word/2010/wordprocessingInk" xmlns:wne="http://schemas.microsoft.com/office/word/2006/wordml" xmlns:wps="http://schemas.microsoft.com/office/word/2010/wordprocessingShape" mc:Ignorable="w14 w15 w16se w16cid w16 w16cex w16sdtdh w16sdtfl w16du wp14">
+<w:hdr xmlns:wpc="http://schemas.microsoft.com/office/word/2010/wordprocessingCanvas" xmlns:cx="http://schemas.microsoft.com/office/drawing/2014/chartex" xmlns:cx1="http://schemas.microsoft.com/office/drawing/2015/9/8/chartex" xmlns:cx2="http://schemas.microsoft.com/office/drawing/2015/10/21/chartex" xmlns:cx3="http://schemas.microsoft.com/office/drawing/2016/5/9/chartex" xmlns:cx4="http://schemas.microsoft.com/office/drawing/2016/5/10/chartex" xmlns:cx5="http://schemas.microsoft.com/office/drawing/2016/5/11/chartex" xmlns:cx6="http://schemas.microsoft.com/office/drawing/2016/5/12/chartex" xmlns:cx7="http://schemas.microsoft.com/office/drawing/2016/5/13/chartex" xmlns:cx8="http://schemas.microsoft.com/office/drawing/2016/5/14/chartex" xmlns:mc="http://schemas.openxmlformats.org/markup-compatibility/2006" xmlns:aink="http://schemas.microsoft.com/office/drawing/2016/ink" xmlns:am3d="http://schemas.microsoft.com/office/drawing/2017/model3d" xmlns:o="urn:schemas-microsoft-com:office:office" xmlns:oel="http://schemas.microsoft.com/office/2019/extlst" xmlns:r="http://schemas.openxmlformats.org/officeDocument/2006/relationships" xmlns:m="http://schemas.openxmlformats.org/officeDocument/2006/math" xmlns:v="urn:schemas-microsoft-com:vml" xmlns:wp14="http://schemas.microsoft.com/office/word/2010/wordprocessingDrawing" xmlns:wp="http://schemas.openxmlformats.org/drawingml/2006/wordprocessingDrawing" xmlns:w10="urn:schemas-microsoft-com:office:word" xmlns:w="http://schemas.openxmlformats.org/wordprocessingml/2006/main" xmlns:w14="http://schemas.microsoft.com/office/word/2010/wordml" xmlns:w15="http://schemas.microsoft.com/office/word/2012/wordml" xmlns:w16cex="http://schemas.microsoft.com/office/word/2018/wordml/cex" xmlns:w16cid="http://schemas.microsoft.com/office/word/2016/wordml/cid" xmlns:w16="http://schemas.microsoft.com/office/word/2018/wordml" xmlns:w16sdtdh="http://schemas.microsoft.com/office/word/2020/wordml/sdtdatahash" xmlns:w16se="http://schemas.microsoft.com/office/word/2015/wordml/symex" xmlns:wpg="http://schemas.microsoft.com/office/word/2010/wordprocessingGroup" xmlns:wpi="http://schemas.microsoft.com/office/word/2010/wordprocessingInk" xmlns:wne="http://schemas.microsoft.com/office/word/2006/wordml" xmlns:wps="http://schemas.microsoft.com/office/word/2010/wordprocessingShape" mc:Ignorable="w14 w15 w16se w16cid w16 w16cex w16sdtdh wp14">
   <w:tbl>
     <w:tblPr>
       <w:tblW w:w="9694" w:type="dxa"/>
@@ -12360,7 +12855,7 @@
 </file>
 
 <file path=word/header5.xml><?xml version="1.0" encoding="utf-8"?>
-<w:hdr xmlns:wpc="http://schemas.microsoft.com/office/word/2010/wordprocessingCanvas" xmlns:cx="http://schemas.microsoft.com/office/drawing/2014/chartex" xmlns:cx1="http://schemas.microsoft.com/office/drawing/2015/9/8/chartex" xmlns:cx2="http://schemas.microsoft.com/office/drawing/2015/10/21/chartex" xmlns:cx3="http://schemas.microsoft.com/office/drawing/2016/5/9/chartex" xmlns:cx4="http://schemas.microsoft.com/office/drawing/2016/5/10/chartex" xmlns:cx5="http://schemas.microsoft.com/office/drawing/2016/5/11/chartex" xmlns:cx6="http://schemas.microsoft.com/office/drawing/2016/5/12/chartex" xmlns:cx7="http://schemas.microsoft.com/office/drawing/2016/5/13/chartex" xmlns:cx8="http://schemas.microsoft.com/office/drawing/2016/5/14/chartex" xmlns:mc="http://schemas.openxmlformats.org/markup-compatibility/2006" xmlns:aink="http://schemas.microsoft.com/office/drawing/2016/ink" xmlns:am3d="http://schemas.microsoft.com/office/drawing/2017/model3d" xmlns:o="urn:schemas-microsoft-com:office:office" xmlns:oel="http://schemas.microsoft.com/office/2019/extlst" xmlns:r="http://schemas.openxmlformats.org/officeDocument/2006/relationships" xmlns:m="http://schemas.openxmlformats.org/officeDocument/2006/math" xmlns:v="urn:schemas-microsoft-com:vml" xmlns:wp14="http://schemas.microsoft.com/office/word/2010/wordprocessingDrawing" xmlns:wp="http://schemas.openxmlformats.org/drawingml/2006/wordprocessingDrawing" xmlns:w10="urn:schemas-microsoft-com:office:word" xmlns:w="http://schemas.openxmlformats.org/wordprocessingml/2006/main" xmlns:w14="http://schemas.microsoft.com/office/word/2010/wordml" xmlns:w15="http://schemas.microsoft.com/office/word/2012/wordml" xmlns:w16cex="http://schemas.microsoft.com/office/word/2018/wordml/cex" xmlns:w16cid="http://schemas.microsoft.com/office/word/2016/wordml/cid" xmlns:w16="http://schemas.microsoft.com/office/word/2018/wordml" xmlns:w16du="http://schemas.microsoft.com/office/word/2023/wordml/word16du" xmlns:w16sdtdh="http://schemas.microsoft.com/office/word/2020/wordml/sdtdatahash" xmlns:w16sdtfl="http://schemas.microsoft.com/office/word/2024/wordml/sdtformatlock" xmlns:w16se="http://schemas.microsoft.com/office/word/2015/wordml/symex" xmlns:wpg="http://schemas.microsoft.com/office/word/2010/wordprocessingGroup" xmlns:wpi="http://schemas.microsoft.com/office/word/2010/wordprocessingInk" xmlns:wne="http://schemas.microsoft.com/office/word/2006/wordml" xmlns:wps="http://schemas.microsoft.com/office/word/2010/wordprocessingShape" mc:Ignorable="w14 w15 w16se w16cid w16 w16cex w16sdtdh w16sdtfl w16du wp14">
+<w:hdr xmlns:wpc="http://schemas.microsoft.com/office/word/2010/wordprocessingCanvas" xmlns:cx="http://schemas.microsoft.com/office/drawing/2014/chartex" xmlns:cx1="http://schemas.microsoft.com/office/drawing/2015/9/8/chartex" xmlns:cx2="http://schemas.microsoft.com/office/drawing/2015/10/21/chartex" xmlns:cx3="http://schemas.microsoft.com/office/drawing/2016/5/9/chartex" xmlns:cx4="http://schemas.microsoft.com/office/drawing/2016/5/10/chartex" xmlns:cx5="http://schemas.microsoft.com/office/drawing/2016/5/11/chartex" xmlns:cx6="http://schemas.microsoft.com/office/drawing/2016/5/12/chartex" xmlns:cx7="http://schemas.microsoft.com/office/drawing/2016/5/13/chartex" xmlns:cx8="http://schemas.microsoft.com/office/drawing/2016/5/14/chartex" xmlns:mc="http://schemas.openxmlformats.org/markup-compatibility/2006" xmlns:aink="http://schemas.microsoft.com/office/drawing/2016/ink" xmlns:am3d="http://schemas.microsoft.com/office/drawing/2017/model3d" xmlns:o="urn:schemas-microsoft-com:office:office" xmlns:oel="http://schemas.microsoft.com/office/2019/extlst" xmlns:r="http://schemas.openxmlformats.org/officeDocument/2006/relationships" xmlns:m="http://schemas.openxmlformats.org/officeDocument/2006/math" xmlns:v="urn:schemas-microsoft-com:vml" xmlns:wp14="http://schemas.microsoft.com/office/word/2010/wordprocessingDrawing" xmlns:wp="http://schemas.openxmlformats.org/drawingml/2006/wordprocessingDrawing" xmlns:w10="urn:schemas-microsoft-com:office:word" xmlns:w="http://schemas.openxmlformats.org/wordprocessingml/2006/main" xmlns:w14="http://schemas.microsoft.com/office/word/2010/wordml" xmlns:w15="http://schemas.microsoft.com/office/word/2012/wordml" xmlns:w16cex="http://schemas.microsoft.com/office/word/2018/wordml/cex" xmlns:w16cid="http://schemas.microsoft.com/office/word/2016/wordml/cid" xmlns:w16="http://schemas.microsoft.com/office/word/2018/wordml" xmlns:w16sdtdh="http://schemas.microsoft.com/office/word/2020/wordml/sdtdatahash" xmlns:w16se="http://schemas.microsoft.com/office/word/2015/wordml/symex" xmlns:wpg="http://schemas.microsoft.com/office/word/2010/wordprocessingGroup" xmlns:wpi="http://schemas.microsoft.com/office/word/2010/wordprocessingInk" xmlns:wne="http://schemas.microsoft.com/office/word/2006/wordml" xmlns:wps="http://schemas.microsoft.com/office/word/2010/wordprocessingShape" mc:Ignorable="w14 w15 w16se w16cid w16 w16cex w16sdtdh wp14">
   <w:tbl>
     <w:tblPr>
       <w:tblW w:w="9694" w:type="dxa"/>
@@ -12741,7 +13236,7 @@
 </file>
 
 <file path=word/header6.xml><?xml version="1.0" encoding="utf-8"?>
-<w:hdr xmlns:wpc="http://schemas.microsoft.com/office/word/2010/wordprocessingCanvas" xmlns:cx="http://schemas.microsoft.com/office/drawing/2014/chartex" xmlns:cx1="http://schemas.microsoft.com/office/drawing/2015/9/8/chartex" xmlns:cx2="http://schemas.microsoft.com/office/drawing/2015/10/21/chartex" xmlns:cx3="http://schemas.microsoft.com/office/drawing/2016/5/9/chartex" xmlns:cx4="http://schemas.microsoft.com/office/drawing/2016/5/10/chartex" xmlns:cx5="http://schemas.microsoft.com/office/drawing/2016/5/11/chartex" xmlns:cx6="http://schemas.microsoft.com/office/drawing/2016/5/12/chartex" xmlns:cx7="http://schemas.microsoft.com/office/drawing/2016/5/13/chartex" xmlns:cx8="http://schemas.microsoft.com/office/drawing/2016/5/14/chartex" xmlns:mc="http://schemas.openxmlformats.org/markup-compatibility/2006" xmlns:aink="http://schemas.microsoft.com/office/drawing/2016/ink" xmlns:am3d="http://schemas.microsoft.com/office/drawing/2017/model3d" xmlns:o="urn:schemas-microsoft-com:office:office" xmlns:oel="http://schemas.microsoft.com/office/2019/extlst" xmlns:r="http://schemas.openxmlformats.org/officeDocument/2006/relationships" xmlns:m="http://schemas.openxmlformats.org/officeDocument/2006/math" xmlns:v="urn:schemas-microsoft-com:vml" xmlns:wp14="http://schemas.microsoft.com/office/word/2010/wordprocessingDrawing" xmlns:wp="http://schemas.openxmlformats.org/drawingml/2006/wordprocessingDrawing" xmlns:w10="urn:schemas-microsoft-com:office:word" xmlns:w="http://schemas.openxmlformats.org/wordprocessingml/2006/main" xmlns:w14="http://schemas.microsoft.com/office/word/2010/wordml" xmlns:w15="http://schemas.microsoft.com/office/word/2012/wordml" xmlns:w16cex="http://schemas.microsoft.com/office/word/2018/wordml/cex" xmlns:w16cid="http://schemas.microsoft.com/office/word/2016/wordml/cid" xmlns:w16="http://schemas.microsoft.com/office/word/2018/wordml" xmlns:w16du="http://schemas.microsoft.com/office/word/2023/wordml/word16du" xmlns:w16sdtdh="http://schemas.microsoft.com/office/word/2020/wordml/sdtdatahash" xmlns:w16sdtfl="http://schemas.microsoft.com/office/word/2024/wordml/sdtformatlock" xmlns:w16se="http://schemas.microsoft.com/office/word/2015/wordml/symex" xmlns:wpg="http://schemas.microsoft.com/office/word/2010/wordprocessingGroup" xmlns:wpi="http://schemas.microsoft.com/office/word/2010/wordprocessingInk" xmlns:wne="http://schemas.microsoft.com/office/word/2006/wordml" xmlns:wps="http://schemas.microsoft.com/office/word/2010/wordprocessingShape" mc:Ignorable="w14 w15 w16se w16cid w16 w16cex w16sdtdh w16sdtfl w16du wp14">
+<w:hdr xmlns:wpc="http://schemas.microsoft.com/office/word/2010/wordprocessingCanvas" xmlns:cx="http://schemas.microsoft.com/office/drawing/2014/chartex" xmlns:cx1="http://schemas.microsoft.com/office/drawing/2015/9/8/chartex" xmlns:cx2="http://schemas.microsoft.com/office/drawing/2015/10/21/chartex" xmlns:cx3="http://schemas.microsoft.com/office/drawing/2016/5/9/chartex" xmlns:cx4="http://schemas.microsoft.com/office/drawing/2016/5/10/chartex" xmlns:cx5="http://schemas.microsoft.com/office/drawing/2016/5/11/chartex" xmlns:cx6="http://schemas.microsoft.com/office/drawing/2016/5/12/chartex" xmlns:cx7="http://schemas.microsoft.com/office/drawing/2016/5/13/chartex" xmlns:cx8="http://schemas.microsoft.com/office/drawing/2016/5/14/chartex" xmlns:mc="http://schemas.openxmlformats.org/markup-compatibility/2006" xmlns:aink="http://schemas.microsoft.com/office/drawing/2016/ink" xmlns:am3d="http://schemas.microsoft.com/office/drawing/2017/model3d" xmlns:o="urn:schemas-microsoft-com:office:office" xmlns:oel="http://schemas.microsoft.com/office/2019/extlst" xmlns:r="http://schemas.openxmlformats.org/officeDocument/2006/relationships" xmlns:m="http://schemas.openxmlformats.org/officeDocument/2006/math" xmlns:v="urn:schemas-microsoft-com:vml" xmlns:wp14="http://schemas.microsoft.com/office/word/2010/wordprocessingDrawing" xmlns:wp="http://schemas.openxmlformats.org/drawingml/2006/wordprocessingDrawing" xmlns:w10="urn:schemas-microsoft-com:office:word" xmlns:w="http://schemas.openxmlformats.org/wordprocessingml/2006/main" xmlns:w14="http://schemas.microsoft.com/office/word/2010/wordml" xmlns:w15="http://schemas.microsoft.com/office/word/2012/wordml" xmlns:w16cex="http://schemas.microsoft.com/office/word/2018/wordml/cex" xmlns:w16cid="http://schemas.microsoft.com/office/word/2016/wordml/cid" xmlns:w16="http://schemas.microsoft.com/office/word/2018/wordml" xmlns:w16sdtdh="http://schemas.microsoft.com/office/word/2020/wordml/sdtdatahash" xmlns:w16se="http://schemas.microsoft.com/office/word/2015/wordml/symex" xmlns:wpg="http://schemas.microsoft.com/office/word/2010/wordprocessingGroup" xmlns:wpi="http://schemas.microsoft.com/office/word/2010/wordprocessingInk" xmlns:wne="http://schemas.microsoft.com/office/word/2006/wordml" xmlns:wps="http://schemas.microsoft.com/office/word/2010/wordprocessingShape" mc:Ignorable="w14 w15 w16se w16cid w16 w16cex w16sdtdh wp14">
   <w:tbl>
     <w:tblPr>
       <w:tblW w:w="15363" w:type="dxa"/>
@@ -13122,7 +13617,7 @@
 </file>
 
 <file path=word/header7.xml><?xml version="1.0" encoding="utf-8"?>
-<w:hdr xmlns:wpc="http://schemas.microsoft.com/office/word/2010/wordprocessingCanvas" xmlns:cx="http://schemas.microsoft.com/office/drawing/2014/chartex" xmlns:cx1="http://schemas.microsoft.com/office/drawing/2015/9/8/chartex" xmlns:cx2="http://schemas.microsoft.com/office/drawing/2015/10/21/chartex" xmlns:cx3="http://schemas.microsoft.com/office/drawing/2016/5/9/chartex" xmlns:cx4="http://schemas.microsoft.com/office/drawing/2016/5/10/chartex" xmlns:cx5="http://schemas.microsoft.com/office/drawing/2016/5/11/chartex" xmlns:cx6="http://schemas.microsoft.com/office/drawing/2016/5/12/chartex" xmlns:cx7="http://schemas.microsoft.com/office/drawing/2016/5/13/chartex" xmlns:cx8="http://schemas.microsoft.com/office/drawing/2016/5/14/chartex" xmlns:mc="http://schemas.openxmlformats.org/markup-compatibility/2006" xmlns:aink="http://schemas.microsoft.com/office/drawing/2016/ink" xmlns:am3d="http://schemas.microsoft.com/office/drawing/2017/model3d" xmlns:o="urn:schemas-microsoft-com:office:office" xmlns:oel="http://schemas.microsoft.com/office/2019/extlst" xmlns:r="http://schemas.openxmlformats.org/officeDocument/2006/relationships" xmlns:m="http://schemas.openxmlformats.org/officeDocument/2006/math" xmlns:v="urn:schemas-microsoft-com:vml" xmlns:wp14="http://schemas.microsoft.com/office/word/2010/wordprocessingDrawing" xmlns:wp="http://schemas.openxmlformats.org/drawingml/2006/wordprocessingDrawing" xmlns:w10="urn:schemas-microsoft-com:office:word" xmlns:w="http://schemas.openxmlformats.org/wordprocessingml/2006/main" xmlns:w14="http://schemas.microsoft.com/office/word/2010/wordml" xmlns:w15="http://schemas.microsoft.com/office/word/2012/wordml" xmlns:w16cex="http://schemas.microsoft.com/office/word/2018/wordml/cex" xmlns:w16cid="http://schemas.microsoft.com/office/word/2016/wordml/cid" xmlns:w16="http://schemas.microsoft.com/office/word/2018/wordml" xmlns:w16du="http://schemas.microsoft.com/office/word/2023/wordml/word16du" xmlns:w16sdtdh="http://schemas.microsoft.com/office/word/2020/wordml/sdtdatahash" xmlns:w16sdtfl="http://schemas.microsoft.com/office/word/2024/wordml/sdtformatlock" xmlns:w16se="http://schemas.microsoft.com/office/word/2015/wordml/symex" xmlns:wpg="http://schemas.microsoft.com/office/word/2010/wordprocessingGroup" xmlns:wpi="http://schemas.microsoft.com/office/word/2010/wordprocessingInk" xmlns:wne="http://schemas.microsoft.com/office/word/2006/wordml" xmlns:wps="http://schemas.microsoft.com/office/word/2010/wordprocessingShape" mc:Ignorable="w14 w15 w16se w16cid w16 w16cex w16sdtdh w16sdtfl w16du wp14">
+<w:hdr xmlns:wpc="http://schemas.microsoft.com/office/word/2010/wordprocessingCanvas" xmlns:cx="http://schemas.microsoft.com/office/drawing/2014/chartex" xmlns:cx1="http://schemas.microsoft.com/office/drawing/2015/9/8/chartex" xmlns:cx2="http://schemas.microsoft.com/office/drawing/2015/10/21/chartex" xmlns:cx3="http://schemas.microsoft.com/office/drawing/2016/5/9/chartex" xmlns:cx4="http://schemas.microsoft.com/office/drawing/2016/5/10/chartex" xmlns:cx5="http://schemas.microsoft.com/office/drawing/2016/5/11/chartex" xmlns:cx6="http://schemas.microsoft.com/office/drawing/2016/5/12/chartex" xmlns:cx7="http://schemas.microsoft.com/office/drawing/2016/5/13/chartex" xmlns:cx8="http://schemas.microsoft.com/office/drawing/2016/5/14/chartex" xmlns:mc="http://schemas.openxmlformats.org/markup-compatibility/2006" xmlns:aink="http://schemas.microsoft.com/office/drawing/2016/ink" xmlns:am3d="http://schemas.microsoft.com/office/drawing/2017/model3d" xmlns:o="urn:schemas-microsoft-com:office:office" xmlns:oel="http://schemas.microsoft.com/office/2019/extlst" xmlns:r="http://schemas.openxmlformats.org/officeDocument/2006/relationships" xmlns:m="http://schemas.openxmlformats.org/officeDocument/2006/math" xmlns:v="urn:schemas-microsoft-com:vml" xmlns:wp14="http://schemas.microsoft.com/office/word/2010/wordprocessingDrawing" xmlns:wp="http://schemas.openxmlformats.org/drawingml/2006/wordprocessingDrawing" xmlns:w10="urn:schemas-microsoft-com:office:word" xmlns:w="http://schemas.openxmlformats.org/wordprocessingml/2006/main" xmlns:w14="http://schemas.microsoft.com/office/word/2010/wordml" xmlns:w15="http://schemas.microsoft.com/office/word/2012/wordml" xmlns:w16cex="http://schemas.microsoft.com/office/word/2018/wordml/cex" xmlns:w16cid="http://schemas.microsoft.com/office/word/2016/wordml/cid" xmlns:w16="http://schemas.microsoft.com/office/word/2018/wordml" xmlns:w16sdtdh="http://schemas.microsoft.com/office/word/2020/wordml/sdtdatahash" xmlns:w16se="http://schemas.microsoft.com/office/word/2015/wordml/symex" xmlns:wpg="http://schemas.microsoft.com/office/word/2010/wordprocessingGroup" xmlns:wpi="http://schemas.microsoft.com/office/word/2010/wordprocessingInk" xmlns:wne="http://schemas.microsoft.com/office/word/2006/wordml" xmlns:wps="http://schemas.microsoft.com/office/word/2010/wordprocessingShape" mc:Ignorable="w14 w15 w16se w16cid w16 w16cex w16sdtdh wp14">
   <w:tbl>
     <w:tblPr>
       <w:tblW w:w="9694" w:type="dxa"/>
@@ -13503,7 +13998,7 @@
 </file>
 
 <file path=word/numbering.xml><?xml version="1.0" encoding="utf-8"?>
-<w:numbering xmlns:wpc="http://schemas.microsoft.com/office/word/2010/wordprocessingCanvas" xmlns:cx="http://schemas.microsoft.com/office/drawing/2014/chartex" xmlns:cx1="http://schemas.microsoft.com/office/drawing/2015/9/8/chartex" xmlns:cx2="http://schemas.microsoft.com/office/drawing/2015/10/21/chartex" xmlns:cx3="http://schemas.microsoft.com/office/drawing/2016/5/9/chartex" xmlns:cx4="http://schemas.microsoft.com/office/drawing/2016/5/10/chartex" xmlns:cx5="http://schemas.microsoft.com/office/drawing/2016/5/11/chartex" xmlns:cx6="http://schemas.microsoft.com/office/drawing/2016/5/12/chartex" xmlns:cx7="http://schemas.microsoft.com/office/drawing/2016/5/13/chartex" xmlns:cx8="http://schemas.microsoft.com/office/drawing/2016/5/14/chartex" xmlns:mc="http://schemas.openxmlformats.org/markup-compatibility/2006" xmlns:aink="http://schemas.microsoft.com/office/drawing/2016/ink" xmlns:am3d="http://schemas.microsoft.com/office/drawing/2017/model3d" xmlns:o="urn:schemas-microsoft-com:office:office" xmlns:oel="http://schemas.microsoft.com/office/2019/extlst" xmlns:r="http://schemas.openxmlformats.org/officeDocument/2006/relationships" xmlns:m="http://schemas.openxmlformats.org/officeDocument/2006/math" xmlns:v="urn:schemas-microsoft-com:vml" xmlns:wp14="http://schemas.microsoft.com/office/word/2010/wordprocessingDrawing" xmlns:wp="http://schemas.openxmlformats.org/drawingml/2006/wordprocessingDrawing" xmlns:w10="urn:schemas-microsoft-com:office:word" xmlns:w="http://schemas.openxmlformats.org/wordprocessingml/2006/main" xmlns:w14="http://schemas.microsoft.com/office/word/2010/wordml" xmlns:w15="http://schemas.microsoft.com/office/word/2012/wordml" xmlns:w16cex="http://schemas.microsoft.com/office/word/2018/wordml/cex" xmlns:w16cid="http://schemas.microsoft.com/office/word/2016/wordml/cid" xmlns:w16="http://schemas.microsoft.com/office/word/2018/wordml" xmlns:w16du="http://schemas.microsoft.com/office/word/2023/wordml/word16du" xmlns:w16sdtdh="http://schemas.microsoft.com/office/word/2020/wordml/sdtdatahash" xmlns:w16sdtfl="http://schemas.microsoft.com/office/word/2024/wordml/sdtformatlock" xmlns:w16se="http://schemas.microsoft.com/office/word/2015/wordml/symex" xmlns:wpg="http://schemas.microsoft.com/office/word/2010/wordprocessingGroup" xmlns:wpi="http://schemas.microsoft.com/office/word/2010/wordprocessingInk" xmlns:wne="http://schemas.microsoft.com/office/word/2006/wordml" xmlns:wps="http://schemas.microsoft.com/office/word/2010/wordprocessingShape" mc:Ignorable="w14 w15 w16se w16cid w16 w16cex w16sdtdh w16sdtfl w16du wp14">
+<w:numbering xmlns:wpc="http://schemas.microsoft.com/office/word/2010/wordprocessingCanvas" xmlns:cx="http://schemas.microsoft.com/office/drawing/2014/chartex" xmlns:cx1="http://schemas.microsoft.com/office/drawing/2015/9/8/chartex" xmlns:cx2="http://schemas.microsoft.com/office/drawing/2015/10/21/chartex" xmlns:cx3="http://schemas.microsoft.com/office/drawing/2016/5/9/chartex" xmlns:cx4="http://schemas.microsoft.com/office/drawing/2016/5/10/chartex" xmlns:cx5="http://schemas.microsoft.com/office/drawing/2016/5/11/chartex" xmlns:cx6="http://schemas.microsoft.com/office/drawing/2016/5/12/chartex" xmlns:cx7="http://schemas.microsoft.com/office/drawing/2016/5/13/chartex" xmlns:cx8="http://schemas.microsoft.com/office/drawing/2016/5/14/chartex" xmlns:mc="http://schemas.openxmlformats.org/markup-compatibility/2006" xmlns:aink="http://schemas.microsoft.com/office/drawing/2016/ink" xmlns:am3d="http://schemas.microsoft.com/office/drawing/2017/model3d" xmlns:o="urn:schemas-microsoft-com:office:office" xmlns:oel="http://schemas.microsoft.com/office/2019/extlst" xmlns:r="http://schemas.openxmlformats.org/officeDocument/2006/relationships" xmlns:m="http://schemas.openxmlformats.org/officeDocument/2006/math" xmlns:v="urn:schemas-microsoft-com:vml" xmlns:wp14="http://schemas.microsoft.com/office/word/2010/wordprocessingDrawing" xmlns:wp="http://schemas.openxmlformats.org/drawingml/2006/wordprocessingDrawing" xmlns:w10="urn:schemas-microsoft-com:office:word" xmlns:w="http://schemas.openxmlformats.org/wordprocessingml/2006/main" xmlns:w14="http://schemas.microsoft.com/office/word/2010/wordml" xmlns:w15="http://schemas.microsoft.com/office/word/2012/wordml" xmlns:w16cex="http://schemas.microsoft.com/office/word/2018/wordml/cex" xmlns:w16cid="http://schemas.microsoft.com/office/word/2016/wordml/cid" xmlns:w16="http://schemas.microsoft.com/office/word/2018/wordml" xmlns:w16sdtdh="http://schemas.microsoft.com/office/word/2020/wordml/sdtdatahash" xmlns:w16se="http://schemas.microsoft.com/office/word/2015/wordml/symex" xmlns:wpg="http://schemas.microsoft.com/office/word/2010/wordprocessingGroup" xmlns:wpi="http://schemas.microsoft.com/office/word/2010/wordprocessingInk" xmlns:wne="http://schemas.microsoft.com/office/word/2006/wordml" xmlns:wps="http://schemas.microsoft.com/office/word/2010/wordprocessingShape" mc:Ignorable="w14 w15 w16se w16cid w16 w16cex w16sdtdh wp14">
   <w:abstractNum w:abstractNumId="0" w15:restartNumberingAfterBreak="0">
     <w:nsid w:val="0801489A"/>
     <w:multiLevelType w:val="hybridMultilevel"/>
@@ -15769,7 +16264,7 @@
 </file>
 
 <file path=word/styles.xml><?xml version="1.0" encoding="utf-8"?>
-<w:styles xmlns:mc="http://schemas.openxmlformats.org/markup-compatibility/2006" xmlns:r="http://schemas.openxmlformats.org/officeDocument/2006/relationships" xmlns:w="http://schemas.openxmlformats.org/wordprocessingml/2006/main" xmlns:w14="http://schemas.microsoft.com/office/word/2010/wordml" xmlns:w15="http://schemas.microsoft.com/office/word/2012/wordml" xmlns:w16cex="http://schemas.microsoft.com/office/word/2018/wordml/cex" xmlns:w16cid="http://schemas.microsoft.com/office/word/2016/wordml/cid" xmlns:w16="http://schemas.microsoft.com/office/word/2018/wordml" xmlns:w16du="http://schemas.microsoft.com/office/word/2023/wordml/word16du" xmlns:w16sdtdh="http://schemas.microsoft.com/office/word/2020/wordml/sdtdatahash" xmlns:w16sdtfl="http://schemas.microsoft.com/office/word/2024/wordml/sdtformatlock" xmlns:w16se="http://schemas.microsoft.com/office/word/2015/wordml/symex" mc:Ignorable="w14 w15 w16se w16cid w16 w16cex w16sdtdh w16sdtfl w16du">
+<w:styles xmlns:mc="http://schemas.openxmlformats.org/markup-compatibility/2006" xmlns:r="http://schemas.openxmlformats.org/officeDocument/2006/relationships" xmlns:w="http://schemas.openxmlformats.org/wordprocessingml/2006/main" xmlns:w14="http://schemas.microsoft.com/office/word/2010/wordml" xmlns:w15="http://schemas.microsoft.com/office/word/2012/wordml" xmlns:w16cex="http://schemas.microsoft.com/office/word/2018/wordml/cex" xmlns:w16cid="http://schemas.microsoft.com/office/word/2016/wordml/cid" xmlns:w16="http://schemas.microsoft.com/office/word/2018/wordml" xmlns:w16sdtdh="http://schemas.microsoft.com/office/word/2020/wordml/sdtdatahash" xmlns:w16se="http://schemas.microsoft.com/office/word/2015/wordml/symex" mc:Ignorable="w14 w15 w16se w16cid w16 w16cex w16sdtdh">
   <w:docDefaults>
     <w:rPrDefault>
       <w:rPr>
@@ -16372,6 +16867,7 @@
   <w:style w:type="character" w:default="1" w:styleId="Carpredefinitoparagrafo">
     <w:name w:val="Default Paragraph Font"/>
     <w:uiPriority w:val="1"/>
+    <w:semiHidden/>
     <w:unhideWhenUsed/>
   </w:style>
   <w:style w:type="table" w:default="1" w:styleId="Tabellanormale">

--- a/3_Documentazione/documentazione progetto.docx
+++ b/3_Documentazione/documentazione progetto.docx
@@ -7352,6 +7352,117 @@
       <w:r>
         <w:t xml:space="preserve"> Idea 21</w:t>
       </w:r>
+      <w:r>
+        <w:t xml:space="preserve">, librerie di Java Spring: Spring boot </w:t>
+      </w:r>
+      <w:proofErr w:type="spellStart"/>
+      <w:r>
+        <w:t>DevTools</w:t>
+      </w:r>
+      <w:proofErr w:type="spellEnd"/>
+      <w:r>
+        <w:t xml:space="preserve"> (</w:t>
+      </w:r>
+      <w:proofErr w:type="spellStart"/>
+      <w:proofErr w:type="gramStart"/>
+      <w:r>
+        <w:t>org.springframework</w:t>
+      </w:r>
+      <w:proofErr w:type="gramEnd"/>
+      <w:r>
+        <w:t>.boot</w:t>
+      </w:r>
+      <w:proofErr w:type="spellEnd"/>
+      <w:r>
+        <w:t xml:space="preserve">), </w:t>
+      </w:r>
+      <w:proofErr w:type="spellStart"/>
+      <w:r>
+        <w:t>Thymelife</w:t>
+      </w:r>
+      <w:proofErr w:type="spellEnd"/>
+      <w:r>
+        <w:t xml:space="preserve"> (</w:t>
+      </w:r>
+      <w:proofErr w:type="spellStart"/>
+      <w:r>
+        <w:t>org.thymelife</w:t>
+      </w:r>
+      <w:proofErr w:type="spellEnd"/>
+      <w:r>
+        <w:t>), Lombok</w:t>
+      </w:r>
+      <w:r>
+        <w:t xml:space="preserve"> (</w:t>
+      </w:r>
+      <w:proofErr w:type="spellStart"/>
+      <w:r>
+        <w:t>org.projectlombok</w:t>
+      </w:r>
+      <w:proofErr w:type="spellEnd"/>
+      <w:r>
+        <w:t>)</w:t>
+      </w:r>
+      <w:r>
+        <w:t>, Spring Web</w:t>
+      </w:r>
+      <w:r>
+        <w:t xml:space="preserve"> ()</w:t>
+      </w:r>
+      <w:r>
+        <w:t xml:space="preserve">, JDBC API, </w:t>
+      </w:r>
+      <w:proofErr w:type="spellStart"/>
+      <w:r>
+        <w:t>Sping</w:t>
+      </w:r>
+      <w:proofErr w:type="spellEnd"/>
+      <w:r>
+        <w:t xml:space="preserve"> Data JPA, MySQL Driver, </w:t>
+      </w:r>
+      <w:proofErr w:type="spellStart"/>
+      <w:r>
+        <w:t>Validation</w:t>
+      </w:r>
+      <w:proofErr w:type="spellEnd"/>
+      <w:r>
+        <w:t xml:space="preserve"> (</w:t>
+      </w:r>
+      <w:proofErr w:type="spellStart"/>
+      <w:r>
+        <w:t>org.springframework.boot</w:t>
+      </w:r>
+      <w:proofErr w:type="spellEnd"/>
+      <w:r>
+        <w:t>)</w:t>
+      </w:r>
+      <w:r>
+        <w:t xml:space="preserve">, </w:t>
+      </w:r>
+      <w:proofErr w:type="spellStart"/>
+      <w:r>
+        <w:t>CycloneDX</w:t>
+      </w:r>
+      <w:proofErr w:type="spellEnd"/>
+      <w:r>
+        <w:t xml:space="preserve"> SBOM support, </w:t>
+      </w:r>
+      <w:proofErr w:type="spellStart"/>
+      <w:r>
+        <w:t>TCGdex</w:t>
+      </w:r>
+      <w:proofErr w:type="spellEnd"/>
+      <w:r>
+        <w:t xml:space="preserve"> SDK (</w:t>
+      </w:r>
+      <w:proofErr w:type="spellStart"/>
+      <w:r>
+        <w:t>net.tcgdex</w:t>
+      </w:r>
+      <w:proofErr w:type="spellEnd"/>
+      <w:r>
+        <w:t xml:space="preserve">); </w:t>
+      </w:r>
     </w:p>
     <w:p>
       <w:pPr>
@@ -7375,13 +7486,40 @@
     </w:p>
     <w:p>
       <w:r>
-        <w:t xml:space="preserve">Su quale piattaforma dovrà essere eseguito il prodotto? Che hardware particolare è coinvolto nel progetto? Che particolarità e limitazioni presenta? Che </w:t>
-      </w:r>
-      <w:r>
-        <w:t>HW</w:t>
-      </w:r>
-      <w:r>
-        <w:t xml:space="preserve"> sarà disponibile durante lo sviluppo?</w:t>
+        <w:t>Il prodotto verrà eseguito sul browser in quanto è un app Web</w:t>
+      </w:r>
+      <w:r>
+        <w:t xml:space="preserve">, durante lo sviluppo verrà testato su Google Chrome sul computer fornito dalla scuola, un Windows 11 </w:t>
+      </w:r>
+      <w:proofErr w:type="spellStart"/>
+      <w:r>
+        <w:t>Education</w:t>
+      </w:r>
+      <w:proofErr w:type="spellEnd"/>
+      <w:r>
+        <w:t xml:space="preserve">, versione 23H2, con processore </w:t>
+      </w:r>
+      <w:r>
+        <w:t xml:space="preserve">13th </w:t>
+      </w:r>
+      <w:proofErr w:type="spellStart"/>
+      <w:r>
+        <w:t>Gen</w:t>
+      </w:r>
+      <w:proofErr w:type="spellEnd"/>
+      <w:r>
+        <w:t xml:space="preserve"> Intel(R) </w:t>
+      </w:r>
+      <w:proofErr w:type="gramStart"/>
+      <w:r>
+        <w:t>Core(</w:t>
+      </w:r>
+      <w:proofErr w:type="gramEnd"/>
+      <w:r>
+        <w:t>TM) i7-13700   2.10 GHz</w:t>
+      </w:r>
+      <w:r>
+        <w:t xml:space="preserve"> e una RAM di 32 GB con 31.7 GB già usati. Durante lo sviluppo il lavoro potrà essere portato avanti da un Windows 11 personale.</w:t>
       </w:r>
     </w:p>
     <w:p>
@@ -7528,7 +7666,6 @@
         <w:keepNext/>
       </w:pPr>
       <w:r>
-        <w:lastRenderedPageBreak/>
         <w:t>Diagramma Chen</w:t>
       </w:r>
       <w:r>
@@ -7892,58 +8029,18 @@
     </w:p>
     <w:p>
       <w:r>
-        <w:t>In questo capitolo dovrà essere mostrato come è stato realizzato il lavoro. Questa parte può differenziarsi dalla progettazione in quanto il risultato ottenuto non per forza può essere come era stato progettato.</w:t>
+        <w:t xml:space="preserve">Per prima cosa bisogna creare un progetto di Java </w:t>
+      </w:r>
+      <w:proofErr w:type="spellStart"/>
+      <w:r>
+        <w:t>Sping</w:t>
+      </w:r>
+      <w:proofErr w:type="spellEnd"/>
+      <w:r>
+        <w:t>.</w:t>
       </w:r>
     </w:p>
-    <w:p>
-      <w:r>
-        <w:t xml:space="preserve">Sulla base di queste informazioni il lavoro svolto dovrà essere riproducibile. </w:t>
-      </w:r>
-    </w:p>
-    <w:p>
-      <w:r>
-        <w:t>In questa parte è richiesto l’inserimento di codice sorgente</w:t>
-      </w:r>
-      <w:r>
-        <w:t xml:space="preserve"> - </w:t>
-      </w:r>
-      <w:r>
-        <w:t>P</w:t>
-      </w:r>
-      <w:r>
-        <w:t xml:space="preserve">rint </w:t>
-      </w:r>
-      <w:r>
-        <w:t>S</w:t>
-      </w:r>
-      <w:r>
-        <w:t xml:space="preserve">creen </w:t>
-      </w:r>
-      <w:r>
-        <w:t xml:space="preserve">- </w:t>
-      </w:r>
-      <w:r>
-        <w:t>di maschere solamente per quei passaggi particolarmente significativi e/o critici.</w:t>
-      </w:r>
-    </w:p>
-    <w:p>
-      <w:r>
-        <w:t>Inoltre,</w:t>
-      </w:r>
-      <w:r>
-        <w:t xml:space="preserve"> dovranno essere descritte eventuali varianti di soluzione o scelte di prodotti con motivazione delle scelte.</w:t>
-      </w:r>
-    </w:p>
-    <w:p>
-      <w:r>
-        <w:t>Non deve apparire nessuna forma di guida d’uso di librerie o di componenti utilizzati. Eventualmente questa va allegata.</w:t>
-      </w:r>
-    </w:p>
-    <w:p>
-      <w:r>
-        <w:t>Per eventuali dettagli si possono inserire riferimenti ai diari.</w:t>
-      </w:r>
-    </w:p>
+    <w:p/>
     <w:p>
       <w:pPr>
         <w:pStyle w:val="Titolo1"/>
@@ -8475,7 +8572,6 @@
                 <w:szCs w:val="24"/>
                 <w:lang w:val="en-US"/>
               </w:rPr>
-              <w:lastRenderedPageBreak/>
               <w:t>Research the “</w:t>
             </w:r>
             <w:r>
@@ -11156,7 +11252,7 @@
         <w:noProof/>
         <w:sz w:val="20"/>
       </w:rPr>
-      <w:t>03.10.2026</w:t>
+      <w:t>16.10.2026</w:t>
     </w:r>
     <w:r>
       <w:rPr>
@@ -11384,7 +11480,7 @@
         <w:noProof/>
         <w:sz w:val="20"/>
       </w:rPr>
-      <w:t>03.10.2026</w:t>
+      <w:t>16.10.2026</w:t>
     </w:r>
     <w:r>
       <w:rPr>
@@ -16867,7 +16963,6 @@
   <w:style w:type="character" w:default="1" w:styleId="Carpredefinitoparagrafo">
     <w:name w:val="Default Paragraph Font"/>
     <w:uiPriority w:val="1"/>
-    <w:semiHidden/>
     <w:unhideWhenUsed/>
   </w:style>
   <w:style w:type="table" w:default="1" w:styleId="Tabellanormale">
@@ -17276,6 +17371,31 @@
       <w:shd w:val="clear" w:color="auto" w:fill="E1DFDD"/>
     </w:rPr>
   </w:style>
+  <w:style w:type="paragraph" w:styleId="PreformattatoHTML">
+    <w:name w:val="HTML Preformatted"/>
+    <w:basedOn w:val="Normale"/>
+    <w:link w:val="PreformattatoHTMLCarattere"/>
+    <w:uiPriority w:val="99"/>
+    <w:semiHidden/>
+    <w:unhideWhenUsed/>
+    <w:rsid w:val="00877546"/>
+    <w:rPr>
+      <w:rFonts w:ascii="Consolas" w:hAnsi="Consolas"/>
+      <w:sz w:val="20"/>
+    </w:rPr>
+  </w:style>
+  <w:style w:type="character" w:customStyle="1" w:styleId="PreformattatoHTMLCarattere">
+    <w:name w:val="Preformattato HTML Carattere"/>
+    <w:basedOn w:val="Carpredefinitoparagrafo"/>
+    <w:link w:val="PreformattatoHTML"/>
+    <w:uiPriority w:val="99"/>
+    <w:semiHidden/>
+    <w:rsid w:val="00877546"/>
+    <w:rPr>
+      <w:rFonts w:ascii="Consolas" w:hAnsi="Consolas"/>
+      <w:lang w:eastAsia="it-IT"/>
+    </w:rPr>
+  </w:style>
 </w:styles>
 </file>
 
